--- a/project_reference.docx
+++ b/project_reference.docx
@@ -1353,7 +1353,7 @@
         <w:pStyle w:val="Heading2"/>
       </w:pPr>
       <w:r>
-        <w:t xml:space="preserve">Core components — Prototype 2 / SMDv5a</w:t>
+        <w:t xml:space="preserve">Core components — SMDv5a through SMDv8 (current)</w:t>
       </w:r>
     </w:p>
     <w:p>
@@ -1362,25 +1362,7 @@
           <w:sz w:val="24"/>
           <w:szCs w:val="24"/>
         </w:rPr>
-        <w:t xml:space="preserve">First custom PCB. All THT components converted to SMD. FPC connector added directly to carrier board, EYESPI BFF removed. Mirror issue discovered on FPC connector and corrected.</w:t>
-      </w:r>
-    </w:p>
-    <w:p/>
-    <w:p>
-      <w:pPr>
-        <w:pStyle w:val="Heading2"/>
-      </w:pPr>
-      <w:r>
-        <w:t xml:space="preserve">Core components — SMDv6a / SMDv7 (current)</w:t>
-      </w:r>
-    </w:p>
-    <w:p>
-      <w:r>
-        <w:rPr>
-          <w:sz w:val="24"/>
-          <w:szCs w:val="24"/>
-        </w:rPr>
-        <w:t xml:space="preserve">SMDv6a absorbed the Charger BFF charging circuit onto the carrier board. B.Cu mirror issue discovered on Q2 (motor transistor), D2 (motor flyback diode), and MCP73831T. All corrected in SMDv7 schematic and PCB.</w:t>
+        <w:t xml:space="preserve">SMDv5a: first custom PCB, all THT to SMD, FPC connector on carrier board, EYESPI BFF removed. SMDv6a: Charger BFF charging circuit absorbed onto carrier PCB. SMDv7: B.Cu mirror corrections for Q2 and MCP73831T. SMDv8: Additional mirror corrections (D3), reverted over-corrections (D2, M1), new buttons without guide boss pegs moved to board edge.</w:t>
       </w:r>
     </w:p>
     <w:p/>
@@ -1571,7 +1553,7 @@
                 <w:sz w:val="22"/>
                 <w:szCs w:val="22"/>
               </w:rPr>
-              <w:t xml:space="preserve">Unchanged from Prototype 1. Docked via female headers on carrier PCB.</w:t>
+              <w:t xml:space="preserve">Docked via female headers on carrier PCB</w:t>
             </w:r>
           </w:p>
         </w:tc>
@@ -1657,7 +1639,7 @@
                 <w:sz w:val="22"/>
                 <w:szCs w:val="22"/>
               </w:rPr>
-              <w:t xml:space="preserve">GC9A01 COG driver, 15-pin 0.5mm FPC. Same driver as #6178 — no code changes needed.</w:t>
+              <w:t xml:space="preserve">GC9A01 COG driver, 15-pin 0.5mm FPC. Same driver as #6178 — no code changes.</w:t>
             </w:r>
           </w:p>
         </w:tc>
@@ -1743,7 +1725,7 @@
                 <w:sz w:val="22"/>
                 <w:szCs w:val="22"/>
               </w:rPr>
-              <w:t xml:space="preserve">15-pin 0.5mm pitch, on custom carrier PCB</w:t>
+              <w:t xml:space="preserve">15-pin 0.5mm pitch on carrier PCB</w:t>
             </w:r>
           </w:p>
         </w:tc>
@@ -1773,7 +1755,7 @@
                 <w:sz w:val="22"/>
                 <w:szCs w:val="22"/>
               </w:rPr>
-              <w:t xml:space="preserve">Button 1 (top actuated)</w:t>
+              <w:t xml:space="preserve">Button 1</w:t>
             </w:r>
           </w:p>
         </w:tc>
@@ -1801,7 +1783,7 @@
                 <w:sz w:val="22"/>
                 <w:szCs w:val="22"/>
               </w:rPr>
-              <w:t xml:space="preserve">Alps Alpine SKRPABE010</w:t>
+              <w:t xml:space="preserve">Alps Alpine SKSCPCE010</w:t>
             </w:r>
           </w:p>
         </w:tc>
@@ -1829,7 +1811,7 @@
                 <w:sz w:val="22"/>
                 <w:szCs w:val="22"/>
               </w:rPr>
-              <w:t xml:space="preserve">A2 — SMD tactile, internal pull-up, no resistor</w:t>
+              <w:t xml:space="preserve">A2 — side actuated, 1.6N, 1.5mm actuator, no guide boss pegs, mounted at board edge</w:t>
             </w:r>
           </w:p>
         </w:tc>
@@ -1859,7 +1841,7 @@
                 <w:sz w:val="22"/>
                 <w:szCs w:val="22"/>
               </w:rPr>
-              <w:t xml:space="preserve">Button 2 (top actuated)</w:t>
+              <w:t xml:space="preserve">Button 2</w:t>
             </w:r>
           </w:p>
         </w:tc>
@@ -1887,7 +1869,7 @@
                 <w:sz w:val="22"/>
                 <w:szCs w:val="22"/>
               </w:rPr>
-              <w:t xml:space="preserve">Alps Alpine SKRPABE010</w:t>
+              <w:t xml:space="preserve">Alps Alpine SKSCPCE010</w:t>
             </w:r>
           </w:p>
         </w:tc>
@@ -1915,7 +1897,7 @@
                 <w:sz w:val="22"/>
                 <w:szCs w:val="22"/>
               </w:rPr>
-              <w:t xml:space="preserve">SDA — SMD tactile</w:t>
+              <w:t xml:space="preserve">SDA — side actuated, same as Button 1</w:t>
             </w:r>
           </w:p>
         </w:tc>
@@ -1945,7 +1927,7 @@
                 <w:sz w:val="22"/>
                 <w:szCs w:val="22"/>
               </w:rPr>
-              <w:t xml:space="preserve">Button option (side actuated)</w:t>
+              <w:t xml:space="preserve">Battery charger</w:t>
             </w:r>
           </w:p>
         </w:tc>
@@ -1973,7 +1955,7 @@
                 <w:sz w:val="22"/>
                 <w:szCs w:val="22"/>
               </w:rPr>
-              <w:t xml:space="preserve">Alps Alpine SKSCPDE010</w:t>
+              <w:t xml:space="preserve">MCP73831T-2ACI/OT on carrier PCB</w:t>
             </w:r>
           </w:p>
         </w:tc>
@@ -2001,93 +1983,7 @@
                 <w:sz w:val="22"/>
                 <w:szCs w:val="22"/>
               </w:rPr>
-              <w:t xml:space="preserve">5-pad SMD, 1.6N, custom KiCad footprint. For case designs requiring side actuation.</w:t>
-            </w:r>
-          </w:p>
-        </w:tc>
-      </w:tr>
-      <w:tr>
-        <w:tc>
-          <w:tcPr>
-            <w:tcW w:type="dxa" w:w="2000"/>
-            <w:tcBorders>
-              <w:top w:val="single" w:color="CCCCCC" w:sz="1"/>
-              <w:left w:val="single" w:color="CCCCCC" w:sz="1"/>
-              <w:bottom w:val="single" w:color="CCCCCC" w:sz="1"/>
-              <w:right w:val="single" w:color="CCCCCC" w:sz="1"/>
-            </w:tcBorders>
-            <w:tcMar>
-              <w:top w:type="dxa" w:w="80"/>
-              <w:left w:type="dxa" w:w="120"/>
-              <w:bottom w:type="dxa" w:w="80"/>
-              <w:right w:type="dxa" w:w="120"/>
-            </w:tcMar>
-          </w:tcPr>
-          <w:p>
-            <w:r>
-              <w:rPr>
-                <w:b w:val="false"/>
-                <w:bCs w:val="false"/>
-                <w:sz w:val="22"/>
-                <w:szCs w:val="22"/>
-              </w:rPr>
-              <w:t xml:space="preserve">Battery charger</w:t>
-            </w:r>
-          </w:p>
-        </w:tc>
-        <w:tc>
-          <w:tcPr>
-            <w:tcW w:type="dxa" w:w="2800"/>
-            <w:tcBorders>
-              <w:top w:val="single" w:color="CCCCCC" w:sz="1"/>
-              <w:left w:val="single" w:color="CCCCCC" w:sz="1"/>
-              <w:bottom w:val="single" w:color="CCCCCC" w:sz="1"/>
-              <w:right w:val="single" w:color="CCCCCC" w:sz="1"/>
-            </w:tcBorders>
-            <w:tcMar>
-              <w:top w:type="dxa" w:w="80"/>
-              <w:left w:type="dxa" w:w="120"/>
-              <w:bottom w:type="dxa" w:w="80"/>
-              <w:right w:type="dxa" w:w="120"/>
-            </w:tcMar>
-          </w:tcPr>
-          <w:p>
-            <w:r>
-              <w:rPr>
-                <w:b w:val="false"/>
-                <w:bCs w:val="false"/>
-                <w:sz w:val="22"/>
-                <w:szCs w:val="22"/>
-              </w:rPr>
-              <w:t xml:space="preserve">MCP73831T-2ACI/OT absorbed on carrier</w:t>
-            </w:r>
-          </w:p>
-        </w:tc>
-        <w:tc>
-          <w:tcPr>
-            <w:tcW w:type="dxa" w:w="4560"/>
-            <w:tcBorders>
-              <w:top w:val="single" w:color="CCCCCC" w:sz="1"/>
-              <w:left w:val="single" w:color="CCCCCC" w:sz="1"/>
-              <w:bottom w:val="single" w:color="CCCCCC" w:sz="1"/>
-              <w:right w:val="single" w:color="CCCCCC" w:sz="1"/>
-            </w:tcBorders>
-            <w:tcMar>
-              <w:top w:type="dxa" w:w="80"/>
-              <w:left w:type="dxa" w:w="120"/>
-              <w:bottom w:type="dxa" w:w="80"/>
-              <w:right w:type="dxa" w:w="120"/>
-            </w:tcMar>
-          </w:tcPr>
-          <w:p>
-            <w:r>
-              <w:rPr>
-                <w:b w:val="false"/>
-                <w:bCs w:val="false"/>
-                <w:sz w:val="22"/>
-                <w:szCs w:val="22"/>
-              </w:rPr>
-              <w:t xml:space="preserve">JST-PH replaced with through-hole solder pads. LED and switch omitted.</w:t>
+              <w:t xml:space="preserve">Through-hole battery solder pads. LED and switch omitted.</w:t>
             </w:r>
           </w:p>
         </w:tc>
@@ -2185,7 +2081,7 @@
         <w:pStyle w:val="Heading2"/>
       </w:pPr>
       <w:r>
-        <w:t xml:space="preserve">Audio and feedback — SMDv6a/v7 (current)</w:t>
+        <w:t xml:space="preserve">Audio and feedback — current</w:t>
       </w:r>
     </w:p>
     <w:tbl>
@@ -2433,7 +2329,7 @@
                 <w:sz w:val="22"/>
                 <w:szCs w:val="22"/>
               </w:rPr>
-              <w:t xml:space="preserve">Q2 MMBT2222A driver on B.Cu — Q2 pins, D2 diode, and motor pad polarity all corrected in SMDv7</w:t>
+              <w:t xml:space="preserve">Q2 MMBT2222A on B.Cu — all mirror corrections verified SMDv8</w:t>
             </w:r>
           </w:p>
         </w:tc>
@@ -2547,7 +2443,7 @@
                 <w:sz w:val="22"/>
                 <w:szCs w:val="22"/>
               </w:rPr>
-              <w:t xml:space="preserve">Q1 MMBT2222A driver on F.Cu</w:t>
+              <w:t xml:space="preserve">Q1 MMBT2222A on F.Cu</w:t>
             </w:r>
           </w:p>
         </w:tc>
@@ -3048,7 +2944,7 @@
           <w:sz w:val="24"/>
           <w:szCs w:val="24"/>
         </w:rPr>
-        <w:t xml:space="preserve">MMBT2222A SOT-23 pinout (flat face up): pin 1 = Base, pin 2 = Emitter, pin 3 = Collector. Q1 = buzzer (A3, F.Cu). Q2 = motor (A1, B.Cu — schematic pins 1/3 swapped to correct B.Cu mirror).</w:t>
+        <w:t xml:space="preserve">MMBT2222A SOT-23 pinout (flat face up): pin 1 = Base, pin 2 = Emitter, pin 3 = Collector. Q1 = buzzer (A3, F.Cu). Q2 = motor (A1, B.Cu — schematic pins 1/3 swapped to correct mirror).</w:t>
       </w:r>
     </w:p>
     <w:p/>
@@ -3067,7 +2963,7 @@
           <w:sz w:val="24"/>
           <w:szCs w:val="24"/>
         </w:rPr>
-        <w:t xml:space="preserve">Any component placed on B.Cu is physically mirrored left-to-right relative to what the PCB editor shows. The PCB editor top-down view shows B.Cu as if the board were transparent — physically the component is reversed. The 3D viewer shows physical reality and should always be used to verify B.Cu component orientation before fabrication.</w:t>
+        <w:t xml:space="preserve">Any component placed on B.Cu is physically mirrored left-to-right relative to what the PCB editor shows. The 3D viewer shows physical reality and must always be used to verify B.Cu component orientation before fabrication.</w:t>
       </w:r>
     </w:p>
     <w:p/>
@@ -3085,8 +2981,8 @@
       </w:tblPr>
       <w:tblGrid>
         <w:gridCol w:w="2400"/>
-        <w:gridCol w:w="3200"/>
-        <w:gridCol w:w="3760"/>
+        <w:gridCol w:w="2000"/>
+        <w:gridCol w:w="5160"/>
       </w:tblGrid>
       <w:tr>
         <w:tc>
@@ -3120,7 +3016,7 @@
         </w:tc>
         <w:tc>
           <w:tcPr>
-            <w:tcW w:type="dxa" w:w="3200"/>
+            <w:tcW w:type="dxa" w:w="2000"/>
             <w:tcBorders>
               <w:top w:val="single" w:color="CCCCCC" w:sz="1"/>
               <w:left w:val="single" w:color="CCCCCC" w:sz="1"/>
@@ -3143,13 +3039,13 @@
                 <w:sz w:val="22"/>
                 <w:szCs w:val="22"/>
               </w:rPr>
-              <w:t xml:space="preserve">Effect</w:t>
-            </w:r>
-          </w:p>
-        </w:tc>
-        <w:tc>
-          <w:tcPr>
-            <w:tcW w:type="dxa" w:w="3760"/>
+              <w:t xml:space="preserve">Needs correction?</w:t>
+            </w:r>
+          </w:p>
+        </w:tc>
+        <w:tc>
+          <w:tcPr>
+            <w:tcW w:type="dxa" w:w="5160"/>
             <w:tcBorders>
               <w:top w:val="single" w:color="CCCCCC" w:sz="1"/>
               <w:left w:val="single" w:color="CCCCCC" w:sz="1"/>
@@ -3172,7 +3068,7 @@
                 <w:sz w:val="22"/>
                 <w:szCs w:val="22"/>
               </w:rPr>
-              <w:t xml:space="preserve">Fix in schematic</w:t>
+              <w:t xml:space="preserve">Rule</w:t>
             </w:r>
           </w:p>
         </w:tc>
@@ -3208,35 +3104,35 @@
         </w:tc>
         <w:tc>
           <w:tcPr>
-            <w:tcW w:type="dxa" w:w="3200"/>
-            <w:tcBorders>
-              <w:top w:val="single" w:color="CCCCCC" w:sz="1"/>
-              <w:left w:val="single" w:color="CCCCCC" w:sz="1"/>
-              <w:bottom w:val="single" w:color="CCCCCC" w:sz="1"/>
-              <w:right w:val="single" w:color="CCCCCC" w:sz="1"/>
-            </w:tcBorders>
-            <w:tcMar>
-              <w:top w:type="dxa" w:w="80"/>
-              <w:left w:type="dxa" w:w="120"/>
-              <w:bottom w:type="dxa" w:w="80"/>
-              <w:right w:type="dxa" w:w="120"/>
-            </w:tcMar>
-          </w:tcPr>
-          <w:p>
-            <w:r>
-              <w:rPr>
-                <w:b w:val="false"/>
-                <w:bCs w:val="false"/>
-                <w:sz w:val="22"/>
-                <w:szCs w:val="22"/>
-              </w:rPr>
-              <w:t xml:space="preserve">None — symmetric</w:t>
-            </w:r>
-          </w:p>
-        </w:tc>
-        <w:tc>
-          <w:tcPr>
-            <w:tcW w:type="dxa" w:w="3760"/>
+            <w:tcW w:type="dxa" w:w="2000"/>
+            <w:tcBorders>
+              <w:top w:val="single" w:color="CCCCCC" w:sz="1"/>
+              <w:left w:val="single" w:color="CCCCCC" w:sz="1"/>
+              <w:bottom w:val="single" w:color="CCCCCC" w:sz="1"/>
+              <w:right w:val="single" w:color="CCCCCC" w:sz="1"/>
+            </w:tcBorders>
+            <w:tcMar>
+              <w:top w:type="dxa" w:w="80"/>
+              <w:left w:type="dxa" w:w="120"/>
+              <w:bottom w:type="dxa" w:w="80"/>
+              <w:right w:type="dxa" w:w="120"/>
+            </w:tcMar>
+          </w:tcPr>
+          <w:p>
+            <w:r>
+              <w:rPr>
+                <w:b w:val="false"/>
+                <w:bCs w:val="false"/>
+                <w:sz w:val="22"/>
+                <w:szCs w:val="22"/>
+              </w:rPr>
+              <w:t xml:space="preserve">No — symmetric</w:t>
+            </w:r>
+          </w:p>
+        </w:tc>
+        <w:tc>
+          <w:tcPr>
+            <w:tcW w:type="dxa" w:w="5160"/>
             <w:tcBorders>
               <w:top w:val="single" w:color="CCCCCC" w:sz="1"/>
               <w:left w:val="single" w:color="CCCCCC" w:sz="1"/>
@@ -3294,57 +3190,57 @@
         </w:tc>
         <w:tc>
           <w:tcPr>
-            <w:tcW w:type="dxa" w:w="3200"/>
-            <w:tcBorders>
-              <w:top w:val="single" w:color="CCCCCC" w:sz="1"/>
-              <w:left w:val="single" w:color="CCCCCC" w:sz="1"/>
-              <w:bottom w:val="single" w:color="CCCCCC" w:sz="1"/>
-              <w:right w:val="single" w:color="CCCCCC" w:sz="1"/>
-            </w:tcBorders>
-            <w:tcMar>
-              <w:top w:type="dxa" w:w="80"/>
-              <w:left w:type="dxa" w:w="120"/>
-              <w:bottom w:type="dxa" w:w="80"/>
-              <w:right w:type="dxa" w:w="120"/>
-            </w:tcMar>
-          </w:tcPr>
-          <w:p>
-            <w:r>
-              <w:rPr>
-                <w:b w:val="false"/>
-                <w:bCs w:val="false"/>
-                <w:sz w:val="22"/>
-                <w:szCs w:val="22"/>
-              </w:rPr>
-              <w:t xml:space="preserve">Physical pin 1 ↔ schematic pad 3. Pin 2 (centre) unaffected.</w:t>
-            </w:r>
-          </w:p>
-        </w:tc>
-        <w:tc>
-          <w:tcPr>
-            <w:tcW w:type="dxa" w:w="3760"/>
-            <w:tcBorders>
-              <w:top w:val="single" w:color="CCCCCC" w:sz="1"/>
-              <w:left w:val="single" w:color="CCCCCC" w:sz="1"/>
-              <w:bottom w:val="single" w:color="CCCCCC" w:sz="1"/>
-              <w:right w:val="single" w:color="CCCCCC" w:sz="1"/>
-            </w:tcBorders>
-            <w:tcMar>
-              <w:top w:type="dxa" w:w="80"/>
-              <w:left w:type="dxa" w:w="120"/>
-              <w:bottom w:type="dxa" w:w="80"/>
-              <w:right w:type="dxa" w:w="120"/>
-            </w:tcMar>
-          </w:tcPr>
-          <w:p>
-            <w:r>
-              <w:rPr>
-                <w:b w:val="false"/>
-                <w:bCs w:val="false"/>
-                <w:sz w:val="22"/>
-                <w:szCs w:val="22"/>
-              </w:rPr>
-              <w:t xml:space="preserve">Swap pin 1 and pin 3 net assignments</w:t>
+            <w:tcW w:type="dxa" w:w="2000"/>
+            <w:tcBorders>
+              <w:top w:val="single" w:color="CCCCCC" w:sz="1"/>
+              <w:left w:val="single" w:color="CCCCCC" w:sz="1"/>
+              <w:bottom w:val="single" w:color="CCCCCC" w:sz="1"/>
+              <w:right w:val="single" w:color="CCCCCC" w:sz="1"/>
+            </w:tcBorders>
+            <w:tcMar>
+              <w:top w:type="dxa" w:w="80"/>
+              <w:left w:type="dxa" w:w="120"/>
+              <w:bottom w:type="dxa" w:w="80"/>
+              <w:right w:type="dxa" w:w="120"/>
+            </w:tcMar>
+          </w:tcPr>
+          <w:p>
+            <w:r>
+              <w:rPr>
+                <w:b w:val="false"/>
+                <w:bCs w:val="false"/>
+                <w:sz w:val="22"/>
+                <w:szCs w:val="22"/>
+              </w:rPr>
+              <w:t xml:space="preserve">Yes — asymmetric pin numbering</w:t>
+            </w:r>
+          </w:p>
+        </w:tc>
+        <w:tc>
+          <w:tcPr>
+            <w:tcW w:type="dxa" w:w="5160"/>
+            <w:tcBorders>
+              <w:top w:val="single" w:color="CCCCCC" w:sz="1"/>
+              <w:left w:val="single" w:color="CCCCCC" w:sz="1"/>
+              <w:bottom w:val="single" w:color="CCCCCC" w:sz="1"/>
+              <w:right w:val="single" w:color="CCCCCC" w:sz="1"/>
+            </w:tcBorders>
+            <w:tcMar>
+              <w:top w:type="dxa" w:w="80"/>
+              <w:left w:type="dxa" w:w="120"/>
+              <w:bottom w:type="dxa" w:w="80"/>
+              <w:right w:type="dxa" w:w="120"/>
+            </w:tcMar>
+          </w:tcPr>
+          <w:p>
+            <w:r>
+              <w:rPr>
+                <w:b w:val="false"/>
+                <w:bCs w:val="false"/>
+                <w:sz w:val="22"/>
+                <w:szCs w:val="22"/>
+              </w:rPr>
+              <w:t xml:space="preserve">Swap pin 1 and pin 3 net assignments in schematic</w:t>
             </w:r>
           </w:p>
         </w:tc>
@@ -3374,63 +3270,63 @@
                 <w:sz w:val="22"/>
                 <w:szCs w:val="22"/>
               </w:rPr>
-              <w:t xml:space="preserve">SOD-123FL (SS14, MBR120)</w:t>
-            </w:r>
-          </w:p>
-        </w:tc>
-        <w:tc>
-          <w:tcPr>
-            <w:tcW w:type="dxa" w:w="3200"/>
-            <w:tcBorders>
-              <w:top w:val="single" w:color="CCCCCC" w:sz="1"/>
-              <w:left w:val="single" w:color="CCCCCC" w:sz="1"/>
-              <w:bottom w:val="single" w:color="CCCCCC" w:sz="1"/>
-              <w:right w:val="single" w:color="CCCCCC" w:sz="1"/>
-            </w:tcBorders>
-            <w:tcMar>
-              <w:top w:type="dxa" w:w="80"/>
-              <w:left w:type="dxa" w:w="120"/>
-              <w:bottom w:type="dxa" w:w="80"/>
-              <w:right w:type="dxa" w:w="120"/>
-            </w:tcMar>
-          </w:tcPr>
-          <w:p>
-            <w:r>
-              <w:rPr>
-                <w:b w:val="false"/>
-                <w:bCs w:val="false"/>
-                <w:sz w:val="22"/>
-                <w:szCs w:val="22"/>
-              </w:rPr>
-              <w:t xml:space="preserve">Physical anode ↔ schematic cathode</w:t>
-            </w:r>
-          </w:p>
-        </w:tc>
-        <w:tc>
-          <w:tcPr>
-            <w:tcW w:type="dxa" w:w="3760"/>
-            <w:tcBorders>
-              <w:top w:val="single" w:color="CCCCCC" w:sz="1"/>
-              <w:left w:val="single" w:color="CCCCCC" w:sz="1"/>
-              <w:bottom w:val="single" w:color="CCCCCC" w:sz="1"/>
-              <w:right w:val="single" w:color="CCCCCC" w:sz="1"/>
-            </w:tcBorders>
-            <w:tcMar>
-              <w:top w:type="dxa" w:w="80"/>
-              <w:left w:type="dxa" w:w="120"/>
-              <w:bottom w:type="dxa" w:w="80"/>
-              <w:right w:type="dxa" w:w="120"/>
-            </w:tcMar>
-          </w:tcPr>
-          <w:p>
-            <w:r>
-              <w:rPr>
-                <w:b w:val="false"/>
-                <w:bCs w:val="false"/>
-                <w:sz w:val="22"/>
-                <w:szCs w:val="22"/>
-              </w:rPr>
-              <w:t xml:space="preserve">Swap anode and cathode net assignments</w:t>
+              <w:t xml:space="preserve">SOT-23-5 (MCP73831T)</w:t>
+            </w:r>
+          </w:p>
+        </w:tc>
+        <w:tc>
+          <w:tcPr>
+            <w:tcW w:type="dxa" w:w="2000"/>
+            <w:tcBorders>
+              <w:top w:val="single" w:color="CCCCCC" w:sz="1"/>
+              <w:left w:val="single" w:color="CCCCCC" w:sz="1"/>
+              <w:bottom w:val="single" w:color="CCCCCC" w:sz="1"/>
+              <w:right w:val="single" w:color="CCCCCC" w:sz="1"/>
+            </w:tcBorders>
+            <w:tcMar>
+              <w:top w:type="dxa" w:w="80"/>
+              <w:left w:type="dxa" w:w="120"/>
+              <w:bottom w:type="dxa" w:w="80"/>
+              <w:right w:type="dxa" w:w="120"/>
+            </w:tcMar>
+          </w:tcPr>
+          <w:p>
+            <w:r>
+              <w:rPr>
+                <w:b w:val="false"/>
+                <w:bCs w:val="false"/>
+                <w:sz w:val="22"/>
+                <w:szCs w:val="22"/>
+              </w:rPr>
+              <w:t xml:space="preserve">Yes — asymmetric pin numbering</w:t>
+            </w:r>
+          </w:p>
+        </w:tc>
+        <w:tc>
+          <w:tcPr>
+            <w:tcW w:type="dxa" w:w="5160"/>
+            <w:tcBorders>
+              <w:top w:val="single" w:color="CCCCCC" w:sz="1"/>
+              <w:left w:val="single" w:color="CCCCCC" w:sz="1"/>
+              <w:bottom w:val="single" w:color="CCCCCC" w:sz="1"/>
+              <w:right w:val="single" w:color="CCCCCC" w:sz="1"/>
+            </w:tcBorders>
+            <w:tcMar>
+              <w:top w:type="dxa" w:w="80"/>
+              <w:left w:type="dxa" w:w="120"/>
+              <w:bottom w:type="dxa" w:w="80"/>
+              <w:right w:type="dxa" w:w="120"/>
+            </w:tcMar>
+          </w:tcPr>
+          <w:p>
+            <w:r>
+              <w:rPr>
+                <w:b w:val="false"/>
+                <w:bCs w:val="false"/>
+                <w:sz w:val="22"/>
+                <w:szCs w:val="22"/>
+              </w:rPr>
+              <w:t xml:space="preserve">Swap pins 1/3 and 2/4 net assignments</w:t>
             </w:r>
           </w:p>
         </w:tc>
@@ -3460,63 +3356,63 @@
                 <w:sz w:val="22"/>
                 <w:szCs w:val="22"/>
               </w:rPr>
-              <w:t xml:space="preserve">SOT-23-5 (MCP73831T)</w:t>
-            </w:r>
-          </w:p>
-        </w:tc>
-        <w:tc>
-          <w:tcPr>
-            <w:tcW w:type="dxa" w:w="3200"/>
-            <w:tcBorders>
-              <w:top w:val="single" w:color="CCCCCC" w:sz="1"/>
-              <w:left w:val="single" w:color="CCCCCC" w:sz="1"/>
-              <w:bottom w:val="single" w:color="CCCCCC" w:sz="1"/>
-              <w:right w:val="single" w:color="CCCCCC" w:sz="1"/>
-            </w:tcBorders>
-            <w:tcMar>
-              <w:top w:type="dxa" w:w="80"/>
-              <w:left w:type="dxa" w:w="120"/>
-              <w:bottom w:type="dxa" w:w="80"/>
-              <w:right w:type="dxa" w:w="120"/>
-            </w:tcMar>
-          </w:tcPr>
-          <w:p>
-            <w:r>
-              <w:rPr>
-                <w:b w:val="false"/>
-                <w:bCs w:val="false"/>
-                <w:sz w:val="22"/>
-                <w:szCs w:val="22"/>
-              </w:rPr>
-              <w:t xml:space="preserve">Physical pin 1 ↔ schematic pad 3, physical pin 4 ↔ schematic pad 2</w:t>
-            </w:r>
-          </w:p>
-        </w:tc>
-        <w:tc>
-          <w:tcPr>
-            <w:tcW w:type="dxa" w:w="3760"/>
-            <w:tcBorders>
-              <w:top w:val="single" w:color="CCCCCC" w:sz="1"/>
-              <w:left w:val="single" w:color="CCCCCC" w:sz="1"/>
-              <w:bottom w:val="single" w:color="CCCCCC" w:sz="1"/>
-              <w:right w:val="single" w:color="CCCCCC" w:sz="1"/>
-            </w:tcBorders>
-            <w:tcMar>
-              <w:top w:type="dxa" w:w="80"/>
-              <w:left w:type="dxa" w:w="120"/>
-              <w:bottom w:type="dxa" w:w="80"/>
-              <w:right w:type="dxa" w:w="120"/>
-            </w:tcMar>
-          </w:tcPr>
-          <w:p>
-            <w:r>
-              <w:rPr>
-                <w:b w:val="false"/>
-                <w:bCs w:val="false"/>
-                <w:sz w:val="22"/>
-                <w:szCs w:val="22"/>
-              </w:rPr>
-              <w:t xml:space="preserve">Swap pins 1/3 and 2/4 net assignments</w:t>
+              <w:t xml:space="preserve">Two-terminal polarised (diodes, motor)</w:t>
+            </w:r>
+          </w:p>
+        </w:tc>
+        <w:tc>
+          <w:tcPr>
+            <w:tcW w:type="dxa" w:w="2000"/>
+            <w:tcBorders>
+              <w:top w:val="single" w:color="CCCCCC" w:sz="1"/>
+              <w:left w:val="single" w:color="CCCCCC" w:sz="1"/>
+              <w:bottom w:val="single" w:color="CCCCCC" w:sz="1"/>
+              <w:right w:val="single" w:color="CCCCCC" w:sz="1"/>
+            </w:tcBorders>
+            <w:tcMar>
+              <w:top w:type="dxa" w:w="80"/>
+              <w:left w:type="dxa" w:w="120"/>
+              <w:bottom w:type="dxa" w:w="80"/>
+              <w:right w:type="dxa" w:w="120"/>
+            </w:tcMar>
+          </w:tcPr>
+          <w:p>
+            <w:r>
+              <w:rPr>
+                <w:b w:val="false"/>
+                <w:bCs w:val="false"/>
+                <w:sz w:val="22"/>
+                <w:szCs w:val="22"/>
+              </w:rPr>
+              <w:t xml:space="preserve">Only if schematic symbol orientation does not account for physical placement</w:t>
+            </w:r>
+          </w:p>
+        </w:tc>
+        <w:tc>
+          <w:tcPr>
+            <w:tcW w:type="dxa" w:w="5160"/>
+            <w:tcBorders>
+              <w:top w:val="single" w:color="CCCCCC" w:sz="1"/>
+              <w:left w:val="single" w:color="CCCCCC" w:sz="1"/>
+              <w:bottom w:val="single" w:color="CCCCCC" w:sz="1"/>
+              <w:right w:val="single" w:color="CCCCCC" w:sz="1"/>
+            </w:tcBorders>
+            <w:tcMar>
+              <w:top w:type="dxa" w:w="80"/>
+              <w:left w:type="dxa" w:w="120"/>
+              <w:bottom w:type="dxa" w:w="80"/>
+              <w:right w:type="dxa" w:w="120"/>
+            </w:tcMar>
+          </w:tcPr>
+          <w:p>
+            <w:r>
+              <w:rPr>
+                <w:b w:val="false"/>
+                <w:bCs w:val="false"/>
+                <w:sz w:val="22"/>
+                <w:szCs w:val="22"/>
+              </w:rPr>
+              <w:t xml:space="preserve">Verify case by case — do not apply universally</w:t>
             </w:r>
           </w:p>
         </w:tc>
@@ -3529,7 +3425,2596 @@
           <w:sz w:val="24"/>
           <w:szCs w:val="24"/>
         </w:rPr>
-        <w:t xml:space="preserve">Components corrected in SMDv7: Q2 (MMBT2222A motor) pins 1/3 swapped, D2 (SS14 motor flyback) anode/cathode swapped, MCP73831T U2 pins 1/3 and 2/4 swapped, vibration motor (C0720B001F) pad polarity swapped. All B.Cu polarised components now corrected. Always use the 3D viewer to verify before ordering fabrication.</w:t>
+        <w:t xml:space="preserve">Key lesson: SOT-23 components always need pin swap on B.Cu. Two-terminal components (diodes, motors) need individual verification — over-correcting a correctly oriented component causes the same problem as not correcting a wrongly oriented one.</w:t>
+      </w:r>
+    </w:p>
+    <w:p/>
+    <w:p>
+      <w:pPr>
+        <w:pStyle w:val="Heading2"/>
+      </w:pPr>
+      <w:r>
+        <w:t xml:space="preserve">B.Cu corrections by revision</w:t>
+      </w:r>
+    </w:p>
+    <w:tbl>
+      <w:tblPr>
+        <w:tblW w:type="dxa" w:w="9360"/>
+        <w:tblBorders>
+          <w:top w:val="single" w:color="auto" w:sz="4"/>
+          <w:left w:val="single" w:color="auto" w:sz="4"/>
+          <w:bottom w:val="single" w:color="auto" w:sz="4"/>
+          <w:right w:val="single" w:color="auto" w:sz="4"/>
+          <w:insideH w:val="single" w:color="auto" w:sz="4"/>
+          <w:insideV w:val="single" w:color="auto" w:sz="4"/>
+        </w:tblBorders>
+      </w:tblPr>
+      <w:tblGrid>
+        <w:gridCol w:w="1200"/>
+        <w:gridCol w:w="2400"/>
+        <w:gridCol w:w="3600"/>
+        <w:gridCol w:w="1960"/>
+      </w:tblGrid>
+      <w:tr>
+        <w:tc>
+          <w:tcPr>
+            <w:tcW w:type="dxa" w:w="1200"/>
+            <w:tcBorders>
+              <w:top w:val="single" w:color="CCCCCC" w:sz="1"/>
+              <w:left w:val="single" w:color="CCCCCC" w:sz="1"/>
+              <w:bottom w:val="single" w:color="CCCCCC" w:sz="1"/>
+              <w:right w:val="single" w:color="CCCCCC" w:sz="1"/>
+            </w:tcBorders>
+            <w:shd w:fill="D5E8F0" w:val="clear"/>
+            <w:tcMar>
+              <w:top w:type="dxa" w:w="80"/>
+              <w:left w:type="dxa" w:w="120"/>
+              <w:bottom w:type="dxa" w:w="80"/>
+              <w:right w:type="dxa" w:w="120"/>
+            </w:tcMar>
+          </w:tcPr>
+          <w:p>
+            <w:r>
+              <w:rPr>
+                <w:b/>
+                <w:bCs/>
+                <w:sz w:val="22"/>
+                <w:szCs w:val="22"/>
+              </w:rPr>
+              <w:t xml:space="preserve">Revision</w:t>
+            </w:r>
+          </w:p>
+        </w:tc>
+        <w:tc>
+          <w:tcPr>
+            <w:tcW w:type="dxa" w:w="2400"/>
+            <w:tcBorders>
+              <w:top w:val="single" w:color="CCCCCC" w:sz="1"/>
+              <w:left w:val="single" w:color="CCCCCC" w:sz="1"/>
+              <w:bottom w:val="single" w:color="CCCCCC" w:sz="1"/>
+              <w:right w:val="single" w:color="CCCCCC" w:sz="1"/>
+            </w:tcBorders>
+            <w:shd w:fill="D5E8F0" w:val="clear"/>
+            <w:tcMar>
+              <w:top w:type="dxa" w:w="80"/>
+              <w:left w:type="dxa" w:w="120"/>
+              <w:bottom w:type="dxa" w:w="80"/>
+              <w:right w:type="dxa" w:w="120"/>
+            </w:tcMar>
+          </w:tcPr>
+          <w:p>
+            <w:r>
+              <w:rPr>
+                <w:b/>
+                <w:bCs/>
+                <w:sz w:val="22"/>
+                <w:szCs w:val="22"/>
+              </w:rPr>
+              <w:t xml:space="preserve">Component</w:t>
+            </w:r>
+          </w:p>
+        </w:tc>
+        <w:tc>
+          <w:tcPr>
+            <w:tcW w:type="dxa" w:w="3600"/>
+            <w:tcBorders>
+              <w:top w:val="single" w:color="CCCCCC" w:sz="1"/>
+              <w:left w:val="single" w:color="CCCCCC" w:sz="1"/>
+              <w:bottom w:val="single" w:color="CCCCCC" w:sz="1"/>
+              <w:right w:val="single" w:color="CCCCCC" w:sz="1"/>
+            </w:tcBorders>
+            <w:shd w:fill="D5E8F0" w:val="clear"/>
+            <w:tcMar>
+              <w:top w:type="dxa" w:w="80"/>
+              <w:left w:type="dxa" w:w="120"/>
+              <w:bottom w:type="dxa" w:w="80"/>
+              <w:right w:type="dxa" w:w="120"/>
+            </w:tcMar>
+          </w:tcPr>
+          <w:p>
+            <w:r>
+              <w:rPr>
+                <w:b/>
+                <w:bCs/>
+                <w:sz w:val="22"/>
+                <w:szCs w:val="22"/>
+              </w:rPr>
+              <w:t xml:space="preserve">Correction</w:t>
+            </w:r>
+          </w:p>
+        </w:tc>
+        <w:tc>
+          <w:tcPr>
+            <w:tcW w:type="dxa" w:w="1960"/>
+            <w:tcBorders>
+              <w:top w:val="single" w:color="CCCCCC" w:sz="1"/>
+              <w:left w:val="single" w:color="CCCCCC" w:sz="1"/>
+              <w:bottom w:val="single" w:color="CCCCCC" w:sz="1"/>
+              <w:right w:val="single" w:color="CCCCCC" w:sz="1"/>
+            </w:tcBorders>
+            <w:shd w:fill="D5E8F0" w:val="clear"/>
+            <w:tcMar>
+              <w:top w:type="dxa" w:w="80"/>
+              <w:left w:type="dxa" w:w="120"/>
+              <w:bottom w:type="dxa" w:w="80"/>
+              <w:right w:type="dxa" w:w="120"/>
+            </w:tcMar>
+          </w:tcPr>
+          <w:p>
+            <w:r>
+              <w:rPr>
+                <w:b/>
+                <w:bCs/>
+                <w:sz w:val="22"/>
+                <w:szCs w:val="22"/>
+              </w:rPr>
+              <w:t xml:space="preserve">Status</w:t>
+            </w:r>
+          </w:p>
+        </w:tc>
+      </w:tr>
+      <w:tr>
+        <w:tc>
+          <w:tcPr>
+            <w:tcW w:type="dxa" w:w="1200"/>
+            <w:tcBorders>
+              <w:top w:val="single" w:color="CCCCCC" w:sz="1"/>
+              <w:left w:val="single" w:color="CCCCCC" w:sz="1"/>
+              <w:bottom w:val="single" w:color="CCCCCC" w:sz="1"/>
+              <w:right w:val="single" w:color="CCCCCC" w:sz="1"/>
+            </w:tcBorders>
+            <w:tcMar>
+              <w:top w:type="dxa" w:w="80"/>
+              <w:left w:type="dxa" w:w="120"/>
+              <w:bottom w:type="dxa" w:w="80"/>
+              <w:right w:type="dxa" w:w="120"/>
+            </w:tcMar>
+          </w:tcPr>
+          <w:p>
+            <w:r>
+              <w:rPr>
+                <w:b w:val="false"/>
+                <w:bCs w:val="false"/>
+                <w:sz w:val="22"/>
+                <w:szCs w:val="22"/>
+              </w:rPr>
+              <w:t xml:space="preserve">SMDv5a</w:t>
+            </w:r>
+          </w:p>
+        </w:tc>
+        <w:tc>
+          <w:tcPr>
+            <w:tcW w:type="dxa" w:w="2400"/>
+            <w:tcBorders>
+              <w:top w:val="single" w:color="CCCCCC" w:sz="1"/>
+              <w:left w:val="single" w:color="CCCCCC" w:sz="1"/>
+              <w:bottom w:val="single" w:color="CCCCCC" w:sz="1"/>
+              <w:right w:val="single" w:color="CCCCCC" w:sz="1"/>
+            </w:tcBorders>
+            <w:tcMar>
+              <w:top w:type="dxa" w:w="80"/>
+              <w:left w:type="dxa" w:w="120"/>
+              <w:bottom w:type="dxa" w:w="80"/>
+              <w:right w:type="dxa" w:w="120"/>
+            </w:tcMar>
+          </w:tcPr>
+          <w:p>
+            <w:r>
+              <w:rPr>
+                <w:b w:val="false"/>
+                <w:bCs w:val="false"/>
+                <w:sz w:val="22"/>
+                <w:szCs w:val="22"/>
+              </w:rPr>
+              <w:t xml:space="preserve">FPC connector</w:t>
+            </w:r>
+          </w:p>
+        </w:tc>
+        <w:tc>
+          <w:tcPr>
+            <w:tcW w:type="dxa" w:w="3600"/>
+            <w:tcBorders>
+              <w:top w:val="single" w:color="CCCCCC" w:sz="1"/>
+              <w:left w:val="single" w:color="CCCCCC" w:sz="1"/>
+              <w:bottom w:val="single" w:color="CCCCCC" w:sz="1"/>
+              <w:right w:val="single" w:color="CCCCCC" w:sz="1"/>
+            </w:tcBorders>
+            <w:tcMar>
+              <w:top w:type="dxa" w:w="80"/>
+              <w:left w:type="dxa" w:w="120"/>
+              <w:bottom w:type="dxa" w:w="80"/>
+              <w:right w:type="dxa" w:w="120"/>
+            </w:tcMar>
+          </w:tcPr>
+          <w:p>
+            <w:r>
+              <w:rPr>
+                <w:b w:val="false"/>
+                <w:bCs w:val="false"/>
+                <w:sz w:val="22"/>
+                <w:szCs w:val="22"/>
+              </w:rPr>
+              <w:t xml:space="preserve">Pinout mirrored — corrected after first test</w:t>
+            </w:r>
+          </w:p>
+        </w:tc>
+        <w:tc>
+          <w:tcPr>
+            <w:tcW w:type="dxa" w:w="1960"/>
+            <w:tcBorders>
+              <w:top w:val="single" w:color="CCCCCC" w:sz="1"/>
+              <w:left w:val="single" w:color="CCCCCC" w:sz="1"/>
+              <w:bottom w:val="single" w:color="CCCCCC" w:sz="1"/>
+              <w:right w:val="single" w:color="CCCCCC" w:sz="1"/>
+            </w:tcBorders>
+            <w:tcMar>
+              <w:top w:type="dxa" w:w="80"/>
+              <w:left w:type="dxa" w:w="120"/>
+              <w:bottom w:type="dxa" w:w="80"/>
+              <w:right w:type="dxa" w:w="120"/>
+            </w:tcMar>
+          </w:tcPr>
+          <w:p>
+            <w:r>
+              <w:rPr>
+                <w:b w:val="false"/>
+                <w:bCs w:val="false"/>
+                <w:sz w:val="22"/>
+                <w:szCs w:val="22"/>
+              </w:rPr>
+              <w:t xml:space="preserve">Complete</w:t>
+            </w:r>
+          </w:p>
+        </w:tc>
+      </w:tr>
+      <w:tr>
+        <w:tc>
+          <w:tcPr>
+            <w:tcW w:type="dxa" w:w="1200"/>
+            <w:tcBorders>
+              <w:top w:val="single" w:color="CCCCCC" w:sz="1"/>
+              <w:left w:val="single" w:color="CCCCCC" w:sz="1"/>
+              <w:bottom w:val="single" w:color="CCCCCC" w:sz="1"/>
+              <w:right w:val="single" w:color="CCCCCC" w:sz="1"/>
+            </w:tcBorders>
+            <w:tcMar>
+              <w:top w:type="dxa" w:w="80"/>
+              <w:left w:type="dxa" w:w="120"/>
+              <w:bottom w:type="dxa" w:w="80"/>
+              <w:right w:type="dxa" w:w="120"/>
+            </w:tcMar>
+          </w:tcPr>
+          <w:p>
+            <w:r>
+              <w:rPr>
+                <w:b w:val="false"/>
+                <w:bCs w:val="false"/>
+                <w:sz w:val="22"/>
+                <w:szCs w:val="22"/>
+              </w:rPr>
+              <w:t xml:space="preserve">SMDv7</w:t>
+            </w:r>
+          </w:p>
+        </w:tc>
+        <w:tc>
+          <w:tcPr>
+            <w:tcW w:type="dxa" w:w="2400"/>
+            <w:tcBorders>
+              <w:top w:val="single" w:color="CCCCCC" w:sz="1"/>
+              <w:left w:val="single" w:color="CCCCCC" w:sz="1"/>
+              <w:bottom w:val="single" w:color="CCCCCC" w:sz="1"/>
+              <w:right w:val="single" w:color="CCCCCC" w:sz="1"/>
+            </w:tcBorders>
+            <w:tcMar>
+              <w:top w:type="dxa" w:w="80"/>
+              <w:left w:type="dxa" w:w="120"/>
+              <w:bottom w:type="dxa" w:w="80"/>
+              <w:right w:type="dxa" w:w="120"/>
+            </w:tcMar>
+          </w:tcPr>
+          <w:p>
+            <w:r>
+              <w:rPr>
+                <w:b w:val="false"/>
+                <w:bCs w:val="false"/>
+                <w:sz w:val="22"/>
+                <w:szCs w:val="22"/>
+              </w:rPr>
+              <w:t xml:space="preserve">Q2 MMBT2222A</w:t>
+            </w:r>
+          </w:p>
+        </w:tc>
+        <w:tc>
+          <w:tcPr>
+            <w:tcW w:type="dxa" w:w="3600"/>
+            <w:tcBorders>
+              <w:top w:val="single" w:color="CCCCCC" w:sz="1"/>
+              <w:left w:val="single" w:color="CCCCCC" w:sz="1"/>
+              <w:bottom w:val="single" w:color="CCCCCC" w:sz="1"/>
+              <w:right w:val="single" w:color="CCCCCC" w:sz="1"/>
+            </w:tcBorders>
+            <w:tcMar>
+              <w:top w:type="dxa" w:w="80"/>
+              <w:left w:type="dxa" w:w="120"/>
+              <w:bottom w:type="dxa" w:w="80"/>
+              <w:right w:type="dxa" w:w="120"/>
+            </w:tcMar>
+          </w:tcPr>
+          <w:p>
+            <w:r>
+              <w:rPr>
+                <w:b w:val="false"/>
+                <w:bCs w:val="false"/>
+                <w:sz w:val="22"/>
+                <w:szCs w:val="22"/>
+              </w:rPr>
+              <w:t xml:space="preserve">Pins 1/3 swapped in schematic</w:t>
+            </w:r>
+          </w:p>
+        </w:tc>
+        <w:tc>
+          <w:tcPr>
+            <w:tcW w:type="dxa" w:w="1960"/>
+            <w:tcBorders>
+              <w:top w:val="single" w:color="CCCCCC" w:sz="1"/>
+              <w:left w:val="single" w:color="CCCCCC" w:sz="1"/>
+              <w:bottom w:val="single" w:color="CCCCCC" w:sz="1"/>
+              <w:right w:val="single" w:color="CCCCCC" w:sz="1"/>
+            </w:tcBorders>
+            <w:tcMar>
+              <w:top w:type="dxa" w:w="80"/>
+              <w:left w:type="dxa" w:w="120"/>
+              <w:bottom w:type="dxa" w:w="80"/>
+              <w:right w:type="dxa" w:w="120"/>
+            </w:tcMar>
+          </w:tcPr>
+          <w:p>
+            <w:r>
+              <w:rPr>
+                <w:b w:val="false"/>
+                <w:bCs w:val="false"/>
+                <w:sz w:val="22"/>
+                <w:szCs w:val="22"/>
+              </w:rPr>
+              <w:t xml:space="preserve">Complete</w:t>
+            </w:r>
+          </w:p>
+        </w:tc>
+      </w:tr>
+      <w:tr>
+        <w:tc>
+          <w:tcPr>
+            <w:tcW w:type="dxa" w:w="1200"/>
+            <w:tcBorders>
+              <w:top w:val="single" w:color="CCCCCC" w:sz="1"/>
+              <w:left w:val="single" w:color="CCCCCC" w:sz="1"/>
+              <w:bottom w:val="single" w:color="CCCCCC" w:sz="1"/>
+              <w:right w:val="single" w:color="CCCCCC" w:sz="1"/>
+            </w:tcBorders>
+            <w:tcMar>
+              <w:top w:type="dxa" w:w="80"/>
+              <w:left w:type="dxa" w:w="120"/>
+              <w:bottom w:type="dxa" w:w="80"/>
+              <w:right w:type="dxa" w:w="120"/>
+            </w:tcMar>
+          </w:tcPr>
+          <w:p>
+            <w:r>
+              <w:rPr>
+                <w:b w:val="false"/>
+                <w:bCs w:val="false"/>
+                <w:sz w:val="22"/>
+                <w:szCs w:val="22"/>
+              </w:rPr>
+              <w:t xml:space="preserve">SMDv7</w:t>
+            </w:r>
+          </w:p>
+        </w:tc>
+        <w:tc>
+          <w:tcPr>
+            <w:tcW w:type="dxa" w:w="2400"/>
+            <w:tcBorders>
+              <w:top w:val="single" w:color="CCCCCC" w:sz="1"/>
+              <w:left w:val="single" w:color="CCCCCC" w:sz="1"/>
+              <w:bottom w:val="single" w:color="CCCCCC" w:sz="1"/>
+              <w:right w:val="single" w:color="CCCCCC" w:sz="1"/>
+            </w:tcBorders>
+            <w:tcMar>
+              <w:top w:type="dxa" w:w="80"/>
+              <w:left w:type="dxa" w:w="120"/>
+              <w:bottom w:type="dxa" w:w="80"/>
+              <w:right w:type="dxa" w:w="120"/>
+            </w:tcMar>
+          </w:tcPr>
+          <w:p>
+            <w:r>
+              <w:rPr>
+                <w:b w:val="false"/>
+                <w:bCs w:val="false"/>
+                <w:sz w:val="22"/>
+                <w:szCs w:val="22"/>
+              </w:rPr>
+              <w:t xml:space="preserve">MCP73831T</w:t>
+            </w:r>
+          </w:p>
+        </w:tc>
+        <w:tc>
+          <w:tcPr>
+            <w:tcW w:type="dxa" w:w="3600"/>
+            <w:tcBorders>
+              <w:top w:val="single" w:color="CCCCCC" w:sz="1"/>
+              <w:left w:val="single" w:color="CCCCCC" w:sz="1"/>
+              <w:bottom w:val="single" w:color="CCCCCC" w:sz="1"/>
+              <w:right w:val="single" w:color="CCCCCC" w:sz="1"/>
+            </w:tcBorders>
+            <w:tcMar>
+              <w:top w:type="dxa" w:w="80"/>
+              <w:left w:type="dxa" w:w="120"/>
+              <w:bottom w:type="dxa" w:w="80"/>
+              <w:right w:type="dxa" w:w="120"/>
+            </w:tcMar>
+          </w:tcPr>
+          <w:p>
+            <w:r>
+              <w:rPr>
+                <w:b w:val="false"/>
+                <w:bCs w:val="false"/>
+                <w:sz w:val="22"/>
+                <w:szCs w:val="22"/>
+              </w:rPr>
+              <w:t xml:space="preserve">Pins 1/3 and 2/4 swapped in schematic</w:t>
+            </w:r>
+          </w:p>
+        </w:tc>
+        <w:tc>
+          <w:tcPr>
+            <w:tcW w:type="dxa" w:w="1960"/>
+            <w:tcBorders>
+              <w:top w:val="single" w:color="CCCCCC" w:sz="1"/>
+              <w:left w:val="single" w:color="CCCCCC" w:sz="1"/>
+              <w:bottom w:val="single" w:color="CCCCCC" w:sz="1"/>
+              <w:right w:val="single" w:color="CCCCCC" w:sz="1"/>
+            </w:tcBorders>
+            <w:tcMar>
+              <w:top w:type="dxa" w:w="80"/>
+              <w:left w:type="dxa" w:w="120"/>
+              <w:bottom w:type="dxa" w:w="80"/>
+              <w:right w:type="dxa" w:w="120"/>
+            </w:tcMar>
+          </w:tcPr>
+          <w:p>
+            <w:r>
+              <w:rPr>
+                <w:b w:val="false"/>
+                <w:bCs w:val="false"/>
+                <w:sz w:val="22"/>
+                <w:szCs w:val="22"/>
+              </w:rPr>
+              <w:t xml:space="preserve">Complete</w:t>
+            </w:r>
+          </w:p>
+        </w:tc>
+      </w:tr>
+      <w:tr>
+        <w:tc>
+          <w:tcPr>
+            <w:tcW w:type="dxa" w:w="1200"/>
+            <w:tcBorders>
+              <w:top w:val="single" w:color="CCCCCC" w:sz="1"/>
+              <w:left w:val="single" w:color="CCCCCC" w:sz="1"/>
+              <w:bottom w:val="single" w:color="CCCCCC" w:sz="1"/>
+              <w:right w:val="single" w:color="CCCCCC" w:sz="1"/>
+            </w:tcBorders>
+            <w:tcMar>
+              <w:top w:type="dxa" w:w="80"/>
+              <w:left w:type="dxa" w:w="120"/>
+              <w:bottom w:type="dxa" w:w="80"/>
+              <w:right w:type="dxa" w:w="120"/>
+            </w:tcMar>
+          </w:tcPr>
+          <w:p>
+            <w:r>
+              <w:rPr>
+                <w:b w:val="false"/>
+                <w:bCs w:val="false"/>
+                <w:sz w:val="22"/>
+                <w:szCs w:val="22"/>
+              </w:rPr>
+              <w:t xml:space="preserve">SMDv8</w:t>
+            </w:r>
+          </w:p>
+        </w:tc>
+        <w:tc>
+          <w:tcPr>
+            <w:tcW w:type="dxa" w:w="2400"/>
+            <w:tcBorders>
+              <w:top w:val="single" w:color="CCCCCC" w:sz="1"/>
+              <w:left w:val="single" w:color="CCCCCC" w:sz="1"/>
+              <w:bottom w:val="single" w:color="CCCCCC" w:sz="1"/>
+              <w:right w:val="single" w:color="CCCCCC" w:sz="1"/>
+            </w:tcBorders>
+            <w:tcMar>
+              <w:top w:type="dxa" w:w="80"/>
+              <w:left w:type="dxa" w:w="120"/>
+              <w:bottom w:type="dxa" w:w="80"/>
+              <w:right w:type="dxa" w:w="120"/>
+            </w:tcMar>
+          </w:tcPr>
+          <w:p>
+            <w:r>
+              <w:rPr>
+                <w:b w:val="false"/>
+                <w:bCs w:val="false"/>
+                <w:sz w:val="22"/>
+                <w:szCs w:val="22"/>
+              </w:rPr>
+              <w:t xml:space="preserve">D2 SS14 (motor flyback)</w:t>
+            </w:r>
+          </w:p>
+        </w:tc>
+        <w:tc>
+          <w:tcPr>
+            <w:tcW w:type="dxa" w:w="3600"/>
+            <w:tcBorders>
+              <w:top w:val="single" w:color="CCCCCC" w:sz="1"/>
+              <w:left w:val="single" w:color="CCCCCC" w:sz="1"/>
+              <w:bottom w:val="single" w:color="CCCCCC" w:sz="1"/>
+              <w:right w:val="single" w:color="CCCCCC" w:sz="1"/>
+            </w:tcBorders>
+            <w:tcMar>
+              <w:top w:type="dxa" w:w="80"/>
+              <w:left w:type="dxa" w:w="120"/>
+              <w:bottom w:type="dxa" w:w="80"/>
+              <w:right w:type="dxa" w:w="120"/>
+            </w:tcMar>
+          </w:tcPr>
+          <w:p>
+            <w:r>
+              <w:rPr>
+                <w:b w:val="false"/>
+                <w:bCs w:val="false"/>
+                <w:sz w:val="22"/>
+                <w:szCs w:val="22"/>
+              </w:rPr>
+              <w:t xml:space="preserve">Reverted — was over-corrected in SMDv7</w:t>
+            </w:r>
+          </w:p>
+        </w:tc>
+        <w:tc>
+          <w:tcPr>
+            <w:tcW w:type="dxa" w:w="1960"/>
+            <w:tcBorders>
+              <w:top w:val="single" w:color="CCCCCC" w:sz="1"/>
+              <w:left w:val="single" w:color="CCCCCC" w:sz="1"/>
+              <w:bottom w:val="single" w:color="CCCCCC" w:sz="1"/>
+              <w:right w:val="single" w:color="CCCCCC" w:sz="1"/>
+            </w:tcBorders>
+            <w:tcMar>
+              <w:top w:type="dxa" w:w="80"/>
+              <w:left w:type="dxa" w:w="120"/>
+              <w:bottom w:type="dxa" w:w="80"/>
+              <w:right w:type="dxa" w:w="120"/>
+            </w:tcMar>
+          </w:tcPr>
+          <w:p>
+            <w:r>
+              <w:rPr>
+                <w:b w:val="false"/>
+                <w:bCs w:val="false"/>
+                <w:sz w:val="22"/>
+                <w:szCs w:val="22"/>
+              </w:rPr>
+              <w:t xml:space="preserve">Complete</w:t>
+            </w:r>
+          </w:p>
+        </w:tc>
+      </w:tr>
+      <w:tr>
+        <w:tc>
+          <w:tcPr>
+            <w:tcW w:type="dxa" w:w="1200"/>
+            <w:tcBorders>
+              <w:top w:val="single" w:color="CCCCCC" w:sz="1"/>
+              <w:left w:val="single" w:color="CCCCCC" w:sz="1"/>
+              <w:bottom w:val="single" w:color="CCCCCC" w:sz="1"/>
+              <w:right w:val="single" w:color="CCCCCC" w:sz="1"/>
+            </w:tcBorders>
+            <w:tcMar>
+              <w:top w:type="dxa" w:w="80"/>
+              <w:left w:type="dxa" w:w="120"/>
+              <w:bottom w:type="dxa" w:w="80"/>
+              <w:right w:type="dxa" w:w="120"/>
+            </w:tcMar>
+          </w:tcPr>
+          <w:p>
+            <w:r>
+              <w:rPr>
+                <w:b w:val="false"/>
+                <w:bCs w:val="false"/>
+                <w:sz w:val="22"/>
+                <w:szCs w:val="22"/>
+              </w:rPr>
+              <w:t xml:space="preserve">SMDv8</w:t>
+            </w:r>
+          </w:p>
+        </w:tc>
+        <w:tc>
+          <w:tcPr>
+            <w:tcW w:type="dxa" w:w="2400"/>
+            <w:tcBorders>
+              <w:top w:val="single" w:color="CCCCCC" w:sz="1"/>
+              <w:left w:val="single" w:color="CCCCCC" w:sz="1"/>
+              <w:bottom w:val="single" w:color="CCCCCC" w:sz="1"/>
+              <w:right w:val="single" w:color="CCCCCC" w:sz="1"/>
+            </w:tcBorders>
+            <w:tcMar>
+              <w:top w:type="dxa" w:w="80"/>
+              <w:left w:type="dxa" w:w="120"/>
+              <w:bottom w:type="dxa" w:w="80"/>
+              <w:right w:type="dxa" w:w="120"/>
+            </w:tcMar>
+          </w:tcPr>
+          <w:p>
+            <w:r>
+              <w:rPr>
+                <w:b w:val="false"/>
+                <w:bCs w:val="false"/>
+                <w:sz w:val="22"/>
+                <w:szCs w:val="22"/>
+              </w:rPr>
+              <w:t xml:space="preserve">M1 motor</w:t>
+            </w:r>
+          </w:p>
+        </w:tc>
+        <w:tc>
+          <w:tcPr>
+            <w:tcW w:type="dxa" w:w="3600"/>
+            <w:tcBorders>
+              <w:top w:val="single" w:color="CCCCCC" w:sz="1"/>
+              <w:left w:val="single" w:color="CCCCCC" w:sz="1"/>
+              <w:bottom w:val="single" w:color="CCCCCC" w:sz="1"/>
+              <w:right w:val="single" w:color="CCCCCC" w:sz="1"/>
+            </w:tcBorders>
+            <w:tcMar>
+              <w:top w:type="dxa" w:w="80"/>
+              <w:left w:type="dxa" w:w="120"/>
+              <w:bottom w:type="dxa" w:w="80"/>
+              <w:right w:type="dxa" w:w="120"/>
+            </w:tcMar>
+          </w:tcPr>
+          <w:p>
+            <w:r>
+              <w:rPr>
+                <w:b w:val="false"/>
+                <w:bCs w:val="false"/>
+                <w:sz w:val="22"/>
+                <w:szCs w:val="22"/>
+              </w:rPr>
+              <w:t xml:space="preserve">Reverted — was over-corrected in SMDv7</w:t>
+            </w:r>
+          </w:p>
+        </w:tc>
+        <w:tc>
+          <w:tcPr>
+            <w:tcW w:type="dxa" w:w="1960"/>
+            <w:tcBorders>
+              <w:top w:val="single" w:color="CCCCCC" w:sz="1"/>
+              <w:left w:val="single" w:color="CCCCCC" w:sz="1"/>
+              <w:bottom w:val="single" w:color="CCCCCC" w:sz="1"/>
+              <w:right w:val="single" w:color="CCCCCC" w:sz="1"/>
+            </w:tcBorders>
+            <w:tcMar>
+              <w:top w:type="dxa" w:w="80"/>
+              <w:left w:type="dxa" w:w="120"/>
+              <w:bottom w:type="dxa" w:w="80"/>
+              <w:right w:type="dxa" w:w="120"/>
+            </w:tcMar>
+          </w:tcPr>
+          <w:p>
+            <w:r>
+              <w:rPr>
+                <w:b w:val="false"/>
+                <w:bCs w:val="false"/>
+                <w:sz w:val="22"/>
+                <w:szCs w:val="22"/>
+              </w:rPr>
+              <w:t xml:space="preserve">Complete</w:t>
+            </w:r>
+          </w:p>
+        </w:tc>
+      </w:tr>
+      <w:tr>
+        <w:tc>
+          <w:tcPr>
+            <w:tcW w:type="dxa" w:w="1200"/>
+            <w:tcBorders>
+              <w:top w:val="single" w:color="CCCCCC" w:sz="1"/>
+              <w:left w:val="single" w:color="CCCCCC" w:sz="1"/>
+              <w:bottom w:val="single" w:color="CCCCCC" w:sz="1"/>
+              <w:right w:val="single" w:color="CCCCCC" w:sz="1"/>
+            </w:tcBorders>
+            <w:tcMar>
+              <w:top w:type="dxa" w:w="80"/>
+              <w:left w:type="dxa" w:w="120"/>
+              <w:bottom w:type="dxa" w:w="80"/>
+              <w:right w:type="dxa" w:w="120"/>
+            </w:tcMar>
+          </w:tcPr>
+          <w:p>
+            <w:r>
+              <w:rPr>
+                <w:b w:val="false"/>
+                <w:bCs w:val="false"/>
+                <w:sz w:val="22"/>
+                <w:szCs w:val="22"/>
+              </w:rPr>
+              <w:t xml:space="preserve">SMDv8</w:t>
+            </w:r>
+          </w:p>
+        </w:tc>
+        <w:tc>
+          <w:tcPr>
+            <w:tcW w:type="dxa" w:w="2400"/>
+            <w:tcBorders>
+              <w:top w:val="single" w:color="CCCCCC" w:sz="1"/>
+              <w:left w:val="single" w:color="CCCCCC" w:sz="1"/>
+              <w:bottom w:val="single" w:color="CCCCCC" w:sz="1"/>
+              <w:right w:val="single" w:color="CCCCCC" w:sz="1"/>
+            </w:tcBorders>
+            <w:tcMar>
+              <w:top w:type="dxa" w:w="80"/>
+              <w:left w:type="dxa" w:w="120"/>
+              <w:bottom w:type="dxa" w:w="80"/>
+              <w:right w:type="dxa" w:w="120"/>
+            </w:tcMar>
+          </w:tcPr>
+          <w:p>
+            <w:r>
+              <w:rPr>
+                <w:b w:val="false"/>
+                <w:bCs w:val="false"/>
+                <w:sz w:val="22"/>
+                <w:szCs w:val="22"/>
+              </w:rPr>
+              <w:t xml:space="preserve">D3 MBR120 (reverse polarity)</w:t>
+            </w:r>
+          </w:p>
+        </w:tc>
+        <w:tc>
+          <w:tcPr>
+            <w:tcW w:type="dxa" w:w="3600"/>
+            <w:tcBorders>
+              <w:top w:val="single" w:color="CCCCCC" w:sz="1"/>
+              <w:left w:val="single" w:color="CCCCCC" w:sz="1"/>
+              <w:bottom w:val="single" w:color="CCCCCC" w:sz="1"/>
+              <w:right w:val="single" w:color="CCCCCC" w:sz="1"/>
+            </w:tcBorders>
+            <w:tcMar>
+              <w:top w:type="dxa" w:w="80"/>
+              <w:left w:type="dxa" w:w="120"/>
+              <w:bottom w:type="dxa" w:w="80"/>
+              <w:right w:type="dxa" w:w="120"/>
+            </w:tcMar>
+          </w:tcPr>
+          <w:p>
+            <w:r>
+              <w:rPr>
+                <w:b w:val="false"/>
+                <w:bCs w:val="false"/>
+                <w:sz w:val="22"/>
+                <w:szCs w:val="22"/>
+              </w:rPr>
+              <w:t xml:space="preserve">Anode/cathode swapped for B.Cu mirror</w:t>
+            </w:r>
+          </w:p>
+        </w:tc>
+        <w:tc>
+          <w:tcPr>
+            <w:tcW w:type="dxa" w:w="1960"/>
+            <w:tcBorders>
+              <w:top w:val="single" w:color="CCCCCC" w:sz="1"/>
+              <w:left w:val="single" w:color="CCCCCC" w:sz="1"/>
+              <w:bottom w:val="single" w:color="CCCCCC" w:sz="1"/>
+              <w:right w:val="single" w:color="CCCCCC" w:sz="1"/>
+            </w:tcBorders>
+            <w:tcMar>
+              <w:top w:type="dxa" w:w="80"/>
+              <w:left w:type="dxa" w:w="120"/>
+              <w:bottom w:type="dxa" w:w="80"/>
+              <w:right w:type="dxa" w:w="120"/>
+            </w:tcMar>
+          </w:tcPr>
+          <w:p>
+            <w:r>
+              <w:rPr>
+                <w:b w:val="false"/>
+                <w:bCs w:val="false"/>
+                <w:sz w:val="22"/>
+                <w:szCs w:val="22"/>
+              </w:rPr>
+              <w:t xml:space="preserve">Complete</w:t>
+            </w:r>
+          </w:p>
+        </w:tc>
+      </w:tr>
+    </w:tbl>
+    <w:p/>
+    <w:p/>
+    <w:p>
+      <w:pPr>
+        <w:pStyle w:val="Heading1"/>
+      </w:pPr>
+      <w:r>
+        <w:t xml:space="preserve">Charger BFF Absorption — Component List</w:t>
+      </w:r>
+    </w:p>
+    <w:p>
+      <w:r>
+        <w:rPr>
+          <w:sz w:val="24"/>
+          <w:szCs w:val="24"/>
+        </w:rPr>
+        <w:t xml:space="preserve">Verified from Adafruit LIPoly Charger BFF rev C KiCad schematic.</w:t>
+      </w:r>
+    </w:p>
+    <w:p/>
+    <w:tbl>
+      <w:tblPr>
+        <w:tblW w:type="dxa" w:w="9360"/>
+        <w:tblBorders>
+          <w:top w:val="single" w:color="auto" w:sz="4"/>
+          <w:left w:val="single" w:color="auto" w:sz="4"/>
+          <w:bottom w:val="single" w:color="auto" w:sz="4"/>
+          <w:right w:val="single" w:color="auto" w:sz="4"/>
+          <w:insideH w:val="single" w:color="auto" w:sz="4"/>
+          <w:insideV w:val="single" w:color="auto" w:sz="4"/>
+        </w:tblBorders>
+      </w:tblPr>
+      <w:tblGrid>
+        <w:gridCol w:w="600"/>
+        <w:gridCol w:w="2000"/>
+        <w:gridCol w:w="1200"/>
+        <w:gridCol w:w="800"/>
+        <w:gridCol w:w="4960"/>
+      </w:tblGrid>
+      <w:tr>
+        <w:tc>
+          <w:tcPr>
+            <w:tcW w:type="dxa" w:w="600"/>
+            <w:tcBorders>
+              <w:top w:val="single" w:color="CCCCCC" w:sz="1"/>
+              <w:left w:val="single" w:color="CCCCCC" w:sz="1"/>
+              <w:bottom w:val="single" w:color="CCCCCC" w:sz="1"/>
+              <w:right w:val="single" w:color="CCCCCC" w:sz="1"/>
+            </w:tcBorders>
+            <w:shd w:fill="D5E8F0" w:val="clear"/>
+            <w:tcMar>
+              <w:top w:type="dxa" w:w="80"/>
+              <w:left w:type="dxa" w:w="120"/>
+              <w:bottom w:type="dxa" w:w="80"/>
+              <w:right w:type="dxa" w:w="120"/>
+            </w:tcMar>
+          </w:tcPr>
+          <w:p>
+            <w:r>
+              <w:rPr>
+                <w:b/>
+                <w:bCs/>
+                <w:sz w:val="22"/>
+                <w:szCs w:val="22"/>
+              </w:rPr>
+              <w:t xml:space="preserve">Ref</w:t>
+            </w:r>
+          </w:p>
+        </w:tc>
+        <w:tc>
+          <w:tcPr>
+            <w:tcW w:type="dxa" w:w="2000"/>
+            <w:tcBorders>
+              <w:top w:val="single" w:color="CCCCCC" w:sz="1"/>
+              <w:left w:val="single" w:color="CCCCCC" w:sz="1"/>
+              <w:bottom w:val="single" w:color="CCCCCC" w:sz="1"/>
+              <w:right w:val="single" w:color="CCCCCC" w:sz="1"/>
+            </w:tcBorders>
+            <w:shd w:fill="D5E8F0" w:val="clear"/>
+            <w:tcMar>
+              <w:top w:type="dxa" w:w="80"/>
+              <w:left w:type="dxa" w:w="120"/>
+              <w:bottom w:type="dxa" w:w="80"/>
+              <w:right w:type="dxa" w:w="120"/>
+            </w:tcMar>
+          </w:tcPr>
+          <w:p>
+            <w:r>
+              <w:rPr>
+                <w:b/>
+                <w:bCs/>
+                <w:sz w:val="22"/>
+                <w:szCs w:val="22"/>
+              </w:rPr>
+              <w:t xml:space="preserve">Component</w:t>
+            </w:r>
+          </w:p>
+        </w:tc>
+        <w:tc>
+          <w:tcPr>
+            <w:tcW w:type="dxa" w:w="1200"/>
+            <w:tcBorders>
+              <w:top w:val="single" w:color="CCCCCC" w:sz="1"/>
+              <w:left w:val="single" w:color="CCCCCC" w:sz="1"/>
+              <w:bottom w:val="single" w:color="CCCCCC" w:sz="1"/>
+              <w:right w:val="single" w:color="CCCCCC" w:sz="1"/>
+            </w:tcBorders>
+            <w:shd w:fill="D5E8F0" w:val="clear"/>
+            <w:tcMar>
+              <w:top w:type="dxa" w:w="80"/>
+              <w:left w:type="dxa" w:w="120"/>
+              <w:bottom w:type="dxa" w:w="80"/>
+              <w:right w:type="dxa" w:w="120"/>
+            </w:tcMar>
+          </w:tcPr>
+          <w:p>
+            <w:r>
+              <w:rPr>
+                <w:b/>
+                <w:bCs/>
+                <w:sz w:val="22"/>
+                <w:szCs w:val="22"/>
+              </w:rPr>
+              <w:t xml:space="preserve">Value</w:t>
+            </w:r>
+          </w:p>
+        </w:tc>
+        <w:tc>
+          <w:tcPr>
+            <w:tcW w:type="dxa" w:w="800"/>
+            <w:tcBorders>
+              <w:top w:val="single" w:color="CCCCCC" w:sz="1"/>
+              <w:left w:val="single" w:color="CCCCCC" w:sz="1"/>
+              <w:bottom w:val="single" w:color="CCCCCC" w:sz="1"/>
+              <w:right w:val="single" w:color="CCCCCC" w:sz="1"/>
+            </w:tcBorders>
+            <w:shd w:fill="D5E8F0" w:val="clear"/>
+            <w:tcMar>
+              <w:top w:type="dxa" w:w="80"/>
+              <w:left w:type="dxa" w:w="120"/>
+              <w:bottom w:type="dxa" w:w="80"/>
+              <w:right w:type="dxa" w:w="120"/>
+            </w:tcMar>
+          </w:tcPr>
+          <w:p>
+            <w:r>
+              <w:rPr>
+                <w:b/>
+                <w:bCs/>
+                <w:sz w:val="22"/>
+                <w:szCs w:val="22"/>
+              </w:rPr>
+              <w:t xml:space="preserve">Keep?</w:t>
+            </w:r>
+          </w:p>
+        </w:tc>
+        <w:tc>
+          <w:tcPr>
+            <w:tcW w:type="dxa" w:w="4960"/>
+            <w:tcBorders>
+              <w:top w:val="single" w:color="CCCCCC" w:sz="1"/>
+              <w:left w:val="single" w:color="CCCCCC" w:sz="1"/>
+              <w:bottom w:val="single" w:color="CCCCCC" w:sz="1"/>
+              <w:right w:val="single" w:color="CCCCCC" w:sz="1"/>
+            </w:tcBorders>
+            <w:shd w:fill="D5E8F0" w:val="clear"/>
+            <w:tcMar>
+              <w:top w:type="dxa" w:w="80"/>
+              <w:left w:type="dxa" w:w="120"/>
+              <w:bottom w:type="dxa" w:w="80"/>
+              <w:right w:type="dxa" w:w="120"/>
+            </w:tcMar>
+          </w:tcPr>
+          <w:p>
+            <w:r>
+              <w:rPr>
+                <w:b/>
+                <w:bCs/>
+                <w:sz w:val="22"/>
+                <w:szCs w:val="22"/>
+              </w:rPr>
+              <w:t xml:space="preserve">Notes</w:t>
+            </w:r>
+          </w:p>
+        </w:tc>
+      </w:tr>
+      <w:tr>
+        <w:tc>
+          <w:tcPr>
+            <w:tcW w:type="dxa" w:w="600"/>
+            <w:tcBorders>
+              <w:top w:val="single" w:color="CCCCCC" w:sz="1"/>
+              <w:left w:val="single" w:color="CCCCCC" w:sz="1"/>
+              <w:bottom w:val="single" w:color="CCCCCC" w:sz="1"/>
+              <w:right w:val="single" w:color="CCCCCC" w:sz="1"/>
+            </w:tcBorders>
+            <w:tcMar>
+              <w:top w:type="dxa" w:w="80"/>
+              <w:left w:type="dxa" w:w="120"/>
+              <w:bottom w:type="dxa" w:w="80"/>
+              <w:right w:type="dxa" w:w="120"/>
+            </w:tcMar>
+          </w:tcPr>
+          <w:p>
+            <w:r>
+              <w:rPr>
+                <w:b w:val="false"/>
+                <w:bCs w:val="false"/>
+                <w:sz w:val="22"/>
+                <w:szCs w:val="22"/>
+              </w:rPr>
+              <w:t xml:space="preserve">U2</w:t>
+            </w:r>
+          </w:p>
+        </w:tc>
+        <w:tc>
+          <w:tcPr>
+            <w:tcW w:type="dxa" w:w="2000"/>
+            <w:tcBorders>
+              <w:top w:val="single" w:color="CCCCCC" w:sz="1"/>
+              <w:left w:val="single" w:color="CCCCCC" w:sz="1"/>
+              <w:bottom w:val="single" w:color="CCCCCC" w:sz="1"/>
+              <w:right w:val="single" w:color="CCCCCC" w:sz="1"/>
+            </w:tcBorders>
+            <w:tcMar>
+              <w:top w:type="dxa" w:w="80"/>
+              <w:left w:type="dxa" w:w="120"/>
+              <w:bottom w:type="dxa" w:w="80"/>
+              <w:right w:type="dxa" w:w="120"/>
+            </w:tcMar>
+          </w:tcPr>
+          <w:p>
+            <w:r>
+              <w:rPr>
+                <w:b w:val="false"/>
+                <w:bCs w:val="false"/>
+                <w:sz w:val="22"/>
+                <w:szCs w:val="22"/>
+              </w:rPr>
+              <w:t xml:space="preserve">MCP73831T-2ACI/OT</w:t>
+            </w:r>
+          </w:p>
+        </w:tc>
+        <w:tc>
+          <w:tcPr>
+            <w:tcW w:type="dxa" w:w="1200"/>
+            <w:tcBorders>
+              <w:top w:val="single" w:color="CCCCCC" w:sz="1"/>
+              <w:left w:val="single" w:color="CCCCCC" w:sz="1"/>
+              <w:bottom w:val="single" w:color="CCCCCC" w:sz="1"/>
+              <w:right w:val="single" w:color="CCCCCC" w:sz="1"/>
+            </w:tcBorders>
+            <w:tcMar>
+              <w:top w:type="dxa" w:w="80"/>
+              <w:left w:type="dxa" w:w="120"/>
+              <w:bottom w:type="dxa" w:w="80"/>
+              <w:right w:type="dxa" w:w="120"/>
+            </w:tcMar>
+          </w:tcPr>
+          <w:p>
+            <w:r>
+              <w:rPr>
+                <w:b w:val="false"/>
+                <w:bCs w:val="false"/>
+                <w:sz w:val="22"/>
+                <w:szCs w:val="22"/>
+              </w:rPr>
+              <w:t xml:space="preserve">SOT-23-5</w:t>
+            </w:r>
+          </w:p>
+        </w:tc>
+        <w:tc>
+          <w:tcPr>
+            <w:tcW w:type="dxa" w:w="800"/>
+            <w:tcBorders>
+              <w:top w:val="single" w:color="CCCCCC" w:sz="1"/>
+              <w:left w:val="single" w:color="CCCCCC" w:sz="1"/>
+              <w:bottom w:val="single" w:color="CCCCCC" w:sz="1"/>
+              <w:right w:val="single" w:color="CCCCCC" w:sz="1"/>
+            </w:tcBorders>
+            <w:tcMar>
+              <w:top w:type="dxa" w:w="80"/>
+              <w:left w:type="dxa" w:w="120"/>
+              <w:bottom w:type="dxa" w:w="80"/>
+              <w:right w:type="dxa" w:w="120"/>
+            </w:tcMar>
+          </w:tcPr>
+          <w:p>
+            <w:r>
+              <w:rPr>
+                <w:b w:val="false"/>
+                <w:bCs w:val="false"/>
+                <w:sz w:val="22"/>
+                <w:szCs w:val="22"/>
+              </w:rPr>
+              <w:t xml:space="preserve">YES</w:t>
+            </w:r>
+          </w:p>
+        </w:tc>
+        <w:tc>
+          <w:tcPr>
+            <w:tcW w:type="dxa" w:w="4960"/>
+            <w:tcBorders>
+              <w:top w:val="single" w:color="CCCCCC" w:sz="1"/>
+              <w:left w:val="single" w:color="CCCCCC" w:sz="1"/>
+              <w:bottom w:val="single" w:color="CCCCCC" w:sz="1"/>
+              <w:right w:val="single" w:color="CCCCCC" w:sz="1"/>
+            </w:tcBorders>
+            <w:tcMar>
+              <w:top w:type="dxa" w:w="80"/>
+              <w:left w:type="dxa" w:w="120"/>
+              <w:bottom w:type="dxa" w:w="80"/>
+              <w:right w:type="dxa" w:w="120"/>
+            </w:tcMar>
+          </w:tcPr>
+          <w:p>
+            <w:r>
+              <w:rPr>
+                <w:b w:val="false"/>
+                <w:bCs w:val="false"/>
+                <w:sz w:val="22"/>
+                <w:szCs w:val="22"/>
+              </w:rPr>
+              <w:t xml:space="preserve">-2 suffix = 4.2V termination. On B.Cu — pins corrected SMDv7/8.</w:t>
+            </w:r>
+          </w:p>
+        </w:tc>
+      </w:tr>
+      <w:tr>
+        <w:tc>
+          <w:tcPr>
+            <w:tcW w:type="dxa" w:w="600"/>
+            <w:tcBorders>
+              <w:top w:val="single" w:color="CCCCCC" w:sz="1"/>
+              <w:left w:val="single" w:color="CCCCCC" w:sz="1"/>
+              <w:bottom w:val="single" w:color="CCCCCC" w:sz="1"/>
+              <w:right w:val="single" w:color="CCCCCC" w:sz="1"/>
+            </w:tcBorders>
+            <w:tcMar>
+              <w:top w:type="dxa" w:w="80"/>
+              <w:left w:type="dxa" w:w="120"/>
+              <w:bottom w:type="dxa" w:w="80"/>
+              <w:right w:type="dxa" w:w="120"/>
+            </w:tcMar>
+          </w:tcPr>
+          <w:p>
+            <w:r>
+              <w:rPr>
+                <w:b w:val="false"/>
+                <w:bCs w:val="false"/>
+                <w:sz w:val="22"/>
+                <w:szCs w:val="22"/>
+              </w:rPr>
+              <w:t xml:space="preserve">C1</w:t>
+            </w:r>
+          </w:p>
+        </w:tc>
+        <w:tc>
+          <w:tcPr>
+            <w:tcW w:type="dxa" w:w="2000"/>
+            <w:tcBorders>
+              <w:top w:val="single" w:color="CCCCCC" w:sz="1"/>
+              <w:left w:val="single" w:color="CCCCCC" w:sz="1"/>
+              <w:bottom w:val="single" w:color="CCCCCC" w:sz="1"/>
+              <w:right w:val="single" w:color="CCCCCC" w:sz="1"/>
+            </w:tcBorders>
+            <w:tcMar>
+              <w:top w:type="dxa" w:w="80"/>
+              <w:left w:type="dxa" w:w="120"/>
+              <w:bottom w:type="dxa" w:w="80"/>
+              <w:right w:type="dxa" w:w="120"/>
+            </w:tcMar>
+          </w:tcPr>
+          <w:p>
+            <w:r>
+              <w:rPr>
+                <w:b w:val="false"/>
+                <w:bCs w:val="false"/>
+                <w:sz w:val="22"/>
+                <w:szCs w:val="22"/>
+              </w:rPr>
+              <w:t xml:space="preserve">Capacitor 0805</w:t>
+            </w:r>
+          </w:p>
+        </w:tc>
+        <w:tc>
+          <w:tcPr>
+            <w:tcW w:type="dxa" w:w="1200"/>
+            <w:tcBorders>
+              <w:top w:val="single" w:color="CCCCCC" w:sz="1"/>
+              <w:left w:val="single" w:color="CCCCCC" w:sz="1"/>
+              <w:bottom w:val="single" w:color="CCCCCC" w:sz="1"/>
+              <w:right w:val="single" w:color="CCCCCC" w:sz="1"/>
+            </w:tcBorders>
+            <w:tcMar>
+              <w:top w:type="dxa" w:w="80"/>
+              <w:left w:type="dxa" w:w="120"/>
+              <w:bottom w:type="dxa" w:w="80"/>
+              <w:right w:type="dxa" w:w="120"/>
+            </w:tcMar>
+          </w:tcPr>
+          <w:p>
+            <w:r>
+              <w:rPr>
+                <w:b w:val="false"/>
+                <w:bCs w:val="false"/>
+                <w:sz w:val="22"/>
+                <w:szCs w:val="22"/>
+              </w:rPr>
+              <w:t xml:space="preserve">10µF</w:t>
+            </w:r>
+          </w:p>
+        </w:tc>
+        <w:tc>
+          <w:tcPr>
+            <w:tcW w:type="dxa" w:w="800"/>
+            <w:tcBorders>
+              <w:top w:val="single" w:color="CCCCCC" w:sz="1"/>
+              <w:left w:val="single" w:color="CCCCCC" w:sz="1"/>
+              <w:bottom w:val="single" w:color="CCCCCC" w:sz="1"/>
+              <w:right w:val="single" w:color="CCCCCC" w:sz="1"/>
+            </w:tcBorders>
+            <w:tcMar>
+              <w:top w:type="dxa" w:w="80"/>
+              <w:left w:type="dxa" w:w="120"/>
+              <w:bottom w:type="dxa" w:w="80"/>
+              <w:right w:type="dxa" w:w="120"/>
+            </w:tcMar>
+          </w:tcPr>
+          <w:p>
+            <w:r>
+              <w:rPr>
+                <w:b w:val="false"/>
+                <w:bCs w:val="false"/>
+                <w:sz w:val="22"/>
+                <w:szCs w:val="22"/>
+              </w:rPr>
+              <w:t xml:space="preserve">YES</w:t>
+            </w:r>
+          </w:p>
+        </w:tc>
+        <w:tc>
+          <w:tcPr>
+            <w:tcW w:type="dxa" w:w="4960"/>
+            <w:tcBorders>
+              <w:top w:val="single" w:color="CCCCCC" w:sz="1"/>
+              <w:left w:val="single" w:color="CCCCCC" w:sz="1"/>
+              <w:bottom w:val="single" w:color="CCCCCC" w:sz="1"/>
+              <w:right w:val="single" w:color="CCCCCC" w:sz="1"/>
+            </w:tcBorders>
+            <w:tcMar>
+              <w:top w:type="dxa" w:w="80"/>
+              <w:left w:type="dxa" w:w="120"/>
+              <w:bottom w:type="dxa" w:w="80"/>
+              <w:right w:type="dxa" w:w="120"/>
+            </w:tcMar>
+          </w:tcPr>
+          <w:p>
+            <w:r>
+              <w:rPr>
+                <w:b w:val="false"/>
+                <w:bCs w:val="false"/>
+                <w:sz w:val="22"/>
+                <w:szCs w:val="22"/>
+              </w:rPr>
+              <w:t xml:space="preserve">VIN input decoupling</w:t>
+            </w:r>
+          </w:p>
+        </w:tc>
+      </w:tr>
+      <w:tr>
+        <w:tc>
+          <w:tcPr>
+            <w:tcW w:type="dxa" w:w="600"/>
+            <w:tcBorders>
+              <w:top w:val="single" w:color="CCCCCC" w:sz="1"/>
+              <w:left w:val="single" w:color="CCCCCC" w:sz="1"/>
+              <w:bottom w:val="single" w:color="CCCCCC" w:sz="1"/>
+              <w:right w:val="single" w:color="CCCCCC" w:sz="1"/>
+            </w:tcBorders>
+            <w:tcMar>
+              <w:top w:type="dxa" w:w="80"/>
+              <w:left w:type="dxa" w:w="120"/>
+              <w:bottom w:type="dxa" w:w="80"/>
+              <w:right w:type="dxa" w:w="120"/>
+            </w:tcMar>
+          </w:tcPr>
+          <w:p>
+            <w:r>
+              <w:rPr>
+                <w:b w:val="false"/>
+                <w:bCs w:val="false"/>
+                <w:sz w:val="22"/>
+                <w:szCs w:val="22"/>
+              </w:rPr>
+              <w:t xml:space="preserve">C20</w:t>
+            </w:r>
+          </w:p>
+        </w:tc>
+        <w:tc>
+          <w:tcPr>
+            <w:tcW w:type="dxa" w:w="2000"/>
+            <w:tcBorders>
+              <w:top w:val="single" w:color="CCCCCC" w:sz="1"/>
+              <w:left w:val="single" w:color="CCCCCC" w:sz="1"/>
+              <w:bottom w:val="single" w:color="CCCCCC" w:sz="1"/>
+              <w:right w:val="single" w:color="CCCCCC" w:sz="1"/>
+            </w:tcBorders>
+            <w:tcMar>
+              <w:top w:type="dxa" w:w="80"/>
+              <w:left w:type="dxa" w:w="120"/>
+              <w:bottom w:type="dxa" w:w="80"/>
+              <w:right w:type="dxa" w:w="120"/>
+            </w:tcMar>
+          </w:tcPr>
+          <w:p>
+            <w:r>
+              <w:rPr>
+                <w:b w:val="false"/>
+                <w:bCs w:val="false"/>
+                <w:sz w:val="22"/>
+                <w:szCs w:val="22"/>
+              </w:rPr>
+              <w:t xml:space="preserve">Capacitor 0805</w:t>
+            </w:r>
+          </w:p>
+        </w:tc>
+        <w:tc>
+          <w:tcPr>
+            <w:tcW w:type="dxa" w:w="1200"/>
+            <w:tcBorders>
+              <w:top w:val="single" w:color="CCCCCC" w:sz="1"/>
+              <w:left w:val="single" w:color="CCCCCC" w:sz="1"/>
+              <w:bottom w:val="single" w:color="CCCCCC" w:sz="1"/>
+              <w:right w:val="single" w:color="CCCCCC" w:sz="1"/>
+            </w:tcBorders>
+            <w:tcMar>
+              <w:top w:type="dxa" w:w="80"/>
+              <w:left w:type="dxa" w:w="120"/>
+              <w:bottom w:type="dxa" w:w="80"/>
+              <w:right w:type="dxa" w:w="120"/>
+            </w:tcMar>
+          </w:tcPr>
+          <w:p>
+            <w:r>
+              <w:rPr>
+                <w:b w:val="false"/>
+                <w:bCs w:val="false"/>
+                <w:sz w:val="22"/>
+                <w:szCs w:val="22"/>
+              </w:rPr>
+              <w:t xml:space="preserve">10µF</w:t>
+            </w:r>
+          </w:p>
+        </w:tc>
+        <w:tc>
+          <w:tcPr>
+            <w:tcW w:type="dxa" w:w="800"/>
+            <w:tcBorders>
+              <w:top w:val="single" w:color="CCCCCC" w:sz="1"/>
+              <w:left w:val="single" w:color="CCCCCC" w:sz="1"/>
+              <w:bottom w:val="single" w:color="CCCCCC" w:sz="1"/>
+              <w:right w:val="single" w:color="CCCCCC" w:sz="1"/>
+            </w:tcBorders>
+            <w:tcMar>
+              <w:top w:type="dxa" w:w="80"/>
+              <w:left w:type="dxa" w:w="120"/>
+              <w:bottom w:type="dxa" w:w="80"/>
+              <w:right w:type="dxa" w:w="120"/>
+            </w:tcMar>
+          </w:tcPr>
+          <w:p>
+            <w:r>
+              <w:rPr>
+                <w:b w:val="false"/>
+                <w:bCs w:val="false"/>
+                <w:sz w:val="22"/>
+                <w:szCs w:val="22"/>
+              </w:rPr>
+              <w:t xml:space="preserve">YES</w:t>
+            </w:r>
+          </w:p>
+        </w:tc>
+        <w:tc>
+          <w:tcPr>
+            <w:tcW w:type="dxa" w:w="4960"/>
+            <w:tcBorders>
+              <w:top w:val="single" w:color="CCCCCC" w:sz="1"/>
+              <w:left w:val="single" w:color="CCCCCC" w:sz="1"/>
+              <w:bottom w:val="single" w:color="CCCCCC" w:sz="1"/>
+              <w:right w:val="single" w:color="CCCCCC" w:sz="1"/>
+            </w:tcBorders>
+            <w:tcMar>
+              <w:top w:type="dxa" w:w="80"/>
+              <w:left w:type="dxa" w:w="120"/>
+              <w:bottom w:type="dxa" w:w="80"/>
+              <w:right w:type="dxa" w:w="120"/>
+            </w:tcMar>
+          </w:tcPr>
+          <w:p>
+            <w:r>
+              <w:rPr>
+                <w:b w:val="false"/>
+                <w:bCs w:val="false"/>
+                <w:sz w:val="22"/>
+                <w:szCs w:val="22"/>
+              </w:rPr>
+              <w:t xml:space="preserve">VBAT output decoupling</w:t>
+            </w:r>
+          </w:p>
+        </w:tc>
+      </w:tr>
+      <w:tr>
+        <w:tc>
+          <w:tcPr>
+            <w:tcW w:type="dxa" w:w="600"/>
+            <w:tcBorders>
+              <w:top w:val="single" w:color="CCCCCC" w:sz="1"/>
+              <w:left w:val="single" w:color="CCCCCC" w:sz="1"/>
+              <w:bottom w:val="single" w:color="CCCCCC" w:sz="1"/>
+              <w:right w:val="single" w:color="CCCCCC" w:sz="1"/>
+            </w:tcBorders>
+            <w:tcMar>
+              <w:top w:type="dxa" w:w="80"/>
+              <w:left w:type="dxa" w:w="120"/>
+              <w:bottom w:type="dxa" w:w="80"/>
+              <w:right w:type="dxa" w:w="120"/>
+            </w:tcMar>
+          </w:tcPr>
+          <w:p>
+            <w:r>
+              <w:rPr>
+                <w:b w:val="false"/>
+                <w:bCs w:val="false"/>
+                <w:sz w:val="22"/>
+                <w:szCs w:val="22"/>
+              </w:rPr>
+              <w:t xml:space="preserve">R8</w:t>
+            </w:r>
+          </w:p>
+        </w:tc>
+        <w:tc>
+          <w:tcPr>
+            <w:tcW w:type="dxa" w:w="2000"/>
+            <w:tcBorders>
+              <w:top w:val="single" w:color="CCCCCC" w:sz="1"/>
+              <w:left w:val="single" w:color="CCCCCC" w:sz="1"/>
+              <w:bottom w:val="single" w:color="CCCCCC" w:sz="1"/>
+              <w:right w:val="single" w:color="CCCCCC" w:sz="1"/>
+            </w:tcBorders>
+            <w:tcMar>
+              <w:top w:type="dxa" w:w="80"/>
+              <w:left w:type="dxa" w:w="120"/>
+              <w:bottom w:type="dxa" w:w="80"/>
+              <w:right w:type="dxa" w:w="120"/>
+            </w:tcMar>
+          </w:tcPr>
+          <w:p>
+            <w:r>
+              <w:rPr>
+                <w:b w:val="false"/>
+                <w:bCs w:val="false"/>
+                <w:sz w:val="22"/>
+                <w:szCs w:val="22"/>
+              </w:rPr>
+              <w:t xml:space="preserve">Resistor 0603</w:t>
+            </w:r>
+          </w:p>
+        </w:tc>
+        <w:tc>
+          <w:tcPr>
+            <w:tcW w:type="dxa" w:w="1200"/>
+            <w:tcBorders>
+              <w:top w:val="single" w:color="CCCCCC" w:sz="1"/>
+              <w:left w:val="single" w:color="CCCCCC" w:sz="1"/>
+              <w:bottom w:val="single" w:color="CCCCCC" w:sz="1"/>
+              <w:right w:val="single" w:color="CCCCCC" w:sz="1"/>
+            </w:tcBorders>
+            <w:tcMar>
+              <w:top w:type="dxa" w:w="80"/>
+              <w:left w:type="dxa" w:w="120"/>
+              <w:bottom w:type="dxa" w:w="80"/>
+              <w:right w:type="dxa" w:w="120"/>
+            </w:tcMar>
+          </w:tcPr>
+          <w:p>
+            <w:r>
+              <w:rPr>
+                <w:b w:val="false"/>
+                <w:bCs w:val="false"/>
+                <w:sz w:val="22"/>
+                <w:szCs w:val="22"/>
+              </w:rPr>
+              <w:t xml:space="preserve">5.1kΩ</w:t>
+            </w:r>
+          </w:p>
+        </w:tc>
+        <w:tc>
+          <w:tcPr>
+            <w:tcW w:type="dxa" w:w="800"/>
+            <w:tcBorders>
+              <w:top w:val="single" w:color="CCCCCC" w:sz="1"/>
+              <w:left w:val="single" w:color="CCCCCC" w:sz="1"/>
+              <w:bottom w:val="single" w:color="CCCCCC" w:sz="1"/>
+              <w:right w:val="single" w:color="CCCCCC" w:sz="1"/>
+            </w:tcBorders>
+            <w:tcMar>
+              <w:top w:type="dxa" w:w="80"/>
+              <w:left w:type="dxa" w:w="120"/>
+              <w:bottom w:type="dxa" w:w="80"/>
+              <w:right w:type="dxa" w:w="120"/>
+            </w:tcMar>
+          </w:tcPr>
+          <w:p>
+            <w:r>
+              <w:rPr>
+                <w:b w:val="false"/>
+                <w:bCs w:val="false"/>
+                <w:sz w:val="22"/>
+                <w:szCs w:val="22"/>
+              </w:rPr>
+              <w:t xml:space="preserve">YES</w:t>
+            </w:r>
+          </w:p>
+        </w:tc>
+        <w:tc>
+          <w:tcPr>
+            <w:tcW w:type="dxa" w:w="4960"/>
+            <w:tcBorders>
+              <w:top w:val="single" w:color="CCCCCC" w:sz="1"/>
+              <w:left w:val="single" w:color="CCCCCC" w:sz="1"/>
+              <w:bottom w:val="single" w:color="CCCCCC" w:sz="1"/>
+              <w:right w:val="single" w:color="CCCCCC" w:sz="1"/>
+            </w:tcBorders>
+            <w:tcMar>
+              <w:top w:type="dxa" w:w="80"/>
+              <w:left w:type="dxa" w:w="120"/>
+              <w:bottom w:type="dxa" w:w="80"/>
+              <w:right w:type="dxa" w:w="120"/>
+            </w:tcMar>
+          </w:tcPr>
+          <w:p>
+            <w:r>
+              <w:rPr>
+                <w:b w:val="false"/>
+                <w:bCs w:val="false"/>
+                <w:sz w:val="22"/>
+                <w:szCs w:val="22"/>
+              </w:rPr>
+              <w:t xml:space="preserve">PROG pin — sets 200mA charge current</w:t>
+            </w:r>
+          </w:p>
+        </w:tc>
+      </w:tr>
+      <w:tr>
+        <w:tc>
+          <w:tcPr>
+            <w:tcW w:type="dxa" w:w="600"/>
+            <w:tcBorders>
+              <w:top w:val="single" w:color="CCCCCC" w:sz="1"/>
+              <w:left w:val="single" w:color="CCCCCC" w:sz="1"/>
+              <w:bottom w:val="single" w:color="CCCCCC" w:sz="1"/>
+              <w:right w:val="single" w:color="CCCCCC" w:sz="1"/>
+            </w:tcBorders>
+            <w:tcMar>
+              <w:top w:type="dxa" w:w="80"/>
+              <w:left w:type="dxa" w:w="120"/>
+              <w:bottom w:type="dxa" w:w="80"/>
+              <w:right w:type="dxa" w:w="120"/>
+            </w:tcMar>
+          </w:tcPr>
+          <w:p>
+            <w:r>
+              <w:rPr>
+                <w:b w:val="false"/>
+                <w:bCs w:val="false"/>
+                <w:sz w:val="22"/>
+                <w:szCs w:val="22"/>
+              </w:rPr>
+              <w:t xml:space="preserve">D3</w:t>
+            </w:r>
+          </w:p>
+        </w:tc>
+        <w:tc>
+          <w:tcPr>
+            <w:tcW w:type="dxa" w:w="2000"/>
+            <w:tcBorders>
+              <w:top w:val="single" w:color="CCCCCC" w:sz="1"/>
+              <w:left w:val="single" w:color="CCCCCC" w:sz="1"/>
+              <w:bottom w:val="single" w:color="CCCCCC" w:sz="1"/>
+              <w:right w:val="single" w:color="CCCCCC" w:sz="1"/>
+            </w:tcBorders>
+            <w:tcMar>
+              <w:top w:type="dxa" w:w="80"/>
+              <w:left w:type="dxa" w:w="120"/>
+              <w:bottom w:type="dxa" w:w="80"/>
+              <w:right w:type="dxa" w:w="120"/>
+            </w:tcMar>
+          </w:tcPr>
+          <w:p>
+            <w:r>
+              <w:rPr>
+                <w:b w:val="false"/>
+                <w:bCs w:val="false"/>
+                <w:sz w:val="22"/>
+                <w:szCs w:val="22"/>
+              </w:rPr>
+              <w:t xml:space="preserve">MBR120 SOD-123FL</w:t>
+            </w:r>
+          </w:p>
+        </w:tc>
+        <w:tc>
+          <w:tcPr>
+            <w:tcW w:type="dxa" w:w="1200"/>
+            <w:tcBorders>
+              <w:top w:val="single" w:color="CCCCCC" w:sz="1"/>
+              <w:left w:val="single" w:color="CCCCCC" w:sz="1"/>
+              <w:bottom w:val="single" w:color="CCCCCC" w:sz="1"/>
+              <w:right w:val="single" w:color="CCCCCC" w:sz="1"/>
+            </w:tcBorders>
+            <w:tcMar>
+              <w:top w:type="dxa" w:w="80"/>
+              <w:left w:type="dxa" w:w="120"/>
+              <w:bottom w:type="dxa" w:w="80"/>
+              <w:right w:type="dxa" w:w="120"/>
+            </w:tcMar>
+          </w:tcPr>
+          <w:p>
+            <w:r>
+              <w:rPr>
+                <w:b w:val="false"/>
+                <w:bCs w:val="false"/>
+                <w:sz w:val="22"/>
+                <w:szCs w:val="22"/>
+              </w:rPr>
+              <w:t xml:space="preserve">—</w:t>
+            </w:r>
+          </w:p>
+        </w:tc>
+        <w:tc>
+          <w:tcPr>
+            <w:tcW w:type="dxa" w:w="800"/>
+            <w:tcBorders>
+              <w:top w:val="single" w:color="CCCCCC" w:sz="1"/>
+              <w:left w:val="single" w:color="CCCCCC" w:sz="1"/>
+              <w:bottom w:val="single" w:color="CCCCCC" w:sz="1"/>
+              <w:right w:val="single" w:color="CCCCCC" w:sz="1"/>
+            </w:tcBorders>
+            <w:tcMar>
+              <w:top w:type="dxa" w:w="80"/>
+              <w:left w:type="dxa" w:w="120"/>
+              <w:bottom w:type="dxa" w:w="80"/>
+              <w:right w:type="dxa" w:w="120"/>
+            </w:tcMar>
+          </w:tcPr>
+          <w:p>
+            <w:r>
+              <w:rPr>
+                <w:b w:val="false"/>
+                <w:bCs w:val="false"/>
+                <w:sz w:val="22"/>
+                <w:szCs w:val="22"/>
+              </w:rPr>
+              <w:t xml:space="preserve">YES</w:t>
+            </w:r>
+          </w:p>
+        </w:tc>
+        <w:tc>
+          <w:tcPr>
+            <w:tcW w:type="dxa" w:w="4960"/>
+            <w:tcBorders>
+              <w:top w:val="single" w:color="CCCCCC" w:sz="1"/>
+              <w:left w:val="single" w:color="CCCCCC" w:sz="1"/>
+              <w:bottom w:val="single" w:color="CCCCCC" w:sz="1"/>
+              <w:right w:val="single" w:color="CCCCCC" w:sz="1"/>
+            </w:tcBorders>
+            <w:tcMar>
+              <w:top w:type="dxa" w:w="80"/>
+              <w:left w:type="dxa" w:w="120"/>
+              <w:bottom w:type="dxa" w:w="80"/>
+              <w:right w:type="dxa" w:w="120"/>
+            </w:tcMar>
+          </w:tcPr>
+          <w:p>
+            <w:r>
+              <w:rPr>
+                <w:b w:val="false"/>
+                <w:bCs w:val="false"/>
+                <w:sz w:val="22"/>
+                <w:szCs w:val="22"/>
+              </w:rPr>
+              <w:t xml:space="preserve">Reverse polarity protection on VBAT. On B.Cu — corrected SMDv8.</w:t>
+            </w:r>
+          </w:p>
+        </w:tc>
+      </w:tr>
+      <w:tr>
+        <w:tc>
+          <w:tcPr>
+            <w:tcW w:type="dxa" w:w="600"/>
+            <w:tcBorders>
+              <w:top w:val="single" w:color="CCCCCC" w:sz="1"/>
+              <w:left w:val="single" w:color="CCCCCC" w:sz="1"/>
+              <w:bottom w:val="single" w:color="CCCCCC" w:sz="1"/>
+              <w:right w:val="single" w:color="CCCCCC" w:sz="1"/>
+            </w:tcBorders>
+            <w:tcMar>
+              <w:top w:type="dxa" w:w="80"/>
+              <w:left w:type="dxa" w:w="120"/>
+              <w:bottom w:type="dxa" w:w="80"/>
+              <w:right w:type="dxa" w:w="120"/>
+            </w:tcMar>
+          </w:tcPr>
+          <w:p>
+            <w:r>
+              <w:rPr>
+                <w:b w:val="false"/>
+                <w:bCs w:val="false"/>
+                <w:sz w:val="22"/>
+                <w:szCs w:val="22"/>
+              </w:rPr>
+              <w:t xml:space="preserve">R1</w:t>
+            </w:r>
+          </w:p>
+        </w:tc>
+        <w:tc>
+          <w:tcPr>
+            <w:tcW w:type="dxa" w:w="2000"/>
+            <w:tcBorders>
+              <w:top w:val="single" w:color="CCCCCC" w:sz="1"/>
+              <w:left w:val="single" w:color="CCCCCC" w:sz="1"/>
+              <w:bottom w:val="single" w:color="CCCCCC" w:sz="1"/>
+              <w:right w:val="single" w:color="CCCCCC" w:sz="1"/>
+            </w:tcBorders>
+            <w:tcMar>
+              <w:top w:type="dxa" w:w="80"/>
+              <w:left w:type="dxa" w:w="120"/>
+              <w:bottom w:type="dxa" w:w="80"/>
+              <w:right w:type="dxa" w:w="120"/>
+            </w:tcMar>
+          </w:tcPr>
+          <w:p>
+            <w:r>
+              <w:rPr>
+                <w:b w:val="false"/>
+                <w:bCs w:val="false"/>
+                <w:sz w:val="22"/>
+                <w:szCs w:val="22"/>
+              </w:rPr>
+              <w:t xml:space="preserve">Resistor 0603</w:t>
+            </w:r>
+          </w:p>
+        </w:tc>
+        <w:tc>
+          <w:tcPr>
+            <w:tcW w:type="dxa" w:w="1200"/>
+            <w:tcBorders>
+              <w:top w:val="single" w:color="CCCCCC" w:sz="1"/>
+              <w:left w:val="single" w:color="CCCCCC" w:sz="1"/>
+              <w:bottom w:val="single" w:color="CCCCCC" w:sz="1"/>
+              <w:right w:val="single" w:color="CCCCCC" w:sz="1"/>
+            </w:tcBorders>
+            <w:tcMar>
+              <w:top w:type="dxa" w:w="80"/>
+              <w:left w:type="dxa" w:w="120"/>
+              <w:bottom w:type="dxa" w:w="80"/>
+              <w:right w:type="dxa" w:w="120"/>
+            </w:tcMar>
+          </w:tcPr>
+          <w:p>
+            <w:r>
+              <w:rPr>
+                <w:b w:val="false"/>
+                <w:bCs w:val="false"/>
+                <w:sz w:val="22"/>
+                <w:szCs w:val="22"/>
+              </w:rPr>
+              <w:t xml:space="preserve">100kΩ</w:t>
+            </w:r>
+          </w:p>
+        </w:tc>
+        <w:tc>
+          <w:tcPr>
+            <w:tcW w:type="dxa" w:w="800"/>
+            <w:tcBorders>
+              <w:top w:val="single" w:color="CCCCCC" w:sz="1"/>
+              <w:left w:val="single" w:color="CCCCCC" w:sz="1"/>
+              <w:bottom w:val="single" w:color="CCCCCC" w:sz="1"/>
+              <w:right w:val="single" w:color="CCCCCC" w:sz="1"/>
+            </w:tcBorders>
+            <w:tcMar>
+              <w:top w:type="dxa" w:w="80"/>
+              <w:left w:type="dxa" w:w="120"/>
+              <w:bottom w:type="dxa" w:w="80"/>
+              <w:right w:type="dxa" w:w="120"/>
+            </w:tcMar>
+          </w:tcPr>
+          <w:p>
+            <w:r>
+              <w:rPr>
+                <w:b w:val="false"/>
+                <w:bCs w:val="false"/>
+                <w:sz w:val="22"/>
+                <w:szCs w:val="22"/>
+              </w:rPr>
+              <w:t xml:space="preserve">YES</w:t>
+            </w:r>
+          </w:p>
+        </w:tc>
+        <w:tc>
+          <w:tcPr>
+            <w:tcW w:type="dxa" w:w="4960"/>
+            <w:tcBorders>
+              <w:top w:val="single" w:color="CCCCCC" w:sz="1"/>
+              <w:left w:val="single" w:color="CCCCCC" w:sz="1"/>
+              <w:bottom w:val="single" w:color="CCCCCC" w:sz="1"/>
+              <w:right w:val="single" w:color="CCCCCC" w:sz="1"/>
+            </w:tcBorders>
+            <w:tcMar>
+              <w:top w:type="dxa" w:w="80"/>
+              <w:left w:type="dxa" w:w="120"/>
+              <w:bottom w:type="dxa" w:w="80"/>
+              <w:right w:type="dxa" w:w="120"/>
+            </w:tcMar>
+          </w:tcPr>
+          <w:p>
+            <w:r>
+              <w:rPr>
+                <w:b w:val="false"/>
+                <w:bCs w:val="false"/>
+                <w:sz w:val="22"/>
+                <w:szCs w:val="22"/>
+              </w:rPr>
+              <w:t xml:space="preserve">Voltage divider top — A2 battery monitoring</w:t>
+            </w:r>
+          </w:p>
+        </w:tc>
+      </w:tr>
+      <w:tr>
+        <w:tc>
+          <w:tcPr>
+            <w:tcW w:type="dxa" w:w="600"/>
+            <w:tcBorders>
+              <w:top w:val="single" w:color="CCCCCC" w:sz="1"/>
+              <w:left w:val="single" w:color="CCCCCC" w:sz="1"/>
+              <w:bottom w:val="single" w:color="CCCCCC" w:sz="1"/>
+              <w:right w:val="single" w:color="CCCCCC" w:sz="1"/>
+            </w:tcBorders>
+            <w:tcMar>
+              <w:top w:type="dxa" w:w="80"/>
+              <w:left w:type="dxa" w:w="120"/>
+              <w:bottom w:type="dxa" w:w="80"/>
+              <w:right w:type="dxa" w:w="120"/>
+            </w:tcMar>
+          </w:tcPr>
+          <w:p>
+            <w:r>
+              <w:rPr>
+                <w:b w:val="false"/>
+                <w:bCs w:val="false"/>
+                <w:sz w:val="22"/>
+                <w:szCs w:val="22"/>
+              </w:rPr>
+              <w:t xml:space="preserve">R3</w:t>
+            </w:r>
+          </w:p>
+        </w:tc>
+        <w:tc>
+          <w:tcPr>
+            <w:tcW w:type="dxa" w:w="2000"/>
+            <w:tcBorders>
+              <w:top w:val="single" w:color="CCCCCC" w:sz="1"/>
+              <w:left w:val="single" w:color="CCCCCC" w:sz="1"/>
+              <w:bottom w:val="single" w:color="CCCCCC" w:sz="1"/>
+              <w:right w:val="single" w:color="CCCCCC" w:sz="1"/>
+            </w:tcBorders>
+            <w:tcMar>
+              <w:top w:type="dxa" w:w="80"/>
+              <w:left w:type="dxa" w:w="120"/>
+              <w:bottom w:type="dxa" w:w="80"/>
+              <w:right w:type="dxa" w:w="120"/>
+            </w:tcMar>
+          </w:tcPr>
+          <w:p>
+            <w:r>
+              <w:rPr>
+                <w:b w:val="false"/>
+                <w:bCs w:val="false"/>
+                <w:sz w:val="22"/>
+                <w:szCs w:val="22"/>
+              </w:rPr>
+              <w:t xml:space="preserve">Resistor 0603</w:t>
+            </w:r>
+          </w:p>
+        </w:tc>
+        <w:tc>
+          <w:tcPr>
+            <w:tcW w:type="dxa" w:w="1200"/>
+            <w:tcBorders>
+              <w:top w:val="single" w:color="CCCCCC" w:sz="1"/>
+              <w:left w:val="single" w:color="CCCCCC" w:sz="1"/>
+              <w:bottom w:val="single" w:color="CCCCCC" w:sz="1"/>
+              <w:right w:val="single" w:color="CCCCCC" w:sz="1"/>
+            </w:tcBorders>
+            <w:tcMar>
+              <w:top w:type="dxa" w:w="80"/>
+              <w:left w:type="dxa" w:w="120"/>
+              <w:bottom w:type="dxa" w:w="80"/>
+              <w:right w:type="dxa" w:w="120"/>
+            </w:tcMar>
+          </w:tcPr>
+          <w:p>
+            <w:r>
+              <w:rPr>
+                <w:b w:val="false"/>
+                <w:bCs w:val="false"/>
+                <w:sz w:val="22"/>
+                <w:szCs w:val="22"/>
+              </w:rPr>
+              <w:t xml:space="preserve">100kΩ</w:t>
+            </w:r>
+          </w:p>
+        </w:tc>
+        <w:tc>
+          <w:tcPr>
+            <w:tcW w:type="dxa" w:w="800"/>
+            <w:tcBorders>
+              <w:top w:val="single" w:color="CCCCCC" w:sz="1"/>
+              <w:left w:val="single" w:color="CCCCCC" w:sz="1"/>
+              <w:bottom w:val="single" w:color="CCCCCC" w:sz="1"/>
+              <w:right w:val="single" w:color="CCCCCC" w:sz="1"/>
+            </w:tcBorders>
+            <w:tcMar>
+              <w:top w:type="dxa" w:w="80"/>
+              <w:left w:type="dxa" w:w="120"/>
+              <w:bottom w:type="dxa" w:w="80"/>
+              <w:right w:type="dxa" w:w="120"/>
+            </w:tcMar>
+          </w:tcPr>
+          <w:p>
+            <w:r>
+              <w:rPr>
+                <w:b w:val="false"/>
+                <w:bCs w:val="false"/>
+                <w:sz w:val="22"/>
+                <w:szCs w:val="22"/>
+              </w:rPr>
+              <w:t xml:space="preserve">YES</w:t>
+            </w:r>
+          </w:p>
+        </w:tc>
+        <w:tc>
+          <w:tcPr>
+            <w:tcW w:type="dxa" w:w="4960"/>
+            <w:tcBorders>
+              <w:top w:val="single" w:color="CCCCCC" w:sz="1"/>
+              <w:left w:val="single" w:color="CCCCCC" w:sz="1"/>
+              <w:bottom w:val="single" w:color="CCCCCC" w:sz="1"/>
+              <w:right w:val="single" w:color="CCCCCC" w:sz="1"/>
+            </w:tcBorders>
+            <w:tcMar>
+              <w:top w:type="dxa" w:w="80"/>
+              <w:left w:type="dxa" w:w="120"/>
+              <w:bottom w:type="dxa" w:w="80"/>
+              <w:right w:type="dxa" w:w="120"/>
+            </w:tcMar>
+          </w:tcPr>
+          <w:p>
+            <w:r>
+              <w:rPr>
+                <w:b w:val="false"/>
+                <w:bCs w:val="false"/>
+                <w:sz w:val="22"/>
+                <w:szCs w:val="22"/>
+              </w:rPr>
+              <w:t xml:space="preserve">Voltage divider bottom. R1+R3 = 2:1 ratio, VDIV=2.0 in code</w:t>
+            </w:r>
+          </w:p>
+        </w:tc>
+      </w:tr>
+      <w:tr>
+        <w:tc>
+          <w:tcPr>
+            <w:tcW w:type="dxa" w:w="600"/>
+            <w:tcBorders>
+              <w:top w:val="single" w:color="CCCCCC" w:sz="1"/>
+              <w:left w:val="single" w:color="CCCCCC" w:sz="1"/>
+              <w:bottom w:val="single" w:color="CCCCCC" w:sz="1"/>
+              <w:right w:val="single" w:color="CCCCCC" w:sz="1"/>
+            </w:tcBorders>
+            <w:tcMar>
+              <w:top w:type="dxa" w:w="80"/>
+              <w:left w:type="dxa" w:w="120"/>
+              <w:bottom w:type="dxa" w:w="80"/>
+              <w:right w:type="dxa" w:w="120"/>
+            </w:tcMar>
+          </w:tcPr>
+          <w:p>
+            <w:r>
+              <w:rPr>
+                <w:b w:val="false"/>
+                <w:bCs w:val="false"/>
+                <w:sz w:val="22"/>
+                <w:szCs w:val="22"/>
+              </w:rPr>
+              <w:t xml:space="preserve">R2</w:t>
+            </w:r>
+          </w:p>
+        </w:tc>
+        <w:tc>
+          <w:tcPr>
+            <w:tcW w:type="dxa" w:w="2000"/>
+            <w:tcBorders>
+              <w:top w:val="single" w:color="CCCCCC" w:sz="1"/>
+              <w:left w:val="single" w:color="CCCCCC" w:sz="1"/>
+              <w:bottom w:val="single" w:color="CCCCCC" w:sz="1"/>
+              <w:right w:val="single" w:color="CCCCCC" w:sz="1"/>
+            </w:tcBorders>
+            <w:tcMar>
+              <w:top w:type="dxa" w:w="80"/>
+              <w:left w:type="dxa" w:w="120"/>
+              <w:bottom w:type="dxa" w:w="80"/>
+              <w:right w:type="dxa" w:w="120"/>
+            </w:tcMar>
+          </w:tcPr>
+          <w:p>
+            <w:r>
+              <w:rPr>
+                <w:b w:val="false"/>
+                <w:bCs w:val="false"/>
+                <w:sz w:val="22"/>
+                <w:szCs w:val="22"/>
+              </w:rPr>
+              <w:t xml:space="preserve">Resistor 0603</w:t>
+            </w:r>
+          </w:p>
+        </w:tc>
+        <w:tc>
+          <w:tcPr>
+            <w:tcW w:type="dxa" w:w="1200"/>
+            <w:tcBorders>
+              <w:top w:val="single" w:color="CCCCCC" w:sz="1"/>
+              <w:left w:val="single" w:color="CCCCCC" w:sz="1"/>
+              <w:bottom w:val="single" w:color="CCCCCC" w:sz="1"/>
+              <w:right w:val="single" w:color="CCCCCC" w:sz="1"/>
+            </w:tcBorders>
+            <w:tcMar>
+              <w:top w:type="dxa" w:w="80"/>
+              <w:left w:type="dxa" w:w="120"/>
+              <w:bottom w:type="dxa" w:w="80"/>
+              <w:right w:type="dxa" w:w="120"/>
+            </w:tcMar>
+          </w:tcPr>
+          <w:p>
+            <w:r>
+              <w:rPr>
+                <w:b w:val="false"/>
+                <w:bCs w:val="false"/>
+                <w:sz w:val="22"/>
+                <w:szCs w:val="22"/>
+              </w:rPr>
+              <w:t xml:space="preserve">5.1kΩ</w:t>
+            </w:r>
+          </w:p>
+        </w:tc>
+        <w:tc>
+          <w:tcPr>
+            <w:tcW w:type="dxa" w:w="800"/>
+            <w:tcBorders>
+              <w:top w:val="single" w:color="CCCCCC" w:sz="1"/>
+              <w:left w:val="single" w:color="CCCCCC" w:sz="1"/>
+              <w:bottom w:val="single" w:color="CCCCCC" w:sz="1"/>
+              <w:right w:val="single" w:color="CCCCCC" w:sz="1"/>
+            </w:tcBorders>
+            <w:tcMar>
+              <w:top w:type="dxa" w:w="80"/>
+              <w:left w:type="dxa" w:w="120"/>
+              <w:bottom w:type="dxa" w:w="80"/>
+              <w:right w:type="dxa" w:w="120"/>
+            </w:tcMar>
+          </w:tcPr>
+          <w:p>
+            <w:r>
+              <w:rPr>
+                <w:b w:val="false"/>
+                <w:bCs w:val="false"/>
+                <w:sz w:val="22"/>
+                <w:szCs w:val="22"/>
+              </w:rPr>
+              <w:t xml:space="preserve">OMIT</w:t>
+            </w:r>
+          </w:p>
+        </w:tc>
+        <w:tc>
+          <w:tcPr>
+            <w:tcW w:type="dxa" w:w="4960"/>
+            <w:tcBorders>
+              <w:top w:val="single" w:color="CCCCCC" w:sz="1"/>
+              <w:left w:val="single" w:color="CCCCCC" w:sz="1"/>
+              <w:bottom w:val="single" w:color="CCCCCC" w:sz="1"/>
+              <w:right w:val="single" w:color="CCCCCC" w:sz="1"/>
+            </w:tcBorders>
+            <w:tcMar>
+              <w:top w:type="dxa" w:w="80"/>
+              <w:left w:type="dxa" w:w="120"/>
+              <w:bottom w:type="dxa" w:w="80"/>
+              <w:right w:type="dxa" w:w="120"/>
+            </w:tcMar>
+          </w:tcPr>
+          <w:p>
+            <w:r>
+              <w:rPr>
+                <w:b w:val="false"/>
+                <w:bCs w:val="false"/>
+                <w:sz w:val="22"/>
+                <w:szCs w:val="22"/>
+              </w:rPr>
+              <w:t xml:space="preserve">LED current limiter — omit with LED</w:t>
+            </w:r>
+          </w:p>
+        </w:tc>
+      </w:tr>
+      <w:tr>
+        <w:tc>
+          <w:tcPr>
+            <w:tcW w:type="dxa" w:w="600"/>
+            <w:tcBorders>
+              <w:top w:val="single" w:color="CCCCCC" w:sz="1"/>
+              <w:left w:val="single" w:color="CCCCCC" w:sz="1"/>
+              <w:bottom w:val="single" w:color="CCCCCC" w:sz="1"/>
+              <w:right w:val="single" w:color="CCCCCC" w:sz="1"/>
+            </w:tcBorders>
+            <w:tcMar>
+              <w:top w:type="dxa" w:w="80"/>
+              <w:left w:type="dxa" w:w="120"/>
+              <w:bottom w:type="dxa" w:w="80"/>
+              <w:right w:type="dxa" w:w="120"/>
+            </w:tcMar>
+          </w:tcPr>
+          <w:p>
+            <w:r>
+              <w:rPr>
+                <w:b w:val="false"/>
+                <w:bCs w:val="false"/>
+                <w:sz w:val="22"/>
+                <w:szCs w:val="22"/>
+              </w:rPr>
+              <w:t xml:space="preserve">CHG0</w:t>
+            </w:r>
+          </w:p>
+        </w:tc>
+        <w:tc>
+          <w:tcPr>
+            <w:tcW w:type="dxa" w:w="2000"/>
+            <w:tcBorders>
+              <w:top w:val="single" w:color="CCCCCC" w:sz="1"/>
+              <w:left w:val="single" w:color="CCCCCC" w:sz="1"/>
+              <w:bottom w:val="single" w:color="CCCCCC" w:sz="1"/>
+              <w:right w:val="single" w:color="CCCCCC" w:sz="1"/>
+            </w:tcBorders>
+            <w:tcMar>
+              <w:top w:type="dxa" w:w="80"/>
+              <w:left w:type="dxa" w:w="120"/>
+              <w:bottom w:type="dxa" w:w="80"/>
+              <w:right w:type="dxa" w:w="120"/>
+            </w:tcMar>
+          </w:tcPr>
+          <w:p>
+            <w:r>
+              <w:rPr>
+                <w:b w:val="false"/>
+                <w:bCs w:val="false"/>
+                <w:sz w:val="22"/>
+                <w:szCs w:val="22"/>
+              </w:rPr>
+              <w:t xml:space="preserve">LED 0603</w:t>
+            </w:r>
+          </w:p>
+        </w:tc>
+        <w:tc>
+          <w:tcPr>
+            <w:tcW w:type="dxa" w:w="1200"/>
+            <w:tcBorders>
+              <w:top w:val="single" w:color="CCCCCC" w:sz="1"/>
+              <w:left w:val="single" w:color="CCCCCC" w:sz="1"/>
+              <w:bottom w:val="single" w:color="CCCCCC" w:sz="1"/>
+              <w:right w:val="single" w:color="CCCCCC" w:sz="1"/>
+            </w:tcBorders>
+            <w:tcMar>
+              <w:top w:type="dxa" w:w="80"/>
+              <w:left w:type="dxa" w:w="120"/>
+              <w:bottom w:type="dxa" w:w="80"/>
+              <w:right w:type="dxa" w:w="120"/>
+            </w:tcMar>
+          </w:tcPr>
+          <w:p>
+            <w:r>
+              <w:rPr>
+                <w:b w:val="false"/>
+                <w:bCs w:val="false"/>
+                <w:sz w:val="22"/>
+                <w:szCs w:val="22"/>
+              </w:rPr>
+              <w:t xml:space="preserve">Orange</w:t>
+            </w:r>
+          </w:p>
+        </w:tc>
+        <w:tc>
+          <w:tcPr>
+            <w:tcW w:type="dxa" w:w="800"/>
+            <w:tcBorders>
+              <w:top w:val="single" w:color="CCCCCC" w:sz="1"/>
+              <w:left w:val="single" w:color="CCCCCC" w:sz="1"/>
+              <w:bottom w:val="single" w:color="CCCCCC" w:sz="1"/>
+              <w:right w:val="single" w:color="CCCCCC" w:sz="1"/>
+            </w:tcBorders>
+            <w:tcMar>
+              <w:top w:type="dxa" w:w="80"/>
+              <w:left w:type="dxa" w:w="120"/>
+              <w:bottom w:type="dxa" w:w="80"/>
+              <w:right w:type="dxa" w:w="120"/>
+            </w:tcMar>
+          </w:tcPr>
+          <w:p>
+            <w:r>
+              <w:rPr>
+                <w:b w:val="false"/>
+                <w:bCs w:val="false"/>
+                <w:sz w:val="22"/>
+                <w:szCs w:val="22"/>
+              </w:rPr>
+              <w:t xml:space="preserve">OMIT</w:t>
+            </w:r>
+          </w:p>
+        </w:tc>
+        <w:tc>
+          <w:tcPr>
+            <w:tcW w:type="dxa" w:w="4960"/>
+            <w:tcBorders>
+              <w:top w:val="single" w:color="CCCCCC" w:sz="1"/>
+              <w:left w:val="single" w:color="CCCCCC" w:sz="1"/>
+              <w:bottom w:val="single" w:color="CCCCCC" w:sz="1"/>
+              <w:right w:val="single" w:color="CCCCCC" w:sz="1"/>
+            </w:tcBorders>
+            <w:tcMar>
+              <w:top w:type="dxa" w:w="80"/>
+              <w:left w:type="dxa" w:w="120"/>
+              <w:bottom w:type="dxa" w:w="80"/>
+              <w:right w:type="dxa" w:w="120"/>
+            </w:tcMar>
+          </w:tcPr>
+          <w:p>
+            <w:r>
+              <w:rPr>
+                <w:b w:val="false"/>
+                <w:bCs w:val="false"/>
+                <w:sz w:val="22"/>
+                <w:szCs w:val="22"/>
+              </w:rPr>
+              <w:t xml:space="preserve">Not visible in case — omit</w:t>
+            </w:r>
+          </w:p>
+        </w:tc>
+      </w:tr>
+      <w:tr>
+        <w:tc>
+          <w:tcPr>
+            <w:tcW w:type="dxa" w:w="600"/>
+            <w:tcBorders>
+              <w:top w:val="single" w:color="CCCCCC" w:sz="1"/>
+              <w:left w:val="single" w:color="CCCCCC" w:sz="1"/>
+              <w:bottom w:val="single" w:color="CCCCCC" w:sz="1"/>
+              <w:right w:val="single" w:color="CCCCCC" w:sz="1"/>
+            </w:tcBorders>
+            <w:tcMar>
+              <w:top w:type="dxa" w:w="80"/>
+              <w:left w:type="dxa" w:w="120"/>
+              <w:bottom w:type="dxa" w:w="80"/>
+              <w:right w:type="dxa" w:w="120"/>
+            </w:tcMar>
+          </w:tcPr>
+          <w:p>
+            <w:r>
+              <w:rPr>
+                <w:b w:val="false"/>
+                <w:bCs w:val="false"/>
+                <w:sz w:val="22"/>
+                <w:szCs w:val="22"/>
+              </w:rPr>
+              <w:t xml:space="preserve">SW2</w:t>
+            </w:r>
+          </w:p>
+        </w:tc>
+        <w:tc>
+          <w:tcPr>
+            <w:tcW w:type="dxa" w:w="2000"/>
+            <w:tcBorders>
+              <w:top w:val="single" w:color="CCCCCC" w:sz="1"/>
+              <w:left w:val="single" w:color="CCCCCC" w:sz="1"/>
+              <w:bottom w:val="single" w:color="CCCCCC" w:sz="1"/>
+              <w:right w:val="single" w:color="CCCCCC" w:sz="1"/>
+            </w:tcBorders>
+            <w:tcMar>
+              <w:top w:type="dxa" w:w="80"/>
+              <w:left w:type="dxa" w:w="120"/>
+              <w:bottom w:type="dxa" w:w="80"/>
+              <w:right w:type="dxa" w:w="120"/>
+            </w:tcMar>
+          </w:tcPr>
+          <w:p>
+            <w:r>
+              <w:rPr>
+                <w:b w:val="false"/>
+                <w:bCs w:val="false"/>
+                <w:sz w:val="22"/>
+                <w:szCs w:val="22"/>
+              </w:rPr>
+              <w:t xml:space="preserve">DPDT switch</w:t>
+            </w:r>
+          </w:p>
+        </w:tc>
+        <w:tc>
+          <w:tcPr>
+            <w:tcW w:type="dxa" w:w="1200"/>
+            <w:tcBorders>
+              <w:top w:val="single" w:color="CCCCCC" w:sz="1"/>
+              <w:left w:val="single" w:color="CCCCCC" w:sz="1"/>
+              <w:bottom w:val="single" w:color="CCCCCC" w:sz="1"/>
+              <w:right w:val="single" w:color="CCCCCC" w:sz="1"/>
+            </w:tcBorders>
+            <w:tcMar>
+              <w:top w:type="dxa" w:w="80"/>
+              <w:left w:type="dxa" w:w="120"/>
+              <w:bottom w:type="dxa" w:w="80"/>
+              <w:right w:type="dxa" w:w="120"/>
+            </w:tcMar>
+          </w:tcPr>
+          <w:p>
+            <w:r>
+              <w:rPr>
+                <w:b w:val="false"/>
+                <w:bCs w:val="false"/>
+                <w:sz w:val="22"/>
+                <w:szCs w:val="22"/>
+              </w:rPr>
+              <w:t xml:space="preserve">EG1390</w:t>
+            </w:r>
+          </w:p>
+        </w:tc>
+        <w:tc>
+          <w:tcPr>
+            <w:tcW w:type="dxa" w:w="800"/>
+            <w:tcBorders>
+              <w:top w:val="single" w:color="CCCCCC" w:sz="1"/>
+              <w:left w:val="single" w:color="CCCCCC" w:sz="1"/>
+              <w:bottom w:val="single" w:color="CCCCCC" w:sz="1"/>
+              <w:right w:val="single" w:color="CCCCCC" w:sz="1"/>
+            </w:tcBorders>
+            <w:tcMar>
+              <w:top w:type="dxa" w:w="80"/>
+              <w:left w:type="dxa" w:w="120"/>
+              <w:bottom w:type="dxa" w:w="80"/>
+              <w:right w:type="dxa" w:w="120"/>
+            </w:tcMar>
+          </w:tcPr>
+          <w:p>
+            <w:r>
+              <w:rPr>
+                <w:b w:val="false"/>
+                <w:bCs w:val="false"/>
+                <w:sz w:val="22"/>
+                <w:szCs w:val="22"/>
+              </w:rPr>
+              <w:t xml:space="preserve">OMIT</w:t>
+            </w:r>
+          </w:p>
+        </w:tc>
+        <w:tc>
+          <w:tcPr>
+            <w:tcW w:type="dxa" w:w="4960"/>
+            <w:tcBorders>
+              <w:top w:val="single" w:color="CCCCCC" w:sz="1"/>
+              <w:left w:val="single" w:color="CCCCCC" w:sz="1"/>
+              <w:bottom w:val="single" w:color="CCCCCC" w:sz="1"/>
+              <w:right w:val="single" w:color="CCCCCC" w:sz="1"/>
+            </w:tcBorders>
+            <w:tcMar>
+              <w:top w:type="dxa" w:w="80"/>
+              <w:left w:type="dxa" w:w="120"/>
+              <w:bottom w:type="dxa" w:w="80"/>
+              <w:right w:type="dxa" w:w="120"/>
+            </w:tcMar>
+          </w:tcPr>
+          <w:p>
+            <w:r>
+              <w:rPr>
+                <w:b w:val="false"/>
+                <w:bCs w:val="false"/>
+                <w:sz w:val="22"/>
+                <w:szCs w:val="22"/>
+              </w:rPr>
+              <w:t xml:space="preserve">Not accessible in case — omit</w:t>
+            </w:r>
+          </w:p>
+        </w:tc>
+      </w:tr>
+      <w:tr>
+        <w:tc>
+          <w:tcPr>
+            <w:tcW w:type="dxa" w:w="600"/>
+            <w:tcBorders>
+              <w:top w:val="single" w:color="CCCCCC" w:sz="1"/>
+              <w:left w:val="single" w:color="CCCCCC" w:sz="1"/>
+              <w:bottom w:val="single" w:color="CCCCCC" w:sz="1"/>
+              <w:right w:val="single" w:color="CCCCCC" w:sz="1"/>
+            </w:tcBorders>
+            <w:tcMar>
+              <w:top w:type="dxa" w:w="80"/>
+              <w:left w:type="dxa" w:w="120"/>
+              <w:bottom w:type="dxa" w:w="80"/>
+              <w:right w:type="dxa" w:w="120"/>
+            </w:tcMar>
+          </w:tcPr>
+          <w:p>
+            <w:r>
+              <w:rPr>
+                <w:b w:val="false"/>
+                <w:bCs w:val="false"/>
+                <w:sz w:val="22"/>
+                <w:szCs w:val="22"/>
+              </w:rPr>
+              <w:t xml:space="preserve">X1</w:t>
+            </w:r>
+          </w:p>
+        </w:tc>
+        <w:tc>
+          <w:tcPr>
+            <w:tcW w:type="dxa" w:w="2000"/>
+            <w:tcBorders>
+              <w:top w:val="single" w:color="CCCCCC" w:sz="1"/>
+              <w:left w:val="single" w:color="CCCCCC" w:sz="1"/>
+              <w:bottom w:val="single" w:color="CCCCCC" w:sz="1"/>
+              <w:right w:val="single" w:color="CCCCCC" w:sz="1"/>
+            </w:tcBorders>
+            <w:tcMar>
+              <w:top w:type="dxa" w:w="80"/>
+              <w:left w:type="dxa" w:w="120"/>
+              <w:bottom w:type="dxa" w:w="80"/>
+              <w:right w:type="dxa" w:w="120"/>
+            </w:tcMar>
+          </w:tcPr>
+          <w:p>
+            <w:r>
+              <w:rPr>
+                <w:b w:val="false"/>
+                <w:bCs w:val="false"/>
+                <w:sz w:val="22"/>
+                <w:szCs w:val="22"/>
+              </w:rPr>
+              <w:t xml:space="preserve">JST-PH 2-pin</w:t>
+            </w:r>
+          </w:p>
+        </w:tc>
+        <w:tc>
+          <w:tcPr>
+            <w:tcW w:type="dxa" w:w="1200"/>
+            <w:tcBorders>
+              <w:top w:val="single" w:color="CCCCCC" w:sz="1"/>
+              <w:left w:val="single" w:color="CCCCCC" w:sz="1"/>
+              <w:bottom w:val="single" w:color="CCCCCC" w:sz="1"/>
+              <w:right w:val="single" w:color="CCCCCC" w:sz="1"/>
+            </w:tcBorders>
+            <w:tcMar>
+              <w:top w:type="dxa" w:w="80"/>
+              <w:left w:type="dxa" w:w="120"/>
+              <w:bottom w:type="dxa" w:w="80"/>
+              <w:right w:type="dxa" w:w="120"/>
+            </w:tcMar>
+          </w:tcPr>
+          <w:p>
+            <w:r>
+              <w:rPr>
+                <w:b w:val="false"/>
+                <w:bCs w:val="false"/>
+                <w:sz w:val="22"/>
+                <w:szCs w:val="22"/>
+              </w:rPr>
+              <w:t xml:space="preserve">—</w:t>
+            </w:r>
+          </w:p>
+        </w:tc>
+        <w:tc>
+          <w:tcPr>
+            <w:tcW w:type="dxa" w:w="800"/>
+            <w:tcBorders>
+              <w:top w:val="single" w:color="CCCCCC" w:sz="1"/>
+              <w:left w:val="single" w:color="CCCCCC" w:sz="1"/>
+              <w:bottom w:val="single" w:color="CCCCCC" w:sz="1"/>
+              <w:right w:val="single" w:color="CCCCCC" w:sz="1"/>
+            </w:tcBorders>
+            <w:tcMar>
+              <w:top w:type="dxa" w:w="80"/>
+              <w:left w:type="dxa" w:w="120"/>
+              <w:bottom w:type="dxa" w:w="80"/>
+              <w:right w:type="dxa" w:w="120"/>
+            </w:tcMar>
+          </w:tcPr>
+          <w:p>
+            <w:r>
+              <w:rPr>
+                <w:b w:val="false"/>
+                <w:bCs w:val="false"/>
+                <w:sz w:val="22"/>
+                <w:szCs w:val="22"/>
+              </w:rPr>
+              <w:t xml:space="preserve">OMIT</w:t>
+            </w:r>
+          </w:p>
+        </w:tc>
+        <w:tc>
+          <w:tcPr>
+            <w:tcW w:type="dxa" w:w="4960"/>
+            <w:tcBorders>
+              <w:top w:val="single" w:color="CCCCCC" w:sz="1"/>
+              <w:left w:val="single" w:color="CCCCCC" w:sz="1"/>
+              <w:bottom w:val="single" w:color="CCCCCC" w:sz="1"/>
+              <w:right w:val="single" w:color="CCCCCC" w:sz="1"/>
+            </w:tcBorders>
+            <w:tcMar>
+              <w:top w:type="dxa" w:w="80"/>
+              <w:left w:type="dxa" w:w="120"/>
+              <w:bottom w:type="dxa" w:w="80"/>
+              <w:right w:type="dxa" w:w="120"/>
+            </w:tcMar>
+          </w:tcPr>
+          <w:p>
+            <w:r>
+              <w:rPr>
+                <w:b w:val="false"/>
+                <w:bCs w:val="false"/>
+                <w:sz w:val="22"/>
+                <w:szCs w:val="22"/>
+              </w:rPr>
+              <w:t xml:space="preserve">Replaced with through-hole solder pads</w:t>
+            </w:r>
+          </w:p>
+        </w:tc>
+      </w:tr>
+    </w:tbl>
+    <w:p/>
+    <w:p>
+      <w:r>
+        <w:rPr>
+          <w:sz w:val="24"/>
+          <w:szCs w:val="24"/>
+        </w:rPr>
+        <w:t xml:space="preserve">Voltage divider: +5V USB → R1 → A2 → R3 → GND. Above 4.3V on A2 = USB charging detected. Voltage clamped to 4.2V before % calculation.</w:t>
       </w:r>
     </w:p>
     <w:p/>
@@ -3539,7 +6024,7 @@
         <w:pStyle w:val="Heading1"/>
       </w:pPr>
       <w:r>
-        <w:t xml:space="preserve">Side-Actuated Button — SKSCPDE010</w:t>
+        <w:t xml:space="preserve">Side-Actuated Button — SKSCPCE010</w:t>
       </w:r>
     </w:p>
     <w:tbl>
@@ -3701,7 +6186,7 @@
                 <w:sz w:val="22"/>
                 <w:szCs w:val="22"/>
               </w:rPr>
-              <w:t xml:space="preserve">Travel</w:t>
+              <w:t xml:space="preserve">Actuator length</w:t>
             </w:r>
           </w:p>
         </w:tc>
@@ -3729,7 +6214,7 @@
                 <w:sz w:val="22"/>
                 <w:szCs w:val="22"/>
               </w:rPr>
-              <w:t xml:space="preserve">0.2mm</w:t>
+              <w:t xml:space="preserve">1.5mm (longer than SKSCPDE010 1.0mm — chosen for board edge clearance)</w:t>
             </w:r>
           </w:p>
         </w:tc>
@@ -3759,7 +6244,7 @@
                 <w:sz w:val="22"/>
                 <w:szCs w:val="22"/>
               </w:rPr>
-              <w:t xml:space="preserve">Package</w:t>
+              <w:t xml:space="preserve">Travel</w:t>
             </w:r>
           </w:p>
         </w:tc>
@@ -3787,7 +6272,7 @@
                 <w:sz w:val="22"/>
                 <w:szCs w:val="22"/>
               </w:rPr>
-              <w:t xml:space="preserve">3.5×3.55mm SMD, 1.25mm height</w:t>
+              <w:t xml:space="preserve">0.2mm</w:t>
             </w:r>
           </w:p>
         </w:tc>
@@ -3817,7 +6302,7 @@
                 <w:sz w:val="22"/>
                 <w:szCs w:val="22"/>
               </w:rPr>
-              <w:t xml:space="preserve">Pads</w:t>
+              <w:t xml:space="preserve">Package</w:t>
             </w:r>
           </w:p>
         </w:tc>
@@ -3845,7 +6330,7 @@
                 <w:sz w:val="22"/>
                 <w:szCs w:val="22"/>
               </w:rPr>
-              <w:t xml:space="preserve">5 — pins 1/2 one switch terminal, pins 3/4 other terminal, pin 5 GND mechanical anchor</w:t>
+              <w:t xml:space="preserve">3.5×3.55mm SMD, 1.25mm height</w:t>
             </w:r>
           </w:p>
         </w:tc>
@@ -3875,7 +6360,7 @@
                 <w:sz w:val="22"/>
                 <w:szCs w:val="22"/>
               </w:rPr>
-              <w:t xml:space="preserve">Wiring</w:t>
+              <w:t xml:space="preserve">Guide boss pegs</w:t>
             </w:r>
           </w:p>
         </w:tc>
@@ -3903,7 +6388,7 @@
                 <w:sz w:val="22"/>
                 <w:szCs w:val="22"/>
               </w:rPr>
-              <w:t xml:space="preserve">Pins 1+2 → signal (A2 or SDA), Pins 3+4 → GND, Pin 5 → GND (no solder per datasheet — mechanical only)</w:t>
+              <w:t xml:space="preserve">None — SKSCPCE010 variant has no pegs, eliminating hole fitting issue</w:t>
             </w:r>
           </w:p>
         </w:tc>
@@ -3933,7 +6418,7 @@
                 <w:sz w:val="22"/>
                 <w:szCs w:val="22"/>
               </w:rPr>
-              <w:t xml:space="preserve">Footprint</w:t>
+              <w:t xml:space="preserve">Pads</w:t>
             </w:r>
           </w:p>
         </w:tc>
@@ -3961,7 +6446,7 @@
                 <w:sz w:val="22"/>
                 <w:szCs w:val="22"/>
               </w:rPr>
-              <w:t xml:space="preserve">Custom — built from SKSCLDE010 base with pad 5 added (2.2×0.4mm at Y=-1.65mm)</w:t>
+              <w:t xml:space="preserve">4 signal pads only (no 5th GND terminal pad)</w:t>
             </w:r>
           </w:p>
         </w:tc>
@@ -3991,7 +6476,7 @@
                 <w:sz w:val="22"/>
                 <w:szCs w:val="22"/>
               </w:rPr>
-              <w:t xml:space="preserve">KiCad library</w:t>
+              <w:t xml:space="preserve">Wiring</w:t>
             </w:r>
           </w:p>
         </w:tc>
@@ -4019,7 +6504,123 @@
                 <w:sz w:val="22"/>
                 <w:szCs w:val="22"/>
               </w:rPr>
-              <w:t xml:space="preserve">Custom_Footprints — global library</w:t>
+              <w:t xml:space="preserve">Pins 1+2 → signal (A2 or SDA), Pins 3+4 → GND</w:t>
+            </w:r>
+          </w:p>
+        </w:tc>
+      </w:tr>
+      <w:tr>
+        <w:tc>
+          <w:tcPr>
+            <w:tcW w:type="dxa" w:w="2400"/>
+            <w:tcBorders>
+              <w:top w:val="single" w:color="CCCCCC" w:sz="1"/>
+              <w:left w:val="single" w:color="CCCCCC" w:sz="1"/>
+              <w:bottom w:val="single" w:color="CCCCCC" w:sz="1"/>
+              <w:right w:val="single" w:color="CCCCCC" w:sz="1"/>
+            </w:tcBorders>
+            <w:tcMar>
+              <w:top w:type="dxa" w:w="80"/>
+              <w:left w:type="dxa" w:w="120"/>
+              <w:bottom w:type="dxa" w:w="80"/>
+              <w:right w:type="dxa" w:w="120"/>
+            </w:tcMar>
+          </w:tcPr>
+          <w:p>
+            <w:r>
+              <w:rPr>
+                <w:b w:val="false"/>
+                <w:bCs w:val="false"/>
+                <w:sz w:val="22"/>
+                <w:szCs w:val="22"/>
+              </w:rPr>
+              <w:t xml:space="preserve">Mounting</w:t>
+            </w:r>
+          </w:p>
+        </w:tc>
+        <w:tc>
+          <w:tcPr>
+            <w:tcW w:type="dxa" w:w="7000"/>
+            <w:tcBorders>
+              <w:top w:val="single" w:color="CCCCCC" w:sz="1"/>
+              <w:left w:val="single" w:color="CCCCCC" w:sz="1"/>
+              <w:bottom w:val="single" w:color="CCCCCC" w:sz="1"/>
+              <w:right w:val="single" w:color="CCCCCC" w:sz="1"/>
+            </w:tcBorders>
+            <w:tcMar>
+              <w:top w:type="dxa" w:w="80"/>
+              <w:left w:type="dxa" w:w="120"/>
+              <w:bottom w:type="dxa" w:w="80"/>
+              <w:right w:type="dxa" w:w="120"/>
+            </w:tcMar>
+          </w:tcPr>
+          <w:p>
+            <w:r>
+              <w:rPr>
+                <w:b w:val="false"/>
+                <w:bCs w:val="false"/>
+                <w:sz w:val="22"/>
+                <w:szCs w:val="22"/>
+              </w:rPr>
+              <w:t xml:space="preserve">At board edge, silkscreen removed to avoid edge clipping DRC warnings</w:t>
+            </w:r>
+          </w:p>
+        </w:tc>
+      </w:tr>
+      <w:tr>
+        <w:tc>
+          <w:tcPr>
+            <w:tcW w:type="dxa" w:w="2400"/>
+            <w:tcBorders>
+              <w:top w:val="single" w:color="CCCCCC" w:sz="1"/>
+              <w:left w:val="single" w:color="CCCCCC" w:sz="1"/>
+              <w:bottom w:val="single" w:color="CCCCCC" w:sz="1"/>
+              <w:right w:val="single" w:color="CCCCCC" w:sz="1"/>
+            </w:tcBorders>
+            <w:tcMar>
+              <w:top w:type="dxa" w:w="80"/>
+              <w:left w:type="dxa" w:w="120"/>
+              <w:bottom w:type="dxa" w:w="80"/>
+              <w:right w:type="dxa" w:w="120"/>
+            </w:tcMar>
+          </w:tcPr>
+          <w:p>
+            <w:r>
+              <w:rPr>
+                <w:b w:val="false"/>
+                <w:bCs w:val="false"/>
+                <w:sz w:val="22"/>
+                <w:szCs w:val="22"/>
+              </w:rPr>
+              <w:t xml:space="preserve">KiCad footprint</w:t>
+            </w:r>
+          </w:p>
+        </w:tc>
+        <w:tc>
+          <w:tcPr>
+            <w:tcW w:type="dxa" w:w="7000"/>
+            <w:tcBorders>
+              <w:top w:val="single" w:color="CCCCCC" w:sz="1"/>
+              <w:left w:val="single" w:color="CCCCCC" w:sz="1"/>
+              <w:bottom w:val="single" w:color="CCCCCC" w:sz="1"/>
+              <w:right w:val="single" w:color="CCCCCC" w:sz="1"/>
+            </w:tcBorders>
+            <w:tcMar>
+              <w:top w:type="dxa" w:w="80"/>
+              <w:left w:type="dxa" w:w="120"/>
+              <w:bottom w:type="dxa" w:w="80"/>
+              <w:right w:type="dxa" w:w="120"/>
+            </w:tcMar>
+          </w:tcPr>
+          <w:p>
+            <w:r>
+              <w:rPr>
+                <w:b w:val="false"/>
+                <w:bCs w:val="false"/>
+                <w:sz w:val="22"/>
+                <w:szCs w:val="22"/>
+              </w:rPr>
+              <w:t xml:space="preserve">Custom_Footprints library — built from SKSCLDE010 base</w:t>
             </w:r>
           </w:p>
         </w:tc>
@@ -5091,7 +7692,7 @@
           <w:sz w:val="24"/>
           <w:szCs w:val="24"/>
         </w:rPr>
-        <w:t xml:space="preserve">PWM note: A0 and A1 share slice 6 at 1000Hz — confirmed working simultaneously. A2 and A3 share slice 5 but A2 is digital input only. No conflicts.</w:t>
+        <w:t xml:space="preserve">PWM note: A0 and A1 share slice 6 at 1000Hz — confirmed working simultaneously. A2 and A3 share slice 5 but A2 is digital input only.</w:t>
       </w:r>
     </w:p>
     <w:p/>
@@ -5837,7 +8438,7 @@
           <w:sz w:val="24"/>
           <w:szCs w:val="24"/>
         </w:rPr>
-        <w:t xml:space="preserve">Analogue face on 240×240 round display. Hour numbers (cyan, scale=2) at radius 100. Minute dots (pink-purple) at radius 92. Green hour and minute hands, red second hand, red centre dot. Hands drawn each second onto shared bitmap via bitmaptools.draw_line(). BAT label sits above hands due to displayio layering constraint — moving it behind caused bitmap pixel interference.</w:t>
+        <w:t xml:space="preserve">Analogue face on 240×240 round display. Hour numbers (cyan, scale=2) at radius 100. Minute dots (pink-purple) at radius 92. Green hour and minute hands, red second hand, red centre dot. Hands drawn each second onto shared bitmap via bitmaptools.draw_line(). BAT label sits above hands due to displayio layering constraint.</w:t>
       </w:r>
     </w:p>
     <w:p/>
@@ -5908,544 +8509,6 @@
         </w:tblBorders>
       </w:tblPr>
       <w:tblGrid>
-        <w:gridCol w:w="2000"/>
-        <w:gridCol w:w="2200"/>
-        <w:gridCol w:w="5160"/>
-      </w:tblGrid>
-      <w:tr>
-        <w:tc>
-          <w:tcPr>
-            <w:tcW w:type="dxa" w:w="2000"/>
-            <w:tcBorders>
-              <w:top w:val="single" w:color="CCCCCC" w:sz="1"/>
-              <w:left w:val="single" w:color="CCCCCC" w:sz="1"/>
-              <w:bottom w:val="single" w:color="CCCCCC" w:sz="1"/>
-              <w:right w:val="single" w:color="CCCCCC" w:sz="1"/>
-            </w:tcBorders>
-            <w:shd w:fill="D5E8F0" w:val="clear"/>
-            <w:tcMar>
-              <w:top w:type="dxa" w:w="80"/>
-              <w:left w:type="dxa" w:w="120"/>
-              <w:bottom w:type="dxa" w:w="80"/>
-              <w:right w:type="dxa" w:w="120"/>
-            </w:tcMar>
-          </w:tcPr>
-          <w:p>
-            <w:r>
-              <w:rPr>
-                <w:b/>
-                <w:bCs/>
-                <w:sz w:val="22"/>
-                <w:szCs w:val="22"/>
-              </w:rPr>
-              <w:t xml:space="preserve">Element</w:t>
-            </w:r>
-          </w:p>
-        </w:tc>
-        <w:tc>
-          <w:tcPr>
-            <w:tcW w:type="dxa" w:w="2200"/>
-            <w:tcBorders>
-              <w:top w:val="single" w:color="CCCCCC" w:sz="1"/>
-              <w:left w:val="single" w:color="CCCCCC" w:sz="1"/>
-              <w:bottom w:val="single" w:color="CCCCCC" w:sz="1"/>
-              <w:right w:val="single" w:color="CCCCCC" w:sz="1"/>
-            </w:tcBorders>
-            <w:shd w:fill="D5E8F0" w:val="clear"/>
-            <w:tcMar>
-              <w:top w:type="dxa" w:w="80"/>
-              <w:left w:type="dxa" w:w="120"/>
-              <w:bottom w:type="dxa" w:w="80"/>
-              <w:right w:type="dxa" w:w="120"/>
-            </w:tcMar>
-          </w:tcPr>
-          <w:p>
-            <w:r>
-              <w:rPr>
-                <w:b/>
-                <w:bCs/>
-                <w:sz w:val="22"/>
-                <w:szCs w:val="22"/>
-              </w:rPr>
-              <w:t xml:space="preserve">Position</w:t>
-            </w:r>
-          </w:p>
-        </w:tc>
-        <w:tc>
-          <w:tcPr>
-            <w:tcW w:type="dxa" w:w="5160"/>
-            <w:tcBorders>
-              <w:top w:val="single" w:color="CCCCCC" w:sz="1"/>
-              <w:left w:val="single" w:color="CCCCCC" w:sz="1"/>
-              <w:bottom w:val="single" w:color="CCCCCC" w:sz="1"/>
-              <w:right w:val="single" w:color="CCCCCC" w:sz="1"/>
-            </w:tcBorders>
-            <w:shd w:fill="D5E8F0" w:val="clear"/>
-            <w:tcMar>
-              <w:top w:type="dxa" w:w="80"/>
-              <w:left w:type="dxa" w:w="120"/>
-              <w:bottom w:type="dxa" w:w="80"/>
-              <w:right w:type="dxa" w:w="120"/>
-            </w:tcMar>
-          </w:tcPr>
-          <w:p>
-            <w:r>
-              <w:rPr>
-                <w:b/>
-                <w:bCs/>
-                <w:sz w:val="22"/>
-                <w:szCs w:val="22"/>
-              </w:rPr>
-              <w:t xml:space="preserve">Description</w:t>
-            </w:r>
-          </w:p>
-        </w:tc>
-      </w:tr>
-      <w:tr>
-        <w:tc>
-          <w:tcPr>
-            <w:tcW w:type="dxa" w:w="2000"/>
-            <w:tcBorders>
-              <w:top w:val="single" w:color="CCCCCC" w:sz="1"/>
-              <w:left w:val="single" w:color="CCCCCC" w:sz="1"/>
-              <w:bottom w:val="single" w:color="CCCCCC" w:sz="1"/>
-              <w:right w:val="single" w:color="CCCCCC" w:sz="1"/>
-            </w:tcBorders>
-            <w:tcMar>
-              <w:top w:type="dxa" w:w="80"/>
-              <w:left w:type="dxa" w:w="120"/>
-              <w:bottom w:type="dxa" w:w="80"/>
-              <w:right w:type="dxa" w:w="120"/>
-            </w:tcMar>
-          </w:tcPr>
-          <w:p>
-            <w:r>
-              <w:rPr>
-                <w:b w:val="false"/>
-                <w:bCs w:val="false"/>
-                <w:sz w:val="22"/>
-                <w:szCs w:val="22"/>
-              </w:rPr>
-              <w:t xml:space="preserve">lbl_timesig</w:t>
-            </w:r>
-          </w:p>
-        </w:tc>
-        <w:tc>
-          <w:tcPr>
-            <w:tcW w:type="dxa" w:w="2200"/>
-            <w:tcBorders>
-              <w:top w:val="single" w:color="CCCCCC" w:sz="1"/>
-              <w:left w:val="single" w:color="CCCCCC" w:sz="1"/>
-              <w:bottom w:val="single" w:color="CCCCCC" w:sz="1"/>
-              <w:right w:val="single" w:color="CCCCCC" w:sz="1"/>
-            </w:tcBorders>
-            <w:tcMar>
-              <w:top w:type="dxa" w:w="80"/>
-              <w:left w:type="dxa" w:w="120"/>
-              <w:bottom w:type="dxa" w:w="80"/>
-              <w:right w:type="dxa" w:w="120"/>
-            </w:tcMar>
-          </w:tcPr>
-          <w:p>
-            <w:r>
-              <w:rPr>
-                <w:b w:val="false"/>
-                <w:bCs w:val="false"/>
-                <w:sz w:val="22"/>
-                <w:szCs w:val="22"/>
-              </w:rPr>
-              <w:t xml:space="preserve">y=50, centred</w:t>
-            </w:r>
-          </w:p>
-        </w:tc>
-        <w:tc>
-          <w:tcPr>
-            <w:tcW w:type="dxa" w:w="5160"/>
-            <w:tcBorders>
-              <w:top w:val="single" w:color="CCCCCC" w:sz="1"/>
-              <w:left w:val="single" w:color="CCCCCC" w:sz="1"/>
-              <w:bottom w:val="single" w:color="CCCCCC" w:sz="1"/>
-              <w:right w:val="single" w:color="CCCCCC" w:sz="1"/>
-            </w:tcBorders>
-            <w:tcMar>
-              <w:top w:type="dxa" w:w="80"/>
-              <w:left w:type="dxa" w:w="120"/>
-              <w:bottom w:type="dxa" w:w="80"/>
-              <w:right w:type="dxa" w:w="120"/>
-            </w:tcMar>
-          </w:tcPr>
-          <w:p>
-            <w:r>
-              <w:rPr>
-                <w:b w:val="false"/>
-                <w:bCs w:val="false"/>
-                <w:sz w:val="22"/>
-                <w:szCs w:val="22"/>
-              </w:rPr>
-              <w:t xml:space="preserve">4/4 or 3/4, cyan scale=1</w:t>
-            </w:r>
-          </w:p>
-        </w:tc>
-      </w:tr>
-      <w:tr>
-        <w:tc>
-          <w:tcPr>
-            <w:tcW w:type="dxa" w:w="2000"/>
-            <w:tcBorders>
-              <w:top w:val="single" w:color="CCCCCC" w:sz="1"/>
-              <w:left w:val="single" w:color="CCCCCC" w:sz="1"/>
-              <w:bottom w:val="single" w:color="CCCCCC" w:sz="1"/>
-              <w:right w:val="single" w:color="CCCCCC" w:sz="1"/>
-            </w:tcBorders>
-            <w:tcMar>
-              <w:top w:type="dxa" w:w="80"/>
-              <w:left w:type="dxa" w:w="120"/>
-              <w:bottom w:type="dxa" w:w="80"/>
-              <w:right w:type="dxa" w:w="120"/>
-            </w:tcMar>
-          </w:tcPr>
-          <w:p>
-            <w:r>
-              <w:rPr>
-                <w:b w:val="false"/>
-                <w:bCs w:val="false"/>
-                <w:sz w:val="22"/>
-                <w:szCs w:val="22"/>
-              </w:rPr>
-              <w:t xml:space="preserve">Note sprite</w:t>
-            </w:r>
-          </w:p>
-        </w:tc>
-        <w:tc>
-          <w:tcPr>
-            <w:tcW w:type="dxa" w:w="2200"/>
-            <w:tcBorders>
-              <w:top w:val="single" w:color="CCCCCC" w:sz="1"/>
-              <w:left w:val="single" w:color="CCCCCC" w:sz="1"/>
-              <w:bottom w:val="single" w:color="CCCCCC" w:sz="1"/>
-              <w:right w:val="single" w:color="CCCCCC" w:sz="1"/>
-            </w:tcBorders>
-            <w:tcMar>
-              <w:top w:type="dxa" w:w="80"/>
-              <w:left w:type="dxa" w:w="120"/>
-              <w:bottom w:type="dxa" w:w="80"/>
-              <w:right w:type="dxa" w:w="120"/>
-            </w:tcMar>
-          </w:tcPr>
-          <w:p>
-            <w:r>
-              <w:rPr>
-                <w:b w:val="false"/>
-                <w:bCs w:val="false"/>
-                <w:sz w:val="22"/>
-                <w:szCs w:val="22"/>
-              </w:rPr>
-              <w:t xml:space="preserve">centred</w:t>
-            </w:r>
-          </w:p>
-        </w:tc>
-        <w:tc>
-          <w:tcPr>
-            <w:tcW w:type="dxa" w:w="5160"/>
-            <w:tcBorders>
-              <w:top w:val="single" w:color="CCCCCC" w:sz="1"/>
-              <w:left w:val="single" w:color="CCCCCC" w:sz="1"/>
-              <w:bottom w:val="single" w:color="CCCCCC" w:sz="1"/>
-              <w:right w:val="single" w:color="CCCCCC" w:sz="1"/>
-            </w:tcBorders>
-            <w:tcMar>
-              <w:top w:type="dxa" w:w="80"/>
-              <w:left w:type="dxa" w:w="120"/>
-              <w:bottom w:type="dxa" w:w="80"/>
-              <w:right w:type="dxa" w:w="120"/>
-            </w:tcMar>
-          </w:tcPr>
-          <w:p>
-            <w:r>
-              <w:rPr>
-                <w:b w:val="false"/>
-                <w:bCs w:val="false"/>
-                <w:sz w:val="22"/>
-                <w:szCs w:val="22"/>
-              </w:rPr>
-              <w:t xml:space="preserve">Whole/half/quarter/eighth/double-eighth/double-sixteenth by BPM</w:t>
-            </w:r>
-          </w:p>
-        </w:tc>
-      </w:tr>
-      <w:tr>
-        <w:tc>
-          <w:tcPr>
-            <w:tcW w:type="dxa" w:w="2000"/>
-            <w:tcBorders>
-              <w:top w:val="single" w:color="CCCCCC" w:sz="1"/>
-              <w:left w:val="single" w:color="CCCCCC" w:sz="1"/>
-              <w:bottom w:val="single" w:color="CCCCCC" w:sz="1"/>
-              <w:right w:val="single" w:color="CCCCCC" w:sz="1"/>
-            </w:tcBorders>
-            <w:tcMar>
-              <w:top w:type="dxa" w:w="80"/>
-              <w:left w:type="dxa" w:w="120"/>
-              <w:bottom w:type="dxa" w:w="80"/>
-              <w:right w:type="dxa" w:w="120"/>
-            </w:tcMar>
-          </w:tcPr>
-          <w:p>
-            <w:r>
-              <w:rPr>
-                <w:b w:val="false"/>
-                <w:bCs w:val="false"/>
-                <w:sz w:val="22"/>
-                <w:szCs w:val="22"/>
-              </w:rPr>
-              <w:t xml:space="preserve">lbl_bpm / lbl_num</w:t>
-            </w:r>
-          </w:p>
-        </w:tc>
-        <w:tc>
-          <w:tcPr>
-            <w:tcW w:type="dxa" w:w="2200"/>
-            <w:tcBorders>
-              <w:top w:val="single" w:color="CCCCCC" w:sz="1"/>
-              <w:left w:val="single" w:color="CCCCCC" w:sz="1"/>
-              <w:bottom w:val="single" w:color="CCCCCC" w:sz="1"/>
-              <w:right w:val="single" w:color="CCCCCC" w:sz="1"/>
-            </w:tcBorders>
-            <w:tcMar>
-              <w:top w:type="dxa" w:w="80"/>
-              <w:left w:type="dxa" w:w="120"/>
-              <w:bottom w:type="dxa" w:w="80"/>
-              <w:right w:type="dxa" w:w="120"/>
-            </w:tcMar>
-          </w:tcPr>
-          <w:p>
-            <w:r>
-              <w:rPr>
-                <w:b w:val="false"/>
-                <w:bCs w:val="false"/>
-                <w:sz w:val="22"/>
-                <w:szCs w:val="22"/>
-              </w:rPr>
-              <w:t xml:space="preserve">y=120 flanking</w:t>
-            </w:r>
-          </w:p>
-        </w:tc>
-        <w:tc>
-          <w:tcPr>
-            <w:tcW w:type="dxa" w:w="5160"/>
-            <w:tcBorders>
-              <w:top w:val="single" w:color="CCCCCC" w:sz="1"/>
-              <w:left w:val="single" w:color="CCCCCC" w:sz="1"/>
-              <w:bottom w:val="single" w:color="CCCCCC" w:sz="1"/>
-              <w:right w:val="single" w:color="CCCCCC" w:sz="1"/>
-            </w:tcBorders>
-            <w:tcMar>
-              <w:top w:type="dxa" w:w="80"/>
-              <w:left w:type="dxa" w:w="120"/>
-              <w:bottom w:type="dxa" w:w="80"/>
-              <w:right w:type="dxa" w:w="120"/>
-            </w:tcMar>
-          </w:tcPr>
-          <w:p>
-            <w:r>
-              <w:rPr>
-                <w:b w:val="false"/>
-                <w:bCs w:val="false"/>
-                <w:sz w:val="22"/>
-                <w:szCs w:val="22"/>
-              </w:rPr>
-              <w:t xml:space="preserve">BPM label and number, scale=3, colour matches gradient</w:t>
-            </w:r>
-          </w:p>
-        </w:tc>
-      </w:tr>
-      <w:tr>
-        <w:tc>
-          <w:tcPr>
-            <w:tcW w:type="dxa" w:w="2000"/>
-            <w:tcBorders>
-              <w:top w:val="single" w:color="CCCCCC" w:sz="1"/>
-              <w:left w:val="single" w:color="CCCCCC" w:sz="1"/>
-              <w:bottom w:val="single" w:color="CCCCCC" w:sz="1"/>
-              <w:right w:val="single" w:color="CCCCCC" w:sz="1"/>
-            </w:tcBorders>
-            <w:tcMar>
-              <w:top w:type="dxa" w:w="80"/>
-              <w:left w:type="dxa" w:w="120"/>
-              <w:bottom w:type="dxa" w:w="80"/>
-              <w:right w:type="dxa" w:w="120"/>
-            </w:tcMar>
-          </w:tcPr>
-          <w:p>
-            <w:r>
-              <w:rPr>
-                <w:b w:val="false"/>
-                <w:bCs w:val="false"/>
-                <w:sz w:val="22"/>
-                <w:szCs w:val="22"/>
-              </w:rPr>
-              <w:t xml:space="preserve">lbl_audio_mode</w:t>
-            </w:r>
-          </w:p>
-        </w:tc>
-        <w:tc>
-          <w:tcPr>
-            <w:tcW w:type="dxa" w:w="2200"/>
-            <w:tcBorders>
-              <w:top w:val="single" w:color="CCCCCC" w:sz="1"/>
-              <w:left w:val="single" w:color="CCCCCC" w:sz="1"/>
-              <w:bottom w:val="single" w:color="CCCCCC" w:sz="1"/>
-              <w:right w:val="single" w:color="CCCCCC" w:sz="1"/>
-            </w:tcBorders>
-            <w:tcMar>
-              <w:top w:type="dxa" w:w="80"/>
-              <w:left w:type="dxa" w:w="120"/>
-              <w:bottom w:type="dxa" w:w="80"/>
-              <w:right w:type="dxa" w:w="120"/>
-            </w:tcMar>
-          </w:tcPr>
-          <w:p>
-            <w:r>
-              <w:rPr>
-                <w:b w:val="false"/>
-                <w:bCs w:val="false"/>
-                <w:sz w:val="22"/>
-                <w:szCs w:val="22"/>
-              </w:rPr>
-              <w:t xml:space="preserve">y=185, centred</w:t>
-            </w:r>
-          </w:p>
-        </w:tc>
-        <w:tc>
-          <w:tcPr>
-            <w:tcW w:type="dxa" w:w="5160"/>
-            <w:tcBorders>
-              <w:top w:val="single" w:color="CCCCCC" w:sz="1"/>
-              <w:left w:val="single" w:color="CCCCCC" w:sz="1"/>
-              <w:bottom w:val="single" w:color="CCCCCC" w:sz="1"/>
-              <w:right w:val="single" w:color="CCCCCC" w:sz="1"/>
-            </w:tcBorders>
-            <w:tcMar>
-              <w:top w:type="dxa" w:w="80"/>
-              <w:left w:type="dxa" w:w="120"/>
-              <w:bottom w:type="dxa" w:w="80"/>
-              <w:right w:type="dxa" w:w="120"/>
-            </w:tcMar>
-          </w:tcPr>
-          <w:p>
-            <w:r>
-              <w:rPr>
-                <w:b w:val="false"/>
-                <w:bCs w:val="false"/>
-                <w:sz w:val="22"/>
-                <w:szCs w:val="22"/>
-              </w:rPr>
-              <w:t xml:space="preserve">SOUND or SILENT, cyan scale=1</w:t>
-            </w:r>
-          </w:p>
-        </w:tc>
-      </w:tr>
-      <w:tr>
-        <w:tc>
-          <w:tcPr>
-            <w:tcW w:type="dxa" w:w="2000"/>
-            <w:tcBorders>
-              <w:top w:val="single" w:color="CCCCCC" w:sz="1"/>
-              <w:left w:val="single" w:color="CCCCCC" w:sz="1"/>
-              <w:bottom w:val="single" w:color="CCCCCC" w:sz="1"/>
-              <w:right w:val="single" w:color="CCCCCC" w:sz="1"/>
-            </w:tcBorders>
-            <w:tcMar>
-              <w:top w:type="dxa" w:w="80"/>
-              <w:left w:type="dxa" w:w="120"/>
-              <w:bottom w:type="dxa" w:w="80"/>
-              <w:right w:type="dxa" w:w="120"/>
-            </w:tcMar>
-          </w:tcPr>
-          <w:p>
-            <w:r>
-              <w:rPr>
-                <w:b w:val="false"/>
-                <w:bCs w:val="false"/>
-                <w:sz w:val="22"/>
-                <w:szCs w:val="22"/>
-              </w:rPr>
-              <w:t xml:space="preserve">lbl_bat_metro</w:t>
-            </w:r>
-          </w:p>
-        </w:tc>
-        <w:tc>
-          <w:tcPr>
-            <w:tcW w:type="dxa" w:w="2200"/>
-            <w:tcBorders>
-              <w:top w:val="single" w:color="CCCCCC" w:sz="1"/>
-              <w:left w:val="single" w:color="CCCCCC" w:sz="1"/>
-              <w:bottom w:val="single" w:color="CCCCCC" w:sz="1"/>
-              <w:right w:val="single" w:color="CCCCCC" w:sz="1"/>
-            </w:tcBorders>
-            <w:tcMar>
-              <w:top w:type="dxa" w:w="80"/>
-              <w:left w:type="dxa" w:w="120"/>
-              <w:bottom w:type="dxa" w:w="80"/>
-              <w:right w:type="dxa" w:w="120"/>
-            </w:tcMar>
-          </w:tcPr>
-          <w:p>
-            <w:r>
-              <w:rPr>
-                <w:b w:val="false"/>
-                <w:bCs w:val="false"/>
-                <w:sz w:val="22"/>
-                <w:szCs w:val="22"/>
-              </w:rPr>
-              <w:t xml:space="preserve">y=205, centred</w:t>
-            </w:r>
-          </w:p>
-        </w:tc>
-        <w:tc>
-          <w:tcPr>
-            <w:tcW w:type="dxa" w:w="5160"/>
-            <w:tcBorders>
-              <w:top w:val="single" w:color="CCCCCC" w:sz="1"/>
-              <w:left w:val="single" w:color="CCCCCC" w:sz="1"/>
-              <w:bottom w:val="single" w:color="CCCCCC" w:sz="1"/>
-              <w:right w:val="single" w:color="CCCCCC" w:sz="1"/>
-            </w:tcBorders>
-            <w:tcMar>
-              <w:top w:type="dxa" w:w="80"/>
-              <w:left w:type="dxa" w:w="120"/>
-              <w:bottom w:type="dxa" w:w="80"/>
-              <w:right w:type="dxa" w:w="120"/>
-            </w:tcMar>
-          </w:tcPr>
-          <w:p>
-            <w:r>
-              <w:rPr>
-                <w:b w:val="false"/>
-                <w:bCs w:val="false"/>
-                <w:sz w:val="22"/>
-                <w:szCs w:val="22"/>
-              </w:rPr>
-              <w:t xml:space="preserve">BAT — blue=charging, green/yellow/red=level</w:t>
-            </w:r>
-          </w:p>
-        </w:tc>
-      </w:tr>
-    </w:tbl>
-    <w:p/>
-    <w:tbl>
-      <w:tblPr>
-        <w:tblW w:type="dxa" w:w="9360"/>
-        <w:tblBorders>
-          <w:top w:val="single" w:color="auto" w:sz="4"/>
-          <w:left w:val="single" w:color="auto" w:sz="4"/>
-          <w:bottom w:val="single" w:color="auto" w:sz="4"/>
-          <w:right w:val="single" w:color="auto" w:sz="4"/>
-          <w:insideH w:val="single" w:color="auto" w:sz="4"/>
-          <w:insideV w:val="single" w:color="auto" w:sz="4"/>
-        </w:tblBorders>
-      </w:tblPr>
-      <w:tblGrid>
         <w:gridCol w:w="1800"/>
         <w:gridCol w:w="2400"/>
         <w:gridCol w:w="5160"/>
@@ -7088,7 +9151,7 @@
           <w:sz w:val="24"/>
           <w:szCs w:val="24"/>
         </w:rPr>
-        <w:t xml:space="preserve">vibrate(80ms) downbeat, vibrate(50ms) regular beats. Motor on A1 via Q2 MMBT2222A (B.Cu, pins corrected SMDv7). MOTOR_STRENGTH=49151 (75%).</w:t>
+        <w:t xml:space="preserve">vibrate(80ms) downbeat, vibrate(50ms) regular beats. Motor on A1 via Q2 MMBT2222A (B.Cu). MOTOR_STRENGTH=49151 (75%).</w:t>
       </w:r>
     </w:p>
     <w:p/>
@@ -7124,544 +9187,6 @@
         </w:tblBorders>
       </w:tblPr>
       <w:tblGrid>
-        <w:gridCol w:w="2000"/>
-        <w:gridCol w:w="2200"/>
-        <w:gridCol w:w="5160"/>
-      </w:tblGrid>
-      <w:tr>
-        <w:tc>
-          <w:tcPr>
-            <w:tcW w:type="dxa" w:w="2000"/>
-            <w:tcBorders>
-              <w:top w:val="single" w:color="CCCCCC" w:sz="1"/>
-              <w:left w:val="single" w:color="CCCCCC" w:sz="1"/>
-              <w:bottom w:val="single" w:color="CCCCCC" w:sz="1"/>
-              <w:right w:val="single" w:color="CCCCCC" w:sz="1"/>
-            </w:tcBorders>
-            <w:shd w:fill="D5E8F0" w:val="clear"/>
-            <w:tcMar>
-              <w:top w:type="dxa" w:w="80"/>
-              <w:left w:type="dxa" w:w="120"/>
-              <w:bottom w:type="dxa" w:w="80"/>
-              <w:right w:type="dxa" w:w="120"/>
-            </w:tcMar>
-          </w:tcPr>
-          <w:p>
-            <w:r>
-              <w:rPr>
-                <w:b/>
-                <w:bCs/>
-                <w:sz w:val="22"/>
-                <w:szCs w:val="22"/>
-              </w:rPr>
-              <w:t xml:space="preserve">Element</w:t>
-            </w:r>
-          </w:p>
-        </w:tc>
-        <w:tc>
-          <w:tcPr>
-            <w:tcW w:type="dxa" w:w="2200"/>
-            <w:tcBorders>
-              <w:top w:val="single" w:color="CCCCCC" w:sz="1"/>
-              <w:left w:val="single" w:color="CCCCCC" w:sz="1"/>
-              <w:bottom w:val="single" w:color="CCCCCC" w:sz="1"/>
-              <w:right w:val="single" w:color="CCCCCC" w:sz="1"/>
-            </w:tcBorders>
-            <w:shd w:fill="D5E8F0" w:val="clear"/>
-            <w:tcMar>
-              <w:top w:type="dxa" w:w="80"/>
-              <w:left w:type="dxa" w:w="120"/>
-              <w:bottom w:type="dxa" w:w="80"/>
-              <w:right w:type="dxa" w:w="120"/>
-            </w:tcMar>
-          </w:tcPr>
-          <w:p>
-            <w:r>
-              <w:rPr>
-                <w:b/>
-                <w:bCs/>
-                <w:sz w:val="22"/>
-                <w:szCs w:val="22"/>
-              </w:rPr>
-              <w:t xml:space="preserve">Position</w:t>
-            </w:r>
-          </w:p>
-        </w:tc>
-        <w:tc>
-          <w:tcPr>
-            <w:tcW w:type="dxa" w:w="5160"/>
-            <w:tcBorders>
-              <w:top w:val="single" w:color="CCCCCC" w:sz="1"/>
-              <w:left w:val="single" w:color="CCCCCC" w:sz="1"/>
-              <w:bottom w:val="single" w:color="CCCCCC" w:sz="1"/>
-              <w:right w:val="single" w:color="CCCCCC" w:sz="1"/>
-            </w:tcBorders>
-            <w:shd w:fill="D5E8F0" w:val="clear"/>
-            <w:tcMar>
-              <w:top w:type="dxa" w:w="80"/>
-              <w:left w:type="dxa" w:w="120"/>
-              <w:bottom w:type="dxa" w:w="80"/>
-              <w:right w:type="dxa" w:w="120"/>
-            </w:tcMar>
-          </w:tcPr>
-          <w:p>
-            <w:r>
-              <w:rPr>
-                <w:b/>
-                <w:bCs/>
-                <w:sz w:val="22"/>
-                <w:szCs w:val="22"/>
-              </w:rPr>
-              <w:t xml:space="preserve">Description</w:t>
-            </w:r>
-          </w:p>
-        </w:tc>
-      </w:tr>
-      <w:tr>
-        <w:tc>
-          <w:tcPr>
-            <w:tcW w:type="dxa" w:w="2000"/>
-            <w:tcBorders>
-              <w:top w:val="single" w:color="CCCCCC" w:sz="1"/>
-              <w:left w:val="single" w:color="CCCCCC" w:sz="1"/>
-              <w:bottom w:val="single" w:color="CCCCCC" w:sz="1"/>
-              <w:right w:val="single" w:color="CCCCCC" w:sz="1"/>
-            </w:tcBorders>
-            <w:tcMar>
-              <w:top w:type="dxa" w:w="80"/>
-              <w:left w:type="dxa" w:w="120"/>
-              <w:bottom w:type="dxa" w:w="80"/>
-              <w:right w:type="dxa" w:w="120"/>
-            </w:tcMar>
-          </w:tcPr>
-          <w:p>
-            <w:r>
-              <w:rPr>
-                <w:b w:val="false"/>
-                <w:bCs w:val="false"/>
-                <w:sz w:val="22"/>
-                <w:szCs w:val="22"/>
-              </w:rPr>
-              <w:t xml:space="preserve">lbl_note</w:t>
-            </w:r>
-          </w:p>
-        </w:tc>
-        <w:tc>
-          <w:tcPr>
-            <w:tcW w:type="dxa" w:w="2200"/>
-            <w:tcBorders>
-              <w:top w:val="single" w:color="CCCCCC" w:sz="1"/>
-              <w:left w:val="single" w:color="CCCCCC" w:sz="1"/>
-              <w:bottom w:val="single" w:color="CCCCCC" w:sz="1"/>
-              <w:right w:val="single" w:color="CCCCCC" w:sz="1"/>
-            </w:tcBorders>
-            <w:tcMar>
-              <w:top w:type="dxa" w:w="80"/>
-              <w:left w:type="dxa" w:w="120"/>
-              <w:bottom w:type="dxa" w:w="80"/>
-              <w:right w:type="dxa" w:w="120"/>
-            </w:tcMar>
-          </w:tcPr>
-          <w:p>
-            <w:r>
-              <w:rPr>
-                <w:b w:val="false"/>
-                <w:bCs w:val="false"/>
-                <w:sz w:val="22"/>
-                <w:szCs w:val="22"/>
-              </w:rPr>
-              <w:t xml:space="preserve">y=55, centred</w:t>
-            </w:r>
-          </w:p>
-        </w:tc>
-        <w:tc>
-          <w:tcPr>
-            <w:tcW w:type="dxa" w:w="5160"/>
-            <w:tcBorders>
-              <w:top w:val="single" w:color="CCCCCC" w:sz="1"/>
-              <w:left w:val="single" w:color="CCCCCC" w:sz="1"/>
-              <w:bottom w:val="single" w:color="CCCCCC" w:sz="1"/>
-              <w:right w:val="single" w:color="CCCCCC" w:sz="1"/>
-            </w:tcBorders>
-            <w:tcMar>
-              <w:top w:type="dxa" w:w="80"/>
-              <w:left w:type="dxa" w:w="120"/>
-              <w:bottom w:type="dxa" w:w="80"/>
-              <w:right w:type="dxa" w:w="120"/>
-            </w:tcMar>
-          </w:tcPr>
-          <w:p>
-            <w:r>
-              <w:rPr>
-                <w:b w:val="false"/>
-                <w:bCs w:val="false"/>
-                <w:sz w:val="22"/>
-                <w:szCs w:val="22"/>
-              </w:rPr>
-              <w:t xml:space="preserve">Note name and frequency, pink-purple scale=2. Fixed-width 9 chars e.g. 'A4  440Hz'</w:t>
-            </w:r>
-          </w:p>
-        </w:tc>
-      </w:tr>
-      <w:tr>
-        <w:tc>
-          <w:tcPr>
-            <w:tcW w:type="dxa" w:w="2000"/>
-            <w:tcBorders>
-              <w:top w:val="single" w:color="CCCCCC" w:sz="1"/>
-              <w:left w:val="single" w:color="CCCCCC" w:sz="1"/>
-              <w:bottom w:val="single" w:color="CCCCCC" w:sz="1"/>
-              <w:right w:val="single" w:color="CCCCCC" w:sz="1"/>
-            </w:tcBorders>
-            <w:tcMar>
-              <w:top w:type="dxa" w:w="80"/>
-              <w:left w:type="dxa" w:w="120"/>
-              <w:bottom w:type="dxa" w:w="80"/>
-              <w:right w:type="dxa" w:w="120"/>
-            </w:tcMar>
-          </w:tcPr>
-          <w:p>
-            <w:r>
-              <w:rPr>
-                <w:b w:val="false"/>
-                <w:bCs w:val="false"/>
-                <w:sz w:val="22"/>
-                <w:szCs w:val="22"/>
-              </w:rPr>
-              <w:t xml:space="preserve">Tuning fork</w:t>
-            </w:r>
-          </w:p>
-        </w:tc>
-        <w:tc>
-          <w:tcPr>
-            <w:tcW w:type="dxa" w:w="2200"/>
-            <w:tcBorders>
-              <w:top w:val="single" w:color="CCCCCC" w:sz="1"/>
-              <w:left w:val="single" w:color="CCCCCC" w:sz="1"/>
-              <w:bottom w:val="single" w:color="CCCCCC" w:sz="1"/>
-              <w:right w:val="single" w:color="CCCCCC" w:sz="1"/>
-            </w:tcBorders>
-            <w:tcMar>
-              <w:top w:type="dxa" w:w="80"/>
-              <w:left w:type="dxa" w:w="120"/>
-              <w:bottom w:type="dxa" w:w="80"/>
-              <w:right w:type="dxa" w:w="120"/>
-            </w:tcMar>
-          </w:tcPr>
-          <w:p>
-            <w:r>
-              <w:rPr>
-                <w:b w:val="false"/>
-                <w:bCs w:val="false"/>
-                <w:sz w:val="22"/>
-                <w:szCs w:val="22"/>
-              </w:rPr>
-              <w:t xml:space="preserve">centred</w:t>
-            </w:r>
-          </w:p>
-        </w:tc>
-        <w:tc>
-          <w:tcPr>
-            <w:tcW w:type="dxa" w:w="5160"/>
-            <w:tcBorders>
-              <w:top w:val="single" w:color="CCCCCC" w:sz="1"/>
-              <w:left w:val="single" w:color="CCCCCC" w:sz="1"/>
-              <w:bottom w:val="single" w:color="CCCCCC" w:sz="1"/>
-              <w:right w:val="single" w:color="CCCCCC" w:sz="1"/>
-            </w:tcBorders>
-            <w:tcMar>
-              <w:top w:type="dxa" w:w="80"/>
-              <w:left w:type="dxa" w:w="120"/>
-              <w:bottom w:type="dxa" w:w="80"/>
-              <w:right w:type="dxa" w:w="120"/>
-            </w:tcMar>
-          </w:tcPr>
-          <w:p>
-            <w:r>
-              <w:rPr>
-                <w:b w:val="false"/>
-                <w:bCs w:val="false"/>
-                <w:sz w:val="22"/>
-                <w:szCs w:val="22"/>
-              </w:rPr>
-              <w:t xml:space="preserve">4 pink-purple vectorio rectangles (p_fork). Flash white on strike.</w:t>
-            </w:r>
-          </w:p>
-        </w:tc>
-      </w:tr>
-      <w:tr>
-        <w:tc>
-          <w:tcPr>
-            <w:tcW w:type="dxa" w:w="2000"/>
-            <w:tcBorders>
-              <w:top w:val="single" w:color="CCCCCC" w:sz="1"/>
-              <w:left w:val="single" w:color="CCCCCC" w:sz="1"/>
-              <w:bottom w:val="single" w:color="CCCCCC" w:sz="1"/>
-              <w:right w:val="single" w:color="CCCCCC" w:sz="1"/>
-            </w:tcBorders>
-            <w:tcMar>
-              <w:top w:type="dxa" w:w="80"/>
-              <w:left w:type="dxa" w:w="120"/>
-              <w:bottom w:type="dxa" w:w="80"/>
-              <w:right w:type="dxa" w:w="120"/>
-            </w:tcMar>
-          </w:tcPr>
-          <w:p>
-            <w:r>
-              <w:rPr>
-                <w:b w:val="false"/>
-                <w:bCs w:val="false"/>
-                <w:sz w:val="22"/>
-                <w:szCs w:val="22"/>
-              </w:rPr>
-              <w:t xml:space="preserve">Strike lines</w:t>
-            </w:r>
-          </w:p>
-        </w:tc>
-        <w:tc>
-          <w:tcPr>
-            <w:tcW w:type="dxa" w:w="2200"/>
-            <w:tcBorders>
-              <w:top w:val="single" w:color="CCCCCC" w:sz="1"/>
-              <w:left w:val="single" w:color="CCCCCC" w:sz="1"/>
-              <w:bottom w:val="single" w:color="CCCCCC" w:sz="1"/>
-              <w:right w:val="single" w:color="CCCCCC" w:sz="1"/>
-            </w:tcBorders>
-            <w:tcMar>
-              <w:top w:type="dxa" w:w="80"/>
-              <w:left w:type="dxa" w:w="120"/>
-              <w:bottom w:type="dxa" w:w="80"/>
-              <w:right w:type="dxa" w:w="120"/>
-            </w:tcMar>
-          </w:tcPr>
-          <w:p>
-            <w:r>
-              <w:rPr>
-                <w:b w:val="false"/>
-                <w:bCs w:val="false"/>
-                <w:sz w:val="22"/>
-                <w:szCs w:val="22"/>
-              </w:rPr>
-              <w:t xml:space="preserve">centred</w:t>
-            </w:r>
-          </w:p>
-        </w:tc>
-        <w:tc>
-          <w:tcPr>
-            <w:tcW w:type="dxa" w:w="5160"/>
-            <w:tcBorders>
-              <w:top w:val="single" w:color="CCCCCC" w:sz="1"/>
-              <w:left w:val="single" w:color="CCCCCC" w:sz="1"/>
-              <w:bottom w:val="single" w:color="CCCCCC" w:sz="1"/>
-              <w:right w:val="single" w:color="CCCCCC" w:sz="1"/>
-            </w:tcBorders>
-            <w:tcMar>
-              <w:top w:type="dxa" w:w="80"/>
-              <w:left w:type="dxa" w:w="120"/>
-              <w:bottom w:type="dxa" w:w="80"/>
-              <w:right w:type="dxa" w:w="120"/>
-            </w:tcMar>
-          </w:tcPr>
-          <w:p>
-            <w:r>
-              <w:rPr>
-                <w:b w:val="false"/>
-                <w:bCs w:val="false"/>
-                <w:sz w:val="22"/>
-                <w:szCs w:val="22"/>
-              </w:rPr>
-              <w:t xml:space="preserve">6 vectorio rectangles, 3 each side (p_flash). Hidden at rest, white during strike.</w:t>
-            </w:r>
-          </w:p>
-        </w:tc>
-      </w:tr>
-      <w:tr>
-        <w:tc>
-          <w:tcPr>
-            <w:tcW w:type="dxa" w:w="2000"/>
-            <w:tcBorders>
-              <w:top w:val="single" w:color="CCCCCC" w:sz="1"/>
-              <w:left w:val="single" w:color="CCCCCC" w:sz="1"/>
-              <w:bottom w:val="single" w:color="CCCCCC" w:sz="1"/>
-              <w:right w:val="single" w:color="CCCCCC" w:sz="1"/>
-            </w:tcBorders>
-            <w:tcMar>
-              <w:top w:type="dxa" w:w="80"/>
-              <w:left w:type="dxa" w:w="120"/>
-              <w:bottom w:type="dxa" w:w="80"/>
-              <w:right w:type="dxa" w:w="120"/>
-            </w:tcMar>
-          </w:tcPr>
-          <w:p>
-            <w:r>
-              <w:rPr>
-                <w:b w:val="false"/>
-                <w:bCs w:val="false"/>
-                <w:sz w:val="22"/>
-                <w:szCs w:val="22"/>
-              </w:rPr>
-              <w:t xml:space="preserve">lbl_tuner_mute</w:t>
-            </w:r>
-          </w:p>
-        </w:tc>
-        <w:tc>
-          <w:tcPr>
-            <w:tcW w:type="dxa" w:w="2200"/>
-            <w:tcBorders>
-              <w:top w:val="single" w:color="CCCCCC" w:sz="1"/>
-              <w:left w:val="single" w:color="CCCCCC" w:sz="1"/>
-              <w:bottom w:val="single" w:color="CCCCCC" w:sz="1"/>
-              <w:right w:val="single" w:color="CCCCCC" w:sz="1"/>
-            </w:tcBorders>
-            <w:tcMar>
-              <w:top w:type="dxa" w:w="80"/>
-              <w:left w:type="dxa" w:w="120"/>
-              <w:bottom w:type="dxa" w:w="80"/>
-              <w:right w:type="dxa" w:w="120"/>
-            </w:tcMar>
-          </w:tcPr>
-          <w:p>
-            <w:r>
-              <w:rPr>
-                <w:b w:val="false"/>
-                <w:bCs w:val="false"/>
-                <w:sz w:val="22"/>
-                <w:szCs w:val="22"/>
-              </w:rPr>
-              <w:t xml:space="preserve">y=185, centred</w:t>
-            </w:r>
-          </w:p>
-        </w:tc>
-        <w:tc>
-          <w:tcPr>
-            <w:tcW w:type="dxa" w:w="5160"/>
-            <w:tcBorders>
-              <w:top w:val="single" w:color="CCCCCC" w:sz="1"/>
-              <w:left w:val="single" w:color="CCCCCC" w:sz="1"/>
-              <w:bottom w:val="single" w:color="CCCCCC" w:sz="1"/>
-              <w:right w:val="single" w:color="CCCCCC" w:sz="1"/>
-            </w:tcBorders>
-            <w:tcMar>
-              <w:top w:type="dxa" w:w="80"/>
-              <w:left w:type="dxa" w:w="120"/>
-              <w:bottom w:type="dxa" w:w="80"/>
-              <w:right w:type="dxa" w:w="120"/>
-            </w:tcMar>
-          </w:tcPr>
-          <w:p>
-            <w:r>
-              <w:rPr>
-                <w:b w:val="false"/>
-                <w:bCs w:val="false"/>
-                <w:sz w:val="22"/>
-                <w:szCs w:val="22"/>
-              </w:rPr>
-              <w:t xml:space="preserve">STRIKE (ready) or STOP (playing), cyan scale=1</w:t>
-            </w:r>
-          </w:p>
-        </w:tc>
-      </w:tr>
-      <w:tr>
-        <w:tc>
-          <w:tcPr>
-            <w:tcW w:type="dxa" w:w="2000"/>
-            <w:tcBorders>
-              <w:top w:val="single" w:color="CCCCCC" w:sz="1"/>
-              <w:left w:val="single" w:color="CCCCCC" w:sz="1"/>
-              <w:bottom w:val="single" w:color="CCCCCC" w:sz="1"/>
-              <w:right w:val="single" w:color="CCCCCC" w:sz="1"/>
-            </w:tcBorders>
-            <w:tcMar>
-              <w:top w:type="dxa" w:w="80"/>
-              <w:left w:type="dxa" w:w="120"/>
-              <w:bottom w:type="dxa" w:w="80"/>
-              <w:right w:type="dxa" w:w="120"/>
-            </w:tcMar>
-          </w:tcPr>
-          <w:p>
-            <w:r>
-              <w:rPr>
-                <w:b w:val="false"/>
-                <w:bCs w:val="false"/>
-                <w:sz w:val="22"/>
-                <w:szCs w:val="22"/>
-              </w:rPr>
-              <w:t xml:space="preserve">lbl_bat_tuner</w:t>
-            </w:r>
-          </w:p>
-        </w:tc>
-        <w:tc>
-          <w:tcPr>
-            <w:tcW w:type="dxa" w:w="2200"/>
-            <w:tcBorders>
-              <w:top w:val="single" w:color="CCCCCC" w:sz="1"/>
-              <w:left w:val="single" w:color="CCCCCC" w:sz="1"/>
-              <w:bottom w:val="single" w:color="CCCCCC" w:sz="1"/>
-              <w:right w:val="single" w:color="CCCCCC" w:sz="1"/>
-            </w:tcBorders>
-            <w:tcMar>
-              <w:top w:type="dxa" w:w="80"/>
-              <w:left w:type="dxa" w:w="120"/>
-              <w:bottom w:type="dxa" w:w="80"/>
-              <w:right w:type="dxa" w:w="120"/>
-            </w:tcMar>
-          </w:tcPr>
-          <w:p>
-            <w:r>
-              <w:rPr>
-                <w:b w:val="false"/>
-                <w:bCs w:val="false"/>
-                <w:sz w:val="22"/>
-                <w:szCs w:val="22"/>
-              </w:rPr>
-              <w:t xml:space="preserve">y=200, centred</w:t>
-            </w:r>
-          </w:p>
-        </w:tc>
-        <w:tc>
-          <w:tcPr>
-            <w:tcW w:type="dxa" w:w="5160"/>
-            <w:tcBorders>
-              <w:top w:val="single" w:color="CCCCCC" w:sz="1"/>
-              <w:left w:val="single" w:color="CCCCCC" w:sz="1"/>
-              <w:bottom w:val="single" w:color="CCCCCC" w:sz="1"/>
-              <w:right w:val="single" w:color="CCCCCC" w:sz="1"/>
-            </w:tcBorders>
-            <w:tcMar>
-              <w:top w:type="dxa" w:w="80"/>
-              <w:left w:type="dxa" w:w="120"/>
-              <w:bottom w:type="dxa" w:w="80"/>
-              <w:right w:type="dxa" w:w="120"/>
-            </w:tcMar>
-          </w:tcPr>
-          <w:p>
-            <w:r>
-              <w:rPr>
-                <w:b w:val="false"/>
-                <w:bCs w:val="false"/>
-                <w:sz w:val="22"/>
-                <w:szCs w:val="22"/>
-              </w:rPr>
-              <w:t xml:space="preserve">BAT — blue=charging, green/yellow/red=level</w:t>
-            </w:r>
-          </w:p>
-        </w:tc>
-      </w:tr>
-    </w:tbl>
-    <w:p/>
-    <w:tbl>
-      <w:tblPr>
-        <w:tblW w:type="dxa" w:w="9360"/>
-        <w:tblBorders>
-          <w:top w:val="single" w:color="auto" w:sz="4"/>
-          <w:left w:val="single" w:color="auto" w:sz="4"/>
-          <w:bottom w:val="single" w:color="auto" w:sz="4"/>
-          <w:right w:val="single" w:color="auto" w:sz="4"/>
-          <w:insideH w:val="single" w:color="auto" w:sz="4"/>
-          <w:insideV w:val="single" w:color="auto" w:sz="4"/>
-        </w:tblBorders>
-      </w:tblPr>
-      <w:tblGrid>
         <w:gridCol w:w="1200"/>
         <w:gridCol w:w="1400"/>
         <w:gridCol w:w="6760"/>
@@ -8638,24 +10163,6 @@
         </w:tc>
       </w:tr>
     </w:tbl>
-    <w:p/>
-    <w:p>
-      <w:pPr>
-        <w:pStyle w:val="Heading2"/>
-      </w:pPr>
-      <w:r>
-        <w:t xml:space="preserve">Attempted — ring-out decay</w:t>
-      </w:r>
-    </w:p>
-    <w:p>
-      <w:r>
-        <w:rPr>
-          <w:sz w:val="24"/>
-          <w:szCs w:val="24"/>
-        </w:rPr>
-        <w:t xml:space="preserve">Exponential PWM decay tested at 20ms and 150ms step rates. Both caused flanging/phasing from transducer resonance. Hard cutoff is correct for this hardware.</w:t>
-      </w:r>
-    </w:p>
     <w:p/>
     <w:p/>
     <w:p>
@@ -8714,7 +10221,7 @@
           <w:sz w:val="24"/>
           <w:szCs w:val="24"/>
         </w:rPr>
-        <w:t xml:space="preserve">(1) gc + collect, (2) all imports including displayio, (3) release_displays + collect, (4) shared_bitmap allocation, (5) import pwmio + backlight PWMOut, (6) display driver init. Backlight PWMOut must precede display driver — GC9A01A init resets the LITE/BACKLITE line.</w:t>
+        <w:t xml:space="preserve">(1) gc + collect, (2) all imports including displayio, (3) release_displays + collect, (4) shared_bitmap allocation, (5) import pwmio + backlight PWMOut, (6) display driver init. Backlight PWMOut must precede display driver.</w:t>
       </w:r>
     </w:p>
     <w:p>
@@ -8723,7 +10230,7 @@
           <w:sz w:val="24"/>
           <w:szCs w:val="24"/>
         </w:rPr>
-        <w:t xml:space="preserve">Soft-reboot heap fragmentation: after a crash, ~33KB less RAM available (170KB → 137KB) which can block the 57,600-byte contiguous bitmap allocation. Power cycle after crashes during development.</w:t>
+        <w:t xml:space="preserve">Soft-reboot heap fragmentation: after a crash ~33KB less RAM available which can block the 57,600-byte bitmap allocation. Power cycle after crashes during development.</w:t>
       </w:r>
     </w:p>
     <w:p/>
@@ -8736,1754 +10243,6 @@
         <w:t xml:space="preserve">Battery and Power</w:t>
       </w:r>
     </w:p>
-    <w:p>
-      <w:pPr>
-        <w:pStyle w:val="Heading2"/>
-      </w:pPr>
-      <w:r>
-        <w:t xml:space="preserve">Charging circuit — absorbed onto carrier PCB (SMDv6a+)</w:t>
-      </w:r>
-    </w:p>
-    <w:tbl>
-      <w:tblPr>
-        <w:tblW w:type="dxa" w:w="9360"/>
-        <w:tblBorders>
-          <w:top w:val="single" w:color="auto" w:sz="4"/>
-          <w:left w:val="single" w:color="auto" w:sz="4"/>
-          <w:bottom w:val="single" w:color="auto" w:sz="4"/>
-          <w:right w:val="single" w:color="auto" w:sz="4"/>
-          <w:insideH w:val="single" w:color="auto" w:sz="4"/>
-          <w:insideV w:val="single" w:color="auto" w:sz="4"/>
-        </w:tblBorders>
-      </w:tblPr>
-      <w:tblGrid>
-        <w:gridCol w:w="600"/>
-        <w:gridCol w:w="2000"/>
-        <w:gridCol w:w="1200"/>
-        <w:gridCol w:w="800"/>
-        <w:gridCol w:w="4960"/>
-      </w:tblGrid>
-      <w:tr>
-        <w:tc>
-          <w:tcPr>
-            <w:tcW w:type="dxa" w:w="600"/>
-            <w:tcBorders>
-              <w:top w:val="single" w:color="CCCCCC" w:sz="1"/>
-              <w:left w:val="single" w:color="CCCCCC" w:sz="1"/>
-              <w:bottom w:val="single" w:color="CCCCCC" w:sz="1"/>
-              <w:right w:val="single" w:color="CCCCCC" w:sz="1"/>
-            </w:tcBorders>
-            <w:shd w:fill="D5E8F0" w:val="clear"/>
-            <w:tcMar>
-              <w:top w:type="dxa" w:w="80"/>
-              <w:left w:type="dxa" w:w="120"/>
-              <w:bottom w:type="dxa" w:w="80"/>
-              <w:right w:type="dxa" w:w="120"/>
-            </w:tcMar>
-          </w:tcPr>
-          <w:p>
-            <w:r>
-              <w:rPr>
-                <w:b/>
-                <w:bCs/>
-                <w:sz w:val="22"/>
-                <w:szCs w:val="22"/>
-              </w:rPr>
-              <w:t xml:space="preserve">Ref</w:t>
-            </w:r>
-          </w:p>
-        </w:tc>
-        <w:tc>
-          <w:tcPr>
-            <w:tcW w:type="dxa" w:w="2000"/>
-            <w:tcBorders>
-              <w:top w:val="single" w:color="CCCCCC" w:sz="1"/>
-              <w:left w:val="single" w:color="CCCCCC" w:sz="1"/>
-              <w:bottom w:val="single" w:color="CCCCCC" w:sz="1"/>
-              <w:right w:val="single" w:color="CCCCCC" w:sz="1"/>
-            </w:tcBorders>
-            <w:shd w:fill="D5E8F0" w:val="clear"/>
-            <w:tcMar>
-              <w:top w:type="dxa" w:w="80"/>
-              <w:left w:type="dxa" w:w="120"/>
-              <w:bottom w:type="dxa" w:w="80"/>
-              <w:right w:type="dxa" w:w="120"/>
-            </w:tcMar>
-          </w:tcPr>
-          <w:p>
-            <w:r>
-              <w:rPr>
-                <w:b/>
-                <w:bCs/>
-                <w:sz w:val="22"/>
-                <w:szCs w:val="22"/>
-              </w:rPr>
-              <w:t xml:space="preserve">Component</w:t>
-            </w:r>
-          </w:p>
-        </w:tc>
-        <w:tc>
-          <w:tcPr>
-            <w:tcW w:type="dxa" w:w="1200"/>
-            <w:tcBorders>
-              <w:top w:val="single" w:color="CCCCCC" w:sz="1"/>
-              <w:left w:val="single" w:color="CCCCCC" w:sz="1"/>
-              <w:bottom w:val="single" w:color="CCCCCC" w:sz="1"/>
-              <w:right w:val="single" w:color="CCCCCC" w:sz="1"/>
-            </w:tcBorders>
-            <w:shd w:fill="D5E8F0" w:val="clear"/>
-            <w:tcMar>
-              <w:top w:type="dxa" w:w="80"/>
-              <w:left w:type="dxa" w:w="120"/>
-              <w:bottom w:type="dxa" w:w="80"/>
-              <w:right w:type="dxa" w:w="120"/>
-            </w:tcMar>
-          </w:tcPr>
-          <w:p>
-            <w:r>
-              <w:rPr>
-                <w:b/>
-                <w:bCs/>
-                <w:sz w:val="22"/>
-                <w:szCs w:val="22"/>
-              </w:rPr>
-              <w:t xml:space="preserve">Value</w:t>
-            </w:r>
-          </w:p>
-        </w:tc>
-        <w:tc>
-          <w:tcPr>
-            <w:tcW w:type="dxa" w:w="800"/>
-            <w:tcBorders>
-              <w:top w:val="single" w:color="CCCCCC" w:sz="1"/>
-              <w:left w:val="single" w:color="CCCCCC" w:sz="1"/>
-              <w:bottom w:val="single" w:color="CCCCCC" w:sz="1"/>
-              <w:right w:val="single" w:color="CCCCCC" w:sz="1"/>
-            </w:tcBorders>
-            <w:shd w:fill="D5E8F0" w:val="clear"/>
-            <w:tcMar>
-              <w:top w:type="dxa" w:w="80"/>
-              <w:left w:type="dxa" w:w="120"/>
-              <w:bottom w:type="dxa" w:w="80"/>
-              <w:right w:type="dxa" w:w="120"/>
-            </w:tcMar>
-          </w:tcPr>
-          <w:p>
-            <w:r>
-              <w:rPr>
-                <w:b/>
-                <w:bCs/>
-                <w:sz w:val="22"/>
-                <w:szCs w:val="22"/>
-              </w:rPr>
-              <w:t xml:space="preserve">Keep?</w:t>
-            </w:r>
-          </w:p>
-        </w:tc>
-        <w:tc>
-          <w:tcPr>
-            <w:tcW w:type="dxa" w:w="4960"/>
-            <w:tcBorders>
-              <w:top w:val="single" w:color="CCCCCC" w:sz="1"/>
-              <w:left w:val="single" w:color="CCCCCC" w:sz="1"/>
-              <w:bottom w:val="single" w:color="CCCCCC" w:sz="1"/>
-              <w:right w:val="single" w:color="CCCCCC" w:sz="1"/>
-            </w:tcBorders>
-            <w:shd w:fill="D5E8F0" w:val="clear"/>
-            <w:tcMar>
-              <w:top w:type="dxa" w:w="80"/>
-              <w:left w:type="dxa" w:w="120"/>
-              <w:bottom w:type="dxa" w:w="80"/>
-              <w:right w:type="dxa" w:w="120"/>
-            </w:tcMar>
-          </w:tcPr>
-          <w:p>
-            <w:r>
-              <w:rPr>
-                <w:b/>
-                <w:bCs/>
-                <w:sz w:val="22"/>
-                <w:szCs w:val="22"/>
-              </w:rPr>
-              <w:t xml:space="preserve">Notes</w:t>
-            </w:r>
-          </w:p>
-        </w:tc>
-      </w:tr>
-      <w:tr>
-        <w:tc>
-          <w:tcPr>
-            <w:tcW w:type="dxa" w:w="600"/>
-            <w:tcBorders>
-              <w:top w:val="single" w:color="CCCCCC" w:sz="1"/>
-              <w:left w:val="single" w:color="CCCCCC" w:sz="1"/>
-              <w:bottom w:val="single" w:color="CCCCCC" w:sz="1"/>
-              <w:right w:val="single" w:color="CCCCCC" w:sz="1"/>
-            </w:tcBorders>
-            <w:tcMar>
-              <w:top w:type="dxa" w:w="80"/>
-              <w:left w:type="dxa" w:w="120"/>
-              <w:bottom w:type="dxa" w:w="80"/>
-              <w:right w:type="dxa" w:w="120"/>
-            </w:tcMar>
-          </w:tcPr>
-          <w:p>
-            <w:r>
-              <w:rPr>
-                <w:b w:val="false"/>
-                <w:bCs w:val="false"/>
-                <w:sz w:val="22"/>
-                <w:szCs w:val="22"/>
-              </w:rPr>
-              <w:t xml:space="preserve">U2</w:t>
-            </w:r>
-          </w:p>
-        </w:tc>
-        <w:tc>
-          <w:tcPr>
-            <w:tcW w:type="dxa" w:w="2000"/>
-            <w:tcBorders>
-              <w:top w:val="single" w:color="CCCCCC" w:sz="1"/>
-              <w:left w:val="single" w:color="CCCCCC" w:sz="1"/>
-              <w:bottom w:val="single" w:color="CCCCCC" w:sz="1"/>
-              <w:right w:val="single" w:color="CCCCCC" w:sz="1"/>
-            </w:tcBorders>
-            <w:tcMar>
-              <w:top w:type="dxa" w:w="80"/>
-              <w:left w:type="dxa" w:w="120"/>
-              <w:bottom w:type="dxa" w:w="80"/>
-              <w:right w:type="dxa" w:w="120"/>
-            </w:tcMar>
-          </w:tcPr>
-          <w:p>
-            <w:r>
-              <w:rPr>
-                <w:b w:val="false"/>
-                <w:bCs w:val="false"/>
-                <w:sz w:val="22"/>
-                <w:szCs w:val="22"/>
-              </w:rPr>
-              <w:t xml:space="preserve">MCP73831T-2ACI/OT</w:t>
-            </w:r>
-          </w:p>
-        </w:tc>
-        <w:tc>
-          <w:tcPr>
-            <w:tcW w:type="dxa" w:w="1200"/>
-            <w:tcBorders>
-              <w:top w:val="single" w:color="CCCCCC" w:sz="1"/>
-              <w:left w:val="single" w:color="CCCCCC" w:sz="1"/>
-              <w:bottom w:val="single" w:color="CCCCCC" w:sz="1"/>
-              <w:right w:val="single" w:color="CCCCCC" w:sz="1"/>
-            </w:tcBorders>
-            <w:tcMar>
-              <w:top w:type="dxa" w:w="80"/>
-              <w:left w:type="dxa" w:w="120"/>
-              <w:bottom w:type="dxa" w:w="80"/>
-              <w:right w:type="dxa" w:w="120"/>
-            </w:tcMar>
-          </w:tcPr>
-          <w:p>
-            <w:r>
-              <w:rPr>
-                <w:b w:val="false"/>
-                <w:bCs w:val="false"/>
-                <w:sz w:val="22"/>
-                <w:szCs w:val="22"/>
-              </w:rPr>
-              <w:t xml:space="preserve">SOT-23-5</w:t>
-            </w:r>
-          </w:p>
-        </w:tc>
-        <w:tc>
-          <w:tcPr>
-            <w:tcW w:type="dxa" w:w="800"/>
-            <w:tcBorders>
-              <w:top w:val="single" w:color="CCCCCC" w:sz="1"/>
-              <w:left w:val="single" w:color="CCCCCC" w:sz="1"/>
-              <w:bottom w:val="single" w:color="CCCCCC" w:sz="1"/>
-              <w:right w:val="single" w:color="CCCCCC" w:sz="1"/>
-            </w:tcBorders>
-            <w:tcMar>
-              <w:top w:type="dxa" w:w="80"/>
-              <w:left w:type="dxa" w:w="120"/>
-              <w:bottom w:type="dxa" w:w="80"/>
-              <w:right w:type="dxa" w:w="120"/>
-            </w:tcMar>
-          </w:tcPr>
-          <w:p>
-            <w:r>
-              <w:rPr>
-                <w:b w:val="false"/>
-                <w:bCs w:val="false"/>
-                <w:sz w:val="22"/>
-                <w:szCs w:val="22"/>
-              </w:rPr>
-              <w:t xml:space="preserve">YES</w:t>
-            </w:r>
-          </w:p>
-        </w:tc>
-        <w:tc>
-          <w:tcPr>
-            <w:tcW w:type="dxa" w:w="4960"/>
-            <w:tcBorders>
-              <w:top w:val="single" w:color="CCCCCC" w:sz="1"/>
-              <w:left w:val="single" w:color="CCCCCC" w:sz="1"/>
-              <w:bottom w:val="single" w:color="CCCCCC" w:sz="1"/>
-              <w:right w:val="single" w:color="CCCCCC" w:sz="1"/>
-            </w:tcBorders>
-            <w:tcMar>
-              <w:top w:type="dxa" w:w="80"/>
-              <w:left w:type="dxa" w:w="120"/>
-              <w:bottom w:type="dxa" w:w="80"/>
-              <w:right w:type="dxa" w:w="120"/>
-            </w:tcMar>
-          </w:tcPr>
-          <w:p>
-            <w:r>
-              <w:rPr>
-                <w:b w:val="false"/>
-                <w:bCs w:val="false"/>
-                <w:sz w:val="22"/>
-                <w:szCs w:val="22"/>
-              </w:rPr>
-              <w:t xml:space="preserve">Charge IC. -2 suffix = 4.2V termination. On B.Cu — pins corrected in SMDv7.</w:t>
-            </w:r>
-          </w:p>
-        </w:tc>
-      </w:tr>
-      <w:tr>
-        <w:tc>
-          <w:tcPr>
-            <w:tcW w:type="dxa" w:w="600"/>
-            <w:tcBorders>
-              <w:top w:val="single" w:color="CCCCCC" w:sz="1"/>
-              <w:left w:val="single" w:color="CCCCCC" w:sz="1"/>
-              <w:bottom w:val="single" w:color="CCCCCC" w:sz="1"/>
-              <w:right w:val="single" w:color="CCCCCC" w:sz="1"/>
-            </w:tcBorders>
-            <w:tcMar>
-              <w:top w:type="dxa" w:w="80"/>
-              <w:left w:type="dxa" w:w="120"/>
-              <w:bottom w:type="dxa" w:w="80"/>
-              <w:right w:type="dxa" w:w="120"/>
-            </w:tcMar>
-          </w:tcPr>
-          <w:p>
-            <w:r>
-              <w:rPr>
-                <w:b w:val="false"/>
-                <w:bCs w:val="false"/>
-                <w:sz w:val="22"/>
-                <w:szCs w:val="22"/>
-              </w:rPr>
-              <w:t xml:space="preserve">C1</w:t>
-            </w:r>
-          </w:p>
-        </w:tc>
-        <w:tc>
-          <w:tcPr>
-            <w:tcW w:type="dxa" w:w="2000"/>
-            <w:tcBorders>
-              <w:top w:val="single" w:color="CCCCCC" w:sz="1"/>
-              <w:left w:val="single" w:color="CCCCCC" w:sz="1"/>
-              <w:bottom w:val="single" w:color="CCCCCC" w:sz="1"/>
-              <w:right w:val="single" w:color="CCCCCC" w:sz="1"/>
-            </w:tcBorders>
-            <w:tcMar>
-              <w:top w:type="dxa" w:w="80"/>
-              <w:left w:type="dxa" w:w="120"/>
-              <w:bottom w:type="dxa" w:w="80"/>
-              <w:right w:type="dxa" w:w="120"/>
-            </w:tcMar>
-          </w:tcPr>
-          <w:p>
-            <w:r>
-              <w:rPr>
-                <w:b w:val="false"/>
-                <w:bCs w:val="false"/>
-                <w:sz w:val="22"/>
-                <w:szCs w:val="22"/>
-              </w:rPr>
-              <w:t xml:space="preserve">Capacitor 0805</w:t>
-            </w:r>
-          </w:p>
-        </w:tc>
-        <w:tc>
-          <w:tcPr>
-            <w:tcW w:type="dxa" w:w="1200"/>
-            <w:tcBorders>
-              <w:top w:val="single" w:color="CCCCCC" w:sz="1"/>
-              <w:left w:val="single" w:color="CCCCCC" w:sz="1"/>
-              <w:bottom w:val="single" w:color="CCCCCC" w:sz="1"/>
-              <w:right w:val="single" w:color="CCCCCC" w:sz="1"/>
-            </w:tcBorders>
-            <w:tcMar>
-              <w:top w:type="dxa" w:w="80"/>
-              <w:left w:type="dxa" w:w="120"/>
-              <w:bottom w:type="dxa" w:w="80"/>
-              <w:right w:type="dxa" w:w="120"/>
-            </w:tcMar>
-          </w:tcPr>
-          <w:p>
-            <w:r>
-              <w:rPr>
-                <w:b w:val="false"/>
-                <w:bCs w:val="false"/>
-                <w:sz w:val="22"/>
-                <w:szCs w:val="22"/>
-              </w:rPr>
-              <w:t xml:space="preserve">10µF</w:t>
-            </w:r>
-          </w:p>
-        </w:tc>
-        <w:tc>
-          <w:tcPr>
-            <w:tcW w:type="dxa" w:w="800"/>
-            <w:tcBorders>
-              <w:top w:val="single" w:color="CCCCCC" w:sz="1"/>
-              <w:left w:val="single" w:color="CCCCCC" w:sz="1"/>
-              <w:bottom w:val="single" w:color="CCCCCC" w:sz="1"/>
-              <w:right w:val="single" w:color="CCCCCC" w:sz="1"/>
-            </w:tcBorders>
-            <w:tcMar>
-              <w:top w:type="dxa" w:w="80"/>
-              <w:left w:type="dxa" w:w="120"/>
-              <w:bottom w:type="dxa" w:w="80"/>
-              <w:right w:type="dxa" w:w="120"/>
-            </w:tcMar>
-          </w:tcPr>
-          <w:p>
-            <w:r>
-              <w:rPr>
-                <w:b w:val="false"/>
-                <w:bCs w:val="false"/>
-                <w:sz w:val="22"/>
-                <w:szCs w:val="22"/>
-              </w:rPr>
-              <w:t xml:space="preserve">YES</w:t>
-            </w:r>
-          </w:p>
-        </w:tc>
-        <w:tc>
-          <w:tcPr>
-            <w:tcW w:type="dxa" w:w="4960"/>
-            <w:tcBorders>
-              <w:top w:val="single" w:color="CCCCCC" w:sz="1"/>
-              <w:left w:val="single" w:color="CCCCCC" w:sz="1"/>
-              <w:bottom w:val="single" w:color="CCCCCC" w:sz="1"/>
-              <w:right w:val="single" w:color="CCCCCC" w:sz="1"/>
-            </w:tcBorders>
-            <w:tcMar>
-              <w:top w:type="dxa" w:w="80"/>
-              <w:left w:type="dxa" w:w="120"/>
-              <w:bottom w:type="dxa" w:w="80"/>
-              <w:right w:type="dxa" w:w="120"/>
-            </w:tcMar>
-          </w:tcPr>
-          <w:p>
-            <w:r>
-              <w:rPr>
-                <w:b w:val="false"/>
-                <w:bCs w:val="false"/>
-                <w:sz w:val="22"/>
-                <w:szCs w:val="22"/>
-              </w:rPr>
-              <w:t xml:space="preserve">VIN input decoupling</w:t>
-            </w:r>
-          </w:p>
-        </w:tc>
-      </w:tr>
-      <w:tr>
-        <w:tc>
-          <w:tcPr>
-            <w:tcW w:type="dxa" w:w="600"/>
-            <w:tcBorders>
-              <w:top w:val="single" w:color="CCCCCC" w:sz="1"/>
-              <w:left w:val="single" w:color="CCCCCC" w:sz="1"/>
-              <w:bottom w:val="single" w:color="CCCCCC" w:sz="1"/>
-              <w:right w:val="single" w:color="CCCCCC" w:sz="1"/>
-            </w:tcBorders>
-            <w:tcMar>
-              <w:top w:type="dxa" w:w="80"/>
-              <w:left w:type="dxa" w:w="120"/>
-              <w:bottom w:type="dxa" w:w="80"/>
-              <w:right w:type="dxa" w:w="120"/>
-            </w:tcMar>
-          </w:tcPr>
-          <w:p>
-            <w:r>
-              <w:rPr>
-                <w:b w:val="false"/>
-                <w:bCs w:val="false"/>
-                <w:sz w:val="22"/>
-                <w:szCs w:val="22"/>
-              </w:rPr>
-              <w:t xml:space="preserve">C20</w:t>
-            </w:r>
-          </w:p>
-        </w:tc>
-        <w:tc>
-          <w:tcPr>
-            <w:tcW w:type="dxa" w:w="2000"/>
-            <w:tcBorders>
-              <w:top w:val="single" w:color="CCCCCC" w:sz="1"/>
-              <w:left w:val="single" w:color="CCCCCC" w:sz="1"/>
-              <w:bottom w:val="single" w:color="CCCCCC" w:sz="1"/>
-              <w:right w:val="single" w:color="CCCCCC" w:sz="1"/>
-            </w:tcBorders>
-            <w:tcMar>
-              <w:top w:type="dxa" w:w="80"/>
-              <w:left w:type="dxa" w:w="120"/>
-              <w:bottom w:type="dxa" w:w="80"/>
-              <w:right w:type="dxa" w:w="120"/>
-            </w:tcMar>
-          </w:tcPr>
-          <w:p>
-            <w:r>
-              <w:rPr>
-                <w:b w:val="false"/>
-                <w:bCs w:val="false"/>
-                <w:sz w:val="22"/>
-                <w:szCs w:val="22"/>
-              </w:rPr>
-              <w:t xml:space="preserve">Capacitor 0805</w:t>
-            </w:r>
-          </w:p>
-        </w:tc>
-        <w:tc>
-          <w:tcPr>
-            <w:tcW w:type="dxa" w:w="1200"/>
-            <w:tcBorders>
-              <w:top w:val="single" w:color="CCCCCC" w:sz="1"/>
-              <w:left w:val="single" w:color="CCCCCC" w:sz="1"/>
-              <w:bottom w:val="single" w:color="CCCCCC" w:sz="1"/>
-              <w:right w:val="single" w:color="CCCCCC" w:sz="1"/>
-            </w:tcBorders>
-            <w:tcMar>
-              <w:top w:type="dxa" w:w="80"/>
-              <w:left w:type="dxa" w:w="120"/>
-              <w:bottom w:type="dxa" w:w="80"/>
-              <w:right w:type="dxa" w:w="120"/>
-            </w:tcMar>
-          </w:tcPr>
-          <w:p>
-            <w:r>
-              <w:rPr>
-                <w:b w:val="false"/>
-                <w:bCs w:val="false"/>
-                <w:sz w:val="22"/>
-                <w:szCs w:val="22"/>
-              </w:rPr>
-              <w:t xml:space="preserve">10µF</w:t>
-            </w:r>
-          </w:p>
-        </w:tc>
-        <w:tc>
-          <w:tcPr>
-            <w:tcW w:type="dxa" w:w="800"/>
-            <w:tcBorders>
-              <w:top w:val="single" w:color="CCCCCC" w:sz="1"/>
-              <w:left w:val="single" w:color="CCCCCC" w:sz="1"/>
-              <w:bottom w:val="single" w:color="CCCCCC" w:sz="1"/>
-              <w:right w:val="single" w:color="CCCCCC" w:sz="1"/>
-            </w:tcBorders>
-            <w:tcMar>
-              <w:top w:type="dxa" w:w="80"/>
-              <w:left w:type="dxa" w:w="120"/>
-              <w:bottom w:type="dxa" w:w="80"/>
-              <w:right w:type="dxa" w:w="120"/>
-            </w:tcMar>
-          </w:tcPr>
-          <w:p>
-            <w:r>
-              <w:rPr>
-                <w:b w:val="false"/>
-                <w:bCs w:val="false"/>
-                <w:sz w:val="22"/>
-                <w:szCs w:val="22"/>
-              </w:rPr>
-              <w:t xml:space="preserve">YES</w:t>
-            </w:r>
-          </w:p>
-        </w:tc>
-        <w:tc>
-          <w:tcPr>
-            <w:tcW w:type="dxa" w:w="4960"/>
-            <w:tcBorders>
-              <w:top w:val="single" w:color="CCCCCC" w:sz="1"/>
-              <w:left w:val="single" w:color="CCCCCC" w:sz="1"/>
-              <w:bottom w:val="single" w:color="CCCCCC" w:sz="1"/>
-              <w:right w:val="single" w:color="CCCCCC" w:sz="1"/>
-            </w:tcBorders>
-            <w:tcMar>
-              <w:top w:type="dxa" w:w="80"/>
-              <w:left w:type="dxa" w:w="120"/>
-              <w:bottom w:type="dxa" w:w="80"/>
-              <w:right w:type="dxa" w:w="120"/>
-            </w:tcMar>
-          </w:tcPr>
-          <w:p>
-            <w:r>
-              <w:rPr>
-                <w:b w:val="false"/>
-                <w:bCs w:val="false"/>
-                <w:sz w:val="22"/>
-                <w:szCs w:val="22"/>
-              </w:rPr>
-              <w:t xml:space="preserve">VBAT output decoupling</w:t>
-            </w:r>
-          </w:p>
-        </w:tc>
-      </w:tr>
-      <w:tr>
-        <w:tc>
-          <w:tcPr>
-            <w:tcW w:type="dxa" w:w="600"/>
-            <w:tcBorders>
-              <w:top w:val="single" w:color="CCCCCC" w:sz="1"/>
-              <w:left w:val="single" w:color="CCCCCC" w:sz="1"/>
-              <w:bottom w:val="single" w:color="CCCCCC" w:sz="1"/>
-              <w:right w:val="single" w:color="CCCCCC" w:sz="1"/>
-            </w:tcBorders>
-            <w:tcMar>
-              <w:top w:type="dxa" w:w="80"/>
-              <w:left w:type="dxa" w:w="120"/>
-              <w:bottom w:type="dxa" w:w="80"/>
-              <w:right w:type="dxa" w:w="120"/>
-            </w:tcMar>
-          </w:tcPr>
-          <w:p>
-            <w:r>
-              <w:rPr>
-                <w:b w:val="false"/>
-                <w:bCs w:val="false"/>
-                <w:sz w:val="22"/>
-                <w:szCs w:val="22"/>
-              </w:rPr>
-              <w:t xml:space="preserve">R8</w:t>
-            </w:r>
-          </w:p>
-        </w:tc>
-        <w:tc>
-          <w:tcPr>
-            <w:tcW w:type="dxa" w:w="2000"/>
-            <w:tcBorders>
-              <w:top w:val="single" w:color="CCCCCC" w:sz="1"/>
-              <w:left w:val="single" w:color="CCCCCC" w:sz="1"/>
-              <w:bottom w:val="single" w:color="CCCCCC" w:sz="1"/>
-              <w:right w:val="single" w:color="CCCCCC" w:sz="1"/>
-            </w:tcBorders>
-            <w:tcMar>
-              <w:top w:type="dxa" w:w="80"/>
-              <w:left w:type="dxa" w:w="120"/>
-              <w:bottom w:type="dxa" w:w="80"/>
-              <w:right w:type="dxa" w:w="120"/>
-            </w:tcMar>
-          </w:tcPr>
-          <w:p>
-            <w:r>
-              <w:rPr>
-                <w:b w:val="false"/>
-                <w:bCs w:val="false"/>
-                <w:sz w:val="22"/>
-                <w:szCs w:val="22"/>
-              </w:rPr>
-              <w:t xml:space="preserve">Resistor 0603</w:t>
-            </w:r>
-          </w:p>
-        </w:tc>
-        <w:tc>
-          <w:tcPr>
-            <w:tcW w:type="dxa" w:w="1200"/>
-            <w:tcBorders>
-              <w:top w:val="single" w:color="CCCCCC" w:sz="1"/>
-              <w:left w:val="single" w:color="CCCCCC" w:sz="1"/>
-              <w:bottom w:val="single" w:color="CCCCCC" w:sz="1"/>
-              <w:right w:val="single" w:color="CCCCCC" w:sz="1"/>
-            </w:tcBorders>
-            <w:tcMar>
-              <w:top w:type="dxa" w:w="80"/>
-              <w:left w:type="dxa" w:w="120"/>
-              <w:bottom w:type="dxa" w:w="80"/>
-              <w:right w:type="dxa" w:w="120"/>
-            </w:tcMar>
-          </w:tcPr>
-          <w:p>
-            <w:r>
-              <w:rPr>
-                <w:b w:val="false"/>
-                <w:bCs w:val="false"/>
-                <w:sz w:val="22"/>
-                <w:szCs w:val="22"/>
-              </w:rPr>
-              <w:t xml:space="preserve">5.1kΩ</w:t>
-            </w:r>
-          </w:p>
-        </w:tc>
-        <w:tc>
-          <w:tcPr>
-            <w:tcW w:type="dxa" w:w="800"/>
-            <w:tcBorders>
-              <w:top w:val="single" w:color="CCCCCC" w:sz="1"/>
-              <w:left w:val="single" w:color="CCCCCC" w:sz="1"/>
-              <w:bottom w:val="single" w:color="CCCCCC" w:sz="1"/>
-              <w:right w:val="single" w:color="CCCCCC" w:sz="1"/>
-            </w:tcBorders>
-            <w:tcMar>
-              <w:top w:type="dxa" w:w="80"/>
-              <w:left w:type="dxa" w:w="120"/>
-              <w:bottom w:type="dxa" w:w="80"/>
-              <w:right w:type="dxa" w:w="120"/>
-            </w:tcMar>
-          </w:tcPr>
-          <w:p>
-            <w:r>
-              <w:rPr>
-                <w:b w:val="false"/>
-                <w:bCs w:val="false"/>
-                <w:sz w:val="22"/>
-                <w:szCs w:val="22"/>
-              </w:rPr>
-              <w:t xml:space="preserve">YES</w:t>
-            </w:r>
-          </w:p>
-        </w:tc>
-        <w:tc>
-          <w:tcPr>
-            <w:tcW w:type="dxa" w:w="4960"/>
-            <w:tcBorders>
-              <w:top w:val="single" w:color="CCCCCC" w:sz="1"/>
-              <w:left w:val="single" w:color="CCCCCC" w:sz="1"/>
-              <w:bottom w:val="single" w:color="CCCCCC" w:sz="1"/>
-              <w:right w:val="single" w:color="CCCCCC" w:sz="1"/>
-            </w:tcBorders>
-            <w:tcMar>
-              <w:top w:type="dxa" w:w="80"/>
-              <w:left w:type="dxa" w:w="120"/>
-              <w:bottom w:type="dxa" w:w="80"/>
-              <w:right w:type="dxa" w:w="120"/>
-            </w:tcMar>
-          </w:tcPr>
-          <w:p>
-            <w:r>
-              <w:rPr>
-                <w:b w:val="false"/>
-                <w:bCs w:val="false"/>
-                <w:sz w:val="22"/>
-                <w:szCs w:val="22"/>
-              </w:rPr>
-              <w:t xml:space="preserve">PROG pin. 5.1kΩ = ~200mA charge current</w:t>
-            </w:r>
-          </w:p>
-        </w:tc>
-      </w:tr>
-      <w:tr>
-        <w:tc>
-          <w:tcPr>
-            <w:tcW w:type="dxa" w:w="600"/>
-            <w:tcBorders>
-              <w:top w:val="single" w:color="CCCCCC" w:sz="1"/>
-              <w:left w:val="single" w:color="CCCCCC" w:sz="1"/>
-              <w:bottom w:val="single" w:color="CCCCCC" w:sz="1"/>
-              <w:right w:val="single" w:color="CCCCCC" w:sz="1"/>
-            </w:tcBorders>
-            <w:tcMar>
-              <w:top w:type="dxa" w:w="80"/>
-              <w:left w:type="dxa" w:w="120"/>
-              <w:bottom w:type="dxa" w:w="80"/>
-              <w:right w:type="dxa" w:w="120"/>
-            </w:tcMar>
-          </w:tcPr>
-          <w:p>
-            <w:r>
-              <w:rPr>
-                <w:b w:val="false"/>
-                <w:bCs w:val="false"/>
-                <w:sz w:val="22"/>
-                <w:szCs w:val="22"/>
-              </w:rPr>
-              <w:t xml:space="preserve">D3</w:t>
-            </w:r>
-          </w:p>
-        </w:tc>
-        <w:tc>
-          <w:tcPr>
-            <w:tcW w:type="dxa" w:w="2000"/>
-            <w:tcBorders>
-              <w:top w:val="single" w:color="CCCCCC" w:sz="1"/>
-              <w:left w:val="single" w:color="CCCCCC" w:sz="1"/>
-              <w:bottom w:val="single" w:color="CCCCCC" w:sz="1"/>
-              <w:right w:val="single" w:color="CCCCCC" w:sz="1"/>
-            </w:tcBorders>
-            <w:tcMar>
-              <w:top w:type="dxa" w:w="80"/>
-              <w:left w:type="dxa" w:w="120"/>
-              <w:bottom w:type="dxa" w:w="80"/>
-              <w:right w:type="dxa" w:w="120"/>
-            </w:tcMar>
-          </w:tcPr>
-          <w:p>
-            <w:r>
-              <w:rPr>
-                <w:b w:val="false"/>
-                <w:bCs w:val="false"/>
-                <w:sz w:val="22"/>
-                <w:szCs w:val="22"/>
-              </w:rPr>
-              <w:t xml:space="preserve">MBR120 SOD-123FL</w:t>
-            </w:r>
-          </w:p>
-        </w:tc>
-        <w:tc>
-          <w:tcPr>
-            <w:tcW w:type="dxa" w:w="1200"/>
-            <w:tcBorders>
-              <w:top w:val="single" w:color="CCCCCC" w:sz="1"/>
-              <w:left w:val="single" w:color="CCCCCC" w:sz="1"/>
-              <w:bottom w:val="single" w:color="CCCCCC" w:sz="1"/>
-              <w:right w:val="single" w:color="CCCCCC" w:sz="1"/>
-            </w:tcBorders>
-            <w:tcMar>
-              <w:top w:type="dxa" w:w="80"/>
-              <w:left w:type="dxa" w:w="120"/>
-              <w:bottom w:type="dxa" w:w="80"/>
-              <w:right w:type="dxa" w:w="120"/>
-            </w:tcMar>
-          </w:tcPr>
-          <w:p>
-            <w:r>
-              <w:rPr>
-                <w:b w:val="false"/>
-                <w:bCs w:val="false"/>
-                <w:sz w:val="22"/>
-                <w:szCs w:val="22"/>
-              </w:rPr>
-              <w:t xml:space="preserve">—</w:t>
-            </w:r>
-          </w:p>
-        </w:tc>
-        <w:tc>
-          <w:tcPr>
-            <w:tcW w:type="dxa" w:w="800"/>
-            <w:tcBorders>
-              <w:top w:val="single" w:color="CCCCCC" w:sz="1"/>
-              <w:left w:val="single" w:color="CCCCCC" w:sz="1"/>
-              <w:bottom w:val="single" w:color="CCCCCC" w:sz="1"/>
-              <w:right w:val="single" w:color="CCCCCC" w:sz="1"/>
-            </w:tcBorders>
-            <w:tcMar>
-              <w:top w:type="dxa" w:w="80"/>
-              <w:left w:type="dxa" w:w="120"/>
-              <w:bottom w:type="dxa" w:w="80"/>
-              <w:right w:type="dxa" w:w="120"/>
-            </w:tcMar>
-          </w:tcPr>
-          <w:p>
-            <w:r>
-              <w:rPr>
-                <w:b w:val="false"/>
-                <w:bCs w:val="false"/>
-                <w:sz w:val="22"/>
-                <w:szCs w:val="22"/>
-              </w:rPr>
-              <w:t xml:space="preserve">YES</w:t>
-            </w:r>
-          </w:p>
-        </w:tc>
-        <w:tc>
-          <w:tcPr>
-            <w:tcW w:type="dxa" w:w="4960"/>
-            <w:tcBorders>
-              <w:top w:val="single" w:color="CCCCCC" w:sz="1"/>
-              <w:left w:val="single" w:color="CCCCCC" w:sz="1"/>
-              <w:bottom w:val="single" w:color="CCCCCC" w:sz="1"/>
-              <w:right w:val="single" w:color="CCCCCC" w:sz="1"/>
-            </w:tcBorders>
-            <w:tcMar>
-              <w:top w:type="dxa" w:w="80"/>
-              <w:left w:type="dxa" w:w="120"/>
-              <w:bottom w:type="dxa" w:w="80"/>
-              <w:right w:type="dxa" w:w="120"/>
-            </w:tcMar>
-          </w:tcPr>
-          <w:p>
-            <w:r>
-              <w:rPr>
-                <w:b w:val="false"/>
-                <w:bCs w:val="false"/>
-                <w:sz w:val="22"/>
-                <w:szCs w:val="22"/>
-              </w:rPr>
-              <w:t xml:space="preserve">Reverse polarity protection on VBAT. On B.Cu — orientation verified.</w:t>
-            </w:r>
-          </w:p>
-        </w:tc>
-      </w:tr>
-      <w:tr>
-        <w:tc>
-          <w:tcPr>
-            <w:tcW w:type="dxa" w:w="600"/>
-            <w:tcBorders>
-              <w:top w:val="single" w:color="CCCCCC" w:sz="1"/>
-              <w:left w:val="single" w:color="CCCCCC" w:sz="1"/>
-              <w:bottom w:val="single" w:color="CCCCCC" w:sz="1"/>
-              <w:right w:val="single" w:color="CCCCCC" w:sz="1"/>
-            </w:tcBorders>
-            <w:tcMar>
-              <w:top w:type="dxa" w:w="80"/>
-              <w:left w:type="dxa" w:w="120"/>
-              <w:bottom w:type="dxa" w:w="80"/>
-              <w:right w:type="dxa" w:w="120"/>
-            </w:tcMar>
-          </w:tcPr>
-          <w:p>
-            <w:r>
-              <w:rPr>
-                <w:b w:val="false"/>
-                <w:bCs w:val="false"/>
-                <w:sz w:val="22"/>
-                <w:szCs w:val="22"/>
-              </w:rPr>
-              <w:t xml:space="preserve">R1</w:t>
-            </w:r>
-          </w:p>
-        </w:tc>
-        <w:tc>
-          <w:tcPr>
-            <w:tcW w:type="dxa" w:w="2000"/>
-            <w:tcBorders>
-              <w:top w:val="single" w:color="CCCCCC" w:sz="1"/>
-              <w:left w:val="single" w:color="CCCCCC" w:sz="1"/>
-              <w:bottom w:val="single" w:color="CCCCCC" w:sz="1"/>
-              <w:right w:val="single" w:color="CCCCCC" w:sz="1"/>
-            </w:tcBorders>
-            <w:tcMar>
-              <w:top w:type="dxa" w:w="80"/>
-              <w:left w:type="dxa" w:w="120"/>
-              <w:bottom w:type="dxa" w:w="80"/>
-              <w:right w:type="dxa" w:w="120"/>
-            </w:tcMar>
-          </w:tcPr>
-          <w:p>
-            <w:r>
-              <w:rPr>
-                <w:b w:val="false"/>
-                <w:bCs w:val="false"/>
-                <w:sz w:val="22"/>
-                <w:szCs w:val="22"/>
-              </w:rPr>
-              <w:t xml:space="preserve">Resistor 0603</w:t>
-            </w:r>
-          </w:p>
-        </w:tc>
-        <w:tc>
-          <w:tcPr>
-            <w:tcW w:type="dxa" w:w="1200"/>
-            <w:tcBorders>
-              <w:top w:val="single" w:color="CCCCCC" w:sz="1"/>
-              <w:left w:val="single" w:color="CCCCCC" w:sz="1"/>
-              <w:bottom w:val="single" w:color="CCCCCC" w:sz="1"/>
-              <w:right w:val="single" w:color="CCCCCC" w:sz="1"/>
-            </w:tcBorders>
-            <w:tcMar>
-              <w:top w:type="dxa" w:w="80"/>
-              <w:left w:type="dxa" w:w="120"/>
-              <w:bottom w:type="dxa" w:w="80"/>
-              <w:right w:type="dxa" w:w="120"/>
-            </w:tcMar>
-          </w:tcPr>
-          <w:p>
-            <w:r>
-              <w:rPr>
-                <w:b w:val="false"/>
-                <w:bCs w:val="false"/>
-                <w:sz w:val="22"/>
-                <w:szCs w:val="22"/>
-              </w:rPr>
-              <w:t xml:space="preserve">100kΩ</w:t>
-            </w:r>
-          </w:p>
-        </w:tc>
-        <w:tc>
-          <w:tcPr>
-            <w:tcW w:type="dxa" w:w="800"/>
-            <w:tcBorders>
-              <w:top w:val="single" w:color="CCCCCC" w:sz="1"/>
-              <w:left w:val="single" w:color="CCCCCC" w:sz="1"/>
-              <w:bottom w:val="single" w:color="CCCCCC" w:sz="1"/>
-              <w:right w:val="single" w:color="CCCCCC" w:sz="1"/>
-            </w:tcBorders>
-            <w:tcMar>
-              <w:top w:type="dxa" w:w="80"/>
-              <w:left w:type="dxa" w:w="120"/>
-              <w:bottom w:type="dxa" w:w="80"/>
-              <w:right w:type="dxa" w:w="120"/>
-            </w:tcMar>
-          </w:tcPr>
-          <w:p>
-            <w:r>
-              <w:rPr>
-                <w:b w:val="false"/>
-                <w:bCs w:val="false"/>
-                <w:sz w:val="22"/>
-                <w:szCs w:val="22"/>
-              </w:rPr>
-              <w:t xml:space="preserve">YES</w:t>
-            </w:r>
-          </w:p>
-        </w:tc>
-        <w:tc>
-          <w:tcPr>
-            <w:tcW w:type="dxa" w:w="4960"/>
-            <w:tcBorders>
-              <w:top w:val="single" w:color="CCCCCC" w:sz="1"/>
-              <w:left w:val="single" w:color="CCCCCC" w:sz="1"/>
-              <w:bottom w:val="single" w:color="CCCCCC" w:sz="1"/>
-              <w:right w:val="single" w:color="CCCCCC" w:sz="1"/>
-            </w:tcBorders>
-            <w:tcMar>
-              <w:top w:type="dxa" w:w="80"/>
-              <w:left w:type="dxa" w:w="120"/>
-              <w:bottom w:type="dxa" w:w="80"/>
-              <w:right w:type="dxa" w:w="120"/>
-            </w:tcMar>
-          </w:tcPr>
-          <w:p>
-            <w:r>
-              <w:rPr>
-                <w:b w:val="false"/>
-                <w:bCs w:val="false"/>
-                <w:sz w:val="22"/>
-                <w:szCs w:val="22"/>
-              </w:rPr>
-              <w:t xml:space="preserve">Voltage divider top — A2 battery monitoring</w:t>
-            </w:r>
-          </w:p>
-        </w:tc>
-      </w:tr>
-      <w:tr>
-        <w:tc>
-          <w:tcPr>
-            <w:tcW w:type="dxa" w:w="600"/>
-            <w:tcBorders>
-              <w:top w:val="single" w:color="CCCCCC" w:sz="1"/>
-              <w:left w:val="single" w:color="CCCCCC" w:sz="1"/>
-              <w:bottom w:val="single" w:color="CCCCCC" w:sz="1"/>
-              <w:right w:val="single" w:color="CCCCCC" w:sz="1"/>
-            </w:tcBorders>
-            <w:tcMar>
-              <w:top w:type="dxa" w:w="80"/>
-              <w:left w:type="dxa" w:w="120"/>
-              <w:bottom w:type="dxa" w:w="80"/>
-              <w:right w:type="dxa" w:w="120"/>
-            </w:tcMar>
-          </w:tcPr>
-          <w:p>
-            <w:r>
-              <w:rPr>
-                <w:b w:val="false"/>
-                <w:bCs w:val="false"/>
-                <w:sz w:val="22"/>
-                <w:szCs w:val="22"/>
-              </w:rPr>
-              <w:t xml:space="preserve">R3</w:t>
-            </w:r>
-          </w:p>
-        </w:tc>
-        <w:tc>
-          <w:tcPr>
-            <w:tcW w:type="dxa" w:w="2000"/>
-            <w:tcBorders>
-              <w:top w:val="single" w:color="CCCCCC" w:sz="1"/>
-              <w:left w:val="single" w:color="CCCCCC" w:sz="1"/>
-              <w:bottom w:val="single" w:color="CCCCCC" w:sz="1"/>
-              <w:right w:val="single" w:color="CCCCCC" w:sz="1"/>
-            </w:tcBorders>
-            <w:tcMar>
-              <w:top w:type="dxa" w:w="80"/>
-              <w:left w:type="dxa" w:w="120"/>
-              <w:bottom w:type="dxa" w:w="80"/>
-              <w:right w:type="dxa" w:w="120"/>
-            </w:tcMar>
-          </w:tcPr>
-          <w:p>
-            <w:r>
-              <w:rPr>
-                <w:b w:val="false"/>
-                <w:bCs w:val="false"/>
-                <w:sz w:val="22"/>
-                <w:szCs w:val="22"/>
-              </w:rPr>
-              <w:t xml:space="preserve">Resistor 0603</w:t>
-            </w:r>
-          </w:p>
-        </w:tc>
-        <w:tc>
-          <w:tcPr>
-            <w:tcW w:type="dxa" w:w="1200"/>
-            <w:tcBorders>
-              <w:top w:val="single" w:color="CCCCCC" w:sz="1"/>
-              <w:left w:val="single" w:color="CCCCCC" w:sz="1"/>
-              <w:bottom w:val="single" w:color="CCCCCC" w:sz="1"/>
-              <w:right w:val="single" w:color="CCCCCC" w:sz="1"/>
-            </w:tcBorders>
-            <w:tcMar>
-              <w:top w:type="dxa" w:w="80"/>
-              <w:left w:type="dxa" w:w="120"/>
-              <w:bottom w:type="dxa" w:w="80"/>
-              <w:right w:type="dxa" w:w="120"/>
-            </w:tcMar>
-          </w:tcPr>
-          <w:p>
-            <w:r>
-              <w:rPr>
-                <w:b w:val="false"/>
-                <w:bCs w:val="false"/>
-                <w:sz w:val="22"/>
-                <w:szCs w:val="22"/>
-              </w:rPr>
-              <w:t xml:space="preserve">100kΩ</w:t>
-            </w:r>
-          </w:p>
-        </w:tc>
-        <w:tc>
-          <w:tcPr>
-            <w:tcW w:type="dxa" w:w="800"/>
-            <w:tcBorders>
-              <w:top w:val="single" w:color="CCCCCC" w:sz="1"/>
-              <w:left w:val="single" w:color="CCCCCC" w:sz="1"/>
-              <w:bottom w:val="single" w:color="CCCCCC" w:sz="1"/>
-              <w:right w:val="single" w:color="CCCCCC" w:sz="1"/>
-            </w:tcBorders>
-            <w:tcMar>
-              <w:top w:type="dxa" w:w="80"/>
-              <w:left w:type="dxa" w:w="120"/>
-              <w:bottom w:type="dxa" w:w="80"/>
-              <w:right w:type="dxa" w:w="120"/>
-            </w:tcMar>
-          </w:tcPr>
-          <w:p>
-            <w:r>
-              <w:rPr>
-                <w:b w:val="false"/>
-                <w:bCs w:val="false"/>
-                <w:sz w:val="22"/>
-                <w:szCs w:val="22"/>
-              </w:rPr>
-              <w:t xml:space="preserve">YES</w:t>
-            </w:r>
-          </w:p>
-        </w:tc>
-        <w:tc>
-          <w:tcPr>
-            <w:tcW w:type="dxa" w:w="4960"/>
-            <w:tcBorders>
-              <w:top w:val="single" w:color="CCCCCC" w:sz="1"/>
-              <w:left w:val="single" w:color="CCCCCC" w:sz="1"/>
-              <w:bottom w:val="single" w:color="CCCCCC" w:sz="1"/>
-              <w:right w:val="single" w:color="CCCCCC" w:sz="1"/>
-            </w:tcBorders>
-            <w:tcMar>
-              <w:top w:type="dxa" w:w="80"/>
-              <w:left w:type="dxa" w:w="120"/>
-              <w:bottom w:type="dxa" w:w="80"/>
-              <w:right w:type="dxa" w:w="120"/>
-            </w:tcMar>
-          </w:tcPr>
-          <w:p>
-            <w:r>
-              <w:rPr>
-                <w:b w:val="false"/>
-                <w:bCs w:val="false"/>
-                <w:sz w:val="22"/>
-                <w:szCs w:val="22"/>
-              </w:rPr>
-              <w:t xml:space="preserve">Voltage divider bottom. R1+R3 give 2:1 ratio, VDIV=2.0 in code</w:t>
-            </w:r>
-          </w:p>
-        </w:tc>
-      </w:tr>
-      <w:tr>
-        <w:tc>
-          <w:tcPr>
-            <w:tcW w:type="dxa" w:w="600"/>
-            <w:tcBorders>
-              <w:top w:val="single" w:color="CCCCCC" w:sz="1"/>
-              <w:left w:val="single" w:color="CCCCCC" w:sz="1"/>
-              <w:bottom w:val="single" w:color="CCCCCC" w:sz="1"/>
-              <w:right w:val="single" w:color="CCCCCC" w:sz="1"/>
-            </w:tcBorders>
-            <w:tcMar>
-              <w:top w:type="dxa" w:w="80"/>
-              <w:left w:type="dxa" w:w="120"/>
-              <w:bottom w:type="dxa" w:w="80"/>
-              <w:right w:type="dxa" w:w="120"/>
-            </w:tcMar>
-          </w:tcPr>
-          <w:p>
-            <w:r>
-              <w:rPr>
-                <w:b w:val="false"/>
-                <w:bCs w:val="false"/>
-                <w:sz w:val="22"/>
-                <w:szCs w:val="22"/>
-              </w:rPr>
-              <w:t xml:space="preserve">R2</w:t>
-            </w:r>
-          </w:p>
-        </w:tc>
-        <w:tc>
-          <w:tcPr>
-            <w:tcW w:type="dxa" w:w="2000"/>
-            <w:tcBorders>
-              <w:top w:val="single" w:color="CCCCCC" w:sz="1"/>
-              <w:left w:val="single" w:color="CCCCCC" w:sz="1"/>
-              <w:bottom w:val="single" w:color="CCCCCC" w:sz="1"/>
-              <w:right w:val="single" w:color="CCCCCC" w:sz="1"/>
-            </w:tcBorders>
-            <w:tcMar>
-              <w:top w:type="dxa" w:w="80"/>
-              <w:left w:type="dxa" w:w="120"/>
-              <w:bottom w:type="dxa" w:w="80"/>
-              <w:right w:type="dxa" w:w="120"/>
-            </w:tcMar>
-          </w:tcPr>
-          <w:p>
-            <w:r>
-              <w:rPr>
-                <w:b w:val="false"/>
-                <w:bCs w:val="false"/>
-                <w:sz w:val="22"/>
-                <w:szCs w:val="22"/>
-              </w:rPr>
-              <w:t xml:space="preserve">LED resistor 0603</w:t>
-            </w:r>
-          </w:p>
-        </w:tc>
-        <w:tc>
-          <w:tcPr>
-            <w:tcW w:type="dxa" w:w="1200"/>
-            <w:tcBorders>
-              <w:top w:val="single" w:color="CCCCCC" w:sz="1"/>
-              <w:left w:val="single" w:color="CCCCCC" w:sz="1"/>
-              <w:bottom w:val="single" w:color="CCCCCC" w:sz="1"/>
-              <w:right w:val="single" w:color="CCCCCC" w:sz="1"/>
-            </w:tcBorders>
-            <w:tcMar>
-              <w:top w:type="dxa" w:w="80"/>
-              <w:left w:type="dxa" w:w="120"/>
-              <w:bottom w:type="dxa" w:w="80"/>
-              <w:right w:type="dxa" w:w="120"/>
-            </w:tcMar>
-          </w:tcPr>
-          <w:p>
-            <w:r>
-              <w:rPr>
-                <w:b w:val="false"/>
-                <w:bCs w:val="false"/>
-                <w:sz w:val="22"/>
-                <w:szCs w:val="22"/>
-              </w:rPr>
-              <w:t xml:space="preserve">5.1kΩ</w:t>
-            </w:r>
-          </w:p>
-        </w:tc>
-        <w:tc>
-          <w:tcPr>
-            <w:tcW w:type="dxa" w:w="800"/>
-            <w:tcBorders>
-              <w:top w:val="single" w:color="CCCCCC" w:sz="1"/>
-              <w:left w:val="single" w:color="CCCCCC" w:sz="1"/>
-              <w:bottom w:val="single" w:color="CCCCCC" w:sz="1"/>
-              <w:right w:val="single" w:color="CCCCCC" w:sz="1"/>
-            </w:tcBorders>
-            <w:tcMar>
-              <w:top w:type="dxa" w:w="80"/>
-              <w:left w:type="dxa" w:w="120"/>
-              <w:bottom w:type="dxa" w:w="80"/>
-              <w:right w:type="dxa" w:w="120"/>
-            </w:tcMar>
-          </w:tcPr>
-          <w:p>
-            <w:r>
-              <w:rPr>
-                <w:b w:val="false"/>
-                <w:bCs w:val="false"/>
-                <w:sz w:val="22"/>
-                <w:szCs w:val="22"/>
-              </w:rPr>
-              <w:t xml:space="preserve">OMIT</w:t>
-            </w:r>
-          </w:p>
-        </w:tc>
-        <w:tc>
-          <w:tcPr>
-            <w:tcW w:type="dxa" w:w="4960"/>
-            <w:tcBorders>
-              <w:top w:val="single" w:color="CCCCCC" w:sz="1"/>
-              <w:left w:val="single" w:color="CCCCCC" w:sz="1"/>
-              <w:bottom w:val="single" w:color="CCCCCC" w:sz="1"/>
-              <w:right w:val="single" w:color="CCCCCC" w:sz="1"/>
-            </w:tcBorders>
-            <w:tcMar>
-              <w:top w:type="dxa" w:w="80"/>
-              <w:left w:type="dxa" w:w="120"/>
-              <w:bottom w:type="dxa" w:w="80"/>
-              <w:right w:type="dxa" w:w="120"/>
-            </w:tcMar>
-          </w:tcPr>
-          <w:p>
-            <w:r>
-              <w:rPr>
-                <w:b w:val="false"/>
-                <w:bCs w:val="false"/>
-                <w:sz w:val="22"/>
-                <w:szCs w:val="22"/>
-              </w:rPr>
-              <w:t xml:space="preserve">LED current limiter — omit with LED</w:t>
-            </w:r>
-          </w:p>
-        </w:tc>
-      </w:tr>
-      <w:tr>
-        <w:tc>
-          <w:tcPr>
-            <w:tcW w:type="dxa" w:w="600"/>
-            <w:tcBorders>
-              <w:top w:val="single" w:color="CCCCCC" w:sz="1"/>
-              <w:left w:val="single" w:color="CCCCCC" w:sz="1"/>
-              <w:bottom w:val="single" w:color="CCCCCC" w:sz="1"/>
-              <w:right w:val="single" w:color="CCCCCC" w:sz="1"/>
-            </w:tcBorders>
-            <w:tcMar>
-              <w:top w:type="dxa" w:w="80"/>
-              <w:left w:type="dxa" w:w="120"/>
-              <w:bottom w:type="dxa" w:w="80"/>
-              <w:right w:type="dxa" w:w="120"/>
-            </w:tcMar>
-          </w:tcPr>
-          <w:p>
-            <w:r>
-              <w:rPr>
-                <w:b w:val="false"/>
-                <w:bCs w:val="false"/>
-                <w:sz w:val="22"/>
-                <w:szCs w:val="22"/>
-              </w:rPr>
-              <w:t xml:space="preserve">CHG0</w:t>
-            </w:r>
-          </w:p>
-        </w:tc>
-        <w:tc>
-          <w:tcPr>
-            <w:tcW w:type="dxa" w:w="2000"/>
-            <w:tcBorders>
-              <w:top w:val="single" w:color="CCCCCC" w:sz="1"/>
-              <w:left w:val="single" w:color="CCCCCC" w:sz="1"/>
-              <w:bottom w:val="single" w:color="CCCCCC" w:sz="1"/>
-              <w:right w:val="single" w:color="CCCCCC" w:sz="1"/>
-            </w:tcBorders>
-            <w:tcMar>
-              <w:top w:type="dxa" w:w="80"/>
-              <w:left w:type="dxa" w:w="120"/>
-              <w:bottom w:type="dxa" w:w="80"/>
-              <w:right w:type="dxa" w:w="120"/>
-            </w:tcMar>
-          </w:tcPr>
-          <w:p>
-            <w:r>
-              <w:rPr>
-                <w:b w:val="false"/>
-                <w:bCs w:val="false"/>
-                <w:sz w:val="22"/>
-                <w:szCs w:val="22"/>
-              </w:rPr>
-              <w:t xml:space="preserve">LED 0603</w:t>
-            </w:r>
-          </w:p>
-        </w:tc>
-        <w:tc>
-          <w:tcPr>
-            <w:tcW w:type="dxa" w:w="1200"/>
-            <w:tcBorders>
-              <w:top w:val="single" w:color="CCCCCC" w:sz="1"/>
-              <w:left w:val="single" w:color="CCCCCC" w:sz="1"/>
-              <w:bottom w:val="single" w:color="CCCCCC" w:sz="1"/>
-              <w:right w:val="single" w:color="CCCCCC" w:sz="1"/>
-            </w:tcBorders>
-            <w:tcMar>
-              <w:top w:type="dxa" w:w="80"/>
-              <w:left w:type="dxa" w:w="120"/>
-              <w:bottom w:type="dxa" w:w="80"/>
-              <w:right w:type="dxa" w:w="120"/>
-            </w:tcMar>
-          </w:tcPr>
-          <w:p>
-            <w:r>
-              <w:rPr>
-                <w:b w:val="false"/>
-                <w:bCs w:val="false"/>
-                <w:sz w:val="22"/>
-                <w:szCs w:val="22"/>
-              </w:rPr>
-              <w:t xml:space="preserve">Orange</w:t>
-            </w:r>
-          </w:p>
-        </w:tc>
-        <w:tc>
-          <w:tcPr>
-            <w:tcW w:type="dxa" w:w="800"/>
-            <w:tcBorders>
-              <w:top w:val="single" w:color="CCCCCC" w:sz="1"/>
-              <w:left w:val="single" w:color="CCCCCC" w:sz="1"/>
-              <w:bottom w:val="single" w:color="CCCCCC" w:sz="1"/>
-              <w:right w:val="single" w:color="CCCCCC" w:sz="1"/>
-            </w:tcBorders>
-            <w:tcMar>
-              <w:top w:type="dxa" w:w="80"/>
-              <w:left w:type="dxa" w:w="120"/>
-              <w:bottom w:type="dxa" w:w="80"/>
-              <w:right w:type="dxa" w:w="120"/>
-            </w:tcMar>
-          </w:tcPr>
-          <w:p>
-            <w:r>
-              <w:rPr>
-                <w:b w:val="false"/>
-                <w:bCs w:val="false"/>
-                <w:sz w:val="22"/>
-                <w:szCs w:val="22"/>
-              </w:rPr>
-              <w:t xml:space="preserve">OMIT</w:t>
-            </w:r>
-          </w:p>
-        </w:tc>
-        <w:tc>
-          <w:tcPr>
-            <w:tcW w:type="dxa" w:w="4960"/>
-            <w:tcBorders>
-              <w:top w:val="single" w:color="CCCCCC" w:sz="1"/>
-              <w:left w:val="single" w:color="CCCCCC" w:sz="1"/>
-              <w:bottom w:val="single" w:color="CCCCCC" w:sz="1"/>
-              <w:right w:val="single" w:color="CCCCCC" w:sz="1"/>
-            </w:tcBorders>
-            <w:tcMar>
-              <w:top w:type="dxa" w:w="80"/>
-              <w:left w:type="dxa" w:w="120"/>
-              <w:bottom w:type="dxa" w:w="80"/>
-              <w:right w:type="dxa" w:w="120"/>
-            </w:tcMar>
-          </w:tcPr>
-          <w:p>
-            <w:r>
-              <w:rPr>
-                <w:b w:val="false"/>
-                <w:bCs w:val="false"/>
-                <w:sz w:val="22"/>
-                <w:szCs w:val="22"/>
-              </w:rPr>
-              <w:t xml:space="preserve">Not visible in case</w:t>
-            </w:r>
-          </w:p>
-        </w:tc>
-      </w:tr>
-      <w:tr>
-        <w:tc>
-          <w:tcPr>
-            <w:tcW w:type="dxa" w:w="600"/>
-            <w:tcBorders>
-              <w:top w:val="single" w:color="CCCCCC" w:sz="1"/>
-              <w:left w:val="single" w:color="CCCCCC" w:sz="1"/>
-              <w:bottom w:val="single" w:color="CCCCCC" w:sz="1"/>
-              <w:right w:val="single" w:color="CCCCCC" w:sz="1"/>
-            </w:tcBorders>
-            <w:tcMar>
-              <w:top w:type="dxa" w:w="80"/>
-              <w:left w:type="dxa" w:w="120"/>
-              <w:bottom w:type="dxa" w:w="80"/>
-              <w:right w:type="dxa" w:w="120"/>
-            </w:tcMar>
-          </w:tcPr>
-          <w:p>
-            <w:r>
-              <w:rPr>
-                <w:b w:val="false"/>
-                <w:bCs w:val="false"/>
-                <w:sz w:val="22"/>
-                <w:szCs w:val="22"/>
-              </w:rPr>
-              <w:t xml:space="preserve">SW2</w:t>
-            </w:r>
-          </w:p>
-        </w:tc>
-        <w:tc>
-          <w:tcPr>
-            <w:tcW w:type="dxa" w:w="2000"/>
-            <w:tcBorders>
-              <w:top w:val="single" w:color="CCCCCC" w:sz="1"/>
-              <w:left w:val="single" w:color="CCCCCC" w:sz="1"/>
-              <w:bottom w:val="single" w:color="CCCCCC" w:sz="1"/>
-              <w:right w:val="single" w:color="CCCCCC" w:sz="1"/>
-            </w:tcBorders>
-            <w:tcMar>
-              <w:top w:type="dxa" w:w="80"/>
-              <w:left w:type="dxa" w:w="120"/>
-              <w:bottom w:type="dxa" w:w="80"/>
-              <w:right w:type="dxa" w:w="120"/>
-            </w:tcMar>
-          </w:tcPr>
-          <w:p>
-            <w:r>
-              <w:rPr>
-                <w:b w:val="false"/>
-                <w:bCs w:val="false"/>
-                <w:sz w:val="22"/>
-                <w:szCs w:val="22"/>
-              </w:rPr>
-              <w:t xml:space="preserve">DPDT switch</w:t>
-            </w:r>
-          </w:p>
-        </w:tc>
-        <w:tc>
-          <w:tcPr>
-            <w:tcW w:type="dxa" w:w="1200"/>
-            <w:tcBorders>
-              <w:top w:val="single" w:color="CCCCCC" w:sz="1"/>
-              <w:left w:val="single" w:color="CCCCCC" w:sz="1"/>
-              <w:bottom w:val="single" w:color="CCCCCC" w:sz="1"/>
-              <w:right w:val="single" w:color="CCCCCC" w:sz="1"/>
-            </w:tcBorders>
-            <w:tcMar>
-              <w:top w:type="dxa" w:w="80"/>
-              <w:left w:type="dxa" w:w="120"/>
-              <w:bottom w:type="dxa" w:w="80"/>
-              <w:right w:type="dxa" w:w="120"/>
-            </w:tcMar>
-          </w:tcPr>
-          <w:p>
-            <w:r>
-              <w:rPr>
-                <w:b w:val="false"/>
-                <w:bCs w:val="false"/>
-                <w:sz w:val="22"/>
-                <w:szCs w:val="22"/>
-              </w:rPr>
-              <w:t xml:space="preserve">EG1390</w:t>
-            </w:r>
-          </w:p>
-        </w:tc>
-        <w:tc>
-          <w:tcPr>
-            <w:tcW w:type="dxa" w:w="800"/>
-            <w:tcBorders>
-              <w:top w:val="single" w:color="CCCCCC" w:sz="1"/>
-              <w:left w:val="single" w:color="CCCCCC" w:sz="1"/>
-              <w:bottom w:val="single" w:color="CCCCCC" w:sz="1"/>
-              <w:right w:val="single" w:color="CCCCCC" w:sz="1"/>
-            </w:tcBorders>
-            <w:tcMar>
-              <w:top w:type="dxa" w:w="80"/>
-              <w:left w:type="dxa" w:w="120"/>
-              <w:bottom w:type="dxa" w:w="80"/>
-              <w:right w:type="dxa" w:w="120"/>
-            </w:tcMar>
-          </w:tcPr>
-          <w:p>
-            <w:r>
-              <w:rPr>
-                <w:b w:val="false"/>
-                <w:bCs w:val="false"/>
-                <w:sz w:val="22"/>
-                <w:szCs w:val="22"/>
-              </w:rPr>
-              <w:t xml:space="preserve">OMIT</w:t>
-            </w:r>
-          </w:p>
-        </w:tc>
-        <w:tc>
-          <w:tcPr>
-            <w:tcW w:type="dxa" w:w="4960"/>
-            <w:tcBorders>
-              <w:top w:val="single" w:color="CCCCCC" w:sz="1"/>
-              <w:left w:val="single" w:color="CCCCCC" w:sz="1"/>
-              <w:bottom w:val="single" w:color="CCCCCC" w:sz="1"/>
-              <w:right w:val="single" w:color="CCCCCC" w:sz="1"/>
-            </w:tcBorders>
-            <w:tcMar>
-              <w:top w:type="dxa" w:w="80"/>
-              <w:left w:type="dxa" w:w="120"/>
-              <w:bottom w:type="dxa" w:w="80"/>
-              <w:right w:type="dxa" w:w="120"/>
-            </w:tcMar>
-          </w:tcPr>
-          <w:p>
-            <w:r>
-              <w:rPr>
-                <w:b w:val="false"/>
-                <w:bCs w:val="false"/>
-                <w:sz w:val="22"/>
-                <w:szCs w:val="22"/>
-              </w:rPr>
-              <w:t xml:space="preserve">Not accessible in case</w:t>
-            </w:r>
-          </w:p>
-        </w:tc>
-      </w:tr>
-      <w:tr>
-        <w:tc>
-          <w:tcPr>
-            <w:tcW w:type="dxa" w:w="600"/>
-            <w:tcBorders>
-              <w:top w:val="single" w:color="CCCCCC" w:sz="1"/>
-              <w:left w:val="single" w:color="CCCCCC" w:sz="1"/>
-              <w:bottom w:val="single" w:color="CCCCCC" w:sz="1"/>
-              <w:right w:val="single" w:color="CCCCCC" w:sz="1"/>
-            </w:tcBorders>
-            <w:tcMar>
-              <w:top w:type="dxa" w:w="80"/>
-              <w:left w:type="dxa" w:w="120"/>
-              <w:bottom w:type="dxa" w:w="80"/>
-              <w:right w:type="dxa" w:w="120"/>
-            </w:tcMar>
-          </w:tcPr>
-          <w:p>
-            <w:r>
-              <w:rPr>
-                <w:b w:val="false"/>
-                <w:bCs w:val="false"/>
-                <w:sz w:val="22"/>
-                <w:szCs w:val="22"/>
-              </w:rPr>
-              <w:t xml:space="preserve">X1</w:t>
-            </w:r>
-          </w:p>
-        </w:tc>
-        <w:tc>
-          <w:tcPr>
-            <w:tcW w:type="dxa" w:w="2000"/>
-            <w:tcBorders>
-              <w:top w:val="single" w:color="CCCCCC" w:sz="1"/>
-              <w:left w:val="single" w:color="CCCCCC" w:sz="1"/>
-              <w:bottom w:val="single" w:color="CCCCCC" w:sz="1"/>
-              <w:right w:val="single" w:color="CCCCCC" w:sz="1"/>
-            </w:tcBorders>
-            <w:tcMar>
-              <w:top w:type="dxa" w:w="80"/>
-              <w:left w:type="dxa" w:w="120"/>
-              <w:bottom w:type="dxa" w:w="80"/>
-              <w:right w:type="dxa" w:w="120"/>
-            </w:tcMar>
-          </w:tcPr>
-          <w:p>
-            <w:r>
-              <w:rPr>
-                <w:b w:val="false"/>
-                <w:bCs w:val="false"/>
-                <w:sz w:val="22"/>
-                <w:szCs w:val="22"/>
-              </w:rPr>
-              <w:t xml:space="preserve">JST-PH 2-pin</w:t>
-            </w:r>
-          </w:p>
-        </w:tc>
-        <w:tc>
-          <w:tcPr>
-            <w:tcW w:type="dxa" w:w="1200"/>
-            <w:tcBorders>
-              <w:top w:val="single" w:color="CCCCCC" w:sz="1"/>
-              <w:left w:val="single" w:color="CCCCCC" w:sz="1"/>
-              <w:bottom w:val="single" w:color="CCCCCC" w:sz="1"/>
-              <w:right w:val="single" w:color="CCCCCC" w:sz="1"/>
-            </w:tcBorders>
-            <w:tcMar>
-              <w:top w:type="dxa" w:w="80"/>
-              <w:left w:type="dxa" w:w="120"/>
-              <w:bottom w:type="dxa" w:w="80"/>
-              <w:right w:type="dxa" w:w="120"/>
-            </w:tcMar>
-          </w:tcPr>
-          <w:p>
-            <w:r>
-              <w:rPr>
-                <w:b w:val="false"/>
-                <w:bCs w:val="false"/>
-                <w:sz w:val="22"/>
-                <w:szCs w:val="22"/>
-              </w:rPr>
-              <w:t xml:space="preserve">—</w:t>
-            </w:r>
-          </w:p>
-        </w:tc>
-        <w:tc>
-          <w:tcPr>
-            <w:tcW w:type="dxa" w:w="800"/>
-            <w:tcBorders>
-              <w:top w:val="single" w:color="CCCCCC" w:sz="1"/>
-              <w:left w:val="single" w:color="CCCCCC" w:sz="1"/>
-              <w:bottom w:val="single" w:color="CCCCCC" w:sz="1"/>
-              <w:right w:val="single" w:color="CCCCCC" w:sz="1"/>
-            </w:tcBorders>
-            <w:tcMar>
-              <w:top w:type="dxa" w:w="80"/>
-              <w:left w:type="dxa" w:w="120"/>
-              <w:bottom w:type="dxa" w:w="80"/>
-              <w:right w:type="dxa" w:w="120"/>
-            </w:tcMar>
-          </w:tcPr>
-          <w:p>
-            <w:r>
-              <w:rPr>
-                <w:b w:val="false"/>
-                <w:bCs w:val="false"/>
-                <w:sz w:val="22"/>
-                <w:szCs w:val="22"/>
-              </w:rPr>
-              <w:t xml:space="preserve">OMIT</w:t>
-            </w:r>
-          </w:p>
-        </w:tc>
-        <w:tc>
-          <w:tcPr>
-            <w:tcW w:type="dxa" w:w="4960"/>
-            <w:tcBorders>
-              <w:top w:val="single" w:color="CCCCCC" w:sz="1"/>
-              <w:left w:val="single" w:color="CCCCCC" w:sz="1"/>
-              <w:bottom w:val="single" w:color="CCCCCC" w:sz="1"/>
-              <w:right w:val="single" w:color="CCCCCC" w:sz="1"/>
-            </w:tcBorders>
-            <w:tcMar>
-              <w:top w:type="dxa" w:w="80"/>
-              <w:left w:type="dxa" w:w="120"/>
-              <w:bottom w:type="dxa" w:w="80"/>
-              <w:right w:type="dxa" w:w="120"/>
-            </w:tcMar>
-          </w:tcPr>
-          <w:p>
-            <w:r>
-              <w:rPr>
-                <w:b w:val="false"/>
-                <w:bCs w:val="false"/>
-                <w:sz w:val="22"/>
-                <w:szCs w:val="22"/>
-              </w:rPr>
-              <w:t xml:space="preserve">Replaced with through-hole solder pads</w:t>
-            </w:r>
-          </w:p>
-        </w:tc>
-      </w:tr>
-    </w:tbl>
-    <w:p/>
-    <w:p>
-      <w:r>
-        <w:rPr>
-          <w:sz w:val="24"/>
-          <w:szCs w:val="24"/>
-        </w:rPr>
-        <w:t xml:space="preserve">Voltage divider: +5V USB rail → R1 → A2 → R3 → GND. Above 4.3V on A2 = USB charging detected. Voltage clamped to 4.2V before % calculation. bat_percent reflects actual level even when charging.</w:t>
-      </w:r>
-    </w:p>
-    <w:p/>
     <w:p>
       <w:pPr>
         <w:pStyle w:val="Heading2"/>
@@ -10958,7 +10717,7 @@
           <w:sz w:val="24"/>
           <w:szCs w:val="24"/>
         </w:rPr>
-        <w:t xml:space="preserve">DIM_AFTER_S=300 (5 minutes). BL_DIM=16384 (25%). BL_FULL=65535. Power impact: ~35mA full brightness → ~9mA at 25% dim, saving ~26mA. With 5-minute timeout this is the single largest power saving lever without hardware changes.</w:t>
+        <w:t xml:space="preserve">DIM_AFTER_S=300 (5 minutes). BL_DIM=16384 (25%). BL_FULL=65535. Backlight draws ~35mA full → ~9mA at 25%, saving ~26mA.</w:t>
       </w:r>
     </w:p>
     <w:p/>
@@ -12219,7 +11978,7 @@
                 <w:sz w:val="22"/>
                 <w:szCs w:val="22"/>
               </w:rPr>
-              <w:t xml:space="preserve">Individual button long-press — independent of BOTH_HOLD_S</w:t>
+              <w:t xml:space="preserve">Individual button long-press threshold</w:t>
             </w:r>
           </w:p>
         </w:tc>
@@ -13295,7 +13054,7 @@
         <w:pStyle w:val="Heading1"/>
       </w:pPr>
       <w:r>
-        <w:t xml:space="preserve">Attempted — Not Implemented</w:t>
+        <w:t xml:space="preserve">Lessons Learned by Revision</w:t>
       </w:r>
     </w:p>
     <w:p>
@@ -13303,52 +13062,1036 @@
         <w:pStyle w:val="Heading2"/>
       </w:pPr>
       <w:r>
-        <w:t xml:space="preserve">Colour themes</w:t>
+        <w:t xml:space="preserve">SMDv5a</w:t>
       </w:r>
     </w:p>
-    <w:p>
-      <w:r>
-        <w:rPr>
-          <w:sz w:val="24"/>
-          <w:szCs w:val="24"/>
-        </w:rPr>
-        <w:t xml:space="preserve">Six themes designed with NVM-based selection and reboot-on-apply. Caused MemoryError due to bytecode size and soft-reboot heap fragmentation. Removed to restore stability. Candidate for future hardware revision with more RAM.</w:t>
-      </w:r>
-    </w:p>
+    <w:tbl>
+      <w:tblPr>
+        <w:tblW w:type="dxa" w:w="9360"/>
+        <w:tblBorders>
+          <w:top w:val="single" w:color="auto" w:sz="4"/>
+          <w:left w:val="single" w:color="auto" w:sz="4"/>
+          <w:bottom w:val="single" w:color="auto" w:sz="4"/>
+          <w:right w:val="single" w:color="auto" w:sz="4"/>
+          <w:insideH w:val="single" w:color="auto" w:sz="4"/>
+          <w:insideV w:val="single" w:color="auto" w:sz="4"/>
+        </w:tblBorders>
+      </w:tblPr>
+      <w:tblGrid>
+        <w:gridCol w:w="2400"/>
+        <w:gridCol w:w="3600"/>
+        <w:gridCol w:w="3360"/>
+      </w:tblGrid>
+      <w:tr>
+        <w:tc>
+          <w:tcPr>
+            <w:tcW w:type="dxa" w:w="2400"/>
+            <w:tcBorders>
+              <w:top w:val="single" w:color="CCCCCC" w:sz="1"/>
+              <w:left w:val="single" w:color="CCCCCC" w:sz="1"/>
+              <w:bottom w:val="single" w:color="CCCCCC" w:sz="1"/>
+              <w:right w:val="single" w:color="CCCCCC" w:sz="1"/>
+            </w:tcBorders>
+            <w:shd w:fill="D5E8F0" w:val="clear"/>
+            <w:tcMar>
+              <w:top w:type="dxa" w:w="80"/>
+              <w:left w:type="dxa" w:w="120"/>
+              <w:bottom w:type="dxa" w:w="80"/>
+              <w:right w:type="dxa" w:w="120"/>
+            </w:tcMar>
+          </w:tcPr>
+          <w:p>
+            <w:r>
+              <w:rPr>
+                <w:b/>
+                <w:bCs/>
+                <w:sz w:val="22"/>
+                <w:szCs w:val="22"/>
+              </w:rPr>
+              <w:t xml:space="preserve">Issue</w:t>
+            </w:r>
+          </w:p>
+        </w:tc>
+        <w:tc>
+          <w:tcPr>
+            <w:tcW w:type="dxa" w:w="3600"/>
+            <w:tcBorders>
+              <w:top w:val="single" w:color="CCCCCC" w:sz="1"/>
+              <w:left w:val="single" w:color="CCCCCC" w:sz="1"/>
+              <w:bottom w:val="single" w:color="CCCCCC" w:sz="1"/>
+              <w:right w:val="single" w:color="CCCCCC" w:sz="1"/>
+            </w:tcBorders>
+            <w:shd w:fill="D5E8F0" w:val="clear"/>
+            <w:tcMar>
+              <w:top w:type="dxa" w:w="80"/>
+              <w:left w:type="dxa" w:w="120"/>
+              <w:bottom w:type="dxa" w:w="80"/>
+              <w:right w:type="dxa" w:w="120"/>
+            </w:tcMar>
+          </w:tcPr>
+          <w:p>
+            <w:r>
+              <w:rPr>
+                <w:b/>
+                <w:bCs/>
+                <w:sz w:val="22"/>
+                <w:szCs w:val="22"/>
+              </w:rPr>
+              <w:t xml:space="preserve">Cause</w:t>
+            </w:r>
+          </w:p>
+        </w:tc>
+        <w:tc>
+          <w:tcPr>
+            <w:tcW w:type="dxa" w:w="3360"/>
+            <w:tcBorders>
+              <w:top w:val="single" w:color="CCCCCC" w:sz="1"/>
+              <w:left w:val="single" w:color="CCCCCC" w:sz="1"/>
+              <w:bottom w:val="single" w:color="CCCCCC" w:sz="1"/>
+              <w:right w:val="single" w:color="CCCCCC" w:sz="1"/>
+            </w:tcBorders>
+            <w:shd w:fill="D5E8F0" w:val="clear"/>
+            <w:tcMar>
+              <w:top w:type="dxa" w:w="80"/>
+              <w:left w:type="dxa" w:w="120"/>
+              <w:bottom w:type="dxa" w:w="80"/>
+              <w:right w:type="dxa" w:w="120"/>
+            </w:tcMar>
+          </w:tcPr>
+          <w:p>
+            <w:r>
+              <w:rPr>
+                <w:b/>
+                <w:bCs/>
+                <w:sz w:val="22"/>
+                <w:szCs w:val="22"/>
+              </w:rPr>
+              <w:t xml:space="preserve">Resolution</w:t>
+            </w:r>
+          </w:p>
+        </w:tc>
+      </w:tr>
+      <w:tr>
+        <w:tc>
+          <w:tcPr>
+            <w:tcW w:type="dxa" w:w="2400"/>
+            <w:tcBorders>
+              <w:top w:val="single" w:color="CCCCCC" w:sz="1"/>
+              <w:left w:val="single" w:color="CCCCCC" w:sz="1"/>
+              <w:bottom w:val="single" w:color="CCCCCC" w:sz="1"/>
+              <w:right w:val="single" w:color="CCCCCC" w:sz="1"/>
+            </w:tcBorders>
+            <w:tcMar>
+              <w:top w:type="dxa" w:w="80"/>
+              <w:left w:type="dxa" w:w="120"/>
+              <w:bottom w:type="dxa" w:w="80"/>
+              <w:right w:type="dxa" w:w="120"/>
+            </w:tcMar>
+          </w:tcPr>
+          <w:p>
+            <w:r>
+              <w:rPr>
+                <w:b w:val="false"/>
+                <w:bCs w:val="false"/>
+                <w:sz w:val="22"/>
+                <w:szCs w:val="22"/>
+              </w:rPr>
+              <w:t xml:space="preserve">FPC connector mirror</w:t>
+            </w:r>
+          </w:p>
+        </w:tc>
+        <w:tc>
+          <w:tcPr>
+            <w:tcW w:type="dxa" w:w="3600"/>
+            <w:tcBorders>
+              <w:top w:val="single" w:color="CCCCCC" w:sz="1"/>
+              <w:left w:val="single" w:color="CCCCCC" w:sz="1"/>
+              <w:bottom w:val="single" w:color="CCCCCC" w:sz="1"/>
+              <w:right w:val="single" w:color="CCCCCC" w:sz="1"/>
+            </w:tcBorders>
+            <w:tcMar>
+              <w:top w:type="dxa" w:w="80"/>
+              <w:left w:type="dxa" w:w="120"/>
+              <w:bottom w:type="dxa" w:w="80"/>
+              <w:right w:type="dxa" w:w="120"/>
+            </w:tcMar>
+          </w:tcPr>
+          <w:p>
+            <w:r>
+              <w:rPr>
+                <w:b w:val="false"/>
+                <w:bCs w:val="false"/>
+                <w:sz w:val="22"/>
+                <w:szCs w:val="22"/>
+              </w:rPr>
+              <w:t xml:space="preserve">Pinout physically reversed on B.Cu — discovered via 3D viewer</w:t>
+            </w:r>
+          </w:p>
+        </w:tc>
+        <w:tc>
+          <w:tcPr>
+            <w:tcW w:type="dxa" w:w="3360"/>
+            <w:tcBorders>
+              <w:top w:val="single" w:color="CCCCCC" w:sz="1"/>
+              <w:left w:val="single" w:color="CCCCCC" w:sz="1"/>
+              <w:bottom w:val="single" w:color="CCCCCC" w:sz="1"/>
+              <w:right w:val="single" w:color="CCCCCC" w:sz="1"/>
+            </w:tcBorders>
+            <w:tcMar>
+              <w:top w:type="dxa" w:w="80"/>
+              <w:left w:type="dxa" w:w="120"/>
+              <w:bottom w:type="dxa" w:w="80"/>
+              <w:right w:type="dxa" w:w="120"/>
+            </w:tcMar>
+          </w:tcPr>
+          <w:p>
+            <w:r>
+              <w:rPr>
+                <w:b w:val="false"/>
+                <w:bCs w:val="false"/>
+                <w:sz w:val="22"/>
+                <w:szCs w:val="22"/>
+              </w:rPr>
+              <w:t xml:space="preserve">Corrected pin assignments in schematic</w:t>
+            </w:r>
+          </w:p>
+        </w:tc>
+      </w:tr>
+      <w:tr>
+        <w:tc>
+          <w:tcPr>
+            <w:tcW w:type="dxa" w:w="2400"/>
+            <w:tcBorders>
+              <w:top w:val="single" w:color="CCCCCC" w:sz="1"/>
+              <w:left w:val="single" w:color="CCCCCC" w:sz="1"/>
+              <w:bottom w:val="single" w:color="CCCCCC" w:sz="1"/>
+              <w:right w:val="single" w:color="CCCCCC" w:sz="1"/>
+            </w:tcBorders>
+            <w:tcMar>
+              <w:top w:type="dxa" w:w="80"/>
+              <w:left w:type="dxa" w:w="120"/>
+              <w:bottom w:type="dxa" w:w="80"/>
+              <w:right w:type="dxa" w:w="120"/>
+            </w:tcMar>
+          </w:tcPr>
+          <w:p>
+            <w:r>
+              <w:rPr>
+                <w:b w:val="false"/>
+                <w:bCs w:val="false"/>
+                <w:sz w:val="22"/>
+                <w:szCs w:val="22"/>
+              </w:rPr>
+              <w:t xml:space="preserve">Display not initialising on first boot</w:t>
+            </w:r>
+          </w:p>
+        </w:tc>
+        <w:tc>
+          <w:tcPr>
+            <w:tcW w:type="dxa" w:w="3600"/>
+            <w:tcBorders>
+              <w:top w:val="single" w:color="CCCCCC" w:sz="1"/>
+              <w:left w:val="single" w:color="CCCCCC" w:sz="1"/>
+              <w:bottom w:val="single" w:color="CCCCCC" w:sz="1"/>
+              <w:right w:val="single" w:color="CCCCCC" w:sz="1"/>
+            </w:tcBorders>
+            <w:tcMar>
+              <w:top w:type="dxa" w:w="80"/>
+              <w:left w:type="dxa" w:w="120"/>
+              <w:bottom w:type="dxa" w:w="80"/>
+              <w:right w:type="dxa" w:w="120"/>
+            </w:tcMar>
+          </w:tcPr>
+          <w:p>
+            <w:r>
+              <w:rPr>
+                <w:b w:val="false"/>
+                <w:bCs w:val="false"/>
+                <w:sz w:val="22"/>
+                <w:szCs w:val="22"/>
+              </w:rPr>
+              <w:t xml:space="preserve">FPC connector silk screen marking was misleading — pin 1 opposite to expectation</w:t>
+            </w:r>
+          </w:p>
+        </w:tc>
+        <w:tc>
+          <w:tcPr>
+            <w:tcW w:type="dxa" w:w="3360"/>
+            <w:tcBorders>
+              <w:top w:val="single" w:color="CCCCCC" w:sz="1"/>
+              <w:left w:val="single" w:color="CCCCCC" w:sz="1"/>
+              <w:bottom w:val="single" w:color="CCCCCC" w:sz="1"/>
+              <w:right w:val="single" w:color="CCCCCC" w:sz="1"/>
+            </w:tcBorders>
+            <w:tcMar>
+              <w:top w:type="dxa" w:w="80"/>
+              <w:left w:type="dxa" w:w="120"/>
+              <w:bottom w:type="dxa" w:w="80"/>
+              <w:right w:type="dxa" w:w="120"/>
+            </w:tcMar>
+          </w:tcPr>
+          <w:p>
+            <w:r>
+              <w:rPr>
+                <w:b w:val="false"/>
+                <w:bCs w:val="false"/>
+                <w:sz w:val="22"/>
+                <w:szCs w:val="22"/>
+              </w:rPr>
+              <w:t xml:space="preserve">Verified against datasheet physically</w:t>
+            </w:r>
+          </w:p>
+        </w:tc>
+      </w:tr>
+    </w:tbl>
+    <w:p/>
     <w:p>
       <w:pPr>
         <w:pStyle w:val="Heading2"/>
       </w:pPr>
       <w:r>
-        <w:t xml:space="preserve">NeoPixel beat sync</w:t>
+        <w:t xml:space="preserve">SMDv7</w:t>
       </w:r>
     </w:p>
-    <w:p>
-      <w:r>
-        <w:rPr>
-          <w:sz w:val="24"/>
-          <w:szCs w:val="24"/>
-        </w:rPr>
-        <w:t xml:space="preserve">Implemented and working — flashed BPM colour on every metronome beat. Removed as it does not suit current case design. Library cost 1,872 bytes. Can be revisited if translucent case window added.</w:t>
-      </w:r>
-    </w:p>
+    <w:tbl>
+      <w:tblPr>
+        <w:tblW w:type="dxa" w:w="9360"/>
+        <w:tblBorders>
+          <w:top w:val="single" w:color="auto" w:sz="4"/>
+          <w:left w:val="single" w:color="auto" w:sz="4"/>
+          <w:bottom w:val="single" w:color="auto" w:sz="4"/>
+          <w:right w:val="single" w:color="auto" w:sz="4"/>
+          <w:insideH w:val="single" w:color="auto" w:sz="4"/>
+          <w:insideV w:val="single" w:color="auto" w:sz="4"/>
+        </w:tblBorders>
+      </w:tblPr>
+      <w:tblGrid>
+        <w:gridCol w:w="2400"/>
+        <w:gridCol w:w="3200"/>
+        <w:gridCol w:w="3760"/>
+      </w:tblGrid>
+      <w:tr>
+        <w:tc>
+          <w:tcPr>
+            <w:tcW w:type="dxa" w:w="2400"/>
+            <w:tcBorders>
+              <w:top w:val="single" w:color="CCCCCC" w:sz="1"/>
+              <w:left w:val="single" w:color="CCCCCC" w:sz="1"/>
+              <w:bottom w:val="single" w:color="CCCCCC" w:sz="1"/>
+              <w:right w:val="single" w:color="CCCCCC" w:sz="1"/>
+            </w:tcBorders>
+            <w:shd w:fill="D5E8F0" w:val="clear"/>
+            <w:tcMar>
+              <w:top w:type="dxa" w:w="80"/>
+              <w:left w:type="dxa" w:w="120"/>
+              <w:bottom w:type="dxa" w:w="80"/>
+              <w:right w:type="dxa" w:w="120"/>
+            </w:tcMar>
+          </w:tcPr>
+          <w:p>
+            <w:r>
+              <w:rPr>
+                <w:b/>
+                <w:bCs/>
+                <w:sz w:val="22"/>
+                <w:szCs w:val="22"/>
+              </w:rPr>
+              <w:t xml:space="preserve">Issue</w:t>
+            </w:r>
+          </w:p>
+        </w:tc>
+        <w:tc>
+          <w:tcPr>
+            <w:tcW w:type="dxa" w:w="3200"/>
+            <w:tcBorders>
+              <w:top w:val="single" w:color="CCCCCC" w:sz="1"/>
+              <w:left w:val="single" w:color="CCCCCC" w:sz="1"/>
+              <w:bottom w:val="single" w:color="CCCCCC" w:sz="1"/>
+              <w:right w:val="single" w:color="CCCCCC" w:sz="1"/>
+            </w:tcBorders>
+            <w:shd w:fill="D5E8F0" w:val="clear"/>
+            <w:tcMar>
+              <w:top w:type="dxa" w:w="80"/>
+              <w:left w:type="dxa" w:w="120"/>
+              <w:bottom w:type="dxa" w:w="80"/>
+              <w:right w:type="dxa" w:w="120"/>
+            </w:tcMar>
+          </w:tcPr>
+          <w:p>
+            <w:r>
+              <w:rPr>
+                <w:b/>
+                <w:bCs/>
+                <w:sz w:val="22"/>
+                <w:szCs w:val="22"/>
+              </w:rPr>
+              <w:t xml:space="preserve">Cause</w:t>
+            </w:r>
+          </w:p>
+        </w:tc>
+        <w:tc>
+          <w:tcPr>
+            <w:tcW w:type="dxa" w:w="3760"/>
+            <w:tcBorders>
+              <w:top w:val="single" w:color="CCCCCC" w:sz="1"/>
+              <w:left w:val="single" w:color="CCCCCC" w:sz="1"/>
+              <w:bottom w:val="single" w:color="CCCCCC" w:sz="1"/>
+              <w:right w:val="single" w:color="CCCCCC" w:sz="1"/>
+            </w:tcBorders>
+            <w:shd w:fill="D5E8F0" w:val="clear"/>
+            <w:tcMar>
+              <w:top w:type="dxa" w:w="80"/>
+              <w:left w:type="dxa" w:w="120"/>
+              <w:bottom w:type="dxa" w:w="80"/>
+              <w:right w:type="dxa" w:w="120"/>
+            </w:tcMar>
+          </w:tcPr>
+          <w:p>
+            <w:r>
+              <w:rPr>
+                <w:b/>
+                <w:bCs/>
+                <w:sz w:val="22"/>
+                <w:szCs w:val="22"/>
+              </w:rPr>
+              <w:t xml:space="preserve">Resolution</w:t>
+            </w:r>
+          </w:p>
+        </w:tc>
+      </w:tr>
+      <w:tr>
+        <w:tc>
+          <w:tcPr>
+            <w:tcW w:type="dxa" w:w="2400"/>
+            <w:tcBorders>
+              <w:top w:val="single" w:color="CCCCCC" w:sz="1"/>
+              <w:left w:val="single" w:color="CCCCCC" w:sz="1"/>
+              <w:bottom w:val="single" w:color="CCCCCC" w:sz="1"/>
+              <w:right w:val="single" w:color="CCCCCC" w:sz="1"/>
+            </w:tcBorders>
+            <w:tcMar>
+              <w:top w:type="dxa" w:w="80"/>
+              <w:left w:type="dxa" w:w="120"/>
+              <w:bottom w:type="dxa" w:w="80"/>
+              <w:right w:type="dxa" w:w="120"/>
+            </w:tcMar>
+          </w:tcPr>
+          <w:p>
+            <w:r>
+              <w:rPr>
+                <w:b w:val="false"/>
+                <w:bCs w:val="false"/>
+                <w:sz w:val="22"/>
+                <w:szCs w:val="22"/>
+              </w:rPr>
+              <w:t xml:space="preserve">Motor running constantly</w:t>
+            </w:r>
+          </w:p>
+        </w:tc>
+        <w:tc>
+          <w:tcPr>
+            <w:tcW w:type="dxa" w:w="3200"/>
+            <w:tcBorders>
+              <w:top w:val="single" w:color="CCCCCC" w:sz="1"/>
+              <w:left w:val="single" w:color="CCCCCC" w:sz="1"/>
+              <w:bottom w:val="single" w:color="CCCCCC" w:sz="1"/>
+              <w:right w:val="single" w:color="CCCCCC" w:sz="1"/>
+            </w:tcBorders>
+            <w:tcMar>
+              <w:top w:type="dxa" w:w="80"/>
+              <w:left w:type="dxa" w:w="120"/>
+              <w:bottom w:type="dxa" w:w="80"/>
+              <w:right w:type="dxa" w:w="120"/>
+            </w:tcMar>
+          </w:tcPr>
+          <w:p>
+            <w:r>
+              <w:rPr>
+                <w:b w:val="false"/>
+                <w:bCs w:val="false"/>
+                <w:sz w:val="22"/>
+                <w:szCs w:val="22"/>
+              </w:rPr>
+              <w:t xml:space="preserve">D2 and M1 incorrectly mirror-corrected — two-terminal components do not need schematic swap when symbol orientation already accounts for physical placement</w:t>
+            </w:r>
+          </w:p>
+        </w:tc>
+        <w:tc>
+          <w:tcPr>
+            <w:tcW w:type="dxa" w:w="3760"/>
+            <w:tcBorders>
+              <w:top w:val="single" w:color="CCCCCC" w:sz="1"/>
+              <w:left w:val="single" w:color="CCCCCC" w:sz="1"/>
+              <w:bottom w:val="single" w:color="CCCCCC" w:sz="1"/>
+              <w:right w:val="single" w:color="CCCCCC" w:sz="1"/>
+            </w:tcBorders>
+            <w:tcMar>
+              <w:top w:type="dxa" w:w="80"/>
+              <w:left w:type="dxa" w:w="120"/>
+              <w:bottom w:type="dxa" w:w="80"/>
+              <w:right w:type="dxa" w:w="120"/>
+            </w:tcMar>
+          </w:tcPr>
+          <w:p>
+            <w:r>
+              <w:rPr>
+                <w:b w:val="false"/>
+                <w:bCs w:val="false"/>
+                <w:sz w:val="22"/>
+                <w:szCs w:val="22"/>
+              </w:rPr>
+              <w:t xml:space="preserve">Reverted D2 and M1 in SMDv8</w:t>
+            </w:r>
+          </w:p>
+        </w:tc>
+      </w:tr>
+      <w:tr>
+        <w:tc>
+          <w:tcPr>
+            <w:tcW w:type="dxa" w:w="2400"/>
+            <w:tcBorders>
+              <w:top w:val="single" w:color="CCCCCC" w:sz="1"/>
+              <w:left w:val="single" w:color="CCCCCC" w:sz="1"/>
+              <w:bottom w:val="single" w:color="CCCCCC" w:sz="1"/>
+              <w:right w:val="single" w:color="CCCCCC" w:sz="1"/>
+            </w:tcBorders>
+            <w:tcMar>
+              <w:top w:type="dxa" w:w="80"/>
+              <w:left w:type="dxa" w:w="120"/>
+              <w:bottom w:type="dxa" w:w="80"/>
+              <w:right w:type="dxa" w:w="120"/>
+            </w:tcMar>
+          </w:tcPr>
+          <w:p>
+            <w:r>
+              <w:rPr>
+                <w:b w:val="false"/>
+                <w:bCs w:val="false"/>
+                <w:sz w:val="22"/>
+                <w:szCs w:val="22"/>
+              </w:rPr>
+              <w:t xml:space="preserve">MCP73831T not charging battery</w:t>
+            </w:r>
+          </w:p>
+        </w:tc>
+        <w:tc>
+          <w:tcPr>
+            <w:tcW w:type="dxa" w:w="3200"/>
+            <w:tcBorders>
+              <w:top w:val="single" w:color="CCCCCC" w:sz="1"/>
+              <w:left w:val="single" w:color="CCCCCC" w:sz="1"/>
+              <w:bottom w:val="single" w:color="CCCCCC" w:sz="1"/>
+              <w:right w:val="single" w:color="CCCCCC" w:sz="1"/>
+            </w:tcBorders>
+            <w:tcMar>
+              <w:top w:type="dxa" w:w="80"/>
+              <w:left w:type="dxa" w:w="120"/>
+              <w:bottom w:type="dxa" w:w="80"/>
+              <w:right w:type="dxa" w:w="120"/>
+            </w:tcMar>
+          </w:tcPr>
+          <w:p>
+            <w:r>
+              <w:rPr>
+                <w:b w:val="false"/>
+                <w:bCs w:val="false"/>
+                <w:sz w:val="22"/>
+                <w:szCs w:val="22"/>
+              </w:rPr>
+              <w:t xml:space="preserve">B.Cu mirror — VBAT physically connected to STAT pin</w:t>
+            </w:r>
+          </w:p>
+        </w:tc>
+        <w:tc>
+          <w:tcPr>
+            <w:tcW w:type="dxa" w:w="3760"/>
+            <w:tcBorders>
+              <w:top w:val="single" w:color="CCCCCC" w:sz="1"/>
+              <w:left w:val="single" w:color="CCCCCC" w:sz="1"/>
+              <w:bottom w:val="single" w:color="CCCCCC" w:sz="1"/>
+              <w:right w:val="single" w:color="CCCCCC" w:sz="1"/>
+            </w:tcBorders>
+            <w:tcMar>
+              <w:top w:type="dxa" w:w="80"/>
+              <w:left w:type="dxa" w:w="120"/>
+              <w:bottom w:type="dxa" w:w="80"/>
+              <w:right w:type="dxa" w:w="120"/>
+            </w:tcMar>
+          </w:tcPr>
+          <w:p>
+            <w:r>
+              <w:rPr>
+                <w:b w:val="false"/>
+                <w:bCs w:val="false"/>
+                <w:sz w:val="22"/>
+                <w:szCs w:val="22"/>
+              </w:rPr>
+              <w:t xml:space="preserve">Corrected pins 1/3 and 2/4 in schematic</w:t>
+            </w:r>
+          </w:p>
+        </w:tc>
+      </w:tr>
+      <w:tr>
+        <w:tc>
+          <w:tcPr>
+            <w:tcW w:type="dxa" w:w="2400"/>
+            <w:tcBorders>
+              <w:top w:val="single" w:color="CCCCCC" w:sz="1"/>
+              <w:left w:val="single" w:color="CCCCCC" w:sz="1"/>
+              <w:bottom w:val="single" w:color="CCCCCC" w:sz="1"/>
+              <w:right w:val="single" w:color="CCCCCC" w:sz="1"/>
+            </w:tcBorders>
+            <w:tcMar>
+              <w:top w:type="dxa" w:w="80"/>
+              <w:left w:type="dxa" w:w="120"/>
+              <w:bottom w:type="dxa" w:w="80"/>
+              <w:right w:type="dxa" w:w="120"/>
+            </w:tcMar>
+          </w:tcPr>
+          <w:p>
+            <w:r>
+              <w:rPr>
+                <w:b w:val="false"/>
+                <w:bCs w:val="false"/>
+                <w:sz w:val="22"/>
+                <w:szCs w:val="22"/>
+              </w:rPr>
+              <w:t xml:space="preserve">D3 MBR120 incorrect orientation</w:t>
+            </w:r>
+          </w:p>
+        </w:tc>
+        <w:tc>
+          <w:tcPr>
+            <w:tcW w:type="dxa" w:w="3200"/>
+            <w:tcBorders>
+              <w:top w:val="single" w:color="CCCCCC" w:sz="1"/>
+              <w:left w:val="single" w:color="CCCCCC" w:sz="1"/>
+              <w:bottom w:val="single" w:color="CCCCCC" w:sz="1"/>
+              <w:right w:val="single" w:color="CCCCCC" w:sz="1"/>
+            </w:tcBorders>
+            <w:tcMar>
+              <w:top w:type="dxa" w:w="80"/>
+              <w:left w:type="dxa" w:w="120"/>
+              <w:bottom w:type="dxa" w:w="80"/>
+              <w:right w:type="dxa" w:w="120"/>
+            </w:tcMar>
+          </w:tcPr>
+          <w:p>
+            <w:r>
+              <w:rPr>
+                <w:b w:val="false"/>
+                <w:bCs w:val="false"/>
+                <w:sz w:val="22"/>
+                <w:szCs w:val="22"/>
+              </w:rPr>
+              <w:t xml:space="preserve">Anode/cathode not swapped for B.Cu mirror</w:t>
+            </w:r>
+          </w:p>
+        </w:tc>
+        <w:tc>
+          <w:tcPr>
+            <w:tcW w:type="dxa" w:w="3760"/>
+            <w:tcBorders>
+              <w:top w:val="single" w:color="CCCCCC" w:sz="1"/>
+              <w:left w:val="single" w:color="CCCCCC" w:sz="1"/>
+              <w:bottom w:val="single" w:color="CCCCCC" w:sz="1"/>
+              <w:right w:val="single" w:color="CCCCCC" w:sz="1"/>
+            </w:tcBorders>
+            <w:tcMar>
+              <w:top w:type="dxa" w:w="80"/>
+              <w:left w:type="dxa" w:w="120"/>
+              <w:bottom w:type="dxa" w:w="80"/>
+              <w:right w:type="dxa" w:w="120"/>
+            </w:tcMar>
+          </w:tcPr>
+          <w:p>
+            <w:r>
+              <w:rPr>
+                <w:b w:val="false"/>
+                <w:bCs w:val="false"/>
+                <w:sz w:val="22"/>
+                <w:szCs w:val="22"/>
+              </w:rPr>
+              <w:t xml:space="preserve">Corrected in SMDv8</w:t>
+            </w:r>
+          </w:p>
+        </w:tc>
+      </w:tr>
+    </w:tbl>
+    <w:p/>
     <w:p>
       <w:pPr>
         <w:pStyle w:val="Heading2"/>
       </w:pPr>
       <w:r>
-        <w:t xml:space="preserve">Tuner ring-out decay</w:t>
+        <w:t xml:space="preserve">SMDv7 board rework</w:t>
       </w:r>
     </w:p>
-    <w:p>
-      <w:r>
-        <w:rPr>
-          <w:sz w:val="24"/>
-          <w:szCs w:val="24"/>
-        </w:rPr>
-        <w:t xml:space="preserve">Exponential PWM decay caused flanging/phasing from transducer resonance at both fast (20ms) and slow (150ms) step rates. Hard cutoff at TUNER_ON_S is correct for this hardware.</w:t>
-      </w:r>
-    </w:p>
+    <w:tbl>
+      <w:tblPr>
+        <w:tblW w:type="dxa" w:w="9360"/>
+        <w:tblBorders>
+          <w:top w:val="single" w:color="auto" w:sz="4"/>
+          <w:left w:val="single" w:color="auto" w:sz="4"/>
+          <w:bottom w:val="single" w:color="auto" w:sz="4"/>
+          <w:right w:val="single" w:color="auto" w:sz="4"/>
+          <w:insideH w:val="single" w:color="auto" w:sz="4"/>
+          <w:insideV w:val="single" w:color="auto" w:sz="4"/>
+        </w:tblBorders>
+      </w:tblPr>
+      <w:tblGrid>
+        <w:gridCol w:w="2400"/>
+        <w:gridCol w:w="3200"/>
+        <w:gridCol w:w="3760"/>
+      </w:tblGrid>
+      <w:tr>
+        <w:tc>
+          <w:tcPr>
+            <w:tcW w:type="dxa" w:w="2400"/>
+            <w:tcBorders>
+              <w:top w:val="single" w:color="CCCCCC" w:sz="1"/>
+              <w:left w:val="single" w:color="CCCCCC" w:sz="1"/>
+              <w:bottom w:val="single" w:color="CCCCCC" w:sz="1"/>
+              <w:right w:val="single" w:color="CCCCCC" w:sz="1"/>
+            </w:tcBorders>
+            <w:shd w:fill="D5E8F0" w:val="clear"/>
+            <w:tcMar>
+              <w:top w:type="dxa" w:w="80"/>
+              <w:left w:type="dxa" w:w="120"/>
+              <w:bottom w:type="dxa" w:w="80"/>
+              <w:right w:type="dxa" w:w="120"/>
+            </w:tcMar>
+          </w:tcPr>
+          <w:p>
+            <w:r>
+              <w:rPr>
+                <w:b/>
+                <w:bCs/>
+                <w:sz w:val="22"/>
+                <w:szCs w:val="22"/>
+              </w:rPr>
+              <w:t xml:space="preserve">Issue</w:t>
+            </w:r>
+          </w:p>
+        </w:tc>
+        <w:tc>
+          <w:tcPr>
+            <w:tcW w:type="dxa" w:w="3200"/>
+            <w:tcBorders>
+              <w:top w:val="single" w:color="CCCCCC" w:sz="1"/>
+              <w:left w:val="single" w:color="CCCCCC" w:sz="1"/>
+              <w:bottom w:val="single" w:color="CCCCCC" w:sz="1"/>
+              <w:right w:val="single" w:color="CCCCCC" w:sz="1"/>
+            </w:tcBorders>
+            <w:shd w:fill="D5E8F0" w:val="clear"/>
+            <w:tcMar>
+              <w:top w:type="dxa" w:w="80"/>
+              <w:left w:type="dxa" w:w="120"/>
+              <w:bottom w:type="dxa" w:w="80"/>
+              <w:right w:type="dxa" w:w="120"/>
+            </w:tcMar>
+          </w:tcPr>
+          <w:p>
+            <w:r>
+              <w:rPr>
+                <w:b/>
+                <w:bCs/>
+                <w:sz w:val="22"/>
+                <w:szCs w:val="22"/>
+              </w:rPr>
+              <w:t xml:space="preserve">Cause</w:t>
+            </w:r>
+          </w:p>
+        </w:tc>
+        <w:tc>
+          <w:tcPr>
+            <w:tcW w:type="dxa" w:w="3760"/>
+            <w:tcBorders>
+              <w:top w:val="single" w:color="CCCCCC" w:sz="1"/>
+              <w:left w:val="single" w:color="CCCCCC" w:sz="1"/>
+              <w:bottom w:val="single" w:color="CCCCCC" w:sz="1"/>
+              <w:right w:val="single" w:color="CCCCCC" w:sz="1"/>
+            </w:tcBorders>
+            <w:shd w:fill="D5E8F0" w:val="clear"/>
+            <w:tcMar>
+              <w:top w:type="dxa" w:w="80"/>
+              <w:left w:type="dxa" w:w="120"/>
+              <w:bottom w:type="dxa" w:w="80"/>
+              <w:right w:type="dxa" w:w="120"/>
+            </w:tcMar>
+          </w:tcPr>
+          <w:p>
+            <w:r>
+              <w:rPr>
+                <w:b/>
+                <w:bCs/>
+                <w:sz w:val="22"/>
+                <w:szCs w:val="22"/>
+              </w:rPr>
+              <w:t xml:space="preserve">Resolution</w:t>
+            </w:r>
+          </w:p>
+        </w:tc>
+      </w:tr>
+      <w:tr>
+        <w:tc>
+          <w:tcPr>
+            <w:tcW w:type="dxa" w:w="2400"/>
+            <w:tcBorders>
+              <w:top w:val="single" w:color="CCCCCC" w:sz="1"/>
+              <w:left w:val="single" w:color="CCCCCC" w:sz="1"/>
+              <w:bottom w:val="single" w:color="CCCCCC" w:sz="1"/>
+              <w:right w:val="single" w:color="CCCCCC" w:sz="1"/>
+            </w:tcBorders>
+            <w:tcMar>
+              <w:top w:type="dxa" w:w="80"/>
+              <w:left w:type="dxa" w:w="120"/>
+              <w:bottom w:type="dxa" w:w="80"/>
+              <w:right w:type="dxa" w:w="120"/>
+            </w:tcMar>
+          </w:tcPr>
+          <w:p>
+            <w:r>
+              <w:rPr>
+                <w:b w:val="false"/>
+                <w:bCs w:val="false"/>
+                <w:sz w:val="22"/>
+                <w:szCs w:val="22"/>
+              </w:rPr>
+              <w:t xml:space="preserve">MCP73831T shorted +5V to GND</w:t>
+            </w:r>
+          </w:p>
+        </w:tc>
+        <w:tc>
+          <w:tcPr>
+            <w:tcW w:type="dxa" w:w="3200"/>
+            <w:tcBorders>
+              <w:top w:val="single" w:color="CCCCCC" w:sz="1"/>
+              <w:left w:val="single" w:color="CCCCCC" w:sz="1"/>
+              <w:bottom w:val="single" w:color="CCCCCC" w:sz="1"/>
+              <w:right w:val="single" w:color="CCCCCC" w:sz="1"/>
+            </w:tcBorders>
+            <w:tcMar>
+              <w:top w:type="dxa" w:w="80"/>
+              <w:left w:type="dxa" w:w="120"/>
+              <w:bottom w:type="dxa" w:w="80"/>
+              <w:right w:type="dxa" w:w="120"/>
+            </w:tcMar>
+          </w:tcPr>
+          <w:p>
+            <w:r>
+              <w:rPr>
+                <w:b w:val="false"/>
+                <w:bCs w:val="false"/>
+                <w:sz w:val="22"/>
+                <w:szCs w:val="22"/>
+              </w:rPr>
+              <w:t xml:space="preserve">Solder bridge under component after incomplete wicking</w:t>
+            </w:r>
+          </w:p>
+        </w:tc>
+        <w:tc>
+          <w:tcPr>
+            <w:tcW w:type="dxa" w:w="3760"/>
+            <w:tcBorders>
+              <w:top w:val="single" w:color="CCCCCC" w:sz="1"/>
+              <w:left w:val="single" w:color="CCCCCC" w:sz="1"/>
+              <w:bottom w:val="single" w:color="CCCCCC" w:sz="1"/>
+              <w:right w:val="single" w:color="CCCCCC" w:sz="1"/>
+            </w:tcBorders>
+            <w:tcMar>
+              <w:top w:type="dxa" w:w="80"/>
+              <w:left w:type="dxa" w:w="120"/>
+              <w:bottom w:type="dxa" w:w="80"/>
+              <w:right w:type="dxa" w:w="120"/>
+            </w:tcMar>
+          </w:tcPr>
+          <w:p>
+            <w:r>
+              <w:rPr>
+                <w:b w:val="false"/>
+                <w:bCs w:val="false"/>
+                <w:sz w:val="22"/>
+                <w:szCs w:val="22"/>
+              </w:rPr>
+              <w:t xml:space="preserve">Removed MCP, cleaned pads, replaced with fresh component and C1</w:t>
+            </w:r>
+          </w:p>
+        </w:tc>
+      </w:tr>
+      <w:tr>
+        <w:tc>
+          <w:tcPr>
+            <w:tcW w:type="dxa" w:w="2400"/>
+            <w:tcBorders>
+              <w:top w:val="single" w:color="CCCCCC" w:sz="1"/>
+              <w:left w:val="single" w:color="CCCCCC" w:sz="1"/>
+              <w:bottom w:val="single" w:color="CCCCCC" w:sz="1"/>
+              <w:right w:val="single" w:color="CCCCCC" w:sz="1"/>
+            </w:tcBorders>
+            <w:tcMar>
+              <w:top w:type="dxa" w:w="80"/>
+              <w:left w:type="dxa" w:w="120"/>
+              <w:bottom w:type="dxa" w:w="80"/>
+              <w:right w:type="dxa" w:w="120"/>
+            </w:tcMar>
+          </w:tcPr>
+          <w:p>
+            <w:r>
+              <w:rPr>
+                <w:b w:val="false"/>
+                <w:bCs w:val="false"/>
+                <w:sz w:val="22"/>
+                <w:szCs w:val="22"/>
+              </w:rPr>
+              <w:t xml:space="preserve">Display not initialising after rework</w:t>
+            </w:r>
+          </w:p>
+        </w:tc>
+        <w:tc>
+          <w:tcPr>
+            <w:tcW w:type="dxa" w:w="3200"/>
+            <w:tcBorders>
+              <w:top w:val="single" w:color="CCCCCC" w:sz="1"/>
+              <w:left w:val="single" w:color="CCCCCC" w:sz="1"/>
+              <w:bottom w:val="single" w:color="CCCCCC" w:sz="1"/>
+              <w:right w:val="single" w:color="CCCCCC" w:sz="1"/>
+            </w:tcBorders>
+            <w:tcMar>
+              <w:top w:type="dxa" w:w="80"/>
+              <w:left w:type="dxa" w:w="120"/>
+              <w:bottom w:type="dxa" w:w="80"/>
+              <w:right w:type="dxa" w:w="120"/>
+            </w:tcMar>
+          </w:tcPr>
+          <w:p>
+            <w:r>
+              <w:rPr>
+                <w:b w:val="false"/>
+                <w:bCs w:val="false"/>
+                <w:sz w:val="22"/>
+                <w:szCs w:val="22"/>
+              </w:rPr>
+              <w:t xml:space="preserve">Over-wicking removed too much solder from FPC pads</w:t>
+            </w:r>
+          </w:p>
+        </w:tc>
+        <w:tc>
+          <w:tcPr>
+            <w:tcW w:type="dxa" w:w="3760"/>
+            <w:tcBorders>
+              <w:top w:val="single" w:color="CCCCCC" w:sz="1"/>
+              <w:left w:val="single" w:color="CCCCCC" w:sz="1"/>
+              <w:bottom w:val="single" w:color="CCCCCC" w:sz="1"/>
+              <w:right w:val="single" w:color="CCCCCC" w:sz="1"/>
+            </w:tcBorders>
+            <w:tcMar>
+              <w:top w:type="dxa" w:w="80"/>
+              <w:left w:type="dxa" w:w="120"/>
+              <w:bottom w:type="dxa" w:w="80"/>
+              <w:right w:type="dxa" w:w="120"/>
+            </w:tcMar>
+          </w:tcPr>
+          <w:p>
+            <w:r>
+              <w:rPr>
+                <w:b w:val="false"/>
+                <w:bCs w:val="false"/>
+                <w:sz w:val="22"/>
+                <w:szCs w:val="22"/>
+              </w:rPr>
+              <w:t xml:space="preserve">Reflowed pads with fine iron tip to restore connections</w:t>
+            </w:r>
+          </w:p>
+        </w:tc>
+      </w:tr>
+      <w:tr>
+        <w:tc>
+          <w:tcPr>
+            <w:tcW w:type="dxa" w:w="2400"/>
+            <w:tcBorders>
+              <w:top w:val="single" w:color="CCCCCC" w:sz="1"/>
+              <w:left w:val="single" w:color="CCCCCC" w:sz="1"/>
+              <w:bottom w:val="single" w:color="CCCCCC" w:sz="1"/>
+              <w:right w:val="single" w:color="CCCCCC" w:sz="1"/>
+            </w:tcBorders>
+            <w:tcMar>
+              <w:top w:type="dxa" w:w="80"/>
+              <w:left w:type="dxa" w:w="120"/>
+              <w:bottom w:type="dxa" w:w="80"/>
+              <w:right w:type="dxa" w:w="120"/>
+            </w:tcMar>
+          </w:tcPr>
+          <w:p>
+            <w:r>
+              <w:rPr>
+                <w:b w:val="false"/>
+                <w:bCs w:val="false"/>
+                <w:sz w:val="22"/>
+                <w:szCs w:val="22"/>
+              </w:rPr>
+              <w:t xml:space="preserve">Button pegs not fitting holes</w:t>
+            </w:r>
+          </w:p>
+        </w:tc>
+        <w:tc>
+          <w:tcPr>
+            <w:tcW w:type="dxa" w:w="3200"/>
+            <w:tcBorders>
+              <w:top w:val="single" w:color="CCCCCC" w:sz="1"/>
+              <w:left w:val="single" w:color="CCCCCC" w:sz="1"/>
+              <w:bottom w:val="single" w:color="CCCCCC" w:sz="1"/>
+              <w:right w:val="single" w:color="CCCCCC" w:sz="1"/>
+            </w:tcBorders>
+            <w:tcMar>
+              <w:top w:type="dxa" w:w="80"/>
+              <w:left w:type="dxa" w:w="120"/>
+              <w:bottom w:type="dxa" w:w="80"/>
+              <w:right w:type="dxa" w:w="120"/>
+            </w:tcMar>
+          </w:tcPr>
+          <w:p>
+            <w:r>
+              <w:rPr>
+                <w:b w:val="false"/>
+                <w:bCs w:val="false"/>
+                <w:sz w:val="22"/>
+                <w:szCs w:val="22"/>
+              </w:rPr>
+              <w:t xml:space="preserve">Guide boss diameter slightly larger than footprint hole after solder mask fill</w:t>
+            </w:r>
+          </w:p>
+        </w:tc>
+        <w:tc>
+          <w:tcPr>
+            <w:tcW w:type="dxa" w:w="3760"/>
+            <w:tcBorders>
+              <w:top w:val="single" w:color="CCCCCC" w:sz="1"/>
+              <w:left w:val="single" w:color="CCCCCC" w:sz="1"/>
+              <w:bottom w:val="single" w:color="CCCCCC" w:sz="1"/>
+              <w:right w:val="single" w:color="CCCCCC" w:sz="1"/>
+            </w:tcBorders>
+            <w:tcMar>
+              <w:top w:type="dxa" w:w="80"/>
+              <w:left w:type="dxa" w:w="120"/>
+              <w:bottom w:type="dxa" w:w="80"/>
+              <w:right w:type="dxa" w:w="120"/>
+            </w:tcMar>
+          </w:tcPr>
+          <w:p>
+            <w:r>
+              <w:rPr>
+                <w:b w:val="false"/>
+                <w:bCs w:val="false"/>
+                <w:sz w:val="22"/>
+                <w:szCs w:val="22"/>
+              </w:rPr>
+              <w:t xml:space="preserve">Cleared with pin vise. New SKSCPCE010 buttons without pegs ordered.</w:t>
+            </w:r>
+          </w:p>
+        </w:tc>
+      </w:tr>
+    </w:tbl>
     <w:p/>
     <w:p/>
     <w:p>
@@ -13498,7 +14241,7 @@
                 <w:sz w:val="22"/>
                 <w:szCs w:val="22"/>
               </w:rPr>
-              <w:t xml:space="preserve">Charger BFF absorption</w:t>
+              <w:t xml:space="preserve">SMDv8 fabrication</w:t>
             </w:r>
           </w:p>
         </w:tc>
@@ -13526,7 +14269,7 @@
                 <w:sz w:val="22"/>
                 <w:szCs w:val="22"/>
               </w:rPr>
-              <w:t xml:space="preserve">Complete — SMDv6a</w:t>
+              <w:t xml:space="preserve">Ready to order</w:t>
             </w:r>
           </w:p>
         </w:tc>
@@ -13554,7 +14297,7 @@
                 <w:sz w:val="22"/>
                 <w:szCs w:val="22"/>
               </w:rPr>
-              <w:t xml:space="preserve">MCP73831T + components on carrier PCB. Through-hole battery pads. LED and switch omitted.</w:t>
+              <w:t xml:space="preserve">DRC clean. All B.Cu mirror corrections verified. SKSCPCE010 buttons at board edge.</w:t>
             </w:r>
           </w:p>
         </w:tc>
@@ -13584,7 +14327,7 @@
                 <w:sz w:val="22"/>
                 <w:szCs w:val="22"/>
               </w:rPr>
-              <w:t xml:space="preserve">B.Cu mirror corrections</w:t>
+              <w:t xml:space="preserve">MOTOR_STRENGTH tuning</w:t>
             </w:r>
           </w:p>
         </w:tc>
@@ -13612,7 +14355,7 @@
                 <w:sz w:val="22"/>
                 <w:szCs w:val="22"/>
               </w:rPr>
-              <w:t xml:space="preserve">Complete — SMDv7</w:t>
+              <w:t xml:space="preserve">Pending</w:t>
             </w:r>
           </w:p>
         </w:tc>
@@ -13640,265 +14383,7 @@
                 <w:sz w:val="22"/>
                 <w:szCs w:val="22"/>
               </w:rPr>
-              <w:t xml:space="preserve">Q2, D2, MCP73831T pin assignments corrected. DRC clean.</w:t>
-            </w:r>
-          </w:p>
-        </w:tc>
-      </w:tr>
-      <w:tr>
-        <w:tc>
-          <w:tcPr>
-            <w:tcW w:type="dxa" w:w="2400"/>
-            <w:tcBorders>
-              <w:top w:val="single" w:color="CCCCCC" w:sz="1"/>
-              <w:left w:val="single" w:color="CCCCCC" w:sz="1"/>
-              <w:bottom w:val="single" w:color="CCCCCC" w:sz="1"/>
-              <w:right w:val="single" w:color="CCCCCC" w:sz="1"/>
-            </w:tcBorders>
-            <w:tcMar>
-              <w:top w:type="dxa" w:w="80"/>
-              <w:left w:type="dxa" w:w="120"/>
-              <w:bottom w:type="dxa" w:w="80"/>
-              <w:right w:type="dxa" w:w="120"/>
-            </w:tcMar>
-          </w:tcPr>
-          <w:p>
-            <w:r>
-              <w:rPr>
-                <w:b w:val="false"/>
-                <w:bCs w:val="false"/>
-                <w:sz w:val="22"/>
-                <w:szCs w:val="22"/>
-              </w:rPr>
-              <w:t xml:space="preserve">Side-actuated button footprint</w:t>
-            </w:r>
-          </w:p>
-        </w:tc>
-        <w:tc>
-          <w:tcPr>
-            <w:tcW w:type="dxa" w:w="1800"/>
-            <w:tcBorders>
-              <w:top w:val="single" w:color="CCCCCC" w:sz="1"/>
-              <w:left w:val="single" w:color="CCCCCC" w:sz="1"/>
-              <w:bottom w:val="single" w:color="CCCCCC" w:sz="1"/>
-              <w:right w:val="single" w:color="CCCCCC" w:sz="1"/>
-            </w:tcBorders>
-            <w:tcMar>
-              <w:top w:type="dxa" w:w="80"/>
-              <w:left w:type="dxa" w:w="120"/>
-              <w:bottom w:type="dxa" w:w="80"/>
-              <w:right w:type="dxa" w:w="120"/>
-            </w:tcMar>
-          </w:tcPr>
-          <w:p>
-            <w:r>
-              <w:rPr>
-                <w:b w:val="false"/>
-                <w:bCs w:val="false"/>
-                <w:sz w:val="22"/>
-                <w:szCs w:val="22"/>
-              </w:rPr>
-              <w:t xml:space="preserve">Complete</w:t>
-            </w:r>
-          </w:p>
-        </w:tc>
-        <w:tc>
-          <w:tcPr>
-            <w:tcW w:type="dxa" w:w="5160"/>
-            <w:tcBorders>
-              <w:top w:val="single" w:color="CCCCCC" w:sz="1"/>
-              <w:left w:val="single" w:color="CCCCCC" w:sz="1"/>
-              <w:bottom w:val="single" w:color="CCCCCC" w:sz="1"/>
-              <w:right w:val="single" w:color="CCCCCC" w:sz="1"/>
-            </w:tcBorders>
-            <w:tcMar>
-              <w:top w:type="dxa" w:w="80"/>
-              <w:left w:type="dxa" w:w="120"/>
-              <w:bottom w:type="dxa" w:w="80"/>
-              <w:right w:type="dxa" w:w="120"/>
-            </w:tcMar>
-          </w:tcPr>
-          <w:p>
-            <w:r>
-              <w:rPr>
-                <w:b w:val="false"/>
-                <w:bCs w:val="false"/>
-                <w:sz w:val="22"/>
-                <w:szCs w:val="22"/>
-              </w:rPr>
-              <w:t xml:space="preserve">Alps Alpine SKSCPDE010 custom KiCad footprint built. Ready for next PCB revision.</w:t>
-            </w:r>
-          </w:p>
-        </w:tc>
-      </w:tr>
-      <w:tr>
-        <w:tc>
-          <w:tcPr>
-            <w:tcW w:type="dxa" w:w="2400"/>
-            <w:tcBorders>
-              <w:top w:val="single" w:color="CCCCCC" w:sz="1"/>
-              <w:left w:val="single" w:color="CCCCCC" w:sz="1"/>
-              <w:bottom w:val="single" w:color="CCCCCC" w:sz="1"/>
-              <w:right w:val="single" w:color="CCCCCC" w:sz="1"/>
-            </w:tcBorders>
-            <w:tcMar>
-              <w:top w:type="dxa" w:w="80"/>
-              <w:left w:type="dxa" w:w="120"/>
-              <w:bottom w:type="dxa" w:w="80"/>
-              <w:right w:type="dxa" w:w="120"/>
-            </w:tcMar>
-          </w:tcPr>
-          <w:p>
-            <w:r>
-              <w:rPr>
-                <w:b w:val="false"/>
-                <w:bCs w:val="false"/>
-                <w:sz w:val="22"/>
-                <w:szCs w:val="22"/>
-              </w:rPr>
-              <w:t xml:space="preserve">SMDv7 fabrication</w:t>
-            </w:r>
-          </w:p>
-        </w:tc>
-        <w:tc>
-          <w:tcPr>
-            <w:tcW w:type="dxa" w:w="1800"/>
-            <w:tcBorders>
-              <w:top w:val="single" w:color="CCCCCC" w:sz="1"/>
-              <w:left w:val="single" w:color="CCCCCC" w:sz="1"/>
-              <w:bottom w:val="single" w:color="CCCCCC" w:sz="1"/>
-              <w:right w:val="single" w:color="CCCCCC" w:sz="1"/>
-            </w:tcBorders>
-            <w:tcMar>
-              <w:top w:type="dxa" w:w="80"/>
-              <w:left w:type="dxa" w:w="120"/>
-              <w:bottom w:type="dxa" w:w="80"/>
-              <w:right w:type="dxa" w:w="120"/>
-            </w:tcMar>
-          </w:tcPr>
-          <w:p>
-            <w:r>
-              <w:rPr>
-                <w:b w:val="false"/>
-                <w:bCs w:val="false"/>
-                <w:sz w:val="22"/>
-                <w:szCs w:val="22"/>
-              </w:rPr>
-              <w:t xml:space="preserve">Ready to order</w:t>
-            </w:r>
-          </w:p>
-        </w:tc>
-        <w:tc>
-          <w:tcPr>
-            <w:tcW w:type="dxa" w:w="5160"/>
-            <w:tcBorders>
-              <w:top w:val="single" w:color="CCCCCC" w:sz="1"/>
-              <w:left w:val="single" w:color="CCCCCC" w:sz="1"/>
-              <w:bottom w:val="single" w:color="CCCCCC" w:sz="1"/>
-              <w:right w:val="single" w:color="CCCCCC" w:sz="1"/>
-            </w:tcBorders>
-            <w:tcMar>
-              <w:top w:type="dxa" w:w="80"/>
-              <w:left w:type="dxa" w:w="120"/>
-              <w:bottom w:type="dxa" w:w="80"/>
-              <w:right w:type="dxa" w:w="120"/>
-            </w:tcMar>
-          </w:tcPr>
-          <w:p>
-            <w:r>
-              <w:rPr>
-                <w:b w:val="false"/>
-                <w:bCs w:val="false"/>
-                <w:sz w:val="22"/>
-                <w:szCs w:val="22"/>
-              </w:rPr>
-              <w:t xml:space="preserve">DRC 0 errors. ERC warnings excluded.</w:t>
-            </w:r>
-          </w:p>
-        </w:tc>
-      </w:tr>
-      <w:tr>
-        <w:tc>
-          <w:tcPr>
-            <w:tcW w:type="dxa" w:w="2400"/>
-            <w:tcBorders>
-              <w:top w:val="single" w:color="CCCCCC" w:sz="1"/>
-              <w:left w:val="single" w:color="CCCCCC" w:sz="1"/>
-              <w:bottom w:val="single" w:color="CCCCCC" w:sz="1"/>
-              <w:right w:val="single" w:color="CCCCCC" w:sz="1"/>
-            </w:tcBorders>
-            <w:tcMar>
-              <w:top w:type="dxa" w:w="80"/>
-              <w:left w:type="dxa" w:w="120"/>
-              <w:bottom w:type="dxa" w:w="80"/>
-              <w:right w:type="dxa" w:w="120"/>
-            </w:tcMar>
-          </w:tcPr>
-          <w:p>
-            <w:r>
-              <w:rPr>
-                <w:b w:val="false"/>
-                <w:bCs w:val="false"/>
-                <w:sz w:val="22"/>
-                <w:szCs w:val="22"/>
-              </w:rPr>
-              <w:t xml:space="preserve">MOTOR_STRENGTH tuning</w:t>
-            </w:r>
-          </w:p>
-        </w:tc>
-        <w:tc>
-          <w:tcPr>
-            <w:tcW w:type="dxa" w:w="1800"/>
-            <w:tcBorders>
-              <w:top w:val="single" w:color="CCCCCC" w:sz="1"/>
-              <w:left w:val="single" w:color="CCCCCC" w:sz="1"/>
-              <w:bottom w:val="single" w:color="CCCCCC" w:sz="1"/>
-              <w:right w:val="single" w:color="CCCCCC" w:sz="1"/>
-            </w:tcBorders>
-            <w:tcMar>
-              <w:top w:type="dxa" w:w="80"/>
-              <w:left w:type="dxa" w:w="120"/>
-              <w:bottom w:type="dxa" w:w="80"/>
-              <w:right w:type="dxa" w:w="120"/>
-            </w:tcMar>
-          </w:tcPr>
-          <w:p>
-            <w:r>
-              <w:rPr>
-                <w:b w:val="false"/>
-                <w:bCs w:val="false"/>
-                <w:sz w:val="22"/>
-                <w:szCs w:val="22"/>
-              </w:rPr>
-              <w:t xml:space="preserve">Pending</w:t>
-            </w:r>
-          </w:p>
-        </w:tc>
-        <w:tc>
-          <w:tcPr>
-            <w:tcW w:type="dxa" w:w="5160"/>
-            <w:tcBorders>
-              <w:top w:val="single" w:color="CCCCCC" w:sz="1"/>
-              <w:left w:val="single" w:color="CCCCCC" w:sz="1"/>
-              <w:bottom w:val="single" w:color="CCCCCC" w:sz="1"/>
-              <w:right w:val="single" w:color="CCCCCC" w:sz="1"/>
-            </w:tcBorders>
-            <w:tcMar>
-              <w:top w:type="dxa" w:w="80"/>
-              <w:left w:type="dxa" w:w="120"/>
-              <w:bottom w:type="dxa" w:w="80"/>
-              <w:right w:type="dxa" w:w="120"/>
-            </w:tcMar>
-          </w:tcPr>
-          <w:p>
-            <w:r>
-              <w:rPr>
-                <w:b w:val="false"/>
-                <w:bCs w:val="false"/>
-                <w:sz w:val="22"/>
-                <w:szCs w:val="22"/>
-              </w:rPr>
-              <w:t xml:space="preserve">Adjust once watch is cased and wrist feel can be assessed.</w:t>
+              <w:t xml:space="preserve">Adjust once watch is cased and wrist feel assessed</w:t>
             </w:r>
           </w:p>
         </w:tc>
@@ -14005,7 +14490,7 @@
           <w:sz w:val="24"/>
           <w:szCs w:val="24"/>
         </w:rPr>
-        <w:t xml:space="preserve">Absorbing QT Py + Charger BFF onto one custom board is the path to a slim profile. New challenges: RP2040 support circuit (crystal, flash, LDO, USB-C ESD). Adafruit QT Py RP2040 KiCad files are open source — use as reference. All carrier board circuits (motor, buzzer, backlight, FPC, buttons) already proven and transfer directly.</w:t>
+        <w:t xml:space="preserve">Absorbing QT Py + Charger BFF onto one custom board is the path to a slim profile (~12-13mm). New challenges: RP2040 support circuit (crystal, flash, LDO, USB-C ESD). Adafruit QT Py RP2040 KiCad files are open source — use as reference. All carrier board circuits proven and transfer directly.</w:t>
       </w:r>
     </w:p>
     <w:p/>
@@ -14014,7 +14499,7 @@
         <w:pStyle w:val="Heading2"/>
       </w:pPr>
       <w:r>
-        <w:t xml:space="preserve">Stack dimensions</w:t>
+        <w:t xml:space="preserve">Attempted — not implemented</w:t>
       </w:r>
     </w:p>
     <w:tbl>
@@ -14031,8 +14516,7 @@
       </w:tblPr>
       <w:tblGrid>
         <w:gridCol w:w="2800"/>
-        <w:gridCol w:w="1600"/>
-        <w:gridCol w:w="5160"/>
+        <w:gridCol w:w="6560"/>
       </w:tblGrid>
       <w:tr>
         <w:tc>
@@ -14060,13 +14544,13 @@
                 <w:sz w:val="22"/>
                 <w:szCs w:val="22"/>
               </w:rPr>
-              <w:t xml:space="preserve">Configuration</w:t>
-            </w:r>
-          </w:p>
-        </w:tc>
-        <w:tc>
-          <w:tcPr>
-            <w:tcW w:type="dxa" w:w="1600"/>
+              <w:t xml:space="preserve">Feature</w:t>
+            </w:r>
+          </w:p>
+        </w:tc>
+        <w:tc>
+          <w:tcPr>
+            <w:tcW w:type="dxa" w:w="6560"/>
             <w:tcBorders>
               <w:top w:val="single" w:color="CCCCCC" w:sz="1"/>
               <w:left w:val="single" w:color="CCCCCC" w:sz="1"/>
@@ -14089,36 +14573,7 @@
                 <w:sz w:val="22"/>
                 <w:szCs w:val="22"/>
               </w:rPr>
-              <w:t xml:space="preserve">Thickness</w:t>
-            </w:r>
-          </w:p>
-        </w:tc>
-        <w:tc>
-          <w:tcPr>
-            <w:tcW w:type="dxa" w:w="5160"/>
-            <w:tcBorders>
-              <w:top w:val="single" w:color="CCCCCC" w:sz="1"/>
-              <w:left w:val="single" w:color="CCCCCC" w:sz="1"/>
-              <w:bottom w:val="single" w:color="CCCCCC" w:sz="1"/>
-              <w:right w:val="single" w:color="CCCCCC" w:sz="1"/>
-            </w:tcBorders>
-            <w:shd w:fill="D5E8F0" w:val="clear"/>
-            <w:tcMar>
-              <w:top w:type="dxa" w:w="80"/>
-              <w:left w:type="dxa" w:w="120"/>
-              <w:bottom w:type="dxa" w:w="80"/>
-              <w:right w:type="dxa" w:w="120"/>
-            </w:tcMar>
-          </w:tcPr>
-          <w:p>
-            <w:r>
-              <w:rPr>
-                <w:b/>
-                <w:bCs/>
-                <w:sz w:val="22"/>
-                <w:szCs w:val="22"/>
-              </w:rPr>
-              <w:t xml:space="preserve">Notes</w:t>
+              <w:t xml:space="preserve">Reason not implemented</w:t>
             </w:r>
           </w:p>
         </w:tc>
@@ -14148,63 +14603,35 @@
                 <w:sz w:val="22"/>
                 <w:szCs w:val="22"/>
               </w:rPr>
-              <w:t xml:space="preserve">QT Py + Charger BFF</w:t>
-            </w:r>
-          </w:p>
-        </w:tc>
-        <w:tc>
-          <w:tcPr>
-            <w:tcW w:type="dxa" w:w="1600"/>
-            <w:tcBorders>
-              <w:top w:val="single" w:color="CCCCCC" w:sz="1"/>
-              <w:left w:val="single" w:color="CCCCCC" w:sz="1"/>
-              <w:bottom w:val="single" w:color="CCCCCC" w:sz="1"/>
-              <w:right w:val="single" w:color="CCCCCC" w:sz="1"/>
-            </w:tcBorders>
-            <w:tcMar>
-              <w:top w:type="dxa" w:w="80"/>
-              <w:left w:type="dxa" w:w="120"/>
-              <w:bottom w:type="dxa" w:w="80"/>
-              <w:right w:type="dxa" w:w="120"/>
-            </w:tcMar>
-          </w:tcPr>
-          <w:p>
-            <w:r>
-              <w:rPr>
-                <w:b w:val="false"/>
-                <w:bCs w:val="false"/>
-                <w:sz w:val="22"/>
-                <w:szCs w:val="22"/>
-              </w:rPr>
-              <w:t xml:space="preserve">~15mm</w:t>
-            </w:r>
-          </w:p>
-        </w:tc>
-        <w:tc>
-          <w:tcPr>
-            <w:tcW w:type="dxa" w:w="5160"/>
-            <w:tcBorders>
-              <w:top w:val="single" w:color="CCCCCC" w:sz="1"/>
-              <w:left w:val="single" w:color="CCCCCC" w:sz="1"/>
-              <w:bottom w:val="single" w:color="CCCCCC" w:sz="1"/>
-              <w:right w:val="single" w:color="CCCCCC" w:sz="1"/>
-            </w:tcBorders>
-            <w:tcMar>
-              <w:top w:type="dxa" w:w="80"/>
-              <w:left w:type="dxa" w:w="120"/>
-              <w:bottom w:type="dxa" w:w="80"/>
-              <w:right w:type="dxa" w:w="120"/>
-            </w:tcMar>
-          </w:tcPr>
-          <w:p>
-            <w:r>
-              <w:rPr>
-                <w:b w:val="false"/>
-                <w:bCs w:val="false"/>
-                <w:sz w:val="22"/>
-                <w:szCs w:val="22"/>
-              </w:rPr>
-              <w:t xml:space="preserve">Header pins dominant height factor</w:t>
+              <w:t xml:space="preserve">Colour themes</w:t>
+            </w:r>
+          </w:p>
+        </w:tc>
+        <w:tc>
+          <w:tcPr>
+            <w:tcW w:type="dxa" w:w="6560"/>
+            <w:tcBorders>
+              <w:top w:val="single" w:color="CCCCCC" w:sz="1"/>
+              <w:left w:val="single" w:color="CCCCCC" w:sz="1"/>
+              <w:bottom w:val="single" w:color="CCCCCC" w:sz="1"/>
+              <w:right w:val="single" w:color="CCCCCC" w:sz="1"/>
+            </w:tcBorders>
+            <w:tcMar>
+              <w:top w:type="dxa" w:w="80"/>
+              <w:left w:type="dxa" w:w="120"/>
+              <w:bottom w:type="dxa" w:w="80"/>
+              <w:right w:type="dxa" w:w="120"/>
+            </w:tcMar>
+          </w:tcPr>
+          <w:p>
+            <w:r>
+              <w:rPr>
+                <w:b w:val="false"/>
+                <w:bCs w:val="false"/>
+                <w:sz w:val="22"/>
+                <w:szCs w:val="22"/>
+              </w:rPr>
+              <w:t xml:space="preserve">MemoryError from bytecode size and soft-reboot heap fragmentation. Candidate for future revision with more RAM.</w:t>
             </w:r>
           </w:p>
         </w:tc>
@@ -14234,63 +14661,35 @@
                 <w:sz w:val="22"/>
                 <w:szCs w:val="22"/>
               </w:rPr>
-              <w:t xml:space="preserve">Full stack (current)</w:t>
-            </w:r>
-          </w:p>
-        </w:tc>
-        <w:tc>
-          <w:tcPr>
-            <w:tcW w:type="dxa" w:w="1600"/>
-            <w:tcBorders>
-              <w:top w:val="single" w:color="CCCCCC" w:sz="1"/>
-              <w:left w:val="single" w:color="CCCCCC" w:sz="1"/>
-              <w:bottom w:val="single" w:color="CCCCCC" w:sz="1"/>
-              <w:right w:val="single" w:color="CCCCCC" w:sz="1"/>
-            </w:tcBorders>
-            <w:tcMar>
-              <w:top w:type="dxa" w:w="80"/>
-              <w:left w:type="dxa" w:w="120"/>
-              <w:bottom w:type="dxa" w:w="80"/>
-              <w:right w:type="dxa" w:w="120"/>
-            </w:tcMar>
-          </w:tcPr>
-          <w:p>
-            <w:r>
-              <w:rPr>
-                <w:b w:val="false"/>
-                <w:bCs w:val="false"/>
-                <w:sz w:val="22"/>
-                <w:szCs w:val="22"/>
-              </w:rPr>
-              <w:t xml:space="preserve">~25.25mm</w:t>
-            </w:r>
-          </w:p>
-        </w:tc>
-        <w:tc>
-          <w:tcPr>
-            <w:tcW w:type="dxa" w:w="5160"/>
-            <w:tcBorders>
-              <w:top w:val="single" w:color="CCCCCC" w:sz="1"/>
-              <w:left w:val="single" w:color="CCCCCC" w:sz="1"/>
-              <w:bottom w:val="single" w:color="CCCCCC" w:sz="1"/>
-              <w:right w:val="single" w:color="CCCCCC" w:sz="1"/>
-            </w:tcBorders>
-            <w:tcMar>
-              <w:top w:type="dxa" w:w="80"/>
-              <w:left w:type="dxa" w:w="120"/>
-              <w:bottom w:type="dxa" w:w="80"/>
-              <w:right w:type="dxa" w:w="120"/>
-            </w:tcMar>
-          </w:tcPr>
-          <w:p>
-            <w:r>
-              <w:rPr>
-                <w:b w:val="false"/>
-                <w:bCs w:val="false"/>
-                <w:sz w:val="22"/>
-                <w:szCs w:val="22"/>
-              </w:rPr>
-              <w:t xml:space="preserve">QT Py + BFF + carrier PCB + display. Battery tucked to side.</w:t>
+              <w:t xml:space="preserve">NeoPixel beat sync</w:t>
+            </w:r>
+          </w:p>
+        </w:tc>
+        <w:tc>
+          <w:tcPr>
+            <w:tcW w:type="dxa" w:w="6560"/>
+            <w:tcBorders>
+              <w:top w:val="single" w:color="CCCCCC" w:sz="1"/>
+              <w:left w:val="single" w:color="CCCCCC" w:sz="1"/>
+              <w:bottom w:val="single" w:color="CCCCCC" w:sz="1"/>
+              <w:right w:val="single" w:color="CCCCCC" w:sz="1"/>
+            </w:tcBorders>
+            <w:tcMar>
+              <w:top w:type="dxa" w:w="80"/>
+              <w:left w:type="dxa" w:w="120"/>
+              <w:bottom w:type="dxa" w:w="80"/>
+              <w:right w:type="dxa" w:w="120"/>
+            </w:tcMar>
+          </w:tcPr>
+          <w:p>
+            <w:r>
+              <w:rPr>
+                <w:b w:val="false"/>
+                <w:bCs w:val="false"/>
+                <w:sz w:val="22"/>
+                <w:szCs w:val="22"/>
+              </w:rPr>
+              <w:t xml:space="preserve">Implemented and working but removed — does not suit current case design. 1,872 bytes. Revisit if translucent case window added.</w:t>
             </w:r>
           </w:p>
         </w:tc>
@@ -14320,149 +14719,35 @@
                 <w:sz w:val="22"/>
                 <w:szCs w:val="22"/>
               </w:rPr>
-              <w:t xml:space="preserve">After JST-PH removal</w:t>
-            </w:r>
-          </w:p>
-        </w:tc>
-        <w:tc>
-          <w:tcPr>
-            <w:tcW w:type="dxa" w:w="1600"/>
-            <w:tcBorders>
-              <w:top w:val="single" w:color="CCCCCC" w:sz="1"/>
-              <w:left w:val="single" w:color="CCCCCC" w:sz="1"/>
-              <w:bottom w:val="single" w:color="CCCCCC" w:sz="1"/>
-              <w:right w:val="single" w:color="CCCCCC" w:sz="1"/>
-            </w:tcBorders>
-            <w:tcMar>
-              <w:top w:type="dxa" w:w="80"/>
-              <w:left w:type="dxa" w:w="120"/>
-              <w:bottom w:type="dxa" w:w="80"/>
-              <w:right w:type="dxa" w:w="120"/>
-            </w:tcMar>
-          </w:tcPr>
-          <w:p>
-            <w:r>
-              <w:rPr>
-                <w:b w:val="false"/>
-                <w:bCs w:val="false"/>
-                <w:sz w:val="22"/>
-                <w:szCs w:val="22"/>
-              </w:rPr>
-              <w:t xml:space="preserve">~22mm</w:t>
-            </w:r>
-          </w:p>
-        </w:tc>
-        <w:tc>
-          <w:tcPr>
-            <w:tcW w:type="dxa" w:w="5160"/>
-            <w:tcBorders>
-              <w:top w:val="single" w:color="CCCCCC" w:sz="1"/>
-              <w:left w:val="single" w:color="CCCCCC" w:sz="1"/>
-              <w:bottom w:val="single" w:color="CCCCCC" w:sz="1"/>
-              <w:right w:val="single" w:color="CCCCCC" w:sz="1"/>
-            </w:tcBorders>
-            <w:tcMar>
-              <w:top w:type="dxa" w:w="80"/>
-              <w:left w:type="dxa" w:w="120"/>
-              <w:bottom w:type="dxa" w:w="80"/>
-              <w:right w:type="dxa" w:w="120"/>
-            </w:tcMar>
-          </w:tcPr>
-          <w:p>
-            <w:r>
-              <w:rPr>
-                <w:b w:val="false"/>
-                <w:bCs w:val="false"/>
-                <w:sz w:val="22"/>
-                <w:szCs w:val="22"/>
-              </w:rPr>
-              <w:t xml:space="preserve">Saves ~3mm. Connector removed on spare unit for evaluation.</w:t>
-            </w:r>
-          </w:p>
-        </w:tc>
-      </w:tr>
-      <w:tr>
-        <w:tc>
-          <w:tcPr>
-            <w:tcW w:type="dxa" w:w="2800"/>
-            <w:tcBorders>
-              <w:top w:val="single" w:color="CCCCCC" w:sz="1"/>
-              <w:left w:val="single" w:color="CCCCCC" w:sz="1"/>
-              <w:bottom w:val="single" w:color="CCCCCC" w:sz="1"/>
-              <w:right w:val="single" w:color="CCCCCC" w:sz="1"/>
-            </w:tcBorders>
-            <w:tcMar>
-              <w:top w:type="dxa" w:w="80"/>
-              <w:left w:type="dxa" w:w="120"/>
-              <w:bottom w:type="dxa" w:w="80"/>
-              <w:right w:type="dxa" w:w="120"/>
-            </w:tcMar>
-          </w:tcPr>
-          <w:p>
-            <w:r>
-              <w:rPr>
-                <w:b w:val="false"/>
-                <w:bCs w:val="false"/>
-                <w:sz w:val="22"/>
-                <w:szCs w:val="22"/>
-              </w:rPr>
-              <w:t xml:space="preserve">Single board target</w:t>
-            </w:r>
-          </w:p>
-        </w:tc>
-        <w:tc>
-          <w:tcPr>
-            <w:tcW w:type="dxa" w:w="1600"/>
-            <w:tcBorders>
-              <w:top w:val="single" w:color="CCCCCC" w:sz="1"/>
-              <w:left w:val="single" w:color="CCCCCC" w:sz="1"/>
-              <w:bottom w:val="single" w:color="CCCCCC" w:sz="1"/>
-              <w:right w:val="single" w:color="CCCCCC" w:sz="1"/>
-            </w:tcBorders>
-            <w:tcMar>
-              <w:top w:type="dxa" w:w="80"/>
-              <w:left w:type="dxa" w:w="120"/>
-              <w:bottom w:type="dxa" w:w="80"/>
-              <w:right w:type="dxa" w:w="120"/>
-            </w:tcMar>
-          </w:tcPr>
-          <w:p>
-            <w:r>
-              <w:rPr>
-                <w:b w:val="false"/>
-                <w:bCs w:val="false"/>
-                <w:sz w:val="22"/>
-                <w:szCs w:val="22"/>
-              </w:rPr>
-              <w:t xml:space="preserve">~12-13mm</w:t>
-            </w:r>
-          </w:p>
-        </w:tc>
-        <w:tc>
-          <w:tcPr>
-            <w:tcW w:type="dxa" w:w="5160"/>
-            <w:tcBorders>
-              <w:top w:val="single" w:color="CCCCCC" w:sz="1"/>
-              <w:left w:val="single" w:color="CCCCCC" w:sz="1"/>
-              <w:bottom w:val="single" w:color="CCCCCC" w:sz="1"/>
-              <w:right w:val="single" w:color="CCCCCC" w:sz="1"/>
-            </w:tcBorders>
-            <w:tcMar>
-              <w:top w:type="dxa" w:w="80"/>
-              <w:left w:type="dxa" w:w="120"/>
-              <w:bottom w:type="dxa" w:w="80"/>
-              <w:right w:type="dxa" w:w="120"/>
-            </w:tcMar>
-          </w:tcPr>
-          <w:p>
-            <w:r>
-              <w:rPr>
-                <w:b w:val="false"/>
-                <w:bCs w:val="false"/>
-                <w:sz w:val="22"/>
-                <w:szCs w:val="22"/>
-              </w:rPr>
-              <w:t xml:space="preserve">Requires custom RP2040 board replacing QT Py and BFF</w:t>
+              <w:t xml:space="preserve">Tuner ring-out decay</w:t>
+            </w:r>
+          </w:p>
+        </w:tc>
+        <w:tc>
+          <w:tcPr>
+            <w:tcW w:type="dxa" w:w="6560"/>
+            <w:tcBorders>
+              <w:top w:val="single" w:color="CCCCCC" w:sz="1"/>
+              <w:left w:val="single" w:color="CCCCCC" w:sz="1"/>
+              <w:bottom w:val="single" w:color="CCCCCC" w:sz="1"/>
+              <w:right w:val="single" w:color="CCCCCC" w:sz="1"/>
+            </w:tcBorders>
+            <w:tcMar>
+              <w:top w:type="dxa" w:w="80"/>
+              <w:left w:type="dxa" w:w="120"/>
+              <w:bottom w:type="dxa" w:w="80"/>
+              <w:right w:type="dxa" w:w="120"/>
+            </w:tcMar>
+          </w:tcPr>
+          <w:p>
+            <w:r>
+              <w:rPr>
+                <w:b w:val="false"/>
+                <w:bCs w:val="false"/>
+                <w:sz w:val="22"/>
+                <w:szCs w:val="22"/>
+              </w:rPr>
+              <w:t xml:space="preserve">Flanging/phasing from transducer resonance at all step rates tested. Hard cutoff is correct for this hardware.</w:t>
             </w:r>
           </w:p>
         </w:tc>

--- a/project_reference.docx
+++ b/project_reference.docx
@@ -14753,6 +14753,1772 @@
         </w:tc>
       </w:tr>
     </w:tbl>
+    <w:p/>
+    <w:p/>
+    <w:p>
+      <w:pPr>
+        <w:pStyle w:val="Heading1"/>
+      </w:pPr>
+      <w:r>
+        <w:t xml:space="preserve">Code Walkthrough — code.py</w:t>
+      </w:r>
+    </w:p>
+    <w:p>
+      <w:r>
+        <w:rPr>
+          <w:sz w:val="24"/>
+          <w:szCs w:val="24"/>
+        </w:rPr>
+        <w:t xml:space="preserve">The code is deliberately compact — comments were removed to reduce bytecode size on the RP2040. This section explains each section in order as it appears in the file.</w:t>
+      </w:r>
+    </w:p>
+    <w:p/>
+    <w:p>
+      <w:pPr>
+        <w:pStyle w:val="Heading2"/>
+      </w:pPr>
+      <w:r>
+        <w:t xml:space="preserve">Boot sequence (lines 1–15)</w:t>
+      </w:r>
+    </w:p>
+    <w:p>
+      <w:r>
+        <w:rPr>
+          <w:sz w:val="24"/>
+          <w:szCs w:val="24"/>
+        </w:rPr>
+        <w:t xml:space="preserve">gc imported first and collect() called immediately — this is critical. The shared bitmap (57,600 bytes) must be allocated before any other large objects fragment the heap. import order: gc → all other imports together → release_displays → bitmap → pwmio + backlight → display driver. The backlight PWMOut on A0 must be created before the GC9A01A display driver initialises — the display init sequence resets the LITE line, disabling PWM control if backlight is created after.</w:t>
+      </w:r>
+    </w:p>
+    <w:p/>
+    <w:p>
+      <w:pPr>
+        <w:pStyle w:val="Heading2"/>
+      </w:pPr>
+      <w:r>
+        <w:t xml:space="preserve">Hardware init (lines 16–34)</w:t>
+      </w:r>
+    </w:p>
+    <w:p>
+      <w:r>
+        <w:rPr>
+          <w:sz w:val="24"/>
+          <w:szCs w:val="24"/>
+        </w:rPr>
+        <w:t xml:space="preserve">SPI bus, display, buttons, motor, and buzzer all initialised. Buttons use internal pull-up (Pull.UP) — no external resistors needed. Motor on A1 at 1000Hz PWM, starts at duty_cycle=0 (off). Buzzer on A3 with variable_frequency=True so the tone frequency can be changed at runtime. RTC initialised to a placeholder date — time-set via buttons updates it.</w:t>
+      </w:r>
+    </w:p>
+    <w:p/>
+    <w:p>
+      <w:pPr>
+        <w:pStyle w:val="Heading2"/>
+      </w:pPr>
+      <w:r>
+        <w:t xml:space="preserve">Constants (lines 30–58)</w:t>
+      </w:r>
+    </w:p>
+    <w:tbl>
+      <w:tblPr>
+        <w:tblW w:type="dxa" w:w="9360"/>
+        <w:tblBorders>
+          <w:top w:val="single" w:color="auto" w:sz="4"/>
+          <w:left w:val="single" w:color="auto" w:sz="4"/>
+          <w:bottom w:val="single" w:color="auto" w:sz="4"/>
+          <w:right w:val="single" w:color="auto" w:sz="4"/>
+          <w:insideH w:val="single" w:color="auto" w:sz="4"/>
+          <w:insideV w:val="single" w:color="auto" w:sz="4"/>
+        </w:tblBorders>
+      </w:tblPr>
+      <w:tblGrid>
+        <w:gridCol w:w="2800"/>
+        <w:gridCol w:w="6560"/>
+      </w:tblGrid>
+      <w:tr>
+        <w:tc>
+          <w:tcPr>
+            <w:tcW w:type="dxa" w:w="2800"/>
+            <w:tcBorders>
+              <w:top w:val="single" w:color="CCCCCC" w:sz="1"/>
+              <w:left w:val="single" w:color="CCCCCC" w:sz="1"/>
+              <w:bottom w:val="single" w:color="CCCCCC" w:sz="1"/>
+              <w:right w:val="single" w:color="CCCCCC" w:sz="1"/>
+            </w:tcBorders>
+            <w:shd w:fill="D5E8F0" w:val="clear"/>
+            <w:tcMar>
+              <w:top w:type="dxa" w:w="80"/>
+              <w:left w:type="dxa" w:w="120"/>
+              <w:bottom w:type="dxa" w:w="80"/>
+              <w:right w:type="dxa" w:w="120"/>
+            </w:tcMar>
+          </w:tcPr>
+          <w:p>
+            <w:r>
+              <w:rPr>
+                <w:b/>
+                <w:bCs/>
+                <w:sz w:val="22"/>
+                <w:szCs w:val="22"/>
+              </w:rPr>
+              <w:t xml:space="preserve">Constant</w:t>
+            </w:r>
+          </w:p>
+        </w:tc>
+        <w:tc>
+          <w:tcPr>
+            <w:tcW w:type="dxa" w:w="6560"/>
+            <w:tcBorders>
+              <w:top w:val="single" w:color="CCCCCC" w:sz="1"/>
+              <w:left w:val="single" w:color="CCCCCC" w:sz="1"/>
+              <w:bottom w:val="single" w:color="CCCCCC" w:sz="1"/>
+              <w:right w:val="single" w:color="CCCCCC" w:sz="1"/>
+            </w:tcBorders>
+            <w:shd w:fill="D5E8F0" w:val="clear"/>
+            <w:tcMar>
+              <w:top w:type="dxa" w:w="80"/>
+              <w:left w:type="dxa" w:w="120"/>
+              <w:bottom w:type="dxa" w:w="80"/>
+              <w:right w:type="dxa" w:w="120"/>
+            </w:tcMar>
+          </w:tcPr>
+          <w:p>
+            <w:r>
+              <w:rPr>
+                <w:b/>
+                <w:bCs/>
+                <w:sz w:val="22"/>
+                <w:szCs w:val="22"/>
+              </w:rPr>
+              <w:t xml:space="preserve">Purpose</w:t>
+            </w:r>
+          </w:p>
+        </w:tc>
+      </w:tr>
+      <w:tr>
+        <w:tc>
+          <w:tcPr>
+            <w:tcW w:type="dxa" w:w="2800"/>
+            <w:tcBorders>
+              <w:top w:val="single" w:color="CCCCCC" w:sz="1"/>
+              <w:left w:val="single" w:color="CCCCCC" w:sz="1"/>
+              <w:bottom w:val="single" w:color="CCCCCC" w:sz="1"/>
+              <w:right w:val="single" w:color="CCCCCC" w:sz="1"/>
+            </w:tcBorders>
+            <w:tcMar>
+              <w:top w:type="dxa" w:w="80"/>
+              <w:left w:type="dxa" w:w="120"/>
+              <w:bottom w:type="dxa" w:w="80"/>
+              <w:right w:type="dxa" w:w="120"/>
+            </w:tcMar>
+          </w:tcPr>
+          <w:p>
+            <w:r>
+              <w:rPr>
+                <w:b w:val="false"/>
+                <w:bCs w:val="false"/>
+                <w:sz w:val="22"/>
+                <w:szCs w:val="22"/>
+              </w:rPr>
+              <w:t xml:space="preserve">BOTH_HOLD_S=0.3</w:t>
+            </w:r>
+          </w:p>
+        </w:tc>
+        <w:tc>
+          <w:tcPr>
+            <w:tcW w:type="dxa" w:w="6560"/>
+            <w:tcBorders>
+              <w:top w:val="single" w:color="CCCCCC" w:sz="1"/>
+              <w:left w:val="single" w:color="CCCCCC" w:sz="1"/>
+              <w:bottom w:val="single" w:color="CCCCCC" w:sz="1"/>
+              <w:right w:val="single" w:color="CCCCCC" w:sz="1"/>
+            </w:tcBorders>
+            <w:tcMar>
+              <w:top w:type="dxa" w:w="80"/>
+              <w:left w:type="dxa" w:w="120"/>
+              <w:bottom w:type="dxa" w:w="80"/>
+              <w:right w:type="dxa" w:w="120"/>
+            </w:tcMar>
+          </w:tcPr>
+          <w:p>
+            <w:r>
+              <w:rPr>
+                <w:b w:val="false"/>
+                <w:bCs w:val="false"/>
+                <w:sz w:val="22"/>
+                <w:szCs w:val="22"/>
+              </w:rPr>
+              <w:t xml:space="preserve">Seconds both buttons must be held to advance mode</w:t>
+            </w:r>
+          </w:p>
+        </w:tc>
+      </w:tr>
+      <w:tr>
+        <w:tc>
+          <w:tcPr>
+            <w:tcW w:type="dxa" w:w="2800"/>
+            <w:tcBorders>
+              <w:top w:val="single" w:color="CCCCCC" w:sz="1"/>
+              <w:left w:val="single" w:color="CCCCCC" w:sz="1"/>
+              <w:bottom w:val="single" w:color="CCCCCC" w:sz="1"/>
+              <w:right w:val="single" w:color="CCCCCC" w:sz="1"/>
+            </w:tcBorders>
+            <w:tcMar>
+              <w:top w:type="dxa" w:w="80"/>
+              <w:left w:type="dxa" w:w="120"/>
+              <w:bottom w:type="dxa" w:w="80"/>
+              <w:right w:type="dxa" w:w="120"/>
+            </w:tcMar>
+          </w:tcPr>
+          <w:p>
+            <w:r>
+              <w:rPr>
+                <w:b w:val="false"/>
+                <w:bCs w:val="false"/>
+                <w:sz w:val="22"/>
+                <w:szCs w:val="22"/>
+              </w:rPr>
+              <w:t xml:space="preserve">LONG_PRESS_S=0.8</w:t>
+            </w:r>
+          </w:p>
+        </w:tc>
+        <w:tc>
+          <w:tcPr>
+            <w:tcW w:type="dxa" w:w="6560"/>
+            <w:tcBorders>
+              <w:top w:val="single" w:color="CCCCCC" w:sz="1"/>
+              <w:left w:val="single" w:color="CCCCCC" w:sz="1"/>
+              <w:bottom w:val="single" w:color="CCCCCC" w:sz="1"/>
+              <w:right w:val="single" w:color="CCCCCC" w:sz="1"/>
+            </w:tcBorders>
+            <w:tcMar>
+              <w:top w:type="dxa" w:w="80"/>
+              <w:left w:type="dxa" w:w="120"/>
+              <w:bottom w:type="dxa" w:w="80"/>
+              <w:right w:type="dxa" w:w="120"/>
+            </w:tcMar>
+          </w:tcPr>
+          <w:p>
+            <w:r>
+              <w:rPr>
+                <w:b w:val="false"/>
+                <w:bCs w:val="false"/>
+                <w:sz w:val="22"/>
+                <w:szCs w:val="22"/>
+              </w:rPr>
+              <w:t xml:space="preserve">Seconds a single button must be held for long-press action (time sig change, sound/silent toggle)</w:t>
+            </w:r>
+          </w:p>
+        </w:tc>
+      </w:tr>
+      <w:tr>
+        <w:tc>
+          <w:tcPr>
+            <w:tcW w:type="dxa" w:w="2800"/>
+            <w:tcBorders>
+              <w:top w:val="single" w:color="CCCCCC" w:sz="1"/>
+              <w:left w:val="single" w:color="CCCCCC" w:sz="1"/>
+              <w:bottom w:val="single" w:color="CCCCCC" w:sz="1"/>
+              <w:right w:val="single" w:color="CCCCCC" w:sz="1"/>
+            </w:tcBorders>
+            <w:tcMar>
+              <w:top w:type="dxa" w:w="80"/>
+              <w:left w:type="dxa" w:w="120"/>
+              <w:bottom w:type="dxa" w:w="80"/>
+              <w:right w:type="dxa" w:w="120"/>
+            </w:tcMar>
+          </w:tcPr>
+          <w:p>
+            <w:r>
+              <w:rPr>
+                <w:b w:val="false"/>
+                <w:bCs w:val="false"/>
+                <w:sz w:val="22"/>
+                <w:szCs w:val="22"/>
+              </w:rPr>
+              <w:t xml:space="preserve">CX=120, CY=120</w:t>
+            </w:r>
+          </w:p>
+        </w:tc>
+        <w:tc>
+          <w:tcPr>
+            <w:tcW w:type="dxa" w:w="6560"/>
+            <w:tcBorders>
+              <w:top w:val="single" w:color="CCCCCC" w:sz="1"/>
+              <w:left w:val="single" w:color="CCCCCC" w:sz="1"/>
+              <w:bottom w:val="single" w:color="CCCCCC" w:sz="1"/>
+              <w:right w:val="single" w:color="CCCCCC" w:sz="1"/>
+            </w:tcBorders>
+            <w:tcMar>
+              <w:top w:type="dxa" w:w="80"/>
+              <w:left w:type="dxa" w:w="120"/>
+              <w:bottom w:type="dxa" w:w="80"/>
+              <w:right w:type="dxa" w:w="120"/>
+            </w:tcMar>
+          </w:tcPr>
+          <w:p>
+            <w:r>
+              <w:rPr>
+                <w:b w:val="false"/>
+                <w:bCs w:val="false"/>
+                <w:sz w:val="22"/>
+                <w:szCs w:val="22"/>
+              </w:rPr>
+              <w:t xml:space="preserve">Centre of the 240x240 display — used for all circular geometry</w:t>
+            </w:r>
+          </w:p>
+        </w:tc>
+      </w:tr>
+      <w:tr>
+        <w:tc>
+          <w:tcPr>
+            <w:tcW w:type="dxa" w:w="2800"/>
+            <w:tcBorders>
+              <w:top w:val="single" w:color="CCCCCC" w:sz="1"/>
+              <w:left w:val="single" w:color="CCCCCC" w:sz="1"/>
+              <w:bottom w:val="single" w:color="CCCCCC" w:sz="1"/>
+              <w:right w:val="single" w:color="CCCCCC" w:sz="1"/>
+            </w:tcBorders>
+            <w:tcMar>
+              <w:top w:type="dxa" w:w="80"/>
+              <w:left w:type="dxa" w:w="120"/>
+              <w:bottom w:type="dxa" w:w="80"/>
+              <w:right w:type="dxa" w:w="120"/>
+            </w:tcMar>
+          </w:tcPr>
+          <w:p>
+            <w:r>
+              <w:rPr>
+                <w:b w:val="false"/>
+                <w:bCs w:val="false"/>
+                <w:sz w:val="22"/>
+                <w:szCs w:val="22"/>
+              </w:rPr>
+              <w:t xml:space="preserve">BPM_START/MIN/MAX/STEP</w:t>
+            </w:r>
+          </w:p>
+        </w:tc>
+        <w:tc>
+          <w:tcPr>
+            <w:tcW w:type="dxa" w:w="6560"/>
+            <w:tcBorders>
+              <w:top w:val="single" w:color="CCCCCC" w:sz="1"/>
+              <w:left w:val="single" w:color="CCCCCC" w:sz="1"/>
+              <w:bottom w:val="single" w:color="CCCCCC" w:sz="1"/>
+              <w:right w:val="single" w:color="CCCCCC" w:sz="1"/>
+            </w:tcBorders>
+            <w:tcMar>
+              <w:top w:type="dxa" w:w="80"/>
+              <w:left w:type="dxa" w:w="120"/>
+              <w:bottom w:type="dxa" w:w="80"/>
+              <w:right w:type="dxa" w:w="120"/>
+            </w:tcMar>
+          </w:tcPr>
+          <w:p>
+            <w:r>
+              <w:rPr>
+                <w:b w:val="false"/>
+                <w:bCs w:val="false"/>
+                <w:sz w:val="22"/>
+                <w:szCs w:val="22"/>
+              </w:rPr>
+              <w:t xml:space="preserve">Metronome BPM range (40-250) and increment (5)</w:t>
+            </w:r>
+          </w:p>
+        </w:tc>
+      </w:tr>
+      <w:tr>
+        <w:tc>
+          <w:tcPr>
+            <w:tcW w:type="dxa" w:w="2800"/>
+            <w:tcBorders>
+              <w:top w:val="single" w:color="CCCCCC" w:sz="1"/>
+              <w:left w:val="single" w:color="CCCCCC" w:sz="1"/>
+              <w:bottom w:val="single" w:color="CCCCCC" w:sz="1"/>
+              <w:right w:val="single" w:color="CCCCCC" w:sz="1"/>
+            </w:tcBorders>
+            <w:tcMar>
+              <w:top w:type="dxa" w:w="80"/>
+              <w:left w:type="dxa" w:w="120"/>
+              <w:bottom w:type="dxa" w:w="80"/>
+              <w:right w:type="dxa" w:w="120"/>
+            </w:tcMar>
+          </w:tcPr>
+          <w:p>
+            <w:r>
+              <w:rPr>
+                <w:b w:val="false"/>
+                <w:bCs w:val="false"/>
+                <w:sz w:val="22"/>
+                <w:szCs w:val="22"/>
+              </w:rPr>
+              <w:t xml:space="preserve">REFRESH_FLOOR=0.065</w:t>
+            </w:r>
+          </w:p>
+        </w:tc>
+        <w:tc>
+          <w:tcPr>
+            <w:tcW w:type="dxa" w:w="6560"/>
+            <w:tcBorders>
+              <w:top w:val="single" w:color="CCCCCC" w:sz="1"/>
+              <w:left w:val="single" w:color="CCCCCC" w:sz="1"/>
+              <w:bottom w:val="single" w:color="CCCCCC" w:sz="1"/>
+              <w:right w:val="single" w:color="CCCCCC" w:sz="1"/>
+            </w:tcBorders>
+            <w:tcMar>
+              <w:top w:type="dxa" w:w="80"/>
+              <w:left w:type="dxa" w:w="120"/>
+              <w:bottom w:type="dxa" w:w="80"/>
+              <w:right w:type="dxa" w:w="120"/>
+            </w:tcMar>
+          </w:tcPr>
+          <w:p>
+            <w:r>
+              <w:rPr>
+                <w:b w:val="false"/>
+                <w:bCs w:val="false"/>
+                <w:sz w:val="22"/>
+                <w:szCs w:val="22"/>
+              </w:rPr>
+              <w:t xml:space="preserve">Minimum frame time in seconds — limits animation speed at high BPM</w:t>
+            </w:r>
+          </w:p>
+        </w:tc>
+      </w:tr>
+      <w:tr>
+        <w:tc>
+          <w:tcPr>
+            <w:tcW w:type="dxa" w:w="2800"/>
+            <w:tcBorders>
+              <w:top w:val="single" w:color="CCCCCC" w:sz="1"/>
+              <w:left w:val="single" w:color="CCCCCC" w:sz="1"/>
+              <w:bottom w:val="single" w:color="CCCCCC" w:sz="1"/>
+              <w:right w:val="single" w:color="CCCCCC" w:sz="1"/>
+            </w:tcBorders>
+            <w:tcMar>
+              <w:top w:type="dxa" w:w="80"/>
+              <w:left w:type="dxa" w:w="120"/>
+              <w:bottom w:type="dxa" w:w="80"/>
+              <w:right w:type="dxa" w:w="120"/>
+            </w:tcMar>
+          </w:tcPr>
+          <w:p>
+            <w:r>
+              <w:rPr>
+                <w:b w:val="false"/>
+                <w:bCs w:val="false"/>
+                <w:sz w:val="22"/>
+                <w:szCs w:val="22"/>
+              </w:rPr>
+              <w:t xml:space="preserve">MAX_FADE</w:t>
+            </w:r>
+          </w:p>
+        </w:tc>
+        <w:tc>
+          <w:tcPr>
+            <w:tcW w:type="dxa" w:w="6560"/>
+            <w:tcBorders>
+              <w:top w:val="single" w:color="CCCCCC" w:sz="1"/>
+              <w:left w:val="single" w:color="CCCCCC" w:sz="1"/>
+              <w:bottom w:val="single" w:color="CCCCCC" w:sz="1"/>
+              <w:right w:val="single" w:color="CCCCCC" w:sz="1"/>
+            </w:tcBorders>
+            <w:tcMar>
+              <w:top w:type="dxa" w:w="80"/>
+              <w:left w:type="dxa" w:w="120"/>
+              <w:bottom w:type="dxa" w:w="80"/>
+              <w:right w:type="dxa" w:w="120"/>
+            </w:tcMar>
+          </w:tcPr>
+          <w:p>
+            <w:r>
+              <w:rPr>
+                <w:b w:val="false"/>
+                <w:bCs w:val="false"/>
+                <w:sz w:val="22"/>
+                <w:szCs w:val="22"/>
+              </w:rPr>
+              <w:t xml:space="preserve">Calculated from BPM_MIN and REFRESH_FLOOR — maximum palette slots needed for the slowest BPM fade animation</w:t>
+            </w:r>
+          </w:p>
+        </w:tc>
+      </w:tr>
+      <w:tr>
+        <w:tc>
+          <w:tcPr>
+            <w:tcW w:type="dxa" w:w="2800"/>
+            <w:tcBorders>
+              <w:top w:val="single" w:color="CCCCCC" w:sz="1"/>
+              <w:left w:val="single" w:color="CCCCCC" w:sz="1"/>
+              <w:bottom w:val="single" w:color="CCCCCC" w:sz="1"/>
+              <w:right w:val="single" w:color="CCCCCC" w:sz="1"/>
+            </w:tcBorders>
+            <w:tcMar>
+              <w:top w:type="dxa" w:w="80"/>
+              <w:left w:type="dxa" w:w="120"/>
+              <w:bottom w:type="dxa" w:w="80"/>
+              <w:right w:type="dxa" w:w="120"/>
+            </w:tcMar>
+          </w:tcPr>
+          <w:p>
+            <w:r>
+              <w:rPr>
+                <w:b w:val="false"/>
+                <w:bCs w:val="false"/>
+                <w:sz w:val="22"/>
+                <w:szCs w:val="22"/>
+              </w:rPr>
+              <w:t xml:space="preserve">RANGES</w:t>
+            </w:r>
+          </w:p>
+        </w:tc>
+        <w:tc>
+          <w:tcPr>
+            <w:tcW w:type="dxa" w:w="6560"/>
+            <w:tcBorders>
+              <w:top w:val="single" w:color="CCCCCC" w:sz="1"/>
+              <w:left w:val="single" w:color="CCCCCC" w:sz="1"/>
+              <w:bottom w:val="single" w:color="CCCCCC" w:sz="1"/>
+              <w:right w:val="single" w:color="CCCCCC" w:sz="1"/>
+            </w:tcBorders>
+            <w:tcMar>
+              <w:top w:type="dxa" w:w="80"/>
+              <w:left w:type="dxa" w:w="120"/>
+              <w:bottom w:type="dxa" w:w="80"/>
+              <w:right w:type="dxa" w:w="120"/>
+            </w:tcMar>
+          </w:tcPr>
+          <w:p>
+            <w:r>
+              <w:rPr>
+                <w:b w:val="false"/>
+                <w:bCs w:val="false"/>
+                <w:sz w:val="22"/>
+                <w:szCs w:val="22"/>
+              </w:rPr>
+              <w:t xml:space="preserve">Maps BPM ranges to note symbol names (whole, half, quarter, eighth, double_eighth, sixteenth)</w:t>
+            </w:r>
+          </w:p>
+        </w:tc>
+      </w:tr>
+      <w:tr>
+        <w:tc>
+          <w:tcPr>
+            <w:tcW w:type="dxa" w:w="2800"/>
+            <w:tcBorders>
+              <w:top w:val="single" w:color="CCCCCC" w:sz="1"/>
+              <w:left w:val="single" w:color="CCCCCC" w:sz="1"/>
+              <w:bottom w:val="single" w:color="CCCCCC" w:sz="1"/>
+              <w:right w:val="single" w:color="CCCCCC" w:sz="1"/>
+            </w:tcBorders>
+            <w:tcMar>
+              <w:top w:type="dxa" w:w="80"/>
+              <w:left w:type="dxa" w:w="120"/>
+              <w:bottom w:type="dxa" w:w="80"/>
+              <w:right w:type="dxa" w:w="120"/>
+            </w:tcMar>
+          </w:tcPr>
+          <w:p>
+            <w:r>
+              <w:rPr>
+                <w:b w:val="false"/>
+                <w:bCs w:val="false"/>
+                <w:sz w:val="22"/>
+                <w:szCs w:val="22"/>
+              </w:rPr>
+              <w:t xml:space="preserve">GRADIENT</w:t>
+            </w:r>
+          </w:p>
+        </w:tc>
+        <w:tc>
+          <w:tcPr>
+            <w:tcW w:type="dxa" w:w="6560"/>
+            <w:tcBorders>
+              <w:top w:val="single" w:color="CCCCCC" w:sz="1"/>
+              <w:left w:val="single" w:color="CCCCCC" w:sz="1"/>
+              <w:bottom w:val="single" w:color="CCCCCC" w:sz="1"/>
+              <w:right w:val="single" w:color="CCCCCC" w:sz="1"/>
+            </w:tcBorders>
+            <w:tcMar>
+              <w:top w:type="dxa" w:w="80"/>
+              <w:left w:type="dxa" w:w="120"/>
+              <w:bottom w:type="dxa" w:w="80"/>
+              <w:right w:type="dxa" w:w="120"/>
+            </w:tcMar>
+          </w:tcPr>
+          <w:p>
+            <w:r>
+              <w:rPr>
+                <w:b w:val="false"/>
+                <w:bCs w:val="false"/>
+                <w:sz w:val="22"/>
+                <w:szCs w:val="22"/>
+              </w:rPr>
+              <w:t xml:space="preserve">Maps BPM values to RGB colours for the note colour gradient — blue at slow, deep red at fast</w:t>
+            </w:r>
+          </w:p>
+        </w:tc>
+      </w:tr>
+      <w:tr>
+        <w:tc>
+          <w:tcPr>
+            <w:tcW w:type="dxa" w:w="2800"/>
+            <w:tcBorders>
+              <w:top w:val="single" w:color="CCCCCC" w:sz="1"/>
+              <w:left w:val="single" w:color="CCCCCC" w:sz="1"/>
+              <w:bottom w:val="single" w:color="CCCCCC" w:sz="1"/>
+              <w:right w:val="single" w:color="CCCCCC" w:sz="1"/>
+            </w:tcBorders>
+            <w:tcMar>
+              <w:top w:type="dxa" w:w="80"/>
+              <w:left w:type="dxa" w:w="120"/>
+              <w:bottom w:type="dxa" w:w="80"/>
+              <w:right w:type="dxa" w:w="120"/>
+            </w:tcMar>
+          </w:tcPr>
+          <w:p>
+            <w:r>
+              <w:rPr>
+                <w:b w:val="false"/>
+                <w:bCs w:val="false"/>
+                <w:sz w:val="22"/>
+                <w:szCs w:val="22"/>
+              </w:rPr>
+              <w:t xml:space="preserve">CLK_BG/GREEN/RED</w:t>
+            </w:r>
+          </w:p>
+        </w:tc>
+        <w:tc>
+          <w:tcPr>
+            <w:tcW w:type="dxa" w:w="6560"/>
+            <w:tcBorders>
+              <w:top w:val="single" w:color="CCCCCC" w:sz="1"/>
+              <w:left w:val="single" w:color="CCCCCC" w:sz="1"/>
+              <w:bottom w:val="single" w:color="CCCCCC" w:sz="1"/>
+              <w:right w:val="single" w:color="CCCCCC" w:sz="1"/>
+            </w:tcBorders>
+            <w:tcMar>
+              <w:top w:type="dxa" w:w="80"/>
+              <w:left w:type="dxa" w:w="120"/>
+              <w:bottom w:type="dxa" w:w="80"/>
+              <w:right w:type="dxa" w:w="120"/>
+            </w:tcMar>
+          </w:tcPr>
+          <w:p>
+            <w:r>
+              <w:rPr>
+                <w:b w:val="false"/>
+                <w:bCs w:val="false"/>
+                <w:sz w:val="22"/>
+                <w:szCs w:val="22"/>
+              </w:rPr>
+              <w:t xml:space="preserve">Bitmap palette slot indices for clock mode. CLK_BG is transparent.</w:t>
+            </w:r>
+          </w:p>
+        </w:tc>
+      </w:tr>
+      <w:tr>
+        <w:tc>
+          <w:tcPr>
+            <w:tcW w:type="dxa" w:w="2800"/>
+            <w:tcBorders>
+              <w:top w:val="single" w:color="CCCCCC" w:sz="1"/>
+              <w:left w:val="single" w:color="CCCCCC" w:sz="1"/>
+              <w:bottom w:val="single" w:color="CCCCCC" w:sz="1"/>
+              <w:right w:val="single" w:color="CCCCCC" w:sz="1"/>
+            </w:tcBorders>
+            <w:tcMar>
+              <w:top w:type="dxa" w:w="80"/>
+              <w:left w:type="dxa" w:w="120"/>
+              <w:bottom w:type="dxa" w:w="80"/>
+              <w:right w:type="dxa" w:w="120"/>
+            </w:tcMar>
+          </w:tcPr>
+          <w:p>
+            <w:r>
+              <w:rPr>
+                <w:b w:val="false"/>
+                <w:bCs w:val="false"/>
+                <w:sz w:val="22"/>
+                <w:szCs w:val="22"/>
+              </w:rPr>
+              <w:t xml:space="preserve">BAT_GREEN/YELLOW/RED/BLUE</w:t>
+            </w:r>
+          </w:p>
+        </w:tc>
+        <w:tc>
+          <w:tcPr>
+            <w:tcW w:type="dxa" w:w="6560"/>
+            <w:tcBorders>
+              <w:top w:val="single" w:color="CCCCCC" w:sz="1"/>
+              <w:left w:val="single" w:color="CCCCCC" w:sz="1"/>
+              <w:bottom w:val="single" w:color="CCCCCC" w:sz="1"/>
+              <w:right w:val="single" w:color="CCCCCC" w:sz="1"/>
+            </w:tcBorders>
+            <w:tcMar>
+              <w:top w:type="dxa" w:w="80"/>
+              <w:left w:type="dxa" w:w="120"/>
+              <w:bottom w:type="dxa" w:w="80"/>
+              <w:right w:type="dxa" w:w="120"/>
+            </w:tcMar>
+          </w:tcPr>
+          <w:p>
+            <w:r>
+              <w:rPr>
+                <w:b w:val="false"/>
+                <w:bCs w:val="false"/>
+                <w:sz w:val="22"/>
+                <w:szCs w:val="22"/>
+              </w:rPr>
+              <w:t xml:space="preserve">Colours for the BAT label in each state</w:t>
+            </w:r>
+          </w:p>
+        </w:tc>
+      </w:tr>
+      <w:tr>
+        <w:tc>
+          <w:tcPr>
+            <w:tcW w:type="dxa" w:w="2800"/>
+            <w:tcBorders>
+              <w:top w:val="single" w:color="CCCCCC" w:sz="1"/>
+              <w:left w:val="single" w:color="CCCCCC" w:sz="1"/>
+              <w:bottom w:val="single" w:color="CCCCCC" w:sz="1"/>
+              <w:right w:val="single" w:color="CCCCCC" w:sz="1"/>
+            </w:tcBorders>
+            <w:tcMar>
+              <w:top w:type="dxa" w:w="80"/>
+              <w:left w:type="dxa" w:w="120"/>
+              <w:bottom w:type="dxa" w:w="80"/>
+              <w:right w:type="dxa" w:w="120"/>
+            </w:tcMar>
+          </w:tcPr>
+          <w:p>
+            <w:r>
+              <w:rPr>
+                <w:b w:val="false"/>
+                <w:bCs w:val="false"/>
+                <w:sz w:val="22"/>
+                <w:szCs w:val="22"/>
+              </w:rPr>
+              <w:t xml:space="preserve">BL_FULL/BL_DIM</w:t>
+            </w:r>
+          </w:p>
+        </w:tc>
+        <w:tc>
+          <w:tcPr>
+            <w:tcW w:type="dxa" w:w="6560"/>
+            <w:tcBorders>
+              <w:top w:val="single" w:color="CCCCCC" w:sz="1"/>
+              <w:left w:val="single" w:color="CCCCCC" w:sz="1"/>
+              <w:bottom w:val="single" w:color="CCCCCC" w:sz="1"/>
+              <w:right w:val="single" w:color="CCCCCC" w:sz="1"/>
+            </w:tcBorders>
+            <w:tcMar>
+              <w:top w:type="dxa" w:w="80"/>
+              <w:left w:type="dxa" w:w="120"/>
+              <w:bottom w:type="dxa" w:w="80"/>
+              <w:right w:type="dxa" w:w="120"/>
+            </w:tcMar>
+          </w:tcPr>
+          <w:p>
+            <w:r>
+              <w:rPr>
+                <w:b w:val="false"/>
+                <w:bCs w:val="false"/>
+                <w:sz w:val="22"/>
+                <w:szCs w:val="22"/>
+              </w:rPr>
+              <w:t xml:space="preserve">Backlight duty cycle at full (65535) and dimmed (16384 = 25%)</w:t>
+            </w:r>
+          </w:p>
+        </w:tc>
+      </w:tr>
+      <w:tr>
+        <w:tc>
+          <w:tcPr>
+            <w:tcW w:type="dxa" w:w="2800"/>
+            <w:tcBorders>
+              <w:top w:val="single" w:color="CCCCCC" w:sz="1"/>
+              <w:left w:val="single" w:color="CCCCCC" w:sz="1"/>
+              <w:bottom w:val="single" w:color="CCCCCC" w:sz="1"/>
+              <w:right w:val="single" w:color="CCCCCC" w:sz="1"/>
+            </w:tcBorders>
+            <w:tcMar>
+              <w:top w:type="dxa" w:w="80"/>
+              <w:left w:type="dxa" w:w="120"/>
+              <w:bottom w:type="dxa" w:w="80"/>
+              <w:right w:type="dxa" w:w="120"/>
+            </w:tcMar>
+          </w:tcPr>
+          <w:p>
+            <w:r>
+              <w:rPr>
+                <w:b w:val="false"/>
+                <w:bCs w:val="false"/>
+                <w:sz w:val="22"/>
+                <w:szCs w:val="22"/>
+              </w:rPr>
+              <w:t xml:space="preserve">DIM_AFTER_S=300</w:t>
+            </w:r>
+          </w:p>
+        </w:tc>
+        <w:tc>
+          <w:tcPr>
+            <w:tcW w:type="dxa" w:w="6560"/>
+            <w:tcBorders>
+              <w:top w:val="single" w:color="CCCCCC" w:sz="1"/>
+              <w:left w:val="single" w:color="CCCCCC" w:sz="1"/>
+              <w:bottom w:val="single" w:color="CCCCCC" w:sz="1"/>
+              <w:right w:val="single" w:color="CCCCCC" w:sz="1"/>
+            </w:tcBorders>
+            <w:tcMar>
+              <w:top w:type="dxa" w:w="80"/>
+              <w:left w:type="dxa" w:w="120"/>
+              <w:bottom w:type="dxa" w:w="80"/>
+              <w:right w:type="dxa" w:w="120"/>
+            </w:tcMar>
+          </w:tcPr>
+          <w:p>
+            <w:r>
+              <w:rPr>
+                <w:b w:val="false"/>
+                <w:bCs w:val="false"/>
+                <w:sz w:val="22"/>
+                <w:szCs w:val="22"/>
+              </w:rPr>
+              <w:t xml:space="preserve">Seconds of inactivity before backlight dims (5 minutes)</w:t>
+            </w:r>
+          </w:p>
+        </w:tc>
+      </w:tr>
+      <w:tr>
+        <w:tc>
+          <w:tcPr>
+            <w:tcW w:type="dxa" w:w="2800"/>
+            <w:tcBorders>
+              <w:top w:val="single" w:color="CCCCCC" w:sz="1"/>
+              <w:left w:val="single" w:color="CCCCCC" w:sz="1"/>
+              <w:bottom w:val="single" w:color="CCCCCC" w:sz="1"/>
+              <w:right w:val="single" w:color="CCCCCC" w:sz="1"/>
+            </w:tcBorders>
+            <w:tcMar>
+              <w:top w:type="dxa" w:w="80"/>
+              <w:left w:type="dxa" w:w="120"/>
+              <w:bottom w:type="dxa" w:w="80"/>
+              <w:right w:type="dxa" w:w="120"/>
+            </w:tcMar>
+          </w:tcPr>
+          <w:p>
+            <w:r>
+              <w:rPr>
+                <w:b w:val="false"/>
+                <w:bCs w:val="false"/>
+                <w:sz w:val="22"/>
+                <w:szCs w:val="22"/>
+              </w:rPr>
+              <w:t xml:space="preserve">CHARGE_V=4.3</w:t>
+            </w:r>
+          </w:p>
+        </w:tc>
+        <w:tc>
+          <w:tcPr>
+            <w:tcW w:type="dxa" w:w="6560"/>
+            <w:tcBorders>
+              <w:top w:val="single" w:color="CCCCCC" w:sz="1"/>
+              <w:left w:val="single" w:color="CCCCCC" w:sz="1"/>
+              <w:bottom w:val="single" w:color="CCCCCC" w:sz="1"/>
+              <w:right w:val="single" w:color="CCCCCC" w:sz="1"/>
+            </w:tcBorders>
+            <w:tcMar>
+              <w:top w:type="dxa" w:w="80"/>
+              <w:left w:type="dxa" w:w="120"/>
+              <w:bottom w:type="dxa" w:w="80"/>
+              <w:right w:type="dxa" w:w="120"/>
+            </w:tcMar>
+          </w:tcPr>
+          <w:p>
+            <w:r>
+              <w:rPr>
+                <w:b w:val="false"/>
+                <w:bCs w:val="false"/>
+                <w:sz w:val="22"/>
+                <w:szCs w:val="22"/>
+              </w:rPr>
+              <w:t xml:space="preserve">Voltage threshold above which USB charging is detected</w:t>
+            </w:r>
+          </w:p>
+        </w:tc>
+      </w:tr>
+    </w:tbl>
+    <w:p/>
+    <w:p>
+      <w:pPr>
+        <w:pStyle w:val="Heading2"/>
+      </w:pPr>
+      <w:r>
+        <w:t xml:space="preserve">Palettes and display groups (lines 44–99)</w:t>
+      </w:r>
+    </w:p>
+    <w:p>
+      <w:r>
+        <w:rPr>
+          <w:sz w:val="24"/>
+          <w:szCs w:val="24"/>
+        </w:rPr>
+        <w:t xml:space="preserve">Two palettes share the same bitmap — clock_palette and metro_palette. clock_palette makes slot 0 (CLK_BG) transparent so the dial group renders behind the hands. metro_palette makes slot 0 black (background). Both TileGrids point to shared_bitmap — whichever mode is active uses its palette. The dial group is built once at boot: black background circle, 48 minute dot circles (skipping every 5th), 12 hour number labels, and the set_label used during time-set. This is expensive to build but only happens once.</w:t>
+      </w:r>
+    </w:p>
+    <w:p/>
+    <w:p>
+      <w:pPr>
+        <w:pStyle w:val="Heading2"/>
+      </w:pPr>
+      <w:r>
+        <w:t xml:space="preserve">Hand drawing functions (lines 78–95)</w:t>
+      </w:r>
+    </w:p>
+    <w:p>
+      <w:r>
+        <w:rPr>
+          <w:sz w:val="24"/>
+          <w:szCs w:val="24"/>
+        </w:rPr>
+        <w:t xml:space="preserve">hand_coords() converts an angle and length into start/end pixel coordinates, including a tail that extends behind the centre. draw_hand() draws a thick line by rendering multiple parallel lines offset perpendicular to the hand direction — hw parameter controls half-width. redraw_hands() clears the bitmap and redraws all three hands each second. hour_angle/minute_angle/second_angle convert time values to degrees.</w:t>
+      </w:r>
+    </w:p>
+    <w:p/>
+    <w:p>
+      <w:pPr>
+        <w:pStyle w:val="Heading2"/>
+      </w:pPr>
+      <w:r>
+        <w:t xml:space="preserve">Metronome colour and sprite functions (lines 101–134)</w:t>
+      </w:r>
+    </w:p>
+    <w:p>
+      <w:r>
+        <w:rPr>
+          <w:sz w:val="24"/>
+          <w:szCs w:val="24"/>
+        </w:rPr>
+        <w:t xml:space="preserve">bpm_colour() interpolates linearly between gradient colour stops to produce a smooth colour for any BPM. bpm_range() returns both the colour and the note symbol name for a given BPM. build_metro_palette() fills the metro palette with a fade from full colour at slot MAX_FADE down to black at slot 1 — the animation steps through these slots each frame producing the beat fade effect. apply_bpm() is called whenever BPM changes — updates palette, label colours, and returns the new cycle time, fade steps, and sprite buffer. apply_sprite() writes a sprite buffer into the shared bitmap at a given colour index.</w:t>
+      </w:r>
+    </w:p>
+    <w:p/>
+    <w:p>
+      <w:pPr>
+        <w:pStyle w:val="Heading2"/>
+      </w:pPr>
+      <w:r>
+        <w:t xml:space="preserve">sprites.py import (lines 126–127)</w:t>
+      </w:r>
+    </w:p>
+    <w:p>
+      <w:r>
+        <w:rPr>
+          <w:sz w:val="24"/>
+          <w:szCs w:val="24"/>
+        </w:rPr>
+        <w:t xml:space="preserve">sprites.py is imported here — after the bitmap is allocated and after most other objects are created. This is deliberate: importing sprites.py before the bitmap would consume RAM needed for the contiguous 57,600-byte allocation. After build_sprites() returns, the module is deleted (del _spr) to free its bytecode from RAM. The SPRITE dict contains six bytearrays — one per note symbol — each storing pixel coordinates as alternating x,y pairs.</w:t>
+      </w:r>
+    </w:p>
+    <w:p/>
+    <w:p>
+      <w:pPr>
+        <w:pStyle w:val="Heading2"/>
+      </w:pPr>
+      <w:r>
+        <w:t xml:space="preserve">Tuner group builder (lines 145–165)</w:t>
+      </w:r>
+    </w:p>
+    <w:p>
+      <w:r>
+        <w:rPr>
+          <w:sz w:val="24"/>
+          <w:szCs w:val="24"/>
+        </w:rPr>
+        <w:t xml:space="preserve">_build_tuner_group() is a function that builds the tuner display group and is then deleted after calling (del _build_tuner_group) to free its bytecode. It uses global declarations to expose lbl_note, p_fork, and p_flash to the rest of the code. p_fork is the fork colour palette (pink-purple at rest, white on strike). p_flash is the strike lines palette (black at rest, white on strike). The fork geometry uses tt/bt/bh/ht/hb coordinates calculated from CY — tine tops, base top, base height, handle top, handle bottom.</w:t>
+      </w:r>
+    </w:p>
+    <w:p/>
+    <w:p>
+      <w:pPr>
+        <w:pStyle w:val="Heading2"/>
+      </w:pPr>
+      <w:r>
+        <w:t xml:space="preserve">Battery and backlight helpers (lines 168–215)</w:t>
+      </w:r>
+    </w:p>
+    <w:p>
+      <w:r>
+        <w:rPr>
+          <w:sz w:val="24"/>
+          <w:szCs w:val="24"/>
+        </w:rPr>
+        <w:t xml:space="preserve">read_battery() temporarily deinits btn_a2 as a digital input, reads the A2 pin as ADC, then reinits it as a digital input. This is necessary because A2 is shared between the button and the voltage divider. The voltage is multiplied by 2.0 (the divider ratio) to get the actual battery voltage. set_backlight() sets the backlight PWM duty cycle. is_waking() returns True if the display is currently dimmed. register_interaction() records the current time as the last interaction — resets the dim timer. check_dim_timeout() dims the backlight after DIM_AFTER_S of inactivity. bat_colour() returns the appropriate colour for a given battery percentage. update_bat_labels() sets all three BAT labels to blue if charging, or green/yellow/red based on bat_percent.</w:t>
+      </w:r>
+    </w:p>
+    <w:p/>
+    <w:p>
+      <w:pPr>
+        <w:pStyle w:val="Heading2"/>
+      </w:pPr>
+      <w:r>
+        <w:t xml:space="preserve">Mode management (lines 216–251)</w:t>
+      </w:r>
+    </w:p>
+    <w:p>
+      <w:r>
+        <w:rPr>
+          <w:sz w:val="24"/>
+          <w:szCs w:val="24"/>
+        </w:rPr>
+        <w:t xml:space="preserve">enter_clock/metro/tuner() switch the display root group and reset mode-specific state. advance_mode() increments mode, wraps around, and calls the appropriate enter function. check_mode_switch() polls both_held() in a loop — if both buttons are held for BOTH_HOLD_S it releases them and returns True. Both buttons must be physically pressed simultaneously — pressing one then the other within the hold window counts.</w:t>
+      </w:r>
+    </w:p>
+    <w:p/>
+    <w:p>
+      <w:pPr>
+        <w:pStyle w:val="Heading2"/>
+      </w:pPr>
+      <w:r>
+        <w:t xml:space="preserve">Time-set (lines 252–271)</w:t>
+      </w:r>
+    </w:p>
+    <w:p>
+      <w:r>
+        <w:rPr>
+          <w:sz w:val="24"/>
+          <w:szCs w:val="24"/>
+        </w:rPr>
+        <w:t xml:space="preserve">run_time_set() enters a field-by-field time editing loop. FIELDS tuple defines the sequence (HOUR then MIN). For each field: set_label shows the field name, btn_boot advances to the next field, btn_a2 increments the value, both_held cancels. After both fields are set, the new time is written to the RTC. Returns True if time was set, False if cancelled — the caller uses this to decide whether to redraw hands or check for a mode switch.</w:t>
+      </w:r>
+    </w:p>
+    <w:p/>
+    <w:p>
+      <w:pPr>
+        <w:pStyle w:val="Heading2"/>
+      </w:pPr>
+      <w:r>
+        <w:t xml:space="preserve">Main loop (lines 279–411)</w:t>
+      </w:r>
+    </w:p>
+    <w:p>
+      <w:r>
+        <w:rPr>
+          <w:sz w:val="24"/>
+          <w:szCs w:val="24"/>
+        </w:rPr>
+        <w:t xml:space="preserve">The main loop runs continuously. Each iteration: check_dim_timeout() and update_bat_labels() run every iteration. Battery voltage is read every BATT_CHECK_S seconds. Both-held check runs before mode-specific handling. Each mode has its own block:</w:t>
+      </w:r>
+    </w:p>
+    <w:p/>
+    <w:p>
+      <w:r>
+        <w:rPr>
+          <w:sz w:val="24"/>
+          <w:szCs w:val="24"/>
+        </w:rPr>
+        <w:t xml:space="preserve">Clock mode: A2 wakes display if dimmed, otherwise ignored (no function in clock mode when awake). BOOT when dimmed wakes only. BOOT when awake enters time-set. Each second the hands are redrawn. time.sleep(0.01) when no second has passed.</w:t>
+      </w:r>
+    </w:p>
+    <w:p/>
+    <w:p>
+      <w:r>
+        <w:rPr>
+          <w:sz w:val="24"/>
+          <w:szCs w:val="24"/>
+        </w:rPr>
+        <w:t xml:space="preserve">Metro mode: A2 short increments BPM, A2 long (held LONG_PRESS_S) cycles time signature. BOOT short decrements BPM, BOOT long toggles SOUND/SILENT. All button handlers poll both_held() during the wait loop so mode switch is detected immediately. Beat animation: apply_sprite draws the current note at the current fade step, display refreshes, then sleeps until the next frame target time. When step reaches 0 the beat fires — tone or vibrate depending on mode, downbeat distinguished from regular beats.</w:t>
+      </w:r>
+    </w:p>
+    <w:p/>
+    <w:p>
+      <w:r>
+        <w:rPr>
+          <w:sz w:val="24"/>
+          <w:szCs w:val="24"/>
+        </w:rPr>
+        <w:t xml:space="preserve">Tuner mode: ring-out end and flash end are checked each iteration. A2 cycles notes (only when stopped). BOOT strikes or stops. Both button handlers poll both_held() during wait so mode switch works from tuner mode. On strike: buzzer frequency set, duty cycle set to BUZZER_DUTY, p_flash and p_fork both set to white, display refreshed immediately so the flash is visible before the next loop iteration could clear it.</w:t>
+      </w:r>
+    </w:p>
+    <w:p/>
+    <w:p/>
+    <w:p>
+      <w:pPr>
+        <w:pStyle w:val="Heading1"/>
+      </w:pPr>
+      <w:r>
+        <w:t xml:space="preserve">Code Walkthrough — sprites.py</w:t>
+      </w:r>
+    </w:p>
+    <w:p>
+      <w:r>
+        <w:rPr>
+          <w:sz w:val="24"/>
+          <w:szCs w:val="24"/>
+        </w:rPr>
+        <w:t xml:space="preserve">sprites.py builds pixel coordinate buffers for the six note symbols. Each buffer is a flat bytearray of alternating x,y pixel coordinates. To draw a sprite, code.py iterates the buffer in pairs and sets each pixel in the shared bitmap to a colour index. This approach avoids allocating separate bitmaps for each sprite symbol.</w:t>
+      </w:r>
+    </w:p>
+    <w:p/>
+    <w:p>
+      <w:pPr>
+        <w:pStyle w:val="Heading2"/>
+      </w:pPr>
+      <w:r>
+        <w:t xml:space="preserve">Shape builder functions</w:t>
+      </w:r>
+    </w:p>
+    <w:tbl>
+      <w:tblPr>
+        <w:tblW w:type="dxa" w:w="9360"/>
+        <w:tblBorders>
+          <w:top w:val="single" w:color="auto" w:sz="4"/>
+          <w:left w:val="single" w:color="auto" w:sz="4"/>
+          <w:bottom w:val="single" w:color="auto" w:sz="4"/>
+          <w:right w:val="single" w:color="auto" w:sz="4"/>
+          <w:insideH w:val="single" w:color="auto" w:sz="4"/>
+          <w:insideV w:val="single" w:color="auto" w:sz="4"/>
+        </w:tblBorders>
+      </w:tblPr>
+      <w:tblGrid>
+        <w:gridCol w:w="2400"/>
+        <w:gridCol w:w="2800"/>
+        <w:gridCol w:w="4160"/>
+      </w:tblGrid>
+      <w:tr>
+        <w:tc>
+          <w:tcPr>
+            <w:tcW w:type="dxa" w:w="2400"/>
+            <w:tcBorders>
+              <w:top w:val="single" w:color="CCCCCC" w:sz="1"/>
+              <w:left w:val="single" w:color="CCCCCC" w:sz="1"/>
+              <w:bottom w:val="single" w:color="CCCCCC" w:sz="1"/>
+              <w:right w:val="single" w:color="CCCCCC" w:sz="1"/>
+            </w:tcBorders>
+            <w:shd w:fill="D5E8F0" w:val="clear"/>
+            <w:tcMar>
+              <w:top w:type="dxa" w:w="80"/>
+              <w:left w:type="dxa" w:w="120"/>
+              <w:bottom w:type="dxa" w:w="80"/>
+              <w:right w:type="dxa" w:w="120"/>
+            </w:tcMar>
+          </w:tcPr>
+          <w:p>
+            <w:r>
+              <w:rPr>
+                <w:b/>
+                <w:bCs/>
+                <w:sz w:val="22"/>
+                <w:szCs w:val="22"/>
+              </w:rPr>
+              <w:t xml:space="preserve">Function</w:t>
+            </w:r>
+          </w:p>
+        </w:tc>
+        <w:tc>
+          <w:tcPr>
+            <w:tcW w:type="dxa" w:w="2800"/>
+            <w:tcBorders>
+              <w:top w:val="single" w:color="CCCCCC" w:sz="1"/>
+              <w:left w:val="single" w:color="CCCCCC" w:sz="1"/>
+              <w:bottom w:val="single" w:color="CCCCCC" w:sz="1"/>
+              <w:right w:val="single" w:color="CCCCCC" w:sz="1"/>
+            </w:tcBorders>
+            <w:shd w:fill="D5E8F0" w:val="clear"/>
+            <w:tcMar>
+              <w:top w:type="dxa" w:w="80"/>
+              <w:left w:type="dxa" w:w="120"/>
+              <w:bottom w:type="dxa" w:w="80"/>
+              <w:right w:type="dxa" w:w="120"/>
+            </w:tcMar>
+          </w:tcPr>
+          <w:p>
+            <w:r>
+              <w:rPr>
+                <w:b/>
+                <w:bCs/>
+                <w:sz w:val="22"/>
+                <w:szCs w:val="22"/>
+              </w:rPr>
+              <w:t xml:space="preserve">What it builds</w:t>
+            </w:r>
+          </w:p>
+        </w:tc>
+        <w:tc>
+          <w:tcPr>
+            <w:tcW w:type="dxa" w:w="4160"/>
+            <w:tcBorders>
+              <w:top w:val="single" w:color="CCCCCC" w:sz="1"/>
+              <w:left w:val="single" w:color="CCCCCC" w:sz="1"/>
+              <w:bottom w:val="single" w:color="CCCCCC" w:sz="1"/>
+              <w:right w:val="single" w:color="CCCCCC" w:sz="1"/>
+            </w:tcBorders>
+            <w:shd w:fill="D5E8F0" w:val="clear"/>
+            <w:tcMar>
+              <w:top w:type="dxa" w:w="80"/>
+              <w:left w:type="dxa" w:w="120"/>
+              <w:bottom w:type="dxa" w:w="80"/>
+              <w:right w:type="dxa" w:w="120"/>
+            </w:tcMar>
+          </w:tcPr>
+          <w:p>
+            <w:r>
+              <w:rPr>
+                <w:b/>
+                <w:bCs/>
+                <w:sz w:val="22"/>
+                <w:szCs w:val="22"/>
+              </w:rPr>
+              <w:t xml:space="preserve">Key parameters</w:t>
+            </w:r>
+          </w:p>
+        </w:tc>
+      </w:tr>
+      <w:tr>
+        <w:tc>
+          <w:tcPr>
+            <w:tcW w:type="dxa" w:w="2400"/>
+            <w:tcBorders>
+              <w:top w:val="single" w:color="CCCCCC" w:sz="1"/>
+              <w:left w:val="single" w:color="CCCCCC" w:sz="1"/>
+              <w:bottom w:val="single" w:color="CCCCCC" w:sz="1"/>
+              <w:right w:val="single" w:color="CCCCCC" w:sz="1"/>
+            </w:tcBorders>
+            <w:tcMar>
+              <w:top w:type="dxa" w:w="80"/>
+              <w:left w:type="dxa" w:w="120"/>
+              <w:bottom w:type="dxa" w:w="80"/>
+              <w:right w:type="dxa" w:w="120"/>
+            </w:tcMar>
+          </w:tcPr>
+          <w:p>
+            <w:r>
+              <w:rPr>
+                <w:b w:val="false"/>
+                <w:bCs w:val="false"/>
+                <w:sz w:val="22"/>
+                <w:szCs w:val="22"/>
+              </w:rPr>
+              <w:t xml:space="preserve">filled_ellipse(cx,cy,rx,ry,ang)</w:t>
+            </w:r>
+          </w:p>
+        </w:tc>
+        <w:tc>
+          <w:tcPr>
+            <w:tcW w:type="dxa" w:w="2800"/>
+            <w:tcBorders>
+              <w:top w:val="single" w:color="CCCCCC" w:sz="1"/>
+              <w:left w:val="single" w:color="CCCCCC" w:sz="1"/>
+              <w:bottom w:val="single" w:color="CCCCCC" w:sz="1"/>
+              <w:right w:val="single" w:color="CCCCCC" w:sz="1"/>
+            </w:tcBorders>
+            <w:tcMar>
+              <w:top w:type="dxa" w:w="80"/>
+              <w:left w:type="dxa" w:w="120"/>
+              <w:bottom w:type="dxa" w:w="80"/>
+              <w:right w:type="dxa" w:w="120"/>
+            </w:tcMar>
+          </w:tcPr>
+          <w:p>
+            <w:r>
+              <w:rPr>
+                <w:b w:val="false"/>
+                <w:bCs w:val="false"/>
+                <w:sz w:val="22"/>
+                <w:szCs w:val="22"/>
+              </w:rPr>
+              <w:t xml:space="preserve">Solid filled ellipse, rotated by ang degrees</w:t>
+            </w:r>
+          </w:p>
+        </w:tc>
+        <w:tc>
+          <w:tcPr>
+            <w:tcW w:type="dxa" w:w="4160"/>
+            <w:tcBorders>
+              <w:top w:val="single" w:color="CCCCCC" w:sz="1"/>
+              <w:left w:val="single" w:color="CCCCCC" w:sz="1"/>
+              <w:bottom w:val="single" w:color="CCCCCC" w:sz="1"/>
+              <w:right w:val="single" w:color="CCCCCC" w:sz="1"/>
+            </w:tcBorders>
+            <w:tcMar>
+              <w:top w:type="dxa" w:w="80"/>
+              <w:left w:type="dxa" w:w="120"/>
+              <w:bottom w:type="dxa" w:w="80"/>
+              <w:right w:type="dxa" w:w="120"/>
+            </w:tcMar>
+          </w:tcPr>
+          <w:p>
+            <w:r>
+              <w:rPr>
+                <w:b w:val="false"/>
+                <w:bCs w:val="false"/>
+                <w:sz w:val="22"/>
+                <w:szCs w:val="22"/>
+              </w:rPr>
+              <w:t xml:space="preserve">cx/cy=centre, rx/ry=radii, ang=rotation — used for note heads</w:t>
+            </w:r>
+          </w:p>
+        </w:tc>
+      </w:tr>
+      <w:tr>
+        <w:tc>
+          <w:tcPr>
+            <w:tcW w:type="dxa" w:w="2400"/>
+            <w:tcBorders>
+              <w:top w:val="single" w:color="CCCCCC" w:sz="1"/>
+              <w:left w:val="single" w:color="CCCCCC" w:sz="1"/>
+              <w:bottom w:val="single" w:color="CCCCCC" w:sz="1"/>
+              <w:right w:val="single" w:color="CCCCCC" w:sz="1"/>
+            </w:tcBorders>
+            <w:tcMar>
+              <w:top w:type="dxa" w:w="80"/>
+              <w:left w:type="dxa" w:w="120"/>
+              <w:bottom w:type="dxa" w:w="80"/>
+              <w:right w:type="dxa" w:w="120"/>
+            </w:tcMar>
+          </w:tcPr>
+          <w:p>
+            <w:r>
+              <w:rPr>
+                <w:b w:val="false"/>
+                <w:bCs w:val="false"/>
+                <w:sz w:val="22"/>
+                <w:szCs w:val="22"/>
+              </w:rPr>
+              <w:t xml:space="preserve">outline_ellipse(cx,cy,rx,ry,ang,thickness)</w:t>
+            </w:r>
+          </w:p>
+        </w:tc>
+        <w:tc>
+          <w:tcPr>
+            <w:tcW w:type="dxa" w:w="2800"/>
+            <w:tcBorders>
+              <w:top w:val="single" w:color="CCCCCC" w:sz="1"/>
+              <w:left w:val="single" w:color="CCCCCC" w:sz="1"/>
+              <w:bottom w:val="single" w:color="CCCCCC" w:sz="1"/>
+              <w:right w:val="single" w:color="CCCCCC" w:sz="1"/>
+            </w:tcBorders>
+            <w:tcMar>
+              <w:top w:type="dxa" w:w="80"/>
+              <w:left w:type="dxa" w:w="120"/>
+              <w:bottom w:type="dxa" w:w="80"/>
+              <w:right w:type="dxa" w:w="120"/>
+            </w:tcMar>
+          </w:tcPr>
+          <w:p>
+            <w:r>
+              <w:rPr>
+                <w:b w:val="false"/>
+                <w:bCs w:val="false"/>
+                <w:sz w:val="22"/>
+                <w:szCs w:val="22"/>
+              </w:rPr>
+              <w:t xml:space="preserve">Hollow ellipse ring</w:t>
+            </w:r>
+          </w:p>
+        </w:tc>
+        <w:tc>
+          <w:tcPr>
+            <w:tcW w:type="dxa" w:w="4160"/>
+            <w:tcBorders>
+              <w:top w:val="single" w:color="CCCCCC" w:sz="1"/>
+              <w:left w:val="single" w:color="CCCCCC" w:sz="1"/>
+              <w:bottom w:val="single" w:color="CCCCCC" w:sz="1"/>
+              <w:right w:val="single" w:color="CCCCCC" w:sz="1"/>
+            </w:tcBorders>
+            <w:tcMar>
+              <w:top w:type="dxa" w:w="80"/>
+              <w:left w:type="dxa" w:w="120"/>
+              <w:bottom w:type="dxa" w:w="80"/>
+              <w:right w:type="dxa" w:w="120"/>
+            </w:tcMar>
+          </w:tcPr>
+          <w:p>
+            <w:r>
+              <w:rPr>
+                <w:b w:val="false"/>
+                <w:bCs w:val="false"/>
+                <w:sz w:val="22"/>
+                <w:szCs w:val="22"/>
+              </w:rPr>
+              <w:t xml:space="preserve">Same as filled but subtracts inner ellipse — used for whole and half note heads</w:t>
+            </w:r>
+          </w:p>
+        </w:tc>
+      </w:tr>
+      <w:tr>
+        <w:tc>
+          <w:tcPr>
+            <w:tcW w:type="dxa" w:w="2400"/>
+            <w:tcBorders>
+              <w:top w:val="single" w:color="CCCCCC" w:sz="1"/>
+              <w:left w:val="single" w:color="CCCCCC" w:sz="1"/>
+              <w:bottom w:val="single" w:color="CCCCCC" w:sz="1"/>
+              <w:right w:val="single" w:color="CCCCCC" w:sz="1"/>
+            </w:tcBorders>
+            <w:tcMar>
+              <w:top w:type="dxa" w:w="80"/>
+              <w:left w:type="dxa" w:w="120"/>
+              <w:bottom w:type="dxa" w:w="80"/>
+              <w:right w:type="dxa" w:w="120"/>
+            </w:tcMar>
+          </w:tcPr>
+          <w:p>
+            <w:r>
+              <w:rPr>
+                <w:b w:val="false"/>
+                <w:bCs w:val="false"/>
+                <w:sz w:val="22"/>
+                <w:szCs w:val="22"/>
+              </w:rPr>
+              <w:t xml:space="preserve">thick_vline(x,y0,y1,w)</w:t>
+            </w:r>
+          </w:p>
+        </w:tc>
+        <w:tc>
+          <w:tcPr>
+            <w:tcW w:type="dxa" w:w="2800"/>
+            <w:tcBorders>
+              <w:top w:val="single" w:color="CCCCCC" w:sz="1"/>
+              <w:left w:val="single" w:color="CCCCCC" w:sz="1"/>
+              <w:bottom w:val="single" w:color="CCCCCC" w:sz="1"/>
+              <w:right w:val="single" w:color="CCCCCC" w:sz="1"/>
+            </w:tcBorders>
+            <w:tcMar>
+              <w:top w:type="dxa" w:w="80"/>
+              <w:left w:type="dxa" w:w="120"/>
+              <w:bottom w:type="dxa" w:w="80"/>
+              <w:right w:type="dxa" w:w="120"/>
+            </w:tcMar>
+          </w:tcPr>
+          <w:p>
+            <w:r>
+              <w:rPr>
+                <w:b w:val="false"/>
+                <w:bCs w:val="false"/>
+                <w:sz w:val="22"/>
+                <w:szCs w:val="22"/>
+              </w:rPr>
+              <w:t xml:space="preserve">Thick vertical line</w:t>
+            </w:r>
+          </w:p>
+        </w:tc>
+        <w:tc>
+          <w:tcPr>
+            <w:tcW w:type="dxa" w:w="4160"/>
+            <w:tcBorders>
+              <w:top w:val="single" w:color="CCCCCC" w:sz="1"/>
+              <w:left w:val="single" w:color="CCCCCC" w:sz="1"/>
+              <w:bottom w:val="single" w:color="CCCCCC" w:sz="1"/>
+              <w:right w:val="single" w:color="CCCCCC" w:sz="1"/>
+            </w:tcBorders>
+            <w:tcMar>
+              <w:top w:type="dxa" w:w="80"/>
+              <w:left w:type="dxa" w:w="120"/>
+              <w:bottom w:type="dxa" w:w="80"/>
+              <w:right w:type="dxa" w:w="120"/>
+            </w:tcMar>
+          </w:tcPr>
+          <w:p>
+            <w:r>
+              <w:rPr>
+                <w:b w:val="false"/>
+                <w:bCs w:val="false"/>
+                <w:sz w:val="22"/>
+                <w:szCs w:val="22"/>
+              </w:rPr>
+              <w:t xml:space="preserve">w=total width — used for note stems</w:t>
+            </w:r>
+          </w:p>
+        </w:tc>
+      </w:tr>
+      <w:tr>
+        <w:tc>
+          <w:tcPr>
+            <w:tcW w:type="dxa" w:w="2400"/>
+            <w:tcBorders>
+              <w:top w:val="single" w:color="CCCCCC" w:sz="1"/>
+              <w:left w:val="single" w:color="CCCCCC" w:sz="1"/>
+              <w:bottom w:val="single" w:color="CCCCCC" w:sz="1"/>
+              <w:right w:val="single" w:color="CCCCCC" w:sz="1"/>
+            </w:tcBorders>
+            <w:tcMar>
+              <w:top w:type="dxa" w:w="80"/>
+              <w:left w:type="dxa" w:w="120"/>
+              <w:bottom w:type="dxa" w:w="80"/>
+              <w:right w:type="dxa" w:w="120"/>
+            </w:tcMar>
+          </w:tcPr>
+          <w:p>
+            <w:r>
+              <w:rPr>
+                <w:b w:val="false"/>
+                <w:bCs w:val="false"/>
+                <w:sz w:val="22"/>
+                <w:szCs w:val="22"/>
+              </w:rPr>
+              <w:t xml:space="preserve">filled_rect(x,y,w,h)</w:t>
+            </w:r>
+          </w:p>
+        </w:tc>
+        <w:tc>
+          <w:tcPr>
+            <w:tcW w:type="dxa" w:w="2800"/>
+            <w:tcBorders>
+              <w:top w:val="single" w:color="CCCCCC" w:sz="1"/>
+              <w:left w:val="single" w:color="CCCCCC" w:sz="1"/>
+              <w:bottom w:val="single" w:color="CCCCCC" w:sz="1"/>
+              <w:right w:val="single" w:color="CCCCCC" w:sz="1"/>
+            </w:tcBorders>
+            <w:tcMar>
+              <w:top w:type="dxa" w:w="80"/>
+              <w:left w:type="dxa" w:w="120"/>
+              <w:bottom w:type="dxa" w:w="80"/>
+              <w:right w:type="dxa" w:w="120"/>
+            </w:tcMar>
+          </w:tcPr>
+          <w:p>
+            <w:r>
+              <w:rPr>
+                <w:b w:val="false"/>
+                <w:bCs w:val="false"/>
+                <w:sz w:val="22"/>
+                <w:szCs w:val="22"/>
+              </w:rPr>
+              <w:t xml:space="preserve">Filled rectangle</w:t>
+            </w:r>
+          </w:p>
+        </w:tc>
+        <w:tc>
+          <w:tcPr>
+            <w:tcW w:type="dxa" w:w="4160"/>
+            <w:tcBorders>
+              <w:top w:val="single" w:color="CCCCCC" w:sz="1"/>
+              <w:left w:val="single" w:color="CCCCCC" w:sz="1"/>
+              <w:bottom w:val="single" w:color="CCCCCC" w:sz="1"/>
+              <w:right w:val="single" w:color="CCCCCC" w:sz="1"/>
+            </w:tcBorders>
+            <w:tcMar>
+              <w:top w:type="dxa" w:w="80"/>
+              <w:left w:type="dxa" w:w="120"/>
+              <w:bottom w:type="dxa" w:w="80"/>
+              <w:right w:type="dxa" w:w="120"/>
+            </w:tcMar>
+          </w:tcPr>
+          <w:p>
+            <w:r>
+              <w:rPr>
+                <w:b w:val="false"/>
+                <w:bCs w:val="false"/>
+                <w:sz w:val="22"/>
+                <w:szCs w:val="22"/>
+              </w:rPr>
+              <w:t xml:space="preserve">Used for beams connecting note pairs</w:t>
+            </w:r>
+          </w:p>
+        </w:tc>
+      </w:tr>
+      <w:tr>
+        <w:tc>
+          <w:tcPr>
+            <w:tcW w:type="dxa" w:w="2400"/>
+            <w:tcBorders>
+              <w:top w:val="single" w:color="CCCCCC" w:sz="1"/>
+              <w:left w:val="single" w:color="CCCCCC" w:sz="1"/>
+              <w:bottom w:val="single" w:color="CCCCCC" w:sz="1"/>
+              <w:right w:val="single" w:color="CCCCCC" w:sz="1"/>
+            </w:tcBorders>
+            <w:tcMar>
+              <w:top w:type="dxa" w:w="80"/>
+              <w:left w:type="dxa" w:w="120"/>
+              <w:bottom w:type="dxa" w:w="80"/>
+              <w:right w:type="dxa" w:w="120"/>
+            </w:tcMar>
+          </w:tcPr>
+          <w:p>
+            <w:r>
+              <w:rPr>
+                <w:b w:val="false"/>
+                <w:bCs w:val="false"/>
+                <w:sz w:val="22"/>
+                <w:szCs w:val="22"/>
+              </w:rPr>
+              <w:t xml:space="preserve">bezier_flag(x0,y0,steps,thickness)</w:t>
+            </w:r>
+          </w:p>
+        </w:tc>
+        <w:tc>
+          <w:tcPr>
+            <w:tcW w:type="dxa" w:w="2800"/>
+            <w:tcBorders>
+              <w:top w:val="single" w:color="CCCCCC" w:sz="1"/>
+              <w:left w:val="single" w:color="CCCCCC" w:sz="1"/>
+              <w:bottom w:val="single" w:color="CCCCCC" w:sz="1"/>
+              <w:right w:val="single" w:color="CCCCCC" w:sz="1"/>
+            </w:tcBorders>
+            <w:tcMar>
+              <w:top w:type="dxa" w:w="80"/>
+              <w:left w:type="dxa" w:w="120"/>
+              <w:bottom w:type="dxa" w:w="80"/>
+              <w:right w:type="dxa" w:w="120"/>
+            </w:tcMar>
+          </w:tcPr>
+          <w:p>
+            <w:r>
+              <w:rPr>
+                <w:b w:val="false"/>
+                <w:bCs w:val="false"/>
+                <w:sz w:val="22"/>
+                <w:szCs w:val="22"/>
+              </w:rPr>
+              <w:t xml:space="preserve">Curved flag shape</w:t>
+            </w:r>
+          </w:p>
+        </w:tc>
+        <w:tc>
+          <w:tcPr>
+            <w:tcW w:type="dxa" w:w="4160"/>
+            <w:tcBorders>
+              <w:top w:val="single" w:color="CCCCCC" w:sz="1"/>
+              <w:left w:val="single" w:color="CCCCCC" w:sz="1"/>
+              <w:bottom w:val="single" w:color="CCCCCC" w:sz="1"/>
+              <w:right w:val="single" w:color="CCCCCC" w:sz="1"/>
+            </w:tcBorders>
+            <w:tcMar>
+              <w:top w:type="dxa" w:w="80"/>
+              <w:left w:type="dxa" w:w="120"/>
+              <w:bottom w:type="dxa" w:w="80"/>
+              <w:right w:type="dxa" w:w="120"/>
+            </w:tcMar>
+          </w:tcPr>
+          <w:p>
+            <w:r>
+              <w:rPr>
+                <w:b w:val="false"/>
+                <w:bCs w:val="false"/>
+                <w:sz w:val="22"/>
+                <w:szCs w:val="22"/>
+              </w:rPr>
+              <w:t xml:space="preserve">Cubic bezier curve — used for eighth note flag. Control points hardcoded for natural flag shape.</w:t>
+            </w:r>
+          </w:p>
+        </w:tc>
+      </w:tr>
+      <w:tr>
+        <w:tc>
+          <w:tcPr>
+            <w:tcW w:type="dxa" w:w="2400"/>
+            <w:tcBorders>
+              <w:top w:val="single" w:color="CCCCCC" w:sz="1"/>
+              <w:left w:val="single" w:color="CCCCCC" w:sz="1"/>
+              <w:bottom w:val="single" w:color="CCCCCC" w:sz="1"/>
+              <w:right w:val="single" w:color="CCCCCC" w:sz="1"/>
+            </w:tcBorders>
+            <w:tcMar>
+              <w:top w:type="dxa" w:w="80"/>
+              <w:left w:type="dxa" w:w="120"/>
+              <w:bottom w:type="dxa" w:w="80"/>
+              <w:right w:type="dxa" w:w="120"/>
+            </w:tcMar>
+          </w:tcPr>
+          <w:p>
+            <w:r>
+              <w:rPr>
+                <w:b w:val="false"/>
+                <w:bCs w:val="false"/>
+                <w:sz w:val="22"/>
+                <w:szCs w:val="22"/>
+              </w:rPr>
+              <w:t xml:space="preserve">merge(*bufs)</w:t>
+            </w:r>
+          </w:p>
+        </w:tc>
+        <w:tc>
+          <w:tcPr>
+            <w:tcW w:type="dxa" w:w="2800"/>
+            <w:tcBorders>
+              <w:top w:val="single" w:color="CCCCCC" w:sz="1"/>
+              <w:left w:val="single" w:color="CCCCCC" w:sz="1"/>
+              <w:bottom w:val="single" w:color="CCCCCC" w:sz="1"/>
+              <w:right w:val="single" w:color="CCCCCC" w:sz="1"/>
+            </w:tcBorders>
+            <w:tcMar>
+              <w:top w:type="dxa" w:w="80"/>
+              <w:left w:type="dxa" w:w="120"/>
+              <w:bottom w:type="dxa" w:w="80"/>
+              <w:right w:type="dxa" w:w="120"/>
+            </w:tcMar>
+          </w:tcPr>
+          <w:p>
+            <w:r>
+              <w:rPr>
+                <w:b w:val="false"/>
+                <w:bCs w:val="false"/>
+                <w:sz w:val="22"/>
+                <w:szCs w:val="22"/>
+              </w:rPr>
+              <w:t xml:space="preserve">Concatenates multiple bytearrays</w:t>
+            </w:r>
+          </w:p>
+        </w:tc>
+        <w:tc>
+          <w:tcPr>
+            <w:tcW w:type="dxa" w:w="4160"/>
+            <w:tcBorders>
+              <w:top w:val="single" w:color="CCCCCC" w:sz="1"/>
+              <w:left w:val="single" w:color="CCCCCC" w:sz="1"/>
+              <w:bottom w:val="single" w:color="CCCCCC" w:sz="1"/>
+              <w:right w:val="single" w:color="CCCCCC" w:sz="1"/>
+            </w:tcBorders>
+            <w:tcMar>
+              <w:top w:type="dxa" w:w="80"/>
+              <w:left w:type="dxa" w:w="120"/>
+              <w:bottom w:type="dxa" w:w="80"/>
+              <w:right w:type="dxa" w:w="120"/>
+            </w:tcMar>
+          </w:tcPr>
+          <w:p>
+            <w:r>
+              <w:rPr>
+                <w:b w:val="false"/>
+                <w:bCs w:val="false"/>
+                <w:sz w:val="22"/>
+                <w:szCs w:val="22"/>
+              </w:rPr>
+              <w:t xml:space="preserve">Combines shape parts into one sprite buffer</w:t>
+            </w:r>
+          </w:p>
+        </w:tc>
+      </w:tr>
+    </w:tbl>
+    <w:p/>
+    <w:p>
+      <w:pPr>
+        <w:pStyle w:val="Heading2"/>
+      </w:pPr>
+      <w:r>
+        <w:t xml:space="preserve">build_sprites()</w:t>
+      </w:r>
+    </w:p>
+    <w:p>
+      <w:r>
+        <w:rPr>
+          <w:sz w:val="24"/>
+          <w:szCs w:val="24"/>
+        </w:rPr>
+        <w:t xml:space="preserve">Called once at boot. Builds each note symbol by combining shape parts, then deletes the parts immediately (del head_q, stem_q etc.) and calls gc.collect() to reclaim RAM before building the next symbol. This keep-one-at-a-time approach is necessary because building all symbols simultaneously would exceed available RAM. Returns a dict keyed by symbol name ('whole', 'half', 'quarter', 'eighth', 'double_eighth', 'sixteenth').</w:t>
+      </w:r>
+    </w:p>
+    <w:p/>
+    <w:p>
+      <w:r>
+        <w:rPr>
+          <w:sz w:val="24"/>
+          <w:szCs w:val="24"/>
+        </w:rPr>
+        <w:t xml:space="preserve">The sixteenth note (double beamed, two notes) uses two beams (beam_s1 and beam_s2) stacked 9 pixels apart. The double_eighth note uses one beam and the same two-head geometry. The eighth note uses a bezier flag instead of a beam. Half note uses outline_ellipse for an open note head. Whole note is just an outline ellipse with no stem.</w:t>
+      </w:r>
+    </w:p>
     <w:p/>
     <w:p/>
     <w:sectPr>
